--- a/entregables/manuscrito_es.docx
+++ b/entregables/manuscrito_es.docx
@@ -164,7 +164,62 @@
         <w:pStyle w:val="FirstParagraph"/>
       </w:pPr>
       <w:r>
-        <w:t xml:space="preserve">La predicción operativa de incendios con aprendizaje automático sufre a menudo fugas espaciales y una transferibilidad limitada de los índices boreales a biomas subtropicales. Presentamos D2, un operador de objetivos computacional que separa formalmente la ignición primaria de la propagación táctica, y un marco de inferencia con gating y evaluación que hace explícitos la construcción del objetivo, el control de fuga y la comparación de modelos. D2 define la ignición como fuego en el día t sin fuego t-1 a menos de 25 km y sin fuego en la misma celda en los 10 días previos; la propagación se evalúa a menos de 25 km de un fuego t-1. Un gate biofísico elimina celdas-día no combustibles y húmedas. Un modelo híbrido LightGBM (M3) predice ignición sin insumos de fuego t-1, con M2 como fallback para celdas sin historia y M1 como baseline biofísico. En validación 2023, M3 alcanza ROC-AUC 0.7844/0.7628 (Chaco/Oriental), frente a 0.7817/0.7496 de M2; el baseline biofísico M1 se reporta en la Tabla S16 del suplemento. En bloques espaciales de desarrollo 2023, M2 es el más robusto (0.6773/0.7470) y M1 no supera a M2 en celdas sin historia, por lo que M1 se rechaza como fallback operativo (Tablas S8 y S16 del suplemento). Un holdout independiente de bloques de confirmación 2023 retuvo a M2 como el mejor modelo (0.6871/0.6621), por delante de M3 (0.6757/0.6344) y M1 (0.6435/0.6388). En el test retrospectivo 2024–2025, M3 alcanza 0.8021/0.7534 frente a 0.5173/0.5564 del FWI canadiense y 0.5389/0.4990 del INPE; la propagación alcanza 0.9039/0.7859. La precisión poblacional de ignición es solo 0.082 %/0.198 %, por lo que el sistema es una herramienta de nowcast y priorización, no un sistema de alerta autónomo. El test 2024–2025 ya fue observado y se reporta como retrospectivo, no como ciego. La contribución computacional es el operador D2, la política de inferencia con gating y un arnés de evaluación reutilizable, publicado como software abierto; el aprendiz es una elección de implementación, no la novedad.</w:t>
+        <w:t xml:space="preserve">La predicción de incendios con aprendizaje automático sufre a menudo fugas espaciales y una transferibilidad limitada de los índices boreales a biomas subtropicales. Presentamos D2, un operador de objetivos computacional que separa formalmente la ignición primaria de la propagación táctica, y un marco de inferencia con gating y evaluación que hace explícitos la construcción del objetivo, el control de fuga y la comparación de modelos. D2 define la ignición como fuego en el día</w:t>
+      </w:r>
+      <w:r>
+        <w:t xml:space="preserve"> </w:t>
+      </w:r>
+      <w:r>
+        <w:rPr>
+          <w:i/>
+          <w:iCs/>
+        </w:rPr>
+        <w:t xml:space="preserve">t</w:t>
+      </w:r>
+      <w:r>
+        <w:t xml:space="preserve"> </w:t>
+      </w:r>
+      <w:r>
+        <w:t xml:space="preserve">sin fuego a menos de 25 km en el día</w:t>
+      </w:r>
+      <w:r>
+        <w:t xml:space="preserve"> </w:t>
+      </w:r>
+      <w:r>
+        <w:rPr>
+          <w:i/>
+          <w:iCs/>
+        </w:rPr>
+        <w:t xml:space="preserve">t</w:t>
+      </w:r>
+      <w:r>
+        <w:t xml:space="preserve">−1 y sin fuego en la misma celda en los 10 días previos; la propagación se evalúa a menos de 25 km de un fuego del día</w:t>
+      </w:r>
+      <w:r>
+        <w:t xml:space="preserve"> </w:t>
+      </w:r>
+      <w:r>
+        <w:rPr>
+          <w:i/>
+          <w:iCs/>
+        </w:rPr>
+        <w:t xml:space="preserve">t</w:t>
+      </w:r>
+      <w:r>
+        <w:t xml:space="preserve">−1. Un gate biofísico elimina celdas-día no combustibles y húmedas. Un modelo híbrido LightGBM (M3) predice ignición sin insumos de fuego del día</w:t>
+      </w:r>
+      <w:r>
+        <w:t xml:space="preserve"> </w:t>
+      </w:r>
+      <w:r>
+        <w:rPr>
+          <w:i/>
+          <w:iCs/>
+        </w:rPr>
+        <w:t xml:space="preserve">t</w:t>
+      </w:r>
+      <w:r>
+        <w:t xml:space="preserve">−1, con M2 como fallback para celdas sin historia y M1 como baseline biofísico. En validación 2023, M3 alcanza ROC-AUC 0.7844/0.7628 (Chaco/Oriental) frente a 0.7817/0.7496 de M2. En bloques espaciales de desarrollo 2023, M2 es el más robusto (0.6773/0.7470) y M1 no supera a M2 en celdas sin historia. Un holdout independiente de confirmación retuvo a M2 como el mejor modelo espacial (0.6871/0.6621). En el test retrospectivo 2024–2025, M3 alcanza 0.8021/0.7534 frente a 0.5173/0.5564 del Canadian Forest Fire Weather Index (FWI) y 0.5389/0.4990 del INPE Risco de Fogo; la propagación alcanza 0.9039/0.7859. La precisión poblacional de ignición es 0.082 %/0.198 %, lo que confirma que el sistema es una herramienta de nowcast y priorización, no un sistema de alerta autónomo. La contribución computacional reside en el operador D2, la política de inferencia con gating y el arnés de evaluación abierto, publicado como software reproducible.</w:t>
       </w:r>
     </w:p>
     <w:p>

--- a/entregables/manuscrito_es.docx
+++ b/entregables/manuscrito_es.docx
@@ -164,7 +164,7 @@
         <w:pStyle w:val="FirstParagraph"/>
       </w:pPr>
       <w:r>
-        <w:t xml:space="preserve">La predicción de incendios con aprendizaje automático sufre a menudo fugas espaciales y una transferibilidad limitada de los índices boreales a biomas subtropicales. Presentamos D2, un operador de objetivos computacional que separa formalmente la ignición primaria de la propagación táctica, y un marco de inferencia con gating y evaluación que hace explícitos la construcción del objetivo, el control de fuga y la comparación de modelos. D2 define la ignición como fuego en el día</w:t>
+        <w:t xml:space="preserve">La predicción de incendios con aprendizaje automático suele sufrir fugas espaciales y una transferibilidad limitada de los índices boreales a biomas subtropicales. Para la grilla de 1 km² del Chaco y la Región Oriental del Paraguay (2018–2025), presentamos D2, un operador de objetivos computacional que separa formalmente la ignición primaria de la propagación táctica, y un marco de inferencia con gating y evaluación que hace explícitos la construcción del objetivo, el control de fuga y la comparación de modelos. D2 define la ignición como fuego en el día</w:t>
       </w:r>
       <w:r>
         <w:t xml:space="preserve"> </w:t>
@@ -180,7 +180,7 @@
         <w:t xml:space="preserve"> </w:t>
       </w:r>
       <w:r>
-        <w:t xml:space="preserve">sin fuego a menos de 25 km en el día</w:t>
+        <w:t xml:space="preserve">sin fuego a menos de 25 km en</w:t>
       </w:r>
       <w:r>
         <w:t xml:space="preserve"> </w:t>
@@ -193,7 +193,7 @@
         <w:t xml:space="preserve">t</w:t>
       </w:r>
       <w:r>
-        <w:t xml:space="preserve">−1 y sin fuego en la misma celda en los 10 días previos; la propagación se evalúa a menos de 25 km de un fuego del día</w:t>
+        <w:t xml:space="preserve">−1 ni en la misma celda durante los 10 días previos; la propagación se evalúa a menos de 25 km de un fuego en</w:t>
       </w:r>
       <w:r>
         <w:t xml:space="preserve"> </w:t>
@@ -206,7 +206,7 @@
         <w:t xml:space="preserve">t</w:t>
       </w:r>
       <w:r>
-        <w:t xml:space="preserve">−1. Un gate biofísico elimina celdas-día no combustibles y húmedas. Un modelo híbrido LightGBM (M3) predice ignición sin insumos de fuego del día</w:t>
+        <w:t xml:space="preserve">−1. Un filtro biofísico descarta celdas-día no combustibles o húmedas. Un modelo híbrido LightGBM (M3) predice la ignición sin variables de fuego en</w:t>
       </w:r>
       <w:r>
         <w:t xml:space="preserve"> </w:t>
@@ -219,7 +219,7 @@
         <w:t xml:space="preserve">t</w:t>
       </w:r>
       <w:r>
-        <w:t xml:space="preserve">−1, con M2 como fallback para celdas sin historia y M1 como baseline biofísico. En validación 2023, M3 alcanza ROC-AUC 0.7844/0.7628 (Chaco/Oriental) frente a 0.7817/0.7496 de M2. En bloques espaciales de desarrollo 2023, M2 es el más robusto (0.6773/0.7470) y M1 no supera a M2 en celdas sin historia. Un holdout independiente de confirmación retuvo a M2 como el mejor modelo espacial (0.6871/0.6621). En el test retrospectivo 2024–2025, M3 alcanza 0.8021/0.7534 frente a 0.5173/0.5564 del Canadian Forest Fire Weather Index (FWI) y 0.5389/0.4990 del INPE Risco de Fogo; la propagación alcanza 0.9039/0.7859. La precisión poblacional de ignición es 0.082 %/0.198 %, lo que confirma que el sistema es una herramienta de nowcast y priorización, no un sistema de alerta autónomo. La contribución computacional reside en el operador D2, la política de inferencia con gating y el arnés de evaluación abierto, publicado como software reproducible.</w:t>
+        <w:t xml:space="preserve">−1, empleando M2 como respaldo para celdas sin historia y M1 como línea base biofísica. En la validación de 2023, M3 alcanza ROC-AUC 0.7844/0.7628 (Chaco/Oriental) frente a 0.7817/0.7496 de M2. En bloques espaciales de 2023, M2 es el más robusto (0.6773/0.7470) y M1 no supera a M2 en celdas sin historia. Un holdout independiente de confirmación retuvo también a M2 (0.6871/0.6621). En el test retrospectivo 2024–2025, M3 alcanza 0.8021/0.7534 frente a 0.5173/0.5564 del Canadian Forest Fire Weather Index (FWI) y 0.5389/0.4990 del INPE Risco de Fogo; la propagación alcanza 0.9039/0.7859. La precisión poblacional de ignición es 0.082 %/0.198 %, lo que confirma que el sistema es una herramienta de nowcast y priorización y no un sistema de alerta autónomo. La contribución reside en el operador D2, la inferencia con gating y el arnés de evaluación abiertos, publicados como software reproducible.</w:t>
       </w:r>
     </w:p>
     <w:p>
@@ -294,7 +294,71 @@
         <w:t xml:space="preserve">(Setzer et al., 2019)</w:t>
       </w:r>
       <w:r>
-        <w:t xml:space="preserve">. Estos índices se usan ampliamente, pero no fueron diseñados para el régimen de ignición del Chaco Seco, limitado por humedad, limitado por combustible y fuertemente antropogénico. El análisis cubre el registro continuo VIIRS 2018–2025 sobre 400 006 celdas</w:t>
+        <w:t xml:space="preserve">. Estos índices se usan ampliamente, pero no fueron diseñados para el régimen de ignición del Chaco Seco, limitado por humedad, limitado por combustible y fuertemente antropogénico.</w:t>
+      </w:r>
+    </w:p>
+    <w:p>
+      <w:pPr>
+        <w:pStyle w:val="BodyText"/>
+      </w:pPr>
+      <w:r>
+        <w:t xml:space="preserve">El aprendizaje automático se ha convertido en una alternativa común para el mapeo de susceptibilidad a incendios</w:t>
+      </w:r>
+      <w:r>
+        <w:t xml:space="preserve"> </w:t>
+      </w:r>
+      <w:r>
+        <w:t xml:space="preserve">(Barmpoutis et al., 2020; Jain et al., 2020)</w:t>
+      </w:r>
+      <w:r>
+        <w:t xml:space="preserve">, típicamente con árboles de boosting de gradiente</w:t>
+      </w:r>
+      <w:r>
+        <w:t xml:space="preserve"> </w:t>
+      </w:r>
+      <w:r>
+        <w:t xml:space="preserve">(Ke et al., 2017)</w:t>
+      </w:r>
+      <w:r>
+        <w:t xml:space="preserve">. Dos problemas metodológicos limitan el valor operativo de muchos modelos publicados. Primero, cuando los rezagos espaciales o las variables de fuego</w:t>
+      </w:r>
+      <w:r>
+        <w:t xml:space="preserve"> </w:t>
+      </w:r>
+      <w:r>
+        <w:rPr>
+          <w:i/>
+          <w:iCs/>
+        </w:rPr>
+        <w:t xml:space="preserve">t</w:t>
+      </w:r>
+      <w:r>
+        <w:t xml:space="preserve">−1 entran en la capa de ignición, el modelo aprende persistencia en lugar de ignición; la discriminación reportada puede ser alta mientras el modelo es incapaz de anticipar nuevas igniciones</w:t>
+      </w:r>
+      <w:r>
+        <w:t xml:space="preserve"> </w:t>
+      </w:r>
+      <w:r>
+        <w:t xml:space="preserve">(Dormann et al., 2007; Legendre, 1993; Ploton et al., 2020; Roberts et al., 2017; Tobler, 1970)</w:t>
+      </w:r>
+      <w:r>
+        <w:t xml:space="preserve">. Segundo, los índices de peligro meteorológico calibrados en sistemas boreales o templados no necesariamente se transfieren a biomas subtropicales, y su fallo rara vez se cuantifica en un test retrospectivo común. Por lo tanto, se necesita un benchmark reproducible no solo para comparar modelos, sino para hacer explícitos y auditables la definición del objetivo, los controles de fuga y el protocolo de evaluación. Las dos tareas también son físicamente distintas: la ignición primaria está controlada por el curado de combustibles finos, la demanda atmosférica de agua y el manejo humano del territorio, mientras que la propagación táctica está regida por la radiación térmica y la proximidad de perímetros activos. Mezclar ambos procesos en una sola etiqueta binaria no solo introduce un atajo estadístico, sino que mezcla dos regímenes físicos que responden a predictores diferentes.</w:t>
+      </w:r>
+    </w:p>
+    <w:p>
+      <w:pPr>
+        <w:pStyle w:val="BodyText"/>
+      </w:pPr>
+      <w:r>
+        <w:t xml:space="preserve">El contexto operativo añade una tercera restricción: la mayoría de las agencias necesitan un producto diario que pueda ejecutarse en hardware de uso común, con insumos transparentes y un modo de fallo documentado. Un modelo que no puede reproducirse o auditarse es difícil de adoptar incluso cuando su puntuación agregada es alta. Por eso el marco se diseña alrededor de objetivos explícitos, un test congelado y una pila de software pequeña e inspeccionable.</w:t>
+      </w:r>
+    </w:p>
+    <w:p>
+      <w:pPr>
+        <w:pStyle w:val="BodyText"/>
+      </w:pPr>
+      <w:r>
+        <w:t xml:space="preserve">Abordamos estas restricciones metodológicas y operativas sobre el registro continuo VIIRS 2018–2025 (Suomi-NPP, NOAA-20 y NOAA-21) en una grilla nacional de 1 km² de Paraguay (400 006 celdas)</w:t>
       </w:r>
       <w:r>
         <w:t xml:space="preserve"> </w:t>
@@ -303,66 +367,7 @@
         <w:t xml:space="preserve">(Schroeder et al., 2014)</w:t>
       </w:r>
       <w:r>
-        <w:t xml:space="preserve">, un período en el que la constelación multi-sensor VIIRS (Suomi-NPP, NOAA-20 y NOAA-21) proporciona un esfuerzo de muestreo comparativamente consistente.</w:t>
-      </w:r>
-    </w:p>
-    <w:p>
-      <w:pPr>
-        <w:pStyle w:val="BodyText"/>
-      </w:pPr>
-      <w:r>
-        <w:t xml:space="preserve">El aprendizaje automático se ha convertido en una alternativa común para el mapeo de susceptibilidad a incendios</w:t>
-      </w:r>
-      <w:r>
-        <w:t xml:space="preserve"> </w:t>
-      </w:r>
-      <w:r>
-        <w:t xml:space="preserve">(Barmpoutis et al., 2020; Jain et al., 2020)</w:t>
-      </w:r>
-      <w:r>
-        <w:t xml:space="preserve">, típicamente con árboles de boosting de gradiente</w:t>
-      </w:r>
-      <w:r>
-        <w:t xml:space="preserve"> </w:t>
-      </w:r>
-      <w:r>
-        <w:t xml:space="preserve">(Ke et al., 2017)</w:t>
-      </w:r>
-      <w:r>
-        <w:t xml:space="preserve">. Dos problemas metodológicos limitan el valor operativo de muchos modelos publicados. Primero, cuando los rezagos espaciales o las variables de fuego t-1 entran en la capa de ignición, el modelo aprende persistencia en lugar de ignición; la discriminación reportada puede ser alta mientras el modelo es incapaz de anticipar nuevas igniciones</w:t>
-      </w:r>
-      <w:r>
-        <w:t xml:space="preserve"> </w:t>
-      </w:r>
-      <w:r>
-        <w:t xml:space="preserve">(Dormann et al., 2007; Legendre, 1993; Ploton et al., 2020; Roberts et al., 2017; Tobler, 1970)</w:t>
-      </w:r>
-      <w:r>
-        <w:t xml:space="preserve">. Segundo, los índices de peligro meteorológico calibrados en sistemas boreales o templados no necesariamente se transfieren a biomas subtropicales, y su fallo rara vez se cuantifica en un test retrospectivo común. Por lo tanto, se necesita un benchmark reproducible no solo para comparar modelos, sino para hacer explícitos y auditables la definición del objetivo, los controles de fuga y el protocolo de evaluación. Las dos tareas también son físicamente distintas: la ignición primaria está controlada por el curado de combustibles finos, la demanda atmosférica de agua y el manejo humano del territorio, mientras que la propagación táctica está regida por la radiación térmica y la proximidad de perímetros activos. Mezclar ambos procesos en una sola etiqueta binaria no solo introduce un atajo estadístico, sino que mezcla dos regímenes físicos que responden a predictores diferentes.</w:t>
-      </w:r>
-    </w:p>
-    <w:p>
-      <w:pPr>
-        <w:pStyle w:val="BodyText"/>
-      </w:pPr>
-      <w:r>
-        <w:t xml:space="preserve">El contexto operativo añade una tercera restricción: la mayoría de las agencias necesitan un producto diario que pueda ejecutarse en hardware de uso común, con insumos transparentes y un modo de fallo documentado. Un modelo que no puede reproducirse o auditarse es difícil de adoptar incluso cuando su puntuación agregada es alta. Por eso el marco se diseña alrededor de objetivos explícitos, un test congelado y una pila de software pequeña e inspeccionable.</w:t>
-      </w:r>
-    </w:p>
-    <w:p>
-      <w:pPr>
-        <w:pStyle w:val="BodyText"/>
-      </w:pPr>
-      <w:r>
-        <w:t xml:space="preserve">Abordamos ambos problemas formalizando cuatro contribuciones computacionales reutilizables, manteniendo al aprendiz intencionalmente reemplazable: (i) un operador de objetivos D2 que separa la ignición primaria de la propagación táctica; (ii) una arquitectura de inferencia con gating que usa un modelo híbrido (M3) donde existe historia de fuego y el modelo base (M2) donde no; (iii) un arnés de evaluación que combina holdout temporal, bloques espaciales, bootstrap agrupado, lead time y análisis cost-loss; y (iv) una infraestructura abierta de software y datos con pipelines vectorizados zero-copy. La contribución geocientífica es un benchmark transferible y controlado contra fugas: el FWI completo y el INPE se prueban bajo el mismo protocolo D2 en el Gran Chaco, y se reportan explícitamente los límites temporales y espaciales del modelo híbrido.</w:t>
-      </w:r>
-    </w:p>
-    <w:p>
-      <w:pPr>
-        <w:pStyle w:val="BodyText"/>
-      </w:pPr>
-      <w:r>
-        <w:t xml:space="preserve">La novedad es computacional e infraestructural: D2 formaliza el contrato del objetivo, la inferencia con gating define la política operativa, el arnés hace reproducible la evidencia espacial, temporal, de calibración y cost-loss, y el software expone el contrato a otros aprendices. El caso nacional es un banco de pruebas para regiones subtropicales con escasez de datos; no afirmamos validez universal. Las principales contribuciones computacionales son:</w:t>
+        <w:t xml:space="preserve">. Manteniendo al aprendiz subyacente intencionalmente reemplazable, formalizamos cuatro contribuciones computacionales reutilizables:</w:t>
       </w:r>
     </w:p>
     <w:p>
@@ -384,7 +389,7 @@
         <w:t xml:space="preserve"> </w:t>
       </w:r>
       <w:r>
-        <w:t xml:space="preserve">Una regla reproducible que evita mezclar persistencia con ignición y hace explícitos los controles de fuga.</w:t>
+        <w:t xml:space="preserve">Un contrato formal que separa la ignición primaria de la propagación táctica, evita mezclar persistencia con ignición y hace explícitos los controles de fuga.</w:t>
       </w:r>
     </w:p>
     <w:p>
@@ -400,13 +405,13 @@
           <w:b/>
           <w:bCs/>
         </w:rPr>
-        <w:t xml:space="preserve">Inferencia M3/M2.</w:t>
-      </w:r>
-      <w:r>
-        <w:t xml:space="preserve"> </w:t>
-      </w:r>
-      <w:r>
-        <w:t xml:space="preserve">Una arquitectura de dos etapas que combina cribado biofísico con un modelo híbrido de ignición y un fallback base para celdas sin historia de fuego.</w:t>
+        <w:t xml:space="preserve">Inferencia M3/M2 con gating.</w:t>
+      </w:r>
+      <w:r>
+        <w:t xml:space="preserve"> </w:t>
+      </w:r>
+      <w:r>
+        <w:t xml:space="preserve">Una política de dos etapas que combina cribado biofísico con un modelo híbrido consciente de la recurrencia (M3) donde existe historia de fuego y un respaldo base (M2) donde no existe.</w:t>
       </w:r>
     </w:p>
     <w:p>
@@ -428,7 +433,7 @@
         <w:t xml:space="preserve"> </w:t>
       </w:r>
       <w:r>
-        <w:t xml:space="preserve">Bootstrap agrupado, bloques espaciales, lead time, cobertura conformal y cost-loss en un solo protocolo.</w:t>
+        <w:t xml:space="preserve">Un protocolo unificado que integra holdout temporal, bloques espaciales, bootstrap agrupado por fecha, análisis de lead time, cobertura conformal y evaluación cost-loss.</w:t>
       </w:r>
     </w:p>
     <w:p>
@@ -450,12 +455,20 @@
         <w:t xml:space="preserve"> </w:t>
       </w:r>
       <w:r>
-        <w:t xml:space="preserve">Un pipeline zero-copy en Polars/DuckDB, código público, DOI y pruebas.</w:t>
+        <w:t xml:space="preserve">Un pipeline vectorizado zero-copy en Polars/DuckDB con código público, DOI archivados y pruebas automatizadas.</w:t>
       </w:r>
     </w:p>
     <w:p>
       <w:pPr>
         <w:pStyle w:val="FirstParagraph"/>
+      </w:pPr>
+      <w:r>
+        <w:t xml:space="preserve">La novedad es computacional e infraestructural más que algorítmica: D2 formaliza el contrato del objetivo, la inferencia con gating define la política operativa y el software expone ese contrato a otros aprendices. La contribución geocientífica es un benchmark transferible y controlado contra fugas: el FWI completo y el INPE se prueban bajo el mismo protocolo D2 en el Gran Chaco, y se reportan explícitamente los límites temporales y espaciales del modelo híbrido. El caso nacional es un banco de pruebas para regiones subtropicales con escasez de datos; no afirmamos validez universal.</w:t>
+      </w:r>
+    </w:p>
+    <w:p>
+      <w:pPr>
+        <w:pStyle w:val="BodyText"/>
       </w:pPr>
       <w:r>
         <w:t xml:space="preserve">El resto del artículo se organiza como sigue. La Sección 2 define el operador D2, el gate biofísico, la arquitectura de inferencia desacoplada y el arnés de evaluación. La Sección 3 reporta la selección en validación 2023, el test retrospectivo 2024–2025, el benchmark frente a FWI e INPE, los análisis de generalización espacial y temporal y la utilidad operativa. La Sección 4 discute por qué fallan los índices canónicos, qué aporta el desacoplamiento y dónde falla, y las limitaciones del estudio. La Sección 5 concluye.</w:t>
@@ -4350,7 +4363,16 @@
         <w:pStyle w:val="FirstParagraph"/>
       </w:pPr>
       <w:r>
-        <w:t xml:space="preserve">El FWI completo y el INPE son débiles en ambas regiones. El Chaco está limitado por humedad y por combustible al mismo tiempo: los combustibles finos se secan rápidamente bajo VPD alto, pero la ignición depende del acceso humano, el manejo de pasturas y la historia de fuego. Un único índice meteorológico no puede representar esa interacción. El FWI canadiense fue originalmente diseñado para rodales boreales de coníferas, y dos de sus tres códigos de humedad de combustible (el Duff Moisture Code y el Drought Code) modelan explícitamente el secado lento y la recarga por lluvia de capas orgánicas poco y muy compactadas a lo largo de días o semanas. En el Chaco semiárido, los combustibles portantes son pastos finos y arbustos que responden en horas a la demanda atmosférica, mientras que el patrón espacial de ignición está gobernado por fuentes ligadas al manejo del territorio y al acceso. Un índice puramente meteorológico no contiene, por tanto, información sobre dónde se localizan esas fuentes antrópicas de ignición, y su capacidad de ranking colapsa hacia el azar bajo una evaluación D2 desacoplada. En la Región Oriental, la señal es más antropogénica y menos dependiente de la meteorología del mismo día. Estos resultados no implican que FWI o INPE sean inútiles globalmente; muestran que su transferencia a este sistema subtropical no está respaldada por el test retrospectivo.</w:t>
+        <w:t xml:space="preserve">El FWI completo y el INPE son débiles en ambas regiones. El Chaco está limitado por humedad y por combustible al mismo tiempo: los combustibles finos se secan rápidamente bajo VPD alto, pero la ignición depende del acceso humano, el manejo de pasturas y la historia de fuego. Un único índice meteorológico no puede representar esa interacción. El FWI canadiense fue originalmente diseñado para rodales boreales de coníferas, y dos de sus tres códigos de humedad de combustible (el Duff Moisture Code y el Drought Code) modelan explícitamente el secado lento y la recarga por lluvia de capas orgánicas poco y muy compactadas a lo largo de días o semanas</w:t>
+      </w:r>
+      <w:r>
+        <w:t xml:space="preserve"> </w:t>
+      </w:r>
+      <w:r>
+        <w:t xml:space="preserve">(Flannigan et al., 2016; Van Wagner, 1987)</w:t>
+      </w:r>
+      <w:r>
+        <w:t xml:space="preserve">. En el Chaco semiárido, los combustibles portantes son pastos finos y arbustos que responden en horas a la demanda atmosférica, mientras que el patrón espacial de ignición está gobernado por fuentes ligadas al manejo del territorio y al acceso. Un índice puramente meteorológico no contiene, por tanto, información sobre dónde se localizan esas fuentes antrópicas de ignición, y su capacidad de ranking colapsa hacia el azar bajo una evaluación D2 desacoplada. En la Región Oriental, la señal es más antropogénica y menos dependiente de la meteorología del mismo día. Estos resultados no implican que FWI o INPE sean inútiles globalmente; muestran que su transferencia a este sistema subtropical no está respaldada por el test retrospectivo.</w:t>
       </w:r>
     </w:p>
     <w:p>
@@ -4358,7 +4380,7 @@
         <w:pStyle w:val="BodyText"/>
       </w:pPr>
       <w:r>
-        <w:t xml:space="preserve">La asimetría regional es informativa. En el Chaco, el contraste dominante de cobertura es entre bosque seco, pasturas y pastizales naturales; el fuego suele ser una herramienta de manejo en una matriz con alta conectividad de combustible. En la Región Oriental, el paisaje es más húmedo y fragmentado, y la ignición está estrechamente acoplada a caminos, fincas y al calendario agrícola. La misma arquitectura híbrida opera, por tanto, bajo regímenes estructurales diferentes, y los rankings de SHAP reflejan esa diferencia: la fracción de bosque seco es importante en el Chaco, mientras que la concentración antrópica local lo es más en Oriental. Un modelo con un único conjunto de pesos regionales difuminaría ese contraste.</w:t>
+        <w:t xml:space="preserve">La asimetría regional es informativa. En el Chaco, el contraste dominante de cobertura es entre bosque seco, pasturas y pastizales naturales; el fuego suele ser una herramienta de manejo en una matriz con alta conectividad de combustible. En la Región Oriental, el paisaje es más húmedo y fragmentado, y la ignición está estrechamente acoplada a caminos, fincas y al calendario agrícola. La misma arquitectura híbrida opera, por tanto, bajo regímenes pirogeográficos diferentes, y los rankings de SHAP reflejan esa diferencia: la fracción de bosque seco es importante en el Chaco, mientras que la concentración antrópica local lo es más en Oriental. Un modelo con un único conjunto de pesos regionales difuminaría ese contraste.</w:t>
       </w:r>
     </w:p>
     <w:p>
@@ -4392,7 +4414,20 @@
         <w:pStyle w:val="BodyText"/>
       </w:pPr>
       <w:r>
-        <w:t xml:space="preserve">El operador D2 es también una barrera contra la fuga. Sin él, un modelo puede mezclar persistencia e ignición y obtener métricas impresionantes pero no operativas. La combinación de D2, una capa de ignición sin t-1 y un holdout de bloques espaciales es la principal contribución metodológica. También explica por qué una única puntuación agregada no basta: el mismo modelo puede ser fuerte en celdas retenidas, débil en bloques de holdout y débil en prevalencia poblacional, y cada uno de estos resultados responde a una pregunta distinta. Reportar las tres visiones por separado es más informativo que seleccionar la más favorable.</w:t>
+        <w:t xml:space="preserve">El operador D2 es también una barrera contra la fuga. Sin él, un modelo puede mezclar persistencia e ignición y obtener métricas impresionantes pero no operativas. La combinación de D2, una capa de ignición sin</w:t>
+      </w:r>
+      <w:r>
+        <w:t xml:space="preserve"> </w:t>
+      </w:r>
+      <w:r>
+        <w:rPr>
+          <w:i/>
+          <w:iCs/>
+        </w:rPr>
+        <w:t xml:space="preserve">t</w:t>
+      </w:r>
+      <w:r>
+        <w:t xml:space="preserve">−1 y un holdout de bloques espaciales es la principal contribución metodológica. También explica por qué una única puntuación agregada no basta: el mismo modelo puede ser fuerte en celdas retenidas, débil en bloques de holdout y débil en prevalencia poblacional, y cada uno de estos resultados responde a una pregunta distinta. Reportar las tres visiones por separado es más informativo que seleccionar la más favorable.</w:t>
       </w:r>
     </w:p>
     <w:p>
@@ -4416,7 +4451,20 @@
         <w:pStyle w:val="BodyText"/>
       </w:pPr>
       <w:r>
-        <w:t xml:space="preserve">Una segunda lección es que el diseño del benchmark cambia la conclusión. Si el test hubiera sido una división aleatoria, M3 habría parecido más fuerte; si la capa de ignición hubiera incluido densidad de fuego t-1, habría parecido aún más fuerte. El bloque espacial y el objetivo D2 hacen visibles esos atajos. Por eso el resultado negativo no es una debilidad del artículo sino parte de su contribución: da al trabajo futuro una línea base clara que superar sin fuga.</w:t>
+        <w:t xml:space="preserve">Una segunda lección es que el diseño del benchmark cambia la conclusión. Si el test hubiera sido una división aleatoria, M3 habría parecido más fuerte; si la capa de ignición hubiera incluido densidad de fuego</w:t>
+      </w:r>
+      <w:r>
+        <w:t xml:space="preserve"> </w:t>
+      </w:r>
+      <w:r>
+        <w:rPr>
+          <w:i/>
+          <w:iCs/>
+        </w:rPr>
+        <w:t xml:space="preserve">t</w:t>
+      </w:r>
+      <w:r>
+        <w:t xml:space="preserve">−1, habría parecido aún más fuerte. El bloque espacial y el objetivo D2 hacen visibles esos atajos. Por eso el resultado negativo no es una debilidad del artículo sino parte de su contribución: da al trabajo futuro una línea base clara que superar sin fuga.</w:t>
       </w:r>
     </w:p>
     <w:bookmarkEnd w:id="47"/>
@@ -4453,6 +4501,14 @@
       </w:pPr>
       <w:r>
         <w:t xml:space="preserve">4.4 Limitaciones</w:t>
+      </w:r>
+    </w:p>
+    <w:p>
+      <w:pPr>
+        <w:pStyle w:val="FirstParagraph"/>
+      </w:pPr>
+      <w:r>
+        <w:t xml:space="preserve">Varias limitaciones acotan la interpretación de este estudio:</w:t>
       </w:r>
     </w:p>
     <w:p>
@@ -4464,7 +4520,17 @@
         </w:numPr>
       </w:pPr>
       <w:r>
-        <w:t xml:space="preserve">El estudio cubre un solo país y dos macro-regiones; aún falta validación externa.</w:t>
+        <w:rPr>
+          <w:b/>
+          <w:bCs/>
+        </w:rPr>
+        <w:t xml:space="preserve">Restricciones de datos y observación.</w:t>
+      </w:r>
+      <w:r>
+        <w:t xml:space="preserve"> </w:t>
+      </w:r>
+      <w:r>
+        <w:t xml:space="preserve">El estudio cubre un solo país y dos macro-regiones sin validación externa en otro país. La caracterización del combustible se basa en la serie anual de MapBiomas Colección 2 (2017–2023) unida por año previo, de modo que 2024 usa el mapa de 2023 con un año de rezago y 2025 lo extrapola con dos años de rezago. Los objetivos de fuego activo dependen de detecciones VIIRS, que pueden omitir incendios subdosel o cubiertos por nubes al no existir un modelo de observación explícito, mientras que los insumos ERA5-Land (0.25°, 3 horas) pueden suavizar picos locales intradía de VPD y viento.</w:t>
       </w:r>
     </w:p>
     <w:p>
@@ -4476,7 +4542,30 @@
         </w:numPr>
       </w:pPr>
       <w:r>
-        <w:t xml:space="preserve">El combustible es una serie anual de MapBiomas Colección 2 (2017–2023) unida por año previo; 2024 usa el mapa 2023 con lag 1 y 2025 reutiliza 2023 con lag 2, por lo que el estado de combustible de 2025 es extrapolado.</w:t>
+        <w:rPr>
+          <w:b/>
+          <w:bCs/>
+        </w:rPr>
+        <w:t xml:space="preserve">Límites estadísticos y de generalización.</w:t>
+      </w:r>
+      <w:r>
+        <w:t xml:space="preserve"> </w:t>
+      </w:r>
+      <w:r>
+        <w:t xml:space="preserve">Aunque la sensibilidad D2 con radios de 15/25/35 km y ventanas de 7/10/14 días confirmó que el ranking de modelos es estable bajo reentrenamiento completo (Tabla S20 del suplemento), el test 2024–2025 es retrospectivo y no ciego, y comparte el 90.65 % de sus celdas activas con el período de entrenamiento por solapamiento temporal. M3 pierde su ventaja predictiva en bloques espaciales no vistos, lo que exige a M2 como respaldo operativo mientras M1 sigue siendo una línea base insuficiente; la cobertura conformal (90.17 %/90.31 % para el nivel del 90 %) es empírica y no está formalmente garantizada bajo cambio temporal; y el comparador acoplado</w:t>
+      </w:r>
+      <w:r>
+        <w:t xml:space="preserve"> </w:t>
+      </w:r>
+      <w:r>
+        <w:rPr>
+          <w:i/>
+          <w:iCs/>
+        </w:rPr>
+        <w:t xml:space="preserve">t</w:t>
+      </w:r>
+      <w:r>
+        <w:t xml:space="preserve">−1 (Tabla S19 del suplemento) se evaluó sobre la misma muestra caso-control con gating, por lo que no prueba la eliminación del filtro biofísico.</w:t>
       </w:r>
     </w:p>
     <w:p>
@@ -4488,151 +4577,30 @@
         </w:numPr>
       </w:pPr>
       <w:r>
-        <w:t xml:space="preserve">VIIRS puede perder incendios bajo nubes; no se implementa un modelo de observación explícito.</w:t>
-      </w:r>
-    </w:p>
-    <w:p>
-      <w:pPr>
-        <w:pStyle w:val="Compact"/>
-        <w:numPr>
-          <w:ilvl w:val="0"/>
-          <w:numId w:val="1004"/>
-        </w:numPr>
-      </w:pPr>
-      <w:r>
-        <w:t xml:space="preserve">ERA5-Land se usa a 0.25° y resolución de 3 horas; los picos intradía de VPD y viento pueden subestimarse.</w:t>
-      </w:r>
-    </w:p>
-    <w:p>
-      <w:pPr>
-        <w:pStyle w:val="Compact"/>
-        <w:numPr>
-          <w:ilvl w:val="0"/>
-          <w:numId w:val="1004"/>
-        </w:numPr>
-      </w:pPr>
-      <w:r>
-        <w:t xml:space="preserve">La precisión poblacional de ignición es muy baja (0.082 %/0.198 %), y cost-loss no muestra una ventaja clara de M3 sobre M2.</w:t>
-      </w:r>
-    </w:p>
-    <w:p>
-      <w:pPr>
-        <w:pStyle w:val="Compact"/>
-        <w:numPr>
-          <w:ilvl w:val="0"/>
-          <w:numId w:val="1004"/>
-        </w:numPr>
-      </w:pPr>
-      <w:r>
-        <w:t xml:space="preserve">M3 pierde transferibilidad espacial; M2 es el fallback operativo y M1 queda como baseline. M1 no debe presentarse como solución para celdas nuevas.</w:t>
-      </w:r>
-    </w:p>
-    <w:p>
-      <w:pPr>
-        <w:pStyle w:val="Compact"/>
-        <w:numPr>
-          <w:ilvl w:val="0"/>
-          <w:numId w:val="1004"/>
-        </w:numPr>
-      </w:pPr>
-      <w:r>
-        <w:t xml:space="preserve">El sistema es un nowcast/hindcast; un pronóstico a un día requiere predicción numérica del tiempo.</w:t>
-      </w:r>
-    </w:p>
-    <w:p>
-      <w:pPr>
-        <w:pStyle w:val="Compact"/>
-        <w:numPr>
-          <w:ilvl w:val="0"/>
-          <w:numId w:val="1004"/>
-        </w:numPr>
-      </w:pPr>
-      <w:r>
-        <w:t xml:space="preserve">La cobertura conformal es empírica y no garantiza desempeño bajo cambio temporal.</w:t>
-      </w:r>
-    </w:p>
-    <w:p>
-      <w:pPr>
-        <w:pStyle w:val="Compact"/>
-        <w:numPr>
-          <w:ilvl w:val="0"/>
-          <w:numId w:val="1004"/>
-        </w:numPr>
-      </w:pPr>
-      <w:r>
-        <w:t xml:space="preserve">Se implementó un baseline acoplado t-1 sobre la muestra gated combinada y no superó materialmente a la arquitectura desacoplada (Tabla S19); como usa la misma muestra gated, no prueba la eliminación del gating.</w:t>
-      </w:r>
-    </w:p>
-    <w:p>
-      <w:pPr>
-        <w:pStyle w:val="Compact"/>
-        <w:numPr>
-          <w:ilvl w:val="0"/>
-          <w:numId w:val="1004"/>
-        </w:numPr>
-      </w:pPr>
-      <w:r>
-        <w:t xml:space="preserve">El modelo no se ha probado prospectivamente con una agencia operativa; los resultados de cost-loss y del mapa de alerta son retrospectivos.</w:t>
-      </w:r>
-    </w:p>
-    <w:p>
-      <w:pPr>
-        <w:pStyle w:val="Compact"/>
-        <w:numPr>
-          <w:ilvl w:val="0"/>
-          <w:numId w:val="1004"/>
-        </w:numPr>
-      </w:pPr>
-      <w:r>
-        <w:t xml:space="preserve">La grilla nacional y los priors están adaptados a Paraguay; la transferencia a otro país requeriría reconstruir la grilla, los priors históricos y los metadatos de prevalencia.</w:t>
-      </w:r>
-    </w:p>
-    <w:p>
-      <w:pPr>
-        <w:pStyle w:val="Compact"/>
-        <w:numPr>
-          <w:ilvl w:val="0"/>
-          <w:numId w:val="1004"/>
-        </w:numPr>
-      </w:pPr>
-      <w:r>
-        <w:t xml:space="preserve">La exclusión de 10 días en la misma celda se mantuvo como default operativo; las ventanas 7/10/14 d y los radios 15/25/35 km se reestimaron con reentrenamiento completo y no cambiaron el ranking de modelos (Tabla S20).</w:t>
-      </w:r>
-    </w:p>
-    <w:p>
-      <w:pPr>
-        <w:pStyle w:val="Compact"/>
-        <w:numPr>
-          <w:ilvl w:val="0"/>
-          <w:numId w:val="1004"/>
-        </w:numPr>
-      </w:pPr>
-      <w:r>
-        <w:t xml:space="preserve">El test 2024–2025 es retrospectivo, no ciego: ya fue observado durante el desarrollo. El 90.65 % de las celdas de test aparecen también en train por solapamiento temporal, lo que limita la interpretación como generalización espacial.</w:t>
-      </w:r>
-    </w:p>
-    <w:p>
-      <w:pPr>
-        <w:pStyle w:val="Compact"/>
-        <w:numPr>
-          <w:ilvl w:val="0"/>
-          <w:numId w:val="1004"/>
-        </w:numPr>
-      </w:pPr>
-      <w:r>
-        <w:t xml:space="preserve">El lock de dependencias tiene versiones exactas pero no hashes de ruedas; la excepción está documentada en</w:t>
-      </w:r>
-      <w:r>
-        <w:t xml:space="preserve"> </w:t>
-      </w:r>
-      <w:r>
-        <w:rPr>
-          <w:rStyle w:val="VerbatimChar"/>
-        </w:rPr>
-        <w:t xml:space="preserve">auditoria/FASE2_0_LOCK_EXCEPTION.md</w:t>
-      </w:r>
-      <w:r>
-        <w:t xml:space="preserve">.</w:t>
+        <w:rPr>
+          <w:b/>
+          <w:bCs/>
+        </w:rPr>
+        <w:t xml:space="preserve">Alcance operativo y de software.</w:t>
+      </w:r>
+      <w:r>
+        <w:t xml:space="preserve"> </w:t>
+      </w:r>
+      <w:r>
+        <w:t xml:space="preserve">Dado que el pipeline usa meteorología observada hasta el día</w:t>
+      </w:r>
+      <w:r>
+        <w:t xml:space="preserve"> </w:t>
+      </w:r>
+      <w:r>
+        <w:rPr>
+          <w:i/>
+          <w:iCs/>
+        </w:rPr>
+        <w:t xml:space="preserve">t</w:t>
+      </w:r>
+      <w:r>
+        <w:t xml:space="preserve">, funciona como nowcast/hindcast y no como un pronóstico a un día respaldado por predicción numérica del tiempo. La precisión poblacional de ignición es muy baja (0.082 %/0.198 %), cost-loss no muestra una ventaja clara de M3 sobre M2 para ignición y las capas de alerta aún no se han evaluado prospectivamente con una agencia operativa. Por último, transferir el pipeline a otro país requeriría reconstruir la grilla de 1 km², los priors históricos y los metadatos de prevalencia, y el lock de dependencias fijado registra versiones exactas de paquetes sin hashes de ruedas específicos de plataforma (documentado en el repositorio de código).</w:t>
       </w:r>
     </w:p>
     <w:bookmarkEnd w:id="49"/>
@@ -4651,7 +4619,20 @@
         <w:pStyle w:val="FirstParagraph"/>
       </w:pPr>
       <w:r>
-        <w:t xml:space="preserve">Presentamos un marco computacional reproducible para el benchmarking desacoplado de ignición y propagación de incendios. D2 separa la ignición de la persistencia; la arquitectura M3/M2 proporciona un nowcast temporal con un fallback espacialmente más robusto; y el arnés abierto hace auditable el benchmark. La selección se hizo con validación 2023: M3 alcanzó ROC-AUC 0.7844/0.7628 y M2 fue el mejor en bloques espaciales (0.6773/0.7470). En el test retrospectivo 2024–2025, M3 alcanza 0.8021/0.7534 frente a 0.5173/0.5564 del FWI completo y 0.5389/0.4990 del INPE, pero la precisión poblacional es baja y la ventaja híbrida no se transfiere espacialmente. M1 no se sostiene como fallback; M2 lo reemplaza y M3 se presenta como un nowcast consciente de la recurrencia, no como un modelo universal de ignición. El resultado más útil no es un único mapa: es un protocolo que muestra dónde es válido un modelo, dónde falla y cómo reproducir el resultado. El comparador acoplado t-1 se reporta en la Tabla S19 del suplemento y el holdout independiente de confirmación en la Tabla S18. El trabajo futuro debería añadir validación en otro país y una fuente de meteorología a un día. El código y los datos se archivan bajo los DOI conceptuales reportados abajo, y el benchmark puede extenderse a otras regiones subtropicales sin cambiar la lógica de objetivos.</w:t>
+        <w:t xml:space="preserve">Presentamos un marco computacional reproducible para el benchmarking desacoplado de la ignición y la propagación de incendios en el Gran Chaco y la Región Oriental del Paraguay. El operador de objetivos D2 separa la ignición primaria de la persistencia multidiaria, la arquitectura M3/M2 con gating combina un nowcast temporal consciente de la recurrencia con un respaldo espacialmente robusto, y el arnés de evaluación hace auditable cada comparación. En la validación de 2023, M3 alcanzó un ROC-AUC de 0.7844/0.7628 (Chaco/Oriental), mientras que M2 fue el más robusto tanto en los bloques espaciales de desarrollo (0.6773/0.7470) como en los de confirmación independiente (0.6871/0.6621; Tabla S18 del suplemento), lo que justifica reemplazar al baseline biofísico M1 como respaldo operativo. En el test retrospectivo 2024–2025, M3 superó ampliamente al FWI canadiense completo (0.8021/0.7534 frente a 0.5173/0.5564) y al Risco de Fogo del INPE (0.5389/0.4990), y el desacoplamiento no sacrificó discriminación frente a un comparador acoplado</w:t>
+      </w:r>
+      <w:r>
+        <w:t xml:space="preserve"> </w:t>
+      </w:r>
+      <w:r>
+        <w:rPr>
+          <w:i/>
+          <w:iCs/>
+        </w:rPr>
+        <w:t xml:space="preserve">t</w:t>
+      </w:r>
+      <w:r>
+        <w:t xml:space="preserve">−1 (Tabla S19 del suplemento). No obstante, la precisión poblacional de ignición sigue siendo baja (0.082 %/0.198 %) y la ventaja híbrida es estrictamente temporal y no espacial, lo que sitúa al sistema como una herramienta operativa de cribado y priorización y no como un sistema de alerta autónomo. En última instancia, el aporte principal de este trabajo no es un mapa único de susceptibilidad, sino un protocolo abierto y auditable —archivado con código y datos públicos— que muestra dónde es válido un modelo geocientífico, dónde falla y cómo extender el benchmark a otras regiones subtropicales y a pronósticos meteorológicos a un día.</w:t>
       </w:r>
     </w:p>
     <w:bookmarkEnd w:id="51"/>
@@ -5144,7 +5125,7 @@
       </w:r>
     </w:p>
     <w:bookmarkEnd w:id="64"/>
-    <w:bookmarkStart w:id="115" w:name="referencias"/>
+    <w:bookmarkStart w:id="117" w:name="referencias"/>
     <w:p>
       <w:pPr>
         <w:pStyle w:val="Heading1"/>
@@ -5153,7 +5134,7 @@
         <w:t xml:space="preserve">Referencias</w:t>
       </w:r>
     </w:p>
-    <w:bookmarkStart w:id="114" w:name="refs"/>
+    <w:bookmarkStart w:id="116" w:name="refs"/>
     <w:bookmarkStart w:id="66" w:name="ref-alvarado2018"/>
     <w:p>
       <w:pPr>
@@ -5389,13 +5370,13 @@
       </w:hyperlink>
     </w:p>
     <w:bookmarkEnd w:id="74"/>
-    <w:bookmarkStart w:id="76" w:name="ref-hansen2013"/>
+    <w:bookmarkStart w:id="76" w:name="ref-flannigan2016"/>
     <w:p>
       <w:pPr>
         <w:pStyle w:val="Bibliography"/>
       </w:pPr>
       <w:r>
-        <w:t xml:space="preserve">Hansen, M. C., Potapov, P. V., Moore, R., Hancher, M., Turubanova, S. A., Tyukavina, A., Thau, D., Stehman, S. V., Goetz, S. J., Loveland, T. R., Kommareddy, A., Egorov, A., Chini, L., Justice, C. O., &amp; Townshend, J. R. G. (2013). High-resolution global maps of 21st-century forest cover change.</w:t>
+        <w:t xml:space="preserve">Flannigan, M. D., Wotton, B. M., Marshall, G. A., Groot, W. J. de, Johnston, J., Jurko, N., &amp; Cantin, A. S. (2016). Fuel moisture sensitivity to temperature and precipitation: climate change implications.</w:t>
       </w:r>
       <w:r>
         <w:t xml:space="preserve"> </w:t>
@@ -5405,7 +5386,7 @@
           <w:i/>
           <w:iCs/>
         </w:rPr>
-        <w:t xml:space="preserve">Science</w:t>
+        <w:t xml:space="preserve">Climatic Change</w:t>
       </w:r>
       <w:r>
         <w:t xml:space="preserve">,</w:t>
@@ -5418,6 +5399,53 @@
           <w:i/>
           <w:iCs/>
         </w:rPr>
+        <w:t xml:space="preserve">134</w:t>
+      </w:r>
+      <w:r>
+        <w:t xml:space="preserve">(1), 59-71.</w:t>
+      </w:r>
+      <w:r>
+        <w:t xml:space="preserve"> </w:t>
+      </w:r>
+      <w:hyperlink r:id="rId75">
+        <w:r>
+          <w:rPr>
+            <w:rStyle w:val="Hyperlink"/>
+          </w:rPr>
+          <w:t xml:space="preserve">https://doi.org/10.1007/s10584-015-1521-0</w:t>
+        </w:r>
+      </w:hyperlink>
+    </w:p>
+    <w:bookmarkEnd w:id="76"/>
+    <w:bookmarkStart w:id="78" w:name="ref-hansen2013"/>
+    <w:p>
+      <w:pPr>
+        <w:pStyle w:val="Bibliography"/>
+      </w:pPr>
+      <w:r>
+        <w:t xml:space="preserve">Hansen, M. C., Potapov, P. V., Moore, R., Hancher, M., Turubanova, S. A., Tyukavina, A., Thau, D., Stehman, S. V., Goetz, S. J., Loveland, T. R., Kommareddy, A., Egorov, A., Chini, L., Justice, C. O., &amp; Townshend, J. R. G. (2013). High-resolution global maps of 21st-century forest cover change.</w:t>
+      </w:r>
+      <w:r>
+        <w:t xml:space="preserve"> </w:t>
+      </w:r>
+      <w:r>
+        <w:rPr>
+          <w:i/>
+          <w:iCs/>
+        </w:rPr>
+        <w:t xml:space="preserve">Science</w:t>
+      </w:r>
+      <w:r>
+        <w:t xml:space="preserve">,</w:t>
+      </w:r>
+      <w:r>
+        <w:t xml:space="preserve"> </w:t>
+      </w:r>
+      <w:r>
+        <w:rPr>
+          <w:i/>
+          <w:iCs/>
+        </w:rPr>
         <w:t xml:space="preserve">342</w:t>
       </w:r>
       <w:r>
@@ -5426,7 +5454,7 @@
       <w:r>
         <w:t xml:space="preserve"> </w:t>
       </w:r>
-      <w:hyperlink r:id="rId75">
+      <w:hyperlink r:id="rId77">
         <w:r>
           <w:rPr>
             <w:rStyle w:val="Hyperlink"/>
@@ -5435,8 +5463,8 @@
         </w:r>
       </w:hyperlink>
     </w:p>
-    <w:bookmarkEnd w:id="76"/>
-    <w:bookmarkStart w:id="78" w:name="ref-jain2020review"/>
+    <w:bookmarkEnd w:id="78"/>
+    <w:bookmarkStart w:id="80" w:name="ref-jain2020review"/>
     <w:p>
       <w:pPr>
         <w:pStyle w:val="Bibliography"/>
@@ -5473,7 +5501,7 @@
       <w:r>
         <w:t xml:space="preserve"> </w:t>
       </w:r>
-      <w:hyperlink r:id="rId77">
+      <w:hyperlink r:id="rId79">
         <w:r>
           <w:rPr>
             <w:rStyle w:val="Hyperlink"/>
@@ -5482,8 +5510,8 @@
         </w:r>
       </w:hyperlink>
     </w:p>
-    <w:bookmarkEnd w:id="78"/>
-    <w:bookmarkStart w:id="80" w:name="ref-jolly2015"/>
+    <w:bookmarkEnd w:id="80"/>
+    <w:bookmarkStart w:id="82" w:name="ref-jolly2015"/>
     <w:p>
       <w:pPr>
         <w:pStyle w:val="Bibliography"/>
@@ -5520,7 +5548,7 @@
       <w:r>
         <w:t xml:space="preserve"> </w:t>
       </w:r>
-      <w:hyperlink r:id="rId79">
+      <w:hyperlink r:id="rId81">
         <w:r>
           <w:rPr>
             <w:rStyle w:val="Hyperlink"/>
@@ -5529,8 +5557,8 @@
         </w:r>
       </w:hyperlink>
     </w:p>
-    <w:bookmarkEnd w:id="80"/>
-    <w:bookmarkStart w:id="81" w:name="ref-ke2017lightgbm"/>
+    <w:bookmarkEnd w:id="82"/>
+    <w:bookmarkStart w:id="83" w:name="ref-ke2017lightgbm"/>
     <w:p>
       <w:pPr>
         <w:pStyle w:val="Bibliography"/>
@@ -5565,8 +5593,8 @@
         <w:t xml:space="preserve">, 3146-3154.</w:t>
       </w:r>
     </w:p>
-    <w:bookmarkEnd w:id="81"/>
-    <w:bookmarkStart w:id="83" w:name="ref-legendre1993"/>
+    <w:bookmarkEnd w:id="83"/>
+    <w:bookmarkStart w:id="85" w:name="ref-legendre1993"/>
     <w:p>
       <w:pPr>
         <w:pStyle w:val="Bibliography"/>
@@ -5603,7 +5631,7 @@
       <w:r>
         <w:t xml:space="preserve"> </w:t>
       </w:r>
-      <w:hyperlink r:id="rId82">
+      <w:hyperlink r:id="rId84">
         <w:r>
           <w:rPr>
             <w:rStyle w:val="Hyperlink"/>
@@ -5612,8 +5640,8 @@
         </w:r>
       </w:hyperlink>
     </w:p>
-    <w:bookmarkEnd w:id="83"/>
-    <w:bookmarkStart w:id="85" w:name="ref-lundberg2020treeshap"/>
+    <w:bookmarkEnd w:id="85"/>
+    <w:bookmarkStart w:id="87" w:name="ref-lundberg2020treeshap"/>
     <w:p>
       <w:pPr>
         <w:pStyle w:val="Bibliography"/>
@@ -5662,7 +5690,7 @@
       <w:r>
         <w:t xml:space="preserve"> </w:t>
       </w:r>
-      <w:hyperlink r:id="rId84">
+      <w:hyperlink r:id="rId86">
         <w:r>
           <w:rPr>
             <w:rStyle w:val="Hyperlink"/>
@@ -5671,8 +5699,8 @@
         </w:r>
       </w:hyperlink>
     </w:p>
-    <w:bookmarkEnd w:id="85"/>
-    <w:bookmarkStart w:id="87" w:name="ref-mapbiomas2023"/>
+    <w:bookmarkEnd w:id="87"/>
+    <w:bookmarkStart w:id="89" w:name="ref-mapbiomas2023"/>
     <w:p>
       <w:pPr>
         <w:pStyle w:val="Bibliography"/>
@@ -5710,7 +5738,7 @@
       <w:r>
         <w:t xml:space="preserve"> </w:t>
       </w:r>
-      <w:hyperlink r:id="rId86">
+      <w:hyperlink r:id="rId88">
         <w:r>
           <w:rPr>
             <w:rStyle w:val="Hyperlink"/>
@@ -5722,8 +5750,8 @@
         <w:t xml:space="preserve">.</w:t>
       </w:r>
     </w:p>
-    <w:bookmarkEnd w:id="87"/>
-    <w:bookmarkStart w:id="89" w:name="ref-munoz2021era5land"/>
+    <w:bookmarkEnd w:id="89"/>
+    <w:bookmarkStart w:id="91" w:name="ref-munoz2021era5land"/>
     <w:p>
       <w:pPr>
         <w:pStyle w:val="Bibliography"/>
@@ -5769,7 +5797,7 @@
       <w:r>
         <w:t xml:space="preserve"> </w:t>
       </w:r>
-      <w:hyperlink r:id="rId88">
+      <w:hyperlink r:id="rId90">
         <w:r>
           <w:rPr>
             <w:rStyle w:val="Hyperlink"/>
@@ -5778,8 +5806,8 @@
         </w:r>
       </w:hyperlink>
     </w:p>
-    <w:bookmarkEnd w:id="89"/>
-    <w:bookmarkStart w:id="91" w:name="ref-niculescu2005"/>
+    <w:bookmarkEnd w:id="91"/>
+    <w:bookmarkStart w:id="93" w:name="ref-niculescu2005"/>
     <w:p>
       <w:pPr>
         <w:pStyle w:val="Bibliography"/>
@@ -5803,7 +5831,7 @@
       <w:r>
         <w:t xml:space="preserve"> </w:t>
       </w:r>
-      <w:hyperlink r:id="rId90">
+      <w:hyperlink r:id="rId92">
         <w:r>
           <w:rPr>
             <w:rStyle w:val="Hyperlink"/>
@@ -5812,8 +5840,8 @@
         </w:r>
       </w:hyperlink>
     </w:p>
-    <w:bookmarkEnd w:id="91"/>
-    <w:bookmarkStart w:id="93" w:name="ref-pivello2021"/>
+    <w:bookmarkEnd w:id="93"/>
+    <w:bookmarkStart w:id="95" w:name="ref-pivello2021"/>
     <w:p>
       <w:pPr>
         <w:pStyle w:val="Bibliography"/>
@@ -5850,7 +5878,7 @@
       <w:r>
         <w:t xml:space="preserve"> </w:t>
       </w:r>
-      <w:hyperlink r:id="rId92">
+      <w:hyperlink r:id="rId94">
         <w:r>
           <w:rPr>
             <w:rStyle w:val="Hyperlink"/>
@@ -5859,8 +5887,8 @@
         </w:r>
       </w:hyperlink>
     </w:p>
-    <w:bookmarkEnd w:id="93"/>
-    <w:bookmarkStart w:id="94" w:name="ref-platt1999"/>
+    <w:bookmarkEnd w:id="95"/>
+    <w:bookmarkStart w:id="96" w:name="ref-platt1999"/>
     <w:p>
       <w:pPr>
         <w:pStyle w:val="Bibliography"/>
@@ -5882,8 +5910,8 @@
         <w:t xml:space="preserve">, 61-74.</w:t>
       </w:r>
     </w:p>
-    <w:bookmarkEnd w:id="94"/>
-    <w:bookmarkStart w:id="96" w:name="ref-ploton2020"/>
+    <w:bookmarkEnd w:id="96"/>
+    <w:bookmarkStart w:id="98" w:name="ref-ploton2020"/>
     <w:p>
       <w:pPr>
         <w:pStyle w:val="Bibliography"/>
@@ -5920,7 +5948,7 @@
       <w:r>
         <w:t xml:space="preserve"> </w:t>
       </w:r>
-      <w:hyperlink r:id="rId95">
+      <w:hyperlink r:id="rId97">
         <w:r>
           <w:rPr>
             <w:rStyle w:val="Hyperlink"/>
@@ -5929,8 +5957,8 @@
         </w:r>
       </w:hyperlink>
     </w:p>
-    <w:bookmarkEnd w:id="96"/>
-    <w:bookmarkStart w:id="98" w:name="ref-raasveldt2019duckdb"/>
+    <w:bookmarkEnd w:id="98"/>
+    <w:bookmarkStart w:id="100" w:name="ref-raasveldt2019duckdb"/>
     <w:p>
       <w:pPr>
         <w:pStyle w:val="Bibliography"/>
@@ -5954,7 +5982,7 @@
       <w:r>
         <w:t xml:space="preserve"> </w:t>
       </w:r>
-      <w:hyperlink r:id="rId97">
+      <w:hyperlink r:id="rId99">
         <w:r>
           <w:rPr>
             <w:rStyle w:val="Hyperlink"/>
@@ -5963,8 +5991,8 @@
         </w:r>
       </w:hyperlink>
     </w:p>
-    <w:bookmarkEnd w:id="98"/>
-    <w:bookmarkStart w:id="100" w:name="ref-roberts2017"/>
+    <w:bookmarkEnd w:id="100"/>
+    <w:bookmarkStart w:id="102" w:name="ref-roberts2017"/>
     <w:p>
       <w:pPr>
         <w:pStyle w:val="Bibliography"/>
@@ -6001,7 +6029,7 @@
       <w:r>
         <w:t xml:space="preserve"> </w:t>
       </w:r>
-      <w:hyperlink r:id="rId99">
+      <w:hyperlink r:id="rId101">
         <w:r>
           <w:rPr>
             <w:rStyle w:val="Hyperlink"/>
@@ -6010,8 +6038,8 @@
         </w:r>
       </w:hyperlink>
     </w:p>
-    <w:bookmarkEnd w:id="100"/>
-    <w:bookmarkStart w:id="102" w:name="ref-sanmiguel2012"/>
+    <w:bookmarkEnd w:id="102"/>
+    <w:bookmarkStart w:id="104" w:name="ref-sanmiguel2012"/>
     <w:p>
       <w:pPr>
         <w:pStyle w:val="Bibliography"/>
@@ -6041,7 +6069,7 @@
       <w:r>
         <w:t xml:space="preserve"> </w:t>
       </w:r>
-      <w:hyperlink r:id="rId101">
+      <w:hyperlink r:id="rId103">
         <w:r>
           <w:rPr>
             <w:rStyle w:val="Hyperlink"/>
@@ -6050,8 +6078,8 @@
         </w:r>
       </w:hyperlink>
     </w:p>
-    <w:bookmarkEnd w:id="102"/>
-    <w:bookmarkStart w:id="104" w:name="ref-schroeder2014"/>
+    <w:bookmarkEnd w:id="104"/>
+    <w:bookmarkStart w:id="106" w:name="ref-schroeder2014"/>
     <w:p>
       <w:pPr>
         <w:pStyle w:val="Bibliography"/>
@@ -6100,7 +6128,7 @@
       <w:r>
         <w:t xml:space="preserve"> </w:t>
       </w:r>
-      <w:hyperlink r:id="rId103">
+      <w:hyperlink r:id="rId105">
         <w:r>
           <w:rPr>
             <w:rStyle w:val="Hyperlink"/>
@@ -6109,8 +6137,8 @@
         </w:r>
       </w:hyperlink>
     </w:p>
-    <w:bookmarkEnd w:id="104"/>
-    <w:bookmarkStart w:id="106" w:name="ref-setzer2019"/>
+    <w:bookmarkEnd w:id="106"/>
+    <w:bookmarkStart w:id="108" w:name="ref-setzer2019"/>
     <w:p>
       <w:pPr>
         <w:pStyle w:val="Bibliography"/>
@@ -6204,7 +6232,7 @@
       <w:r>
         <w:t xml:space="preserve"> </w:t>
       </w:r>
-      <w:hyperlink r:id="rId105">
+      <w:hyperlink r:id="rId107">
         <w:r>
           <w:rPr>
             <w:rStyle w:val="Hyperlink"/>
@@ -6213,8 +6241,8 @@
         </w:r>
       </w:hyperlink>
     </w:p>
-    <w:bookmarkEnd w:id="106"/>
-    <w:bookmarkStart w:id="108" w:name="ref-stocks1989"/>
+    <w:bookmarkEnd w:id="108"/>
+    <w:bookmarkStart w:id="110" w:name="ref-stocks1989"/>
     <w:p>
       <w:pPr>
         <w:pStyle w:val="Bibliography"/>
@@ -6251,7 +6279,7 @@
       <w:r>
         <w:t xml:space="preserve"> </w:t>
       </w:r>
-      <w:hyperlink r:id="rId107">
+      <w:hyperlink r:id="rId109">
         <w:r>
           <w:rPr>
             <w:rStyle w:val="Hyperlink"/>
@@ -6260,8 +6288,8 @@
         </w:r>
       </w:hyperlink>
     </w:p>
-    <w:bookmarkEnd w:id="108"/>
-    <w:bookmarkStart w:id="110" w:name="ref-tobler1970"/>
+    <w:bookmarkEnd w:id="110"/>
+    <w:bookmarkStart w:id="112" w:name="ref-tobler1970"/>
     <w:p>
       <w:pPr>
         <w:pStyle w:val="Bibliography"/>
@@ -6298,7 +6326,7 @@
       <w:r>
         <w:t xml:space="preserve"> </w:t>
       </w:r>
-      <w:hyperlink r:id="rId109">
+      <w:hyperlink r:id="rId111">
         <w:r>
           <w:rPr>
             <w:rStyle w:val="Hyperlink"/>
@@ -6307,8 +6335,8 @@
         </w:r>
       </w:hyperlink>
     </w:p>
-    <w:bookmarkEnd w:id="110"/>
-    <w:bookmarkStart w:id="112" w:name="ref-vallejos2015"/>
+    <w:bookmarkEnd w:id="112"/>
+    <w:bookmarkStart w:id="114" w:name="ref-vallejos2015"/>
     <w:p>
       <w:pPr>
         <w:pStyle w:val="Bibliography"/>
@@ -6345,7 +6373,7 @@
       <w:r>
         <w:t xml:space="preserve"> </w:t>
       </w:r>
-      <w:hyperlink r:id="rId111">
+      <w:hyperlink r:id="rId113">
         <w:r>
           <w:rPr>
             <w:rStyle w:val="Hyperlink"/>
@@ -6354,8 +6382,8 @@
         </w:r>
       </w:hyperlink>
     </w:p>
-    <w:bookmarkEnd w:id="112"/>
-    <w:bookmarkStart w:id="113" w:name="ref-vanwagner1987"/>
+    <w:bookmarkEnd w:id="114"/>
+    <w:bookmarkStart w:id="115" w:name="ref-vanwagner1987"/>
     <w:p>
       <w:pPr>
         <w:pStyle w:val="Bibliography"/>
@@ -6390,9 +6418,9 @@
         <w:t xml:space="preserve">, 1-37.</w:t>
       </w:r>
     </w:p>
-    <w:bookmarkEnd w:id="113"/>
-    <w:bookmarkEnd w:id="114"/>
     <w:bookmarkEnd w:id="115"/>
+    <w:bookmarkEnd w:id="116"/>
+    <w:bookmarkEnd w:id="117"/>
     <w:sectPr>
       <w:footnotePr>
         <w:numRestart w:val="eachSect"/>
@@ -6731,34 +6759,7 @@
     </w:lvlOverride>
   </w:num>
   <w:num w:numId="1004">
-    <w:abstractNumId w:val="99411"/>
-    <w:lvlOverride w:ilvl="0">
-      <w:startOverride w:val="1"/>
-    </w:lvlOverride>
-    <w:lvlOverride w:ilvl="1">
-      <w:startOverride w:val="1"/>
-    </w:lvlOverride>
-    <w:lvlOverride w:ilvl="2">
-      <w:startOverride w:val="1"/>
-    </w:lvlOverride>
-    <w:lvlOverride w:ilvl="3">
-      <w:startOverride w:val="1"/>
-    </w:lvlOverride>
-    <w:lvlOverride w:ilvl="4">
-      <w:startOverride w:val="1"/>
-    </w:lvlOverride>
-    <w:lvlOverride w:ilvl="5">
-      <w:startOverride w:val="1"/>
-    </w:lvlOverride>
-    <w:lvlOverride w:ilvl="6">
-      <w:startOverride w:val="1"/>
-    </w:lvlOverride>
-    <w:lvlOverride w:ilvl="7">
-      <w:startOverride w:val="1"/>
-    </w:lvlOverride>
-    <w:lvlOverride w:ilvl="8">
-      <w:startOverride w:val="1"/>
-    </w:lvlOverride>
+    <w:abstractNumId w:val="991"/>
   </w:num>
 </w:numbering>
 </file>

--- a/entregables/manuscrito_es.docx
+++ b/entregables/manuscrito_es.docx
@@ -47,7 +47,7 @@
         <w:rPr>
           <w:rStyle w:val="VerbatimChar"/>
         </w:rPr>
-        <w:t xml:space="preserve">manuscrito.pdf</w:t>
+        <w:t xml:space="preserve">manuscrito.docx</w:t>
       </w:r>
       <w:r>
         <w:t xml:space="preserve">,</w:t>
@@ -59,7 +59,7 @@
         <w:rPr>
           <w:rStyle w:val="VerbatimChar"/>
         </w:rPr>
-        <w:t xml:space="preserve">manuscrito.docx</w:t>
+        <w:t xml:space="preserve">manuscrito.html</w:t>
       </w:r>
       <w:r>
         <w:t xml:space="preserve">). La versión oficial para</w:t>
@@ -138,16 +138,7 @@
         <w:t xml:space="preserve"> </w:t>
       </w:r>
       <w:r>
-        <w:t xml:space="preserve">simple anonimizada. Los datos de autor, afiliación y repositorio están en la portada (</w:t>
-      </w:r>
-      <w:r>
-        <w:rPr>
-          <w:rStyle w:val="VerbatimChar"/>
-        </w:rPr>
-        <w:t xml:space="preserve">title_page.qmd</w:t>
-      </w:r>
-      <w:r>
-        <w:t xml:space="preserve">).</w:t>
+        <w:t xml:space="preserve">simple anonimizada. Los datos de autor, afiliación y repositorio están en la portada.</w:t>
       </w:r>
     </w:p>
     <w:bookmarkStart w:id="9" w:name="resumen"/>
@@ -879,7 +870,7 @@
                     <a:graphicData uri="http://schemas.openxmlformats.org/drawingml/2006/picture">
                       <pic:pic>
                         <pic:nvPicPr>
-                          <pic:cNvPr descr="figuras/fig01_framework_conceptual.png" id="14" name="Picture"/>
+                          <pic:cNvPr descr="../../entregables/figuras/fig01_framework_conceptual.png" id="14" name="Picture"/>
                           <pic:cNvPicPr>
                             <a:picLocks noChangeArrowheads="1" noChangeAspect="1"/>
                           </pic:cNvPicPr>
@@ -1198,7 +1189,7 @@
                     <a:graphicData uri="http://schemas.openxmlformats.org/drawingml/2006/picture">
                       <pic:pic>
                         <pic:nvPicPr>
-                          <pic:cNvPr descr="figuras/fig01_macro_regiones_cobertura.png" id="20" name="Picture"/>
+                          <pic:cNvPr descr="../../entregables/figuras/fig01_macro_regiones_cobertura.png" id="20" name="Picture"/>
                           <pic:cNvPicPr>
                             <a:picLocks noChangeArrowheads="1" noChangeAspect="1"/>
                           </pic:cNvPicPr>
@@ -2674,7 +2665,7 @@
                     <a:graphicData uri="http://schemas.openxmlformats.org/drawingml/2006/picture">
                       <pic:pic>
                         <pic:nvPicPr>
-                          <pic:cNvPr descr="figuras/fig02_curvas_roc_pr_test.png" id="28" name="Picture"/>
+                          <pic:cNvPr descr="../../entregables/figuras/fig02_curvas_roc_pr_test.png" id="28" name="Picture"/>
                           <pic:cNvPicPr>
                             <a:picLocks noChangeArrowheads="1" noChangeAspect="1"/>
                           </pic:cNvPicPr>
@@ -2750,7 +2741,18 @@
         <w:t xml:space="preserve"> </w:t>
       </w:r>
       <w:r>
-        <w:t xml:space="preserve">compara M3 con el FWI completo y el INPE en el mismo test retrospectivo. M3 supera al FWI por ΔROC = +0.2848 en el Chaco y +0.1970 en la Región Oriental, y al INPE por +0.2633 y +0.2544. Todas las comparaciones pareadas tienen p ≤ 0.001 con B = 1 000. El benchmark completo, incluidas las filas de M2 y propagación, está en la Tabla S11 del suplemento; la tabla completa de significancia está en la Tabla S7.</w:t>
+        <w:t xml:space="preserve">compara M3 con el FWI completo y el INPE en el mismo test retrospectivo. M3 supera al FWI por ΔROC = +0.2848 en el Chaco y +0.1970 en la Región Oriental, y al INPE por +0.2633 y +0.2544. Todas las comparaciones pareadas tienen p ≤ 0.001 con B = 1 000. Para que la comparación sea simétrica, los puntos operativos de FWI e INPE se seleccionaron en la misma partición de validación de 2023 con la regla F0.5 idéntica a la de los modelos y luego se congelaron para el test retrospectivo (</w:t>
+      </w:r>
+      <w:hyperlink w:anchor="tbl-benchmark">
+        <w:r>
+          <w:rPr>
+            <w:rStyle w:val="Hyperlink"/>
+          </w:rPr>
+          <w:t xml:space="preserve">Tabla 3</w:t>
+        </w:r>
+      </w:hyperlink>
+      <w:r>
+        <w:t xml:space="preserve">); los cortes resultantes son 0.3029 y 0.8963 en el Chaco y 2.1509 y 0.0750 en Oriental para FWI e INPE, respectivamente. El benchmark completo, incluidas las filas de M2 y propagación, está en la Tabla S11 del suplemento; la tabla completa de significancia está en la Tabla S7.</w:t>
       </w:r>
     </w:p>
     <w:tbl>
@@ -2777,7 +2779,7 @@
               <w:pStyle w:val="ImageCaption"/>
             </w:pPr>
             <w:r>
-              <w:t xml:space="preserve">Tabla 3: Benchmark en el test retrospectivo 2024–2025. ΔROC es M3 menos la referencia. FWI e INPE son índices normalizados, no probabilidades calibradas. Los guiones (—) indican modelos de referencia o comparaciones no evaluadas por construcción. La tabla completa está en la Tabla S11 del suplemento.</w:t>
+              <w:t xml:space="preserve">Tabla 3: Benchmark en el test retrospectivo 2024–2025. ΔROC es M3 menos la referencia. Los cortes de todas las filas, incluidos FWI e INPE, se seleccionaron en la validación de 2023 maximizando F0.5 y se congelaron para 2024–2025; la precisión y el recall son caso-control en ese corte. El FWI está en la escala del índice canadiense y el INPE en una escala de riesgo 0–1, por lo que los cortes no son comparables entre índices. Los guiones (—) indican modelos de referencia o comparaciones no evaluadas por construcción. La tabla completa está en la Tabla S11 del suplemento.</w:t>
             </w:r>
           </w:p>
           <w:tbl>
@@ -2788,12 +2790,16 @@
               <w:tblLook w:firstRow="1" w:lastRow="0" w:firstColumn="0" w:lastColumn="0" w:noHBand="0" w:noVBand="0" w:val="0020"/>
             </w:tblPr>
             <w:tblGrid>
-              <w:gridCol w:w="1320"/>
-              <w:gridCol w:w="1320"/>
-              <w:gridCol w:w="1320"/>
-              <w:gridCol w:w="1320"/>
-              <w:gridCol w:w="1320"/>
-              <w:gridCol w:w="1320"/>
+              <w:gridCol w:w="792"/>
+              <w:gridCol w:w="792"/>
+              <w:gridCol w:w="792"/>
+              <w:gridCol w:w="792"/>
+              <w:gridCol w:w="792"/>
+              <w:gridCol w:w="792"/>
+              <w:gridCol w:w="792"/>
+              <w:gridCol w:w="792"/>
+              <w:gridCol w:w="792"/>
+              <w:gridCol w:w="792"/>
             </w:tblGrid>
             <w:tr>
               <w:trPr>
@@ -2877,6 +2883,58 @@
                   </w:r>
                 </w:p>
               </w:tc>
+              <w:tc>
+                <w:tcPr/>
+                <w:p>
+                  <w:pPr>
+                    <w:pStyle w:val="Compact"/>
+                    <w:jc w:val="right"/>
+                    <w:jc w:val="center"/>
+                  </w:pPr>
+                  <w:r>
+                    <w:t xml:space="preserve">Corte</w:t>
+                  </w:r>
+                </w:p>
+              </w:tc>
+              <w:tc>
+                <w:tcPr/>
+                <w:p>
+                  <w:pPr>
+                    <w:pStyle w:val="Compact"/>
+                    <w:jc w:val="right"/>
+                    <w:jc w:val="center"/>
+                  </w:pPr>
+                  <w:r>
+                    <w:t xml:space="preserve">Prec. (%)</w:t>
+                  </w:r>
+                </w:p>
+              </w:tc>
+              <w:tc>
+                <w:tcPr/>
+                <w:p>
+                  <w:pPr>
+                    <w:pStyle w:val="Compact"/>
+                    <w:jc w:val="right"/>
+                    <w:jc w:val="center"/>
+                  </w:pPr>
+                  <w:r>
+                    <w:t xml:space="preserve">Rec. (%)</w:t>
+                  </w:r>
+                </w:p>
+              </w:tc>
+              <w:tc>
+                <w:tcPr/>
+                <w:p>
+                  <w:pPr>
+                    <w:pStyle w:val="Compact"/>
+                    <w:jc w:val="right"/>
+                    <w:jc w:val="center"/>
+                  </w:pPr>
+                  <w:r>
+                    <w:t xml:space="preserve">F0.5</w:t>
+                  </w:r>
+                </w:p>
+              </w:tc>
             </w:tr>
             <w:tr>
               <w:tc>
@@ -2957,6 +3015,58 @@
                   </w:r>
                 </w:p>
               </w:tc>
+              <w:tc>
+                <w:tcPr/>
+                <w:p>
+                  <w:pPr>
+                    <w:pStyle w:val="Compact"/>
+                    <w:jc w:val="right"/>
+                    <w:jc w:val="center"/>
+                  </w:pPr>
+                  <w:r>
+                    <w:t xml:space="preserve">0.2218</w:t>
+                  </w:r>
+                </w:p>
+              </w:tc>
+              <w:tc>
+                <w:tcPr/>
+                <w:p>
+                  <w:pPr>
+                    <w:pStyle w:val="Compact"/>
+                    <w:jc w:val="right"/>
+                    <w:jc w:val="center"/>
+                  </w:pPr>
+                  <w:r>
+                    <w:t xml:space="preserve">32.82</w:t>
+                  </w:r>
+                </w:p>
+              </w:tc>
+              <w:tc>
+                <w:tcPr/>
+                <w:p>
+                  <w:pPr>
+                    <w:pStyle w:val="Compact"/>
+                    <w:jc w:val="right"/>
+                    <w:jc w:val="center"/>
+                  </w:pPr>
+                  <w:r>
+                    <w:t xml:space="preserve">30.30</w:t>
+                  </w:r>
+                </w:p>
+              </w:tc>
+              <w:tc>
+                <w:tcPr/>
+                <w:p>
+                  <w:pPr>
+                    <w:pStyle w:val="Compact"/>
+                    <w:jc w:val="right"/>
+                    <w:jc w:val="center"/>
+                  </w:pPr>
+                  <w:r>
+                    <w:t xml:space="preserve">0.3228</w:t>
+                  </w:r>
+                </w:p>
+              </w:tc>
             </w:tr>
             <w:tr>
               <w:tc>
@@ -3037,6 +3147,58 @@
                   </w:r>
                 </w:p>
               </w:tc>
+              <w:tc>
+                <w:tcPr/>
+                <w:p>
+                  <w:pPr>
+                    <w:pStyle w:val="Compact"/>
+                    <w:jc w:val="right"/>
+                    <w:jc w:val="center"/>
+                  </w:pPr>
+                  <w:r>
+                    <w:t xml:space="preserve">0.3029</w:t>
+                  </w:r>
+                </w:p>
+              </w:tc>
+              <w:tc>
+                <w:tcPr/>
+                <w:p>
+                  <w:pPr>
+                    <w:pStyle w:val="Compact"/>
+                    <w:jc w:val="right"/>
+                    <w:jc w:val="center"/>
+                  </w:pPr>
+                  <w:r>
+                    <w:t xml:space="preserve">9.28</w:t>
+                  </w:r>
+                </w:p>
+              </w:tc>
+              <w:tc>
+                <w:tcPr/>
+                <w:p>
+                  <w:pPr>
+                    <w:pStyle w:val="Compact"/>
+                    <w:jc w:val="right"/>
+                    <w:jc w:val="center"/>
+                  </w:pPr>
+                  <w:r>
+                    <w:t xml:space="preserve">96.08</w:t>
+                  </w:r>
+                </w:p>
+              </w:tc>
+              <w:tc>
+                <w:tcPr/>
+                <w:p>
+                  <w:pPr>
+                    <w:pStyle w:val="Compact"/>
+                    <w:jc w:val="right"/>
+                    <w:jc w:val="center"/>
+                  </w:pPr>
+                  <w:r>
+                    <w:t xml:space="preserve">0.1133</w:t>
+                  </w:r>
+                </w:p>
+              </w:tc>
             </w:tr>
             <w:tr>
               <w:tc>
@@ -3117,6 +3279,58 @@
                   </w:r>
                 </w:p>
               </w:tc>
+              <w:tc>
+                <w:tcPr/>
+                <w:p>
+                  <w:pPr>
+                    <w:pStyle w:val="Compact"/>
+                    <w:jc w:val="right"/>
+                    <w:jc w:val="center"/>
+                  </w:pPr>
+                  <w:r>
+                    <w:t xml:space="preserve">0.8963</w:t>
+                  </w:r>
+                </w:p>
+              </w:tc>
+              <w:tc>
+                <w:tcPr/>
+                <w:p>
+                  <w:pPr>
+                    <w:pStyle w:val="Compact"/>
+                    <w:jc w:val="right"/>
+                    <w:jc w:val="center"/>
+                  </w:pPr>
+                  <w:r>
+                    <w:t xml:space="preserve">11.72</w:t>
+                  </w:r>
+                </w:p>
+              </w:tc>
+              <w:tc>
+                <w:tcPr/>
+                <w:p>
+                  <w:pPr>
+                    <w:pStyle w:val="Compact"/>
+                    <w:jc w:val="right"/>
+                    <w:jc w:val="center"/>
+                  </w:pPr>
+                  <w:r>
+                    <w:t xml:space="preserve">12.57</w:t>
+                  </w:r>
+                </w:p>
+              </w:tc>
+              <w:tc>
+                <w:tcPr/>
+                <w:p>
+                  <w:pPr>
+                    <w:pStyle w:val="Compact"/>
+                    <w:jc w:val="right"/>
+                    <w:jc w:val="center"/>
+                  </w:pPr>
+                  <w:r>
+                    <w:t xml:space="preserve">0.1188</w:t>
+                  </w:r>
+                </w:p>
+              </w:tc>
             </w:tr>
             <w:tr>
               <w:tc>
@@ -3197,6 +3411,58 @@
                   </w:r>
                 </w:p>
               </w:tc>
+              <w:tc>
+                <w:tcPr/>
+                <w:p>
+                  <w:pPr>
+                    <w:pStyle w:val="Compact"/>
+                    <w:jc w:val="right"/>
+                    <w:jc w:val="center"/>
+                  </w:pPr>
+                  <w:r>
+                    <w:t xml:space="preserve">0.2186</w:t>
+                  </w:r>
+                </w:p>
+              </w:tc>
+              <w:tc>
+                <w:tcPr/>
+                <w:p>
+                  <w:pPr>
+                    <w:pStyle w:val="Compact"/>
+                    <w:jc w:val="right"/>
+                    <w:jc w:val="center"/>
+                  </w:pPr>
+                  <w:r>
+                    <w:t xml:space="preserve">30.13</w:t>
+                  </w:r>
+                </w:p>
+              </w:tc>
+              <w:tc>
+                <w:tcPr/>
+                <w:p>
+                  <w:pPr>
+                    <w:pStyle w:val="Compact"/>
+                    <w:jc w:val="right"/>
+                    <w:jc w:val="center"/>
+                  </w:pPr>
+                  <w:r>
+                    <w:t xml:space="preserve">18.59</w:t>
+                  </w:r>
+                </w:p>
+              </w:tc>
+              <w:tc>
+                <w:tcPr/>
+                <w:p>
+                  <w:pPr>
+                    <w:pStyle w:val="Compact"/>
+                    <w:jc w:val="right"/>
+                    <w:jc w:val="center"/>
+                  </w:pPr>
+                  <w:r>
+                    <w:t xml:space="preserve">0.2680</w:t>
+                  </w:r>
+                </w:p>
+              </w:tc>
             </w:tr>
             <w:tr>
               <w:tc>
@@ -3277,6 +3543,58 @@
                   </w:r>
                 </w:p>
               </w:tc>
+              <w:tc>
+                <w:tcPr/>
+                <w:p>
+                  <w:pPr>
+                    <w:pStyle w:val="Compact"/>
+                    <w:jc w:val="right"/>
+                    <w:jc w:val="center"/>
+                  </w:pPr>
+                  <w:r>
+                    <w:t xml:space="preserve">2.1509</w:t>
+                  </w:r>
+                </w:p>
+              </w:tc>
+              <w:tc>
+                <w:tcPr/>
+                <w:p>
+                  <w:pPr>
+                    <w:pStyle w:val="Compact"/>
+                    <w:jc w:val="right"/>
+                    <w:jc w:val="center"/>
+                  </w:pPr>
+                  <w:r>
+                    <w:t xml:space="preserve">10.76</w:t>
+                  </w:r>
+                </w:p>
+              </w:tc>
+              <w:tc>
+                <w:tcPr/>
+                <w:p>
+                  <w:pPr>
+                    <w:pStyle w:val="Compact"/>
+                    <w:jc w:val="right"/>
+                    <w:jc w:val="center"/>
+                  </w:pPr>
+                  <w:r>
+                    <w:t xml:space="preserve">38.99</w:t>
+                  </w:r>
+                </w:p>
+              </w:tc>
+              <w:tc>
+                <w:tcPr/>
+                <w:p>
+                  <w:pPr>
+                    <w:pStyle w:val="Compact"/>
+                    <w:jc w:val="right"/>
+                    <w:jc w:val="center"/>
+                  </w:pPr>
+                  <w:r>
+                    <w:t xml:space="preserve">0.1258</w:t>
+                  </w:r>
+                </w:p>
+              </w:tc>
             </w:tr>
             <w:tr>
               <w:tc>
@@ -3357,6 +3675,58 @@
                   </w:r>
                 </w:p>
               </w:tc>
+              <w:tc>
+                <w:tcPr/>
+                <w:p>
+                  <w:pPr>
+                    <w:pStyle w:val="Compact"/>
+                    <w:jc w:val="right"/>
+                    <w:jc w:val="center"/>
+                  </w:pPr>
+                  <w:r>
+                    <w:t xml:space="preserve">0.0750</w:t>
+                  </w:r>
+                </w:p>
+              </w:tc>
+              <w:tc>
+                <w:tcPr/>
+                <w:p>
+                  <w:pPr>
+                    <w:pStyle w:val="Compact"/>
+                    <w:jc w:val="right"/>
+                    <w:jc w:val="center"/>
+                  </w:pPr>
+                  <w:r>
+                    <w:t xml:space="preserve">9.24</w:t>
+                  </w:r>
+                </w:p>
+              </w:tc>
+              <w:tc>
+                <w:tcPr/>
+                <w:p>
+                  <w:pPr>
+                    <w:pStyle w:val="Compact"/>
+                    <w:jc w:val="right"/>
+                    <w:jc w:val="center"/>
+                  </w:pPr>
+                  <w:r>
+                    <w:t xml:space="preserve">79.47</w:t>
+                  </w:r>
+                </w:p>
+              </w:tc>
+              <w:tc>
+                <w:tcPr/>
+                <w:p>
+                  <w:pPr>
+                    <w:pStyle w:val="Compact"/>
+                    <w:jc w:val="right"/>
+                    <w:jc w:val="center"/>
+                  </w:pPr>
+                  <w:r>
+                    <w:t xml:space="preserve">0.1123</w:t>
+                  </w:r>
+                </w:p>
+              </w:tc>
             </w:tr>
             <w:tr>
               <w:tc>
@@ -3437,6 +3807,58 @@
                   </w:r>
                 </w:p>
               </w:tc>
+              <w:tc>
+                <w:tcPr/>
+                <w:p>
+                  <w:pPr>
+                    <w:pStyle w:val="Compact"/>
+                    <w:jc w:val="right"/>
+                    <w:jc w:val="center"/>
+                  </w:pPr>
+                  <w:r>
+                    <w:t xml:space="preserve">—</w:t>
+                  </w:r>
+                </w:p>
+              </w:tc>
+              <w:tc>
+                <w:tcPr/>
+                <w:p>
+                  <w:pPr>
+                    <w:pStyle w:val="Compact"/>
+                    <w:jc w:val="right"/>
+                    <w:jc w:val="center"/>
+                  </w:pPr>
+                  <w:r>
+                    <w:t xml:space="preserve">—</w:t>
+                  </w:r>
+                </w:p>
+              </w:tc>
+              <w:tc>
+                <w:tcPr/>
+                <w:p>
+                  <w:pPr>
+                    <w:pStyle w:val="Compact"/>
+                    <w:jc w:val="right"/>
+                    <w:jc w:val="center"/>
+                  </w:pPr>
+                  <w:r>
+                    <w:t xml:space="preserve">—</w:t>
+                  </w:r>
+                </w:p>
+              </w:tc>
+              <w:tc>
+                <w:tcPr/>
+                <w:p>
+                  <w:pPr>
+                    <w:pStyle w:val="Compact"/>
+                    <w:jc w:val="right"/>
+                    <w:jc w:val="center"/>
+                  </w:pPr>
+                  <w:r>
+                    <w:t xml:space="preserve">—</w:t>
+                  </w:r>
+                </w:p>
+              </w:tc>
             </w:tr>
             <w:tr>
               <w:tc>
@@ -3501,6 +3923,58 @@
                   </w:pPr>
                   <w:r>
                     <w:t xml:space="preserve">+0.2534</w:t>
+                  </w:r>
+                </w:p>
+              </w:tc>
+              <w:tc>
+                <w:tcPr/>
+                <w:p>
+                  <w:pPr>
+                    <w:pStyle w:val="Compact"/>
+                    <w:jc w:val="right"/>
+                    <w:jc w:val="center"/>
+                  </w:pPr>
+                  <w:r>
+                    <w:t xml:space="preserve">—</w:t>
+                  </w:r>
+                </w:p>
+              </w:tc>
+              <w:tc>
+                <w:tcPr/>
+                <w:p>
+                  <w:pPr>
+                    <w:pStyle w:val="Compact"/>
+                    <w:jc w:val="right"/>
+                    <w:jc w:val="center"/>
+                  </w:pPr>
+                  <w:r>
+                    <w:t xml:space="preserve">—</w:t>
+                  </w:r>
+                </w:p>
+              </w:tc>
+              <w:tc>
+                <w:tcPr/>
+                <w:p>
+                  <w:pPr>
+                    <w:pStyle w:val="Compact"/>
+                    <w:jc w:val="right"/>
+                    <w:jc w:val="center"/>
+                  </w:pPr>
+                  <w:r>
+                    <w:t xml:space="preserve">—</w:t>
+                  </w:r>
+                </w:p>
+              </w:tc>
+              <w:tc>
+                <w:tcPr/>
+                <w:p>
+                  <w:pPr>
+                    <w:pStyle w:val="Compact"/>
+                    <w:jc w:val="right"/>
+                    <w:jc w:val="center"/>
+                  </w:pPr>
+                  <w:r>
+                    <w:t xml:space="preserve">—</w:t>
                   </w:r>
                 </w:p>
               </w:tc>
@@ -3592,7 +4066,7 @@
                     <a:graphicData uri="http://schemas.openxmlformats.org/drawingml/2006/picture">
                       <pic:pic>
                         <pic:nvPicPr>
-                          <pic:cNvPr descr="figuras/fig05_benchmarking_curvas_roc_pr.png" id="34" name="Picture"/>
+                          <pic:cNvPr descr="../../entregables/figuras/fig05_benchmarking_curvas_roc_pr.png" id="34" name="Picture"/>
                           <pic:cNvPicPr>
                             <a:picLocks noChangeArrowheads="1" noChangeAspect="1"/>
                           </pic:cNvPicPr>
@@ -4262,7 +4736,7 @@
                     <a:graphicData uri="http://schemas.openxmlformats.org/drawingml/2006/picture">
                       <pic:pic>
                         <pic:nvPicPr>
-                          <pic:cNvPr descr="figuras/fig03_mapa_riesgo_operativo_nacional.png" id="41" name="Picture"/>
+                          <pic:cNvPr descr="../../entregables/figuras/fig03_mapa_riesgo_operativo_nacional.png" id="41" name="Picture"/>
                           <pic:cNvPicPr>
                             <a:picLocks noChangeArrowheads="1" noChangeAspect="1"/>
                           </pic:cNvPicPr>

--- a/entregables/manuscrito_es.docx
+++ b/entregables/manuscrito_es.docx
@@ -2779,7 +2779,7 @@
               <w:pStyle w:val="ImageCaption"/>
             </w:pPr>
             <w:r>
-              <w:t xml:space="preserve">Tabla 3: Benchmark en el test retrospectivo 2024–2025. ΔROC es M3 menos la referencia. Los cortes de todas las filas, incluidos FWI e INPE, se seleccionaron en la validación de 2023 maximizando F0.5 y se congelaron para 2024–2025; la precisión y el recall son caso-control en ese corte. El FWI está en la escala del índice canadiense y el INPE en una escala de riesgo 0–1, por lo que los cortes no son comparables entre índices. Los guiones (—) indican modelos de referencia o comparaciones no evaluadas por construcción. La tabla completa está en la Tabla S11 del suplemento.</w:t>
+              <w:t xml:space="preserve">Tabla 3: Benchmark en el test retrospectivo 2024–2025. ΔROC es M3 menos la referencia. Los cortes de todas las filas, incluidos FWI e INPE, se seleccionaron en la validación de 2023 maximizando F0.5 y se congelaron para 2024–2025; la precisión y el recall son caso-control en ese corte. El FWI está en la escala del índice canadiense y el INPE en una escala de riesgo 0–1, por lo que los cortes no son comparables entre índices. El GBT solo meteorología es un LightGBM entrenado con la misma capacidad y calibración pero restringido al conjunto de información del FWI. Los guiones (—) indican modelos de referencia o comparaciones no evaluadas por construcción. La tabla completa está en la Tabla S11 del suplemento.</w:t>
             </w:r>
           </w:p>
           <w:tbl>
@@ -3342,7 +3342,7 @@
                     <w:jc w:val="center"/>
                   </w:pPr>
                   <w:r>
-                    <w:t xml:space="preserve">Oriental</w:t>
+                    <w:t xml:space="preserve">Chaco</w:t>
                   </w:r>
                 </w:p>
               </w:tc>
@@ -3355,111 +3355,111 @@
                     <w:jc w:val="center"/>
                   </w:pPr>
                   <w:r>
-                    <w:t xml:space="preserve">M3 ignición</w:t>
-                  </w:r>
-                </w:p>
-              </w:tc>
-              <w:tc>
-                <w:tcPr/>
-                <w:p>
-                  <w:pPr>
-                    <w:pStyle w:val="Compact"/>
-                    <w:jc w:val="right"/>
-                    <w:jc w:val="center"/>
-                  </w:pPr>
-                  <w:r>
-                    <w:t xml:space="preserve">0.7534</w:t>
-                  </w:r>
-                </w:p>
-              </w:tc>
-              <w:tc>
-                <w:tcPr/>
-                <w:p>
-                  <w:pPr>
-                    <w:pStyle w:val="Compact"/>
-                    <w:jc w:val="right"/>
-                    <w:jc w:val="center"/>
-                  </w:pPr>
-                  <w:r>
-                    <w:t xml:space="preserve">0.2340</w:t>
-                  </w:r>
-                </w:p>
-              </w:tc>
-              <w:tc>
-                <w:tcPr/>
-                <w:p>
-                  <w:pPr>
-                    <w:pStyle w:val="Compact"/>
-                    <w:jc w:val="right"/>
-                    <w:jc w:val="center"/>
-                  </w:pPr>
-                  <w:r>
-                    <w:t xml:space="preserve">—</w:t>
-                  </w:r>
-                </w:p>
-              </w:tc>
-              <w:tc>
-                <w:tcPr/>
-                <w:p>
-                  <w:pPr>
-                    <w:pStyle w:val="Compact"/>
-                    <w:jc w:val="right"/>
-                    <w:jc w:val="center"/>
-                  </w:pPr>
-                  <w:r>
-                    <w:t xml:space="preserve">—</w:t>
-                  </w:r>
-                </w:p>
-              </w:tc>
-              <w:tc>
-                <w:tcPr/>
-                <w:p>
-                  <w:pPr>
-                    <w:pStyle w:val="Compact"/>
-                    <w:jc w:val="right"/>
-                    <w:jc w:val="center"/>
-                  </w:pPr>
-                  <w:r>
-                    <w:t xml:space="preserve">0.2186</w:t>
-                  </w:r>
-                </w:p>
-              </w:tc>
-              <w:tc>
-                <w:tcPr/>
-                <w:p>
-                  <w:pPr>
-                    <w:pStyle w:val="Compact"/>
-                    <w:jc w:val="right"/>
-                    <w:jc w:val="center"/>
-                  </w:pPr>
-                  <w:r>
-                    <w:t xml:space="preserve">30.13</w:t>
-                  </w:r>
-                </w:p>
-              </w:tc>
-              <w:tc>
-                <w:tcPr/>
-                <w:p>
-                  <w:pPr>
-                    <w:pStyle w:val="Compact"/>
-                    <w:jc w:val="right"/>
-                    <w:jc w:val="center"/>
-                  </w:pPr>
-                  <w:r>
-                    <w:t xml:space="preserve">18.59</w:t>
-                  </w:r>
-                </w:p>
-              </w:tc>
-              <w:tc>
-                <w:tcPr/>
-                <w:p>
-                  <w:pPr>
-                    <w:pStyle w:val="Compact"/>
-                    <w:jc w:val="right"/>
-                    <w:jc w:val="center"/>
-                  </w:pPr>
-                  <w:r>
-                    <w:t xml:space="preserve">0.2680</w:t>
+                    <w:t xml:space="preserve">GBT solo meteorología</w:t>
+                  </w:r>
+                </w:p>
+              </w:tc>
+              <w:tc>
+                <w:tcPr/>
+                <w:p>
+                  <w:pPr>
+                    <w:pStyle w:val="Compact"/>
+                    <w:jc w:val="right"/>
+                    <w:jc w:val="center"/>
+                  </w:pPr>
+                  <w:r>
+                    <w:t xml:space="preserve">0.5512</w:t>
+                  </w:r>
+                </w:p>
+              </w:tc>
+              <w:tc>
+                <w:tcPr/>
+                <w:p>
+                  <w:pPr>
+                    <w:pStyle w:val="Compact"/>
+                    <w:jc w:val="right"/>
+                    <w:jc w:val="center"/>
+                  </w:pPr>
+                  <w:r>
+                    <w:t xml:space="preserve">0.1071</w:t>
+                  </w:r>
+                </w:p>
+              </w:tc>
+              <w:tc>
+                <w:tcPr/>
+                <w:p>
+                  <w:pPr>
+                    <w:pStyle w:val="Compact"/>
+                    <w:jc w:val="right"/>
+                    <w:jc w:val="center"/>
+                  </w:pPr>
+                  <w:r>
+                    <w:t xml:space="preserve">+0.2509</w:t>
+                  </w:r>
+                </w:p>
+              </w:tc>
+              <w:tc>
+                <w:tcPr/>
+                <w:p>
+                  <w:pPr>
+                    <w:pStyle w:val="Compact"/>
+                    <w:jc w:val="right"/>
+                    <w:jc w:val="center"/>
+                  </w:pPr>
+                  <w:r>
+                    <w:t xml:space="preserve">≤0.001</w:t>
+                  </w:r>
+                </w:p>
+              </w:tc>
+              <w:tc>
+                <w:tcPr/>
+                <w:p>
+                  <w:pPr>
+                    <w:pStyle w:val="Compact"/>
+                    <w:jc w:val="right"/>
+                    <w:jc w:val="center"/>
+                  </w:pPr>
+                  <w:r>
+                    <w:t xml:space="preserve">0.1020</w:t>
+                  </w:r>
+                </w:p>
+              </w:tc>
+              <w:tc>
+                <w:tcPr/>
+                <w:p>
+                  <w:pPr>
+                    <w:pStyle w:val="Compact"/>
+                    <w:jc w:val="right"/>
+                    <w:jc w:val="center"/>
+                  </w:pPr>
+                  <w:r>
+                    <w:t xml:space="preserve">11.43</w:t>
+                  </w:r>
+                </w:p>
+              </w:tc>
+              <w:tc>
+                <w:tcPr/>
+                <w:p>
+                  <w:pPr>
+                    <w:pStyle w:val="Compact"/>
+                    <w:jc w:val="right"/>
+                    <w:jc w:val="center"/>
+                  </w:pPr>
+                  <w:r>
+                    <w:t xml:space="preserve">19.32</w:t>
+                  </w:r>
+                </w:p>
+              </w:tc>
+              <w:tc>
+                <w:tcPr/>
+                <w:p>
+                  <w:pPr>
+                    <w:pStyle w:val="Compact"/>
+                    <w:jc w:val="right"/>
+                    <w:jc w:val="center"/>
+                  </w:pPr>
+                  <w:r>
+                    <w:t xml:space="preserve">0.1245</w:t>
                   </w:r>
                 </w:p>
               </w:tc>
@@ -3487,111 +3487,111 @@
                     <w:jc w:val="center"/>
                   </w:pPr>
                   <w:r>
-                    <w:t xml:space="preserve">FWI canadiense completo</w:t>
-                  </w:r>
-                </w:p>
-              </w:tc>
-              <w:tc>
-                <w:tcPr/>
-                <w:p>
-                  <w:pPr>
-                    <w:pStyle w:val="Compact"/>
-                    <w:jc w:val="right"/>
-                    <w:jc w:val="center"/>
-                  </w:pPr>
-                  <w:r>
-                    <w:t xml:space="preserve">0.5564</w:t>
-                  </w:r>
-                </w:p>
-              </w:tc>
-              <w:tc>
-                <w:tcPr/>
-                <w:p>
-                  <w:pPr>
-                    <w:pStyle w:val="Compact"/>
-                    <w:jc w:val="right"/>
-                    <w:jc w:val="center"/>
-                  </w:pPr>
-                  <w:r>
-                    <w:t xml:space="preserve">0.1061</w:t>
-                  </w:r>
-                </w:p>
-              </w:tc>
-              <w:tc>
-                <w:tcPr/>
-                <w:p>
-                  <w:pPr>
-                    <w:pStyle w:val="Compact"/>
-                    <w:jc w:val="right"/>
-                    <w:jc w:val="center"/>
-                  </w:pPr>
-                  <w:r>
-                    <w:t xml:space="preserve">+0.1970</w:t>
-                  </w:r>
-                </w:p>
-              </w:tc>
-              <w:tc>
-                <w:tcPr/>
-                <w:p>
-                  <w:pPr>
-                    <w:pStyle w:val="Compact"/>
-                    <w:jc w:val="right"/>
-                    <w:jc w:val="center"/>
-                  </w:pPr>
-                  <w:r>
-                    <w:t xml:space="preserve">≤0.001</w:t>
-                  </w:r>
-                </w:p>
-              </w:tc>
-              <w:tc>
-                <w:tcPr/>
-                <w:p>
-                  <w:pPr>
-                    <w:pStyle w:val="Compact"/>
-                    <w:jc w:val="right"/>
-                    <w:jc w:val="center"/>
-                  </w:pPr>
-                  <w:r>
-                    <w:t xml:space="preserve">2.1509</w:t>
-                  </w:r>
-                </w:p>
-              </w:tc>
-              <w:tc>
-                <w:tcPr/>
-                <w:p>
-                  <w:pPr>
-                    <w:pStyle w:val="Compact"/>
-                    <w:jc w:val="right"/>
-                    <w:jc w:val="center"/>
-                  </w:pPr>
-                  <w:r>
-                    <w:t xml:space="preserve">10.76</w:t>
-                  </w:r>
-                </w:p>
-              </w:tc>
-              <w:tc>
-                <w:tcPr/>
-                <w:p>
-                  <w:pPr>
-                    <w:pStyle w:val="Compact"/>
-                    <w:jc w:val="right"/>
-                    <w:jc w:val="center"/>
-                  </w:pPr>
-                  <w:r>
-                    <w:t xml:space="preserve">38.99</w:t>
-                  </w:r>
-                </w:p>
-              </w:tc>
-              <w:tc>
-                <w:tcPr/>
-                <w:p>
-                  <w:pPr>
-                    <w:pStyle w:val="Compact"/>
-                    <w:jc w:val="right"/>
-                    <w:jc w:val="center"/>
-                  </w:pPr>
-                  <w:r>
-                    <w:t xml:space="preserve">0.1258</w:t>
+                    <w:t xml:space="preserve">M3 ignición</w:t>
+                  </w:r>
+                </w:p>
+              </w:tc>
+              <w:tc>
+                <w:tcPr/>
+                <w:p>
+                  <w:pPr>
+                    <w:pStyle w:val="Compact"/>
+                    <w:jc w:val="right"/>
+                    <w:jc w:val="center"/>
+                  </w:pPr>
+                  <w:r>
+                    <w:t xml:space="preserve">0.7534</w:t>
+                  </w:r>
+                </w:p>
+              </w:tc>
+              <w:tc>
+                <w:tcPr/>
+                <w:p>
+                  <w:pPr>
+                    <w:pStyle w:val="Compact"/>
+                    <w:jc w:val="right"/>
+                    <w:jc w:val="center"/>
+                  </w:pPr>
+                  <w:r>
+                    <w:t xml:space="preserve">0.2340</w:t>
+                  </w:r>
+                </w:p>
+              </w:tc>
+              <w:tc>
+                <w:tcPr/>
+                <w:p>
+                  <w:pPr>
+                    <w:pStyle w:val="Compact"/>
+                    <w:jc w:val="right"/>
+                    <w:jc w:val="center"/>
+                  </w:pPr>
+                  <w:r>
+                    <w:t xml:space="preserve">—</w:t>
+                  </w:r>
+                </w:p>
+              </w:tc>
+              <w:tc>
+                <w:tcPr/>
+                <w:p>
+                  <w:pPr>
+                    <w:pStyle w:val="Compact"/>
+                    <w:jc w:val="right"/>
+                    <w:jc w:val="center"/>
+                  </w:pPr>
+                  <w:r>
+                    <w:t xml:space="preserve">—</w:t>
+                  </w:r>
+                </w:p>
+              </w:tc>
+              <w:tc>
+                <w:tcPr/>
+                <w:p>
+                  <w:pPr>
+                    <w:pStyle w:val="Compact"/>
+                    <w:jc w:val="right"/>
+                    <w:jc w:val="center"/>
+                  </w:pPr>
+                  <w:r>
+                    <w:t xml:space="preserve">0.2186</w:t>
+                  </w:r>
+                </w:p>
+              </w:tc>
+              <w:tc>
+                <w:tcPr/>
+                <w:p>
+                  <w:pPr>
+                    <w:pStyle w:val="Compact"/>
+                    <w:jc w:val="right"/>
+                    <w:jc w:val="center"/>
+                  </w:pPr>
+                  <w:r>
+                    <w:t xml:space="preserve">30.13</w:t>
+                  </w:r>
+                </w:p>
+              </w:tc>
+              <w:tc>
+                <w:tcPr/>
+                <w:p>
+                  <w:pPr>
+                    <w:pStyle w:val="Compact"/>
+                    <w:jc w:val="right"/>
+                    <w:jc w:val="center"/>
+                  </w:pPr>
+                  <w:r>
+                    <w:t xml:space="preserve">18.59</w:t>
+                  </w:r>
+                </w:p>
+              </w:tc>
+              <w:tc>
+                <w:tcPr/>
+                <w:p>
+                  <w:pPr>
+                    <w:pStyle w:val="Compact"/>
+                    <w:jc w:val="right"/>
+                    <w:jc w:val="center"/>
+                  </w:pPr>
+                  <w:r>
+                    <w:t xml:space="preserve">0.2680</w:t>
                   </w:r>
                 </w:p>
               </w:tc>
@@ -3619,6 +3619,138 @@
                     <w:jc w:val="center"/>
                   </w:pPr>
                   <w:r>
+                    <w:t xml:space="preserve">FWI canadiense completo</w:t>
+                  </w:r>
+                </w:p>
+              </w:tc>
+              <w:tc>
+                <w:tcPr/>
+                <w:p>
+                  <w:pPr>
+                    <w:pStyle w:val="Compact"/>
+                    <w:jc w:val="right"/>
+                    <w:jc w:val="center"/>
+                  </w:pPr>
+                  <w:r>
+                    <w:t xml:space="preserve">0.5564</w:t>
+                  </w:r>
+                </w:p>
+              </w:tc>
+              <w:tc>
+                <w:tcPr/>
+                <w:p>
+                  <w:pPr>
+                    <w:pStyle w:val="Compact"/>
+                    <w:jc w:val="right"/>
+                    <w:jc w:val="center"/>
+                  </w:pPr>
+                  <w:r>
+                    <w:t xml:space="preserve">0.1061</w:t>
+                  </w:r>
+                </w:p>
+              </w:tc>
+              <w:tc>
+                <w:tcPr/>
+                <w:p>
+                  <w:pPr>
+                    <w:pStyle w:val="Compact"/>
+                    <w:jc w:val="right"/>
+                    <w:jc w:val="center"/>
+                  </w:pPr>
+                  <w:r>
+                    <w:t xml:space="preserve">+0.1970</w:t>
+                  </w:r>
+                </w:p>
+              </w:tc>
+              <w:tc>
+                <w:tcPr/>
+                <w:p>
+                  <w:pPr>
+                    <w:pStyle w:val="Compact"/>
+                    <w:jc w:val="right"/>
+                    <w:jc w:val="center"/>
+                  </w:pPr>
+                  <w:r>
+                    <w:t xml:space="preserve">≤0.001</w:t>
+                  </w:r>
+                </w:p>
+              </w:tc>
+              <w:tc>
+                <w:tcPr/>
+                <w:p>
+                  <w:pPr>
+                    <w:pStyle w:val="Compact"/>
+                    <w:jc w:val="right"/>
+                    <w:jc w:val="center"/>
+                  </w:pPr>
+                  <w:r>
+                    <w:t xml:space="preserve">2.1509</w:t>
+                  </w:r>
+                </w:p>
+              </w:tc>
+              <w:tc>
+                <w:tcPr/>
+                <w:p>
+                  <w:pPr>
+                    <w:pStyle w:val="Compact"/>
+                    <w:jc w:val="right"/>
+                    <w:jc w:val="center"/>
+                  </w:pPr>
+                  <w:r>
+                    <w:t xml:space="preserve">10.76</w:t>
+                  </w:r>
+                </w:p>
+              </w:tc>
+              <w:tc>
+                <w:tcPr/>
+                <w:p>
+                  <w:pPr>
+                    <w:pStyle w:val="Compact"/>
+                    <w:jc w:val="right"/>
+                    <w:jc w:val="center"/>
+                  </w:pPr>
+                  <w:r>
+                    <w:t xml:space="preserve">38.99</w:t>
+                  </w:r>
+                </w:p>
+              </w:tc>
+              <w:tc>
+                <w:tcPr/>
+                <w:p>
+                  <w:pPr>
+                    <w:pStyle w:val="Compact"/>
+                    <w:jc w:val="right"/>
+                    <w:jc w:val="center"/>
+                  </w:pPr>
+                  <w:r>
+                    <w:t xml:space="preserve">0.1258</w:t>
+                  </w:r>
+                </w:p>
+              </w:tc>
+            </w:tr>
+            <w:tr>
+              <w:tc>
+                <w:tcPr/>
+                <w:p>
+                  <w:pPr>
+                    <w:pStyle w:val="Compact"/>
+                    <w:jc w:val="left"/>
+                    <w:jc w:val="center"/>
+                  </w:pPr>
+                  <w:r>
+                    <w:t xml:space="preserve">Oriental</w:t>
+                  </w:r>
+                </w:p>
+              </w:tc>
+              <w:tc>
+                <w:tcPr/>
+                <w:p>
+                  <w:pPr>
+                    <w:pStyle w:val="Compact"/>
+                    <w:jc w:val="left"/>
+                    <w:jc w:val="center"/>
+                  </w:pPr>
+                  <w:r>
                     <w:t xml:space="preserve">INPE Risco de Fogo</w:t>
                   </w:r>
                 </w:p>
@@ -3724,6 +3856,138 @@
                   </w:pPr>
                   <w:r>
                     <w:t xml:space="preserve">0.1123</w:t>
+                  </w:r>
+                </w:p>
+              </w:tc>
+            </w:tr>
+            <w:tr>
+              <w:tc>
+                <w:tcPr/>
+                <w:p>
+                  <w:pPr>
+                    <w:pStyle w:val="Compact"/>
+                    <w:jc w:val="left"/>
+                    <w:jc w:val="center"/>
+                  </w:pPr>
+                  <w:r>
+                    <w:t xml:space="preserve">Oriental</w:t>
+                  </w:r>
+                </w:p>
+              </w:tc>
+              <w:tc>
+                <w:tcPr/>
+                <w:p>
+                  <w:pPr>
+                    <w:pStyle w:val="Compact"/>
+                    <w:jc w:val="left"/>
+                    <w:jc w:val="center"/>
+                  </w:pPr>
+                  <w:r>
+                    <w:t xml:space="preserve">GBT solo meteorología</w:t>
+                  </w:r>
+                </w:p>
+              </w:tc>
+              <w:tc>
+                <w:tcPr/>
+                <w:p>
+                  <w:pPr>
+                    <w:pStyle w:val="Compact"/>
+                    <w:jc w:val="right"/>
+                    <w:jc w:val="center"/>
+                  </w:pPr>
+                  <w:r>
+                    <w:t xml:space="preserve">0.5645</w:t>
+                  </w:r>
+                </w:p>
+              </w:tc>
+              <w:tc>
+                <w:tcPr/>
+                <w:p>
+                  <w:pPr>
+                    <w:pStyle w:val="Compact"/>
+                    <w:jc w:val="right"/>
+                    <w:jc w:val="center"/>
+                  </w:pPr>
+                  <w:r>
+                    <w:t xml:space="preserve">0.1077</w:t>
+                  </w:r>
+                </w:p>
+              </w:tc>
+              <w:tc>
+                <w:tcPr/>
+                <w:p>
+                  <w:pPr>
+                    <w:pStyle w:val="Compact"/>
+                    <w:jc w:val="right"/>
+                    <w:jc w:val="center"/>
+                  </w:pPr>
+                  <w:r>
+                    <w:t xml:space="preserve">+0.1889</w:t>
+                  </w:r>
+                </w:p>
+              </w:tc>
+              <w:tc>
+                <w:tcPr/>
+                <w:p>
+                  <w:pPr>
+                    <w:pStyle w:val="Compact"/>
+                    <w:jc w:val="right"/>
+                    <w:jc w:val="center"/>
+                  </w:pPr>
+                  <w:r>
+                    <w:t xml:space="preserve">≤0.001</w:t>
+                  </w:r>
+                </w:p>
+              </w:tc>
+              <w:tc>
+                <w:tcPr/>
+                <w:p>
+                  <w:pPr>
+                    <w:pStyle w:val="Compact"/>
+                    <w:jc w:val="right"/>
+                    <w:jc w:val="center"/>
+                  </w:pPr>
+                  <w:r>
+                    <w:t xml:space="preserve">0.0975</w:t>
+                  </w:r>
+                </w:p>
+              </w:tc>
+              <w:tc>
+                <w:tcPr/>
+                <w:p>
+                  <w:pPr>
+                    <w:pStyle w:val="Compact"/>
+                    <w:jc w:val="right"/>
+                    <w:jc w:val="center"/>
+                  </w:pPr>
+                  <w:r>
+                    <w:t xml:space="preserve">11.08</w:t>
+                  </w:r>
+                </w:p>
+              </w:tc>
+              <w:tc>
+                <w:tcPr/>
+                <w:p>
+                  <w:pPr>
+                    <w:pStyle w:val="Compact"/>
+                    <w:jc w:val="right"/>
+                    <w:jc w:val="center"/>
+                  </w:pPr>
+                  <w:r>
+                    <w:t xml:space="preserve">42.44</w:t>
+                  </w:r>
+                </w:p>
+              </w:tc>
+              <w:tc>
+                <w:tcPr/>
+                <w:p>
+                  <w:pPr>
+                    <w:pStyle w:val="Compact"/>
+                    <w:jc w:val="right"/>
+                    <w:jc w:val="center"/>
+                  </w:pPr>
+                  <w:r>
+                    <w:t xml:space="preserve">0.1300</w:t>
                   </w:r>
                 </w:p>
               </w:tc>
@@ -4015,6 +4279,14 @@
       </w:r>
       <w:r>
         <w:t xml:space="preserve">muestra las curvas ROC y de precisión–recall correspondientes. Los índices canónicos están cerca de la diagonal en el Chaco; en la Región Oriental también son débiles y no mejoran materialmente respecto a una línea base climatológica. El FWI completo tiene un ROC-AUC de 0.5173/0.5564 y el INPE de 0.5389/0.4990; ninguno es competitivo con M3 en las mismas fechas retrospectivas. El resultado no afirma que los índices sean universalmente inválidos, sino que su transferencia a este sistema subtropical no está respaldada. FWI e INPE son índices de peligro normalizados, por lo que su punto operativo aparente depende fuertemente del cutoff elegido en validación. En el Chaco, el FWI completo alcanza un recall alto solo con una precisión muy baja, mientras que el INPE es conservador en ambas regiones; ninguno de los dos comportamientos se traduce en un ranking competitivo. Los valores de PR-AUC están cerca de la línea base caso-control de 0.09, lo que significa que los índices añaden poca discriminación más allá del azar en estas fechas retrospectivas.</w:t>
+      </w:r>
+    </w:p>
+    <w:p>
+      <w:pPr>
+        <w:pStyle w:val="BodyText"/>
+      </w:pPr>
+      <w:r>
+        <w:t xml:space="preserve">El control solo meteorología aísla el origen de la brecha. Un LightGBM entrenado con la misma capacidad, calibración y regla de corte pero restringido al conjunto de información del FWI (temperatura, demanda atmosférica, viento, lluvia, FFMC e ISI) alcanza ROC-AUC 0.5512/0.5645 (Chaco/Oriental), solo +0.0339/+0.0081 por encima del FWI completo y muy por debajo de M3 (0.8021/0.7534; ΔROC = +0.2509/+0.1889, p ≤ 0.001). El fallo de los índices canónicos es, por tanto, una limitación de información y no un artefacto de su formulación o del aprendiz: sin combustible, accesibilidad ni priors antropogénicos, un aprendiz moderno de boosting recupera esencialmente el mismo techo que el índice. Los detalles completos están en la Tabla S21 del suplemento.</w:t>
       </w:r>
     </w:p>
     <w:p>
@@ -4109,7 +4381,7 @@
               <w:pStyle w:val="ImageCaption"/>
             </w:pPr>
             <w:r>
-              <w:t xml:space="preserve">Figura 4: Curvas ROC y precisión–recall de M3 frente al FWI canadiense completo y al INPE bajo D2.</w:t>
+              <w:t xml:space="preserve">Figura 4: Curvas ROC y precisión–recall de M3 frente al FWI canadiense completo, al INPE y al GBT solo meteorología bajo D2.</w:t>
             </w:r>
           </w:p>
           <w:bookmarkEnd w:id="35"/>

--- a/entregables/manuscrito_es.docx
+++ b/entregables/manuscrito_es.docx
@@ -1037,7 +1037,7 @@
         <w:pStyle w:val="FirstParagraph"/>
       </w:pPr>
       <w:r>
-        <w:t xml:space="preserve">El bootstrap remuestrea fechas en lugar de filas, porque la actividad diaria de incendios está fuertemente agrupada en el tiempo. Para cada réplica se retienen todas las celdas de las fechas muestreadas; esto preserva la dependencia intradía y produce intervalos más honestos que el remuestreo por filas. La misma estructura de bloques se usa para las diferencias pareadas frente a FWI e INPE. El holdout espacial divide el país en bloques de 50 km, elimina un bloque completo y un buffer de 20 km del entrenamiento, recalcula los priors históricos sin los incendios retenidos y evalúa tanto celdas retenidas como no retenidas. Las métricas principales son ROC-AUC y PR-AUC. También se reportan Brier score, error de calibración esperado, precisión, recall, F0.5 y falsos positivos en el cutoff de validación. Los intervalos de confianza de AUC usan 500 réplicas bootstrap agrupadas; las diferencias pareadas entre modelos usan 1 000 réplicas. Como se hacen cuatro comparaciones principales frente a FWI e INPE, las afirmaciones de significancia deben leerse como un cribado conservador, no como inferencia ajustada por multiplicidad. La resolución del bootstrap es 0.001, por lo que los valores p se reportan como ≤0.001. El protocolo se aplica sin modificar el test. El operador de objetivos, la lista de celdas-día de test y los scripts de evaluación están archivados con la release del código. El protocolo completo se reporta en la Nota complementaria S3 y las Tablas S7–S14.</w:t>
+        <w:t xml:space="preserve">El bootstrap remuestrea fechas en lugar de filas, porque la actividad diaria de incendios está fuertemente agrupada en el tiempo. Para cada réplica se retienen todas las celdas de las fechas muestreadas; esto preserva la dependencia intradía y produce intervalos más honestos que el remuestreo por filas. La misma estructura de bloques se usa para las diferencias pareadas frente a FWI e INPE. El holdout espacial divide el país en bloques de 50 km, elimina un bloque completo y un buffer de 20 km del entrenamiento, recalcula los priors históricos sin los incendios retenidos y evalúa tanto celdas retenidas como no retenidas. Las métricas principales son ROC-AUC y PR-AUC. También se reportan Brier score, error de calibración esperado, precisión, recall, F0.5 y falsos positivos en el cutoff de validación. Los intervalos de confianza de AUC usan 500 réplicas bootstrap agrupadas; las diferencias pareadas entre modelos usan 1 000 réplicas. Definimos una familia preespecificada de seis comparaciones confirmatorias (cuatro frente a FWI e INPE y dos M3 − M2) y reportamos valores p ajustados por Holm–Bonferroni y Benjamini–Hochberg; todas siguen siendo significativas con α = 0.05 (Holm p = 0.006, BH p = 0.001). La resolución del bootstrap es 0.001, por lo que los valores p crudos en el piso son cotas superiores. El protocolo se aplica sin modificar el test. El operador de objetivos, la lista de celdas-día de test y los scripts de evaluación están archivados con la release del código. El protocolo completo se reporta en la Nota complementaria S3 y las Tablas S7–S14.</w:t>
       </w:r>
     </w:p>
     <w:bookmarkEnd w:id="17"/>
@@ -2741,7 +2741,7 @@
         <w:t xml:space="preserve"> </w:t>
       </w:r>
       <w:r>
-        <w:t xml:space="preserve">compara M3 con el FWI completo y el INPE en el mismo test retrospectivo. M3 supera al FWI por ΔROC = +0.2848 en el Chaco y +0.1970 en la Región Oriental, y al INPE por +0.2633 y +0.2544. Todas las comparaciones pareadas tienen p ≤ 0.001 con B = 1 000. Para que la comparación sea simétrica, los puntos operativos de FWI e INPE se seleccionaron en la misma partición de validación de 2023 con la regla F0.5 idéntica a la de los modelos y luego se congelaron para el test retrospectivo (</w:t>
+        <w:t xml:space="preserve">compara M3 con el FWI completo y el INPE en el mismo test retrospectivo. M3 supera al FWI por ΔROC = +0.2848 en el Chaco y +0.1970 en la Región Oriental, y al INPE por +0.2633 y +0.2544. Todas las comparaciones pareadas tienen p crudo ≤ 0.001 con B = 1 000; el p ajustado por Holm es 0.006 y el de BH 0.001, por lo que las seis siguen siendo significativas con α = 0.05. Para que la comparación sea simétrica, los puntos operativos de FWI e INPE se seleccionaron en la misma partición de validación de 2023 con la regla F0.5 idéntica a la de los modelos y luego se congelaron para el test retrospectivo (</w:t>
       </w:r>
       <w:hyperlink w:anchor="tbl-benchmark">
         <w:r>
@@ -2779,7 +2779,7 @@
               <w:pStyle w:val="ImageCaption"/>
             </w:pPr>
             <w:r>
-              <w:t xml:space="preserve">Tabla 3: Benchmark en el test retrospectivo 2024–2025. ΔROC es M3 menos la referencia. Los cortes de todas las filas, incluidos FWI e INPE, se seleccionaron en la validación de 2023 maximizando F0.5 y se congelaron para 2024–2025; la precisión y el recall son caso-control en ese corte. El FWI está en la escala del índice canadiense y el INPE en una escala de riesgo 0–1, por lo que los cortes no son comparables entre índices. El GBT solo meteorología es un LightGBM entrenado con la misma capacidad y calibración pero restringido al conjunto de información del FWI. Los guiones (—) indican modelos de referencia o comparaciones no evaluadas por construcción. La tabla completa está en la Tabla S11 del suplemento.</w:t>
+              <w:t xml:space="preserve">Tabla 3: Benchmark en el test retrospectivo 2024–2025. ΔROC es M3 menos la referencia. Los cortes de todas las filas, incluidos FWI e INPE, se seleccionaron en la validación de 2023 maximizando F0.5 y se congelaron para 2024–2025; la precisión y el recall son caso-control en ese corte. El FWI está en la escala del índice canadiense y el INPE en una escala de riesgo 0–1, por lo que los cortes no son comparables entre índices. El GBT solo meteorología es un LightGBM entrenado con la misma capacidad y calibración pero restringido al conjunto de información del FWI. Los guiones (—) indican modelos de referencia o comparaciones no evaluadas por construcción. La columna p reporta valores crudos; el p ajustado por Holm es 0.006 para la familia de seis comparaciones confirmatorias (Tabla S7 del suplemento). La tabla completa está en la Tabla S11 del suplemento.</w:t>
             </w:r>
           </w:p>
           <w:tbl>
@@ -2879,7 +2879,7 @@
                     <w:jc w:val="center"/>
                   </w:pPr>
                   <w:r>
-                    <w:t xml:space="preserve">p</w:t>
+                    <w:t xml:space="preserve">p (crudo)</w:t>
                   </w:r>
                 </w:p>
               </w:tc>

--- a/entregables/manuscrito_es.docx
+++ b/entregables/manuscrito_es.docx
@@ -210,7 +210,7 @@
         <w:t xml:space="preserve">t</w:t>
       </w:r>
       <w:r>
-        <w:t xml:space="preserve">−1, empleando M2 como respaldo para celdas sin historia y M1 como línea base biofísica. En la validación de 2023, M3 alcanza ROC-AUC 0.7844/0.7628 (Chaco/Oriental) frente a 0.7817/0.7496 de M2. En bloques espaciales de 2023, M2 es el más robusto (0.6773/0.7470) y M1 no supera a M2 en celdas sin historia. Un holdout independiente de confirmación retuvo también a M2 (0.6871/0.6621). En el test retrospectivo 2024–2025, M3 alcanza 0.8021/0.7534 frente a 0.5173/0.5564 del Canadian Forest Fire Weather Index (FWI) y 0.5389/0.4990 del INPE Risco de Fogo; la propagación alcanza 0.9039/0.7859. La precisión poblacional de ignición es 0.082 %/0.198 %, lo que confirma que el sistema es una herramienta de nowcast y priorización y no un sistema de alerta autónomo. La contribución reside en el operador D2, la inferencia con gating y el arnés de evaluación abiertos, publicados como software reproducible.</w:t>
+        <w:t xml:space="preserve">−1, empleando M2 como respaldo para celdas sin historia y M1 como línea base biofísica. En la validación de 2023, M3 alcanza ROC-AUC 0.7844/0.7628 (Chaco/Oriental) frente a 0.7817/0.7496 de M2. En bloques espaciales de 2023, M2 es el más robusto (0.6773/0.7470) y M1 no supera a M2 en celdas sin historia. Un holdout independiente de confirmación retuvo también a M2 (0.6871/0.6621). En el test retrospectivo 2024–2025, M3 alcanza 0.8021/0.7534 frente a 0.5173/0.5564 del Canadian Forest Fire Weather Index (FWI) y 0.5389/0.4990 del INPE Risco de Fogo; la propagación alcanza 0.9039/0.7859. La precisión poblacional de ignición es 0.082 %/0.198 % (IC 95 % 0.075–0.088/0.178–0.222), lo que confirma que el sistema es una herramienta de nowcast y priorización y no un sistema de alerta autónomo. La contribución reside en el operador D2, la inferencia con gating y el arnés de evaluación abiertos, publicados como software reproducible.</w:t>
       </w:r>
     </w:p>
     <w:p>
@@ -2625,7 +2625,7 @@
         <w:pStyle w:val="BodyText"/>
       </w:pPr>
       <w:r>
-        <w:t xml:space="preserve">La precisión poblacional de ignición es 0.082 % en el Chaco y 0.198 % en la Región Oriental. La precisión de propagación es 9.67 % y 4.78 %. Estos valores son los relevantes para la operación y son mucho más bajos que los valores caso-control. Respecto a la prevalencia, la precisión de ignición es aproximadamente 5.4× y 4.8× superior al azar, mientras que la de propagación es aproximadamente 62× y 23× superior. La precisión absoluta sigue siendo baja; el modelo es, por tanto, una capa de priorización y nowcast, no un sistema de alerta autónomo.</w:t>
+        <w:t xml:space="preserve">La precisión poblacional de ignición es 0.082 % (IC bootstrap 95 % 0.075–0.088) en el Chaco y 0.198 % (0.178–0.222) en la Región Oriental; el recall es 27.3 % (26.2–28.6) y 20.7 % (19.3–22.3). La precisión de propagación es 9.67 % (9.09–10.32) y 4.78 % (4.13–5.49). Estos valores son los relevantes para la operación y son mucho más bajos que los valores caso-control. Respecto a la prevalencia, la precisión de ignición es aproximadamente 5.4× y 4.8× superior al azar, mientras que la de propagación es aproximadamente 62× y 23× superior. La precisión absoluta sigue siendo baja; el modelo es, por tanto, una capa de priorización y nowcast, no un sistema de alerta autónomo. La Figura S8 muestra el compromiso precisión–presupuesto: con 100 alertas/día, la precisión de ignición de M3 es 0.21 %/0.66 % y la de propagación 22.1 %/10.0 %; con 1 000 alertas/día baja a 0.15 %/0.28 % y 5.1 %/3.3 %.</w:t>
       </w:r>
     </w:p>
     <w:p>
@@ -4821,6 +4821,14 @@
         <w:pStyle w:val="BodyText"/>
       </w:pPr>
       <w:r>
+        <w:t xml:space="preserve">Como el test es temporal, el 90.65 % de sus celdas también aparece en entrenamiento. Al restringir a celdas nunca vistas en entrenamiento (n = 23 074/9 378; 2 115/882 positivos), el ROC-AUC de M3 baja de 0.8021/0.7534 a 0.7841/0.7148 y el de M2 de 0.7991/0.7406 a 0.7781/0.7089, pero el orden M3 &gt; M2 se mantiene en ROC-AUC (+0.0060/+0.0059; bootstrap pareado p = 0.004/0.174) y en PR-AUC (+0.0152/+0.0133; p = 0.012/0.018). Excluir las celdas con cualquier fuego en entrenamiento mantiene el diferencial de ROC positivo y resuelto (p = 0.008/≤0.001); en 2025 el diferencial es positivo pero solo se resuelve en Oriental (p = 0.120/≤0.001). En el dominio sin historia el signo se invierte por región: M2 va por delante en el Chaco (Δ = −0.0035, p = 0.002) y M3 en Oriental (Δ = +0.0101, p ≤ 0.001). La caída es modesta, pero el subconjunto de celdas no vistas es pequeño, espacialmente sesgado y no sustituye a un holdout espacial ciego (Tabla S27 del suplemento).</w:t>
+      </w:r>
+    </w:p>
+    <w:p>
+      <w:pPr>
+        <w:pStyle w:val="BodyText"/>
+      </w:pPr>
+      <w:r>
         <w:t xml:space="preserve">Con meteorología de t-1, M3 retiene 0.7831/0.7613 y M2 0.7818/0.7463; M1 es inferior y se reporta en la Tabla S9 del suplemento. La pequeña caída de M3 muestra que los priors de recurrencia, no la meteorología del mismo día, dominan la señal híbrida. Por eso el sistema actual es un nowcast/hindcast; un sistema real de pronóstico a un día requeriría meteorología pronosticada. Los detalles de lead time están en la Tabla S9 del suplemento. Como comparador directo de fuga, un modelo acoplado entrenado sobre la muestra combinada de fuego con variables t-1 no superó materialmente a la arquitectura desacoplada: 0.8862 vs 0.8868 ROC-AUC en Chaco y 0.7871 vs 0.7806 en Oriental. Este comparador usa la misma muestra gated caso-control, por lo que no prueba la eliminación del gating; solo muestra que el atajo acoplado no ofrece una ventaja grande en esta muestra (Tabla S19 del suplemento). Una sensibilidad D2 completa de 3 × 3 (15/25/35 km × 7/10/14 d) regeneró el muestreo 1:10 y reentrenó M1, M2 y M3 para cada combinación. M3 superó a M2 en las nueve combinaciones tanto en validación como en test, con una diferencia M3 − M2 de ROC-AUC entre +0.004 y +0.016, y fue el mejor modelo en test en las nueve; su rango fue 0.771–0.782 en 2023 y 0.785–0.797 en Chaco para 2024–2025, y 0.759–0.768 y 0.750–0.755 en Oriental. La ventana de 7 días dio el mayor ROC-AUC en cada par región × radio, y el efecto del radio fue pequeño: 35 km fue ligeramente mejor en Chaco y 25 km en Oriental. La conclusión de D2 no depende de la elección de 25 km/10 d (Tabla S20 del suplemento).</w:t>
       </w:r>
     </w:p>
@@ -5298,7 +5306,7 @@
         <w:t xml:space="preserve"> </w:t>
       </w:r>
       <w:r>
-        <w:t xml:space="preserve">Aunque la sensibilidad D2 con radios de 15/25/35 km y ventanas de 7/10/14 días confirmó que el ranking de modelos es estable bajo reentrenamiento completo (Tabla S20 del suplemento), el test 2024–2025 es retrospectivo y no ciego, y comparte el 90.65 % de sus celdas activas con el período de entrenamiento por solapamiento temporal. M3 pierde su ventaja predictiva en bloques espaciales no vistos, lo que exige a M2 como respaldo operativo mientras M1 sigue siendo una línea base insuficiente; la cobertura conformal (90.17 %/90.31 % para el nivel del 90 %) es empírica y no está formalmente garantizada bajo cambio temporal; y el comparador acoplado</w:t>
+        <w:t xml:space="preserve">Aunque la sensibilidad D2 con radios de 15/25/35 km y ventanas de 7/10/14 días confirmó que el ranking de modelos es estable bajo reentrenamiento completo (Tabla S20 del suplemento), el test 2024–2025 es retrospectivo y no ciego, y comparte el 90.65 % de sus celdas activas con el período de entrenamiento por solapamiento temporal; restringir a celdas nunca vistas en entrenamiento reduce el ROC-AUC de M3 en 0.018/0.039 pero mantiene un diferencial positivo M3 &gt; M2 en ROC-AUC y PR-AUC, aunque el de ROC-AUC no se resuelve en Oriental (Tabla S27 del suplemento). M3 pierde su ventaja predictiva en bloques espaciales no vistos, lo que exige a M2 como respaldo operativo mientras M1 sigue siendo una línea base insuficiente; la cobertura conformal (90.17 %/90.31 % para el nivel del 90 %) es empírica y no está formalmente garantizada bajo cambio temporal; y el comparador acoplado</w:t>
       </w:r>
       <w:r>
         <w:t xml:space="preserve"> </w:t>
@@ -5346,7 +5354,7 @@
         <w:t xml:space="preserve">t</w:t>
       </w:r>
       <w:r>
-        <w:t xml:space="preserve">, funciona como nowcast/hindcast y no como un pronóstico a un día respaldado por predicción numérica del tiempo. La precisión poblacional de ignición es muy baja (0.082 %/0.198 %), cost-loss no muestra una ventaja clara de M3 sobre M2 para ignición y las capas de alerta aún no se han evaluado prospectivamente con una agencia operativa. Por último, transferir el pipeline a otro país requeriría reconstruir la grilla de 1 km², los priors históricos y los metadatos de prevalencia, y el lock de dependencias fijado registra versiones exactas de paquetes sin hashes de ruedas específicos de plataforma (documentado en el repositorio de código).</w:t>
+        <w:t xml:space="preserve">, funciona como nowcast/hindcast y no como un pronóstico a un día respaldado por predicción numérica del tiempo. La precisión poblacional de ignición es muy baja (0.082 %/0.198 %; IC 95 % 0.075–0.088/0.178–0.222), cost-loss no muestra una ventaja clara de M3 sobre M2 para ignición y las capas de alerta aún no se han evaluado prospectivamente con una agencia operativa. Por último, transferir el pipeline a otro país requeriría reconstruir la grilla de 1 km², los priors históricos y los metadatos de prevalencia, y el lock de dependencias fijado registra versiones exactas de paquetes sin hashes de ruedas específicos de plataforma (documentado en el repositorio de código).</w:t>
       </w:r>
     </w:p>
     <w:bookmarkEnd w:id="49"/>
@@ -5378,7 +5386,7 @@
         <w:t xml:space="preserve">t</w:t>
       </w:r>
       <w:r>
-        <w:t xml:space="preserve">−1 (Tabla S19 del suplemento). No obstante, la precisión poblacional de ignición sigue siendo baja (0.082 %/0.198 %) y la ventaja híbrida es estrictamente temporal y no espacial, lo que sitúa al sistema como una herramienta operativa de cribado y priorización y no como un sistema de alerta autónomo. En última instancia, el aporte principal de este trabajo no es un mapa único de susceptibilidad, sino un protocolo abierto y auditable —archivado con código y datos públicos— que muestra dónde es válido un modelo geocientífico, dónde falla y cómo extender el benchmark a otras regiones subtropicales y a pronósticos meteorológicos a un día.</w:t>
+        <w:t xml:space="preserve">−1 (Tabla S19 del suplemento). No obstante, la precisión poblacional de ignición sigue siendo baja (0.082 %/0.198 %; IC 95 % 0.075–0.088/0.178–0.222) y la ventaja híbrida es estrictamente temporal y no espacial, lo que sitúa al sistema como una herramienta operativa de cribado y priorización y no como un sistema de alerta autónomo. En última instancia, el aporte principal de este trabajo no es un mapa único de susceptibilidad, sino un protocolo abierto y auditable —archivado con código y datos públicos— que muestra dónde es válido un modelo geocientífico, dónde falla y cómo extender el benchmark a otras regiones subtropicales y a pronósticos meteorológicos a un día.</w:t>
       </w:r>
     </w:p>
     <w:bookmarkEnd w:id="51"/>

--- a/entregables/manuscrito_es.docx
+++ b/entregables/manuscrito_es.docx
@@ -4847,7 +4847,105 @@
         <w:pStyle w:val="FirstParagraph"/>
       </w:pPr>
       <w:r>
-        <w:t xml:space="preserve">El análisis cost-loss es sobrio para la ignición: M3 no supera claramente a M2, y en el Chaco M2 es ligeramente mejor en el óptimo. La capa de propagación sí muestra valor cerca de α = 0.002. La tabla y las curvas completas de cost-loss están en la Tabla S14 y la Figura S3 del suplemento. El producto operativo, por tanto, prioriza la propagación y usa la ignición como capa de cribado.</w:t>
+        <w:t xml:space="preserve">El análisis cost-loss es sobrio para la ignición: en el Chaco, M3 y M2 son indistinguibles en todos los α (los intervalos pareados de ΔV incluyen cero) y la estimación puntual de M2 es marginalmente superior en el óptimo (0.373 frente a 0.372). En Oriental, M3 supera a M2 para α = 0.0002–0.005. Frente al FWI, M3 tiene valor de decisión positivo para α = 0.0001–0.001 en el Chaco y 0.0001–0.005 en Oriental (los intervalos pareados excluyen cero; Tabla S24 del suplemento). La capa de propagación sí muestra valor cerca de</w:t>
+      </w:r>
+      <w:r>
+        <w:t xml:space="preserve"> </w:t>
+      </w:r>
+      <w:r>
+        <w:rPr>
+          <w:i/>
+          <w:iCs/>
+        </w:rPr>
+        <w:t xml:space="preserve">α</w:t>
+      </w:r>
+      <w:r>
+        <w:t xml:space="preserve"> </w:t>
+      </w:r>
+      <w:r>
+        <w:t xml:space="preserve">= 0.002: V = 0.628 [0.608–0.646] en el Chaco y 0.399 [0.371–0.419] en Oriental, con intervalos que excluyen cero. La tabla y las curvas completas, con bandas bootstrap del 95 % agrupadas por fecha (B = 1 000), están en la Tabla S14 y la Figura S3 del suplemento. El producto operativo prioriza, por tanto, la propagación y usa la ignición como capa de cribado: la ignición aporta valor de decisión frente al FWI en α bajo, pero no frente a M2 en el Chaco.</w:t>
+      </w:r>
+    </w:p>
+    <w:p>
+      <w:pPr>
+        <w:pStyle w:val="BodyText"/>
+      </w:pPr>
+      <w:r>
+        <w:t xml:space="preserve">El análisis de curvas de decisión sobre la muestra caso-control (Figura S4; Tabla S23) reproduce el orden: con</w:t>
+      </w:r>
+      <w:r>
+        <w:t xml:space="preserve"> </w:t>
+      </w:r>
+      <m:oMath>
+        <m:sSub>
+          <m:e>
+            <m:r>
+              <m:t>p</m:t>
+            </m:r>
+          </m:e>
+          <m:sub>
+            <m:r>
+              <m:t>t</m:t>
+            </m:r>
+          </m:sub>
+        </m:sSub>
+        <m:r>
+          <m:rPr>
+            <m:sty m:val="p"/>
+          </m:rPr>
+          <m:t>=</m:t>
+        </m:r>
+        <m:r>
+          <m:t>0.10</m:t>
+        </m:r>
+      </m:oMath>
+      <w:r>
+        <w:t xml:space="preserve">, M3 rinde 37.6/29.4 detecciones netas por 1 000 celdas-día muestreadas, M2 37.7/27.3, M1 13.5/19.9 y FWI 0.1/2.8 (Chaco/Oriental); el modelo de propagación sigue siendo positivo hasta</w:t>
+      </w:r>
+      <w:r>
+        <w:t xml:space="preserve"> </w:t>
+      </w:r>
+      <m:oMath>
+        <m:sSub>
+          <m:e>
+            <m:r>
+              <m:t>p</m:t>
+            </m:r>
+          </m:e>
+          <m:sub>
+            <m:r>
+              <m:t>t</m:t>
+            </m:r>
+          </m:sub>
+        </m:sSub>
+        <m:r>
+          <m:rPr>
+            <m:sty m:val="p"/>
+          </m:rPr>
+          <m:t>≈</m:t>
+        </m:r>
+        <m:r>
+          <m:t>0.7</m:t>
+        </m:r>
+      </m:oMath>
+      <w:r>
+        <w:t xml:space="preserve">. Como el beneficio neto se calcula sobre la muestra caso-control, complementa el valor de decisión ponderado por población de la Tabla S14.</w:t>
+      </w:r>
+    </w:p>
+    <w:p>
+      <w:pPr>
+        <w:pStyle w:val="BodyText"/>
+      </w:pPr>
+      <w:r>
+        <w:t xml:space="preserve">En términos operativos (Tabla S23), con el corte de ignición congelado M3 emite 8 238/3 073 alertas por día en Chaco/Oriental con una precisión poblacional de 0.082/0.198 % (1 227/504 alertas por acierto; lift 5.3×/4.8×). Un presupuesto de 100 alertas/día eleva la precisión de ignición solo a 0.21/0.66 % (recall 0.86/2.24 %), lo que confirma que la ignición es una capa de cribado. La propagación requiere 10.3/20.9 alertas por acierto (lift 62×/23×) con 452/525 alertas/día; con 100/día su precisión es 22.1/10.0 % y su recall 25.7/7.5 %. El α que maximiza V(α) es 0.0001–0.0005 para ignición y 0.002 para propagación.</w:t>
+      </w:r>
+    </w:p>
+    <w:p>
+      <w:pPr>
+        <w:pStyle w:val="BodyText"/>
+      </w:pPr>
+      <w:r>
+        <w:t xml:space="preserve">En sus puntos operativos F0.5 congelados, FWI e INPE tienen valor de decisión positivo solo en una ventana estrecha de α bajo (0.0001–0.0005) y negativo para α ≥ 0.001 (V recortado en −1); incluso en esa ventana quedan muy por debajo de M3/M2 (Chaco FWI 0.069 frente a M3 0.372 con α = 0.0001; Oriental FWI 0.095 frente a M3 0.313 con α = 0.0005). Dar a los índices su mejor umbral de validación en cada α no cambia el orden (Tabla S24). La ventaja de AUC de M3 se traduce, por tanto, en valor de decisión frente a los índices, pero no de forma uniforme frente a M2.</w:t>
       </w:r>
     </w:p>
     <w:p>

--- a/entregables/manuscrito_es.docx
+++ b/entregables/manuscrito_es.docx
@@ -210,7 +210,7 @@
         <w:t xml:space="preserve">t</w:t>
       </w:r>
       <w:r>
-        <w:t xml:space="preserve">−1, empleando M2 como respaldo para celdas sin historia y M1 como línea base biofísica. En la validación de 2023, M3 alcanza ROC-AUC 0.7844/0.7628 (Chaco/Oriental) frente a 0.7817/0.7496 de M2. En bloques espaciales de 2023, M2 es el más robusto (0.6773/0.7470) y M1 no supera a M2 en celdas sin historia. Un holdout independiente de confirmación retuvo también a M2 (0.6871/0.6621). En el test retrospectivo 2024–2025, M3 alcanza 0.8021/0.7534 frente a 0.5173/0.5564 del Canadian Forest Fire Weather Index (FWI) y 0.5389/0.4990 del INPE Risco de Fogo; la propagación alcanza 0.9039/0.7859. La precisión poblacional de ignición es 0.082 %/0.198 % (IC 95 % 0.075–0.088/0.178–0.222), lo que confirma que el sistema es una herramienta de nowcast y priorización y no un sistema de alerta autónomo. La contribución reside en el operador D2, la inferencia con gating y el arnés de evaluación abiertos, publicados como software reproducible.</w:t>
+        <w:t xml:space="preserve">−1, empleando M2 como respaldo para celdas sin historia y M1 como línea base biofísica. En la validación de 2023, M3 alcanza ROC-AUC 0.7844/0.7628 (Chaco/Oriental) frente a 0.7817/0.7496 de M2. En bloques espaciales de 2023, M2 es el más robusto (0.6773/0.7470) y M1 no supera a M2 en celdas sin historia. Un holdout independiente de confirmación retuvo también a M2 (0.6871/0.6621). En el test retrospectivo 2024–2025, M3 alcanza 0.8021/0.7534 frente a 0.5173/0.5564 del Canadian Forest Fire Weather Index (FWI) y 0.5389/0.4990 del INPE Risco de Fogo; la propagación alcanza 0.9039/0.7859. La precisión poblacional de ignición es 0.082 %/0.198 % (IC 95 % 0.075–0.088/0.178–0.222), y el valor de decisión se concentra en la propagación, lo que confirma un papel de cribado y priorización y no un sistema de alerta autónomo. La contribución es el operador D2, la inferencia con gating y el arnés de evaluación abiertos, publicados como software reproducible.</w:t>
       </w:r>
     </w:p>
     <w:p>
@@ -462,7 +462,7 @@
         <w:pStyle w:val="BodyText"/>
       </w:pPr>
       <w:r>
-        <w:t xml:space="preserve">El resto del artículo se organiza como sigue. La Sección 2 define el operador D2, el gate biofísico, la arquitectura de inferencia desacoplada y el arnés de evaluación. La Sección 3 reporta la selección en validación 2023, el test retrospectivo 2024–2025, el benchmark frente a FWI e INPE, los análisis de generalización espacial y temporal y la utilidad operativa. La Sección 4 discute por qué fallan los índices canónicos, qué aporta el desacoplamiento y dónde falla, y las limitaciones del estudio. La Sección 5 concluye.</w:t>
+        <w:t xml:space="preserve">El resto del artículo se organiza como sigue. La Sección 2 define el operador D2, el gate biofísico, la arquitectura de inferencia desacoplada y el arnés de evaluación. La Sección 3 reporta la selección en validación 2023, el test retrospectivo 2024–2025, el benchmark frente a FWI e INPE, los análisis de generalización espacial y temporal y el valor operativo. La Sección 4 discute por qué fallan los índices canónicos, qué aporta el desacoplamiento y dónde falla, y las limitaciones del estudio. La Sección 5 concluye.</w:t>
       </w:r>
     </w:p>
     <w:bookmarkEnd w:id="10"/>
@@ -1241,7 +1241,7 @@
     </w:tbl>
     <w:bookmarkEnd w:id="22"/>
     <w:bookmarkEnd w:id="23"/>
-    <w:bookmarkStart w:id="45" w:name="resultados"/>
+    <w:bookmarkStart w:id="46" w:name="resultados"/>
     <w:p>
       <w:pPr>
         <w:pStyle w:val="Heading1"/>
@@ -2752,7 +2752,7 @@
         </w:r>
       </w:hyperlink>
       <w:r>
-        <w:t xml:space="preserve">); los cortes resultantes son 0.3029 y 0.8963 en el Chaco y 2.1509 y 0.0750 en Oriental para FWI e INPE, respectivamente. El benchmark completo, incluidas las filas de M2 y propagación, está en la Tabla S11 del suplemento; la tabla completa de significancia está en la Tabla S7.</w:t>
+        <w:t xml:space="preserve">); los cortes resultantes son 0.3029 y 0.8963 en el Chaco y 2.1509 y 0.0750 en Oriental para FWI e INPE, respectivamente. La implementación completa, incluidos los códigos de combustible, la inicialización y la meteorología del mismo día, se documenta en la Nota S4 del suplemento. El benchmark completo, incluidas las filas de M2 y propagación, está en la Tabla S11 del suplemento; la tabla completa de significancia está en la Tabla S7.</w:t>
       </w:r>
     </w:p>
     <w:tbl>
@@ -4279,6 +4279,14 @@
       </w:r>
       <w:r>
         <w:t xml:space="preserve">muestra las curvas ROC y de precisión–recall correspondientes. Los índices canónicos están cerca de la diagonal en el Chaco; en la Región Oriental también son débiles y no mejoran materialmente respecto a una línea base climatológica. El FWI completo tiene un ROC-AUC de 0.5173/0.5564 y el INPE de 0.5389/0.4990; ninguno es competitivo con M3 en las mismas fechas retrospectivas. El resultado no afirma que los índices sean universalmente inválidos, sino que su transferencia a este sistema subtropical no está respaldada. FWI e INPE son índices de peligro normalizados, por lo que su punto operativo aparente depende fuertemente del cutoff elegido en validación. En el Chaco, el FWI completo alcanza un recall alto solo con una precisión muy baja, mientras que el INPE es conservador en ambas regiones; ninguno de los dos comportamientos se traduce en un ranking competitivo. Los valores de PR-AUC están cerca de la línea base caso-control de 0.09, lo que significa que los índices añaden poca discriminación más allá del azar en estas fechas retrospectivas.</w:t>
+      </w:r>
+    </w:p>
+    <w:p>
+      <w:pPr>
+        <w:pStyle w:val="BodyText"/>
+      </w:pPr>
+      <w:r>
+        <w:t xml:space="preserve">Como la implementación del INPE pondera A por fracciones de cobertura (la especificación primaria), repetimos el benchmark con A fija = 3.0 (el coeficiente INPE de sabana abierta, fijado a priori). La versión fija alcanza ROC-AUC 0.4979/0.5497 frente a 0.5389/0.4990 con A local (ΔROC = −0.0409/+0.0508; p = 0.001; Tabla S22). El signo de la diferencia depende de la región, pero ambas versiones quedan muy por debajo de M3 (0.8021/0.7534), por lo que el débil desempeño del INPE no es un artefacto de la ponderación local de A. Combinar los dos índices con el conjunto completo de variables de M3 no cierra la brecha: el GBT aumentado alcanza ROC-AUC 0.8013/0.7547 frente a 0.8021/0.7534 de M3 (Δ = −0.0009/+0.0013; p = 0.182/0.001; Tabla S11 continuación). Una vez que existen combustible, accesibilidad y contexto histórico, los índices no aportan información de ranking esencial; en Oriental la pequeña ganancia es estadísticamente detectable pero operativamente despreciable.</w:t>
       </w:r>
     </w:p>
     <w:p>
@@ -4829,17 +4837,17 @@
         <w:pStyle w:val="BodyText"/>
       </w:pPr>
       <w:r>
-        <w:t xml:space="preserve">Con meteorología de t-1, M3 retiene 0.7831/0.7613 y M2 0.7818/0.7463; M1 es inferior y se reporta en la Tabla S9 del suplemento. La pequeña caída de M3 muestra que los priors de recurrencia, no la meteorología del mismo día, dominan la señal híbrida. Por eso el sistema actual es un nowcast/hindcast; un sistema real de pronóstico a un día requeriría meteorología pronosticada. Los detalles de lead time están en la Tabla S9 del suplemento. Como comparador directo de fuga, un modelo acoplado entrenado sobre la muestra combinada de fuego con variables t-1 no superó materialmente a la arquitectura desacoplada: 0.8862 vs 0.8868 ROC-AUC en Chaco y 0.7871 vs 0.7806 en Oriental. Este comparador usa la misma muestra gated caso-control, por lo que no prueba la eliminación del gating; solo muestra que el atajo acoplado no ofrece una ventaja grande en esta muestra (Tabla S19 del suplemento). Una sensibilidad D2 completa de 3 × 3 (15/25/35 km × 7/10/14 d) regeneró el muestreo 1:10 y reentrenó M1, M2 y M3 para cada combinación. M3 superó a M2 en las nueve combinaciones tanto en validación como en test, con una diferencia M3 − M2 de ROC-AUC entre +0.004 y +0.016, y fue el mejor modelo en test en las nueve; su rango fue 0.771–0.782 en 2023 y 0.785–0.797 en Chaco para 2024–2025, y 0.759–0.768 y 0.750–0.755 en Oriental. La ventana de 7 días dio el mayor ROC-AUC en cada par región × radio, y el efecto del radio fue pequeño: 35 km fue ligeramente mejor en Chaco y 25 km en Oriental. La conclusión de D2 no depende de la elección de 25 km/10 d (Tabla S20 del suplemento).</w:t>
+        <w:t xml:space="preserve">Con meteorología de t-1, M3 retiene 0.7831/0.7613 y M2 0.7818/0.7463; M1 es inferior y se reporta en la Tabla S9 del suplemento. La pequeña caída de M3 muestra que los priors de recurrencia, no la meteorología del mismo día, dominan la señal híbrida. Por eso el sistema actual es un nowcast/hindcast; un sistema real de pronóstico a un día requeriría meteorología pronosticada. Los detalles de lead time están en la Tabla S9 del suplemento. Como comparador directo de fuga, un modelo acoplado entrenado sobre la muestra combinada de fuego con variables t-1 no superó materialmente a la arquitectura desacoplada: 0.8862 vs 0.8868 ROC-AUC en Chaco y 0.7871 vs 0.7806 en Oriental. Este comparador usa la misma muestra gated caso-control, por lo que no prueba la eliminación del gating; solo muestra que el atajo acoplado no ofrece una ventaja grande en esta muestra (Tabla S19 del suplemento). Una sensibilidad D2 completa de 3 × 3 (15/25/35 km × 7/10/14 d) regeneró el muestreo 1:10 y reentrenó M1, M2 y M3 para cada combinación. M3 superó a M2 en las nueve combinaciones tanto en validación como en test, con una diferencia M3 − M2 de ROC-AUC entre +0.004 y +0.016, y fue el mejor modelo en test en las nueve; su rango fue 0.771–0.782 en 2023 y 0.785–0.797 en Chaco para 2024–2025, y 0.759–0.768 y 0.750–0.755 en Oriental. La ventana de 7 días dio el mayor ROC-AUC en cada par región × radio, y el efecto del radio fue pequeño: 35 km fue ligeramente mejor en Chaco y 25 km en Oriental. La conclusión de D2 no depende de la elección de 25 km/10 d (Tabla S20 del suplemento). Un backtest rolling-origin de cuatro folds reentrenó M1/M2/M3 con entrenamiento hasta Y−2, validación en Y−1 y test en Y. La diferencia de ROC-AUC M3−M2 fue +0.0030/+0.0059 en 2022, +0.0029/+0.0120 en 2023, +0.0038/+0.0166 en 2024 y +0.0019/+0.0084 en 2025 (Chaco/Oriental); los p correspondientes fueron 0.032/0.006, 0.082/0.001, 0.004/0.001 y 0.148/0.001. El signo fue positivo en las ocho comparaciones región-fold, y M1 quedó por debajo de M2 en todos los folds (Tabla S26; Figura S5). El orden temporal no es, por tanto, un artefacto del único split 2024–2025. En 20 corridas (cinco semillas × dos capacidades × dos regiones), la diferencia M3−M2 se mantuvo positiva en todas, con diferencias medias de +0.0036/+0.0035 en el Chaco y +0.0128/+0.0128 en Oriental para las configuraciones actual/alta capacidad (Tabla S25). La validación adversarial separa las filas de entrenamiento (2018–2022) de las de test (2024–2025) con AUC 0.8832/0.9241 (Chaco/Oriental); el día del año, los armónicos estacionales, la densidad histórica a 25 km y el déficit hídrico de 60 días dominan el discriminador (Tabla S29). El cambio de distribución es real y no lo elimina el diseño temporal; por eso los resultados espaciales y de todas las celdas se reportan por separado.</w:t>
       </w:r>
     </w:p>
     <w:bookmarkEnd w:id="38"/>
-    <w:bookmarkStart w:id="43" w:name="utilidad-operativa"/>
+    <w:bookmarkStart w:id="43" w:name="valor-operativo"/>
     <w:p>
       <w:pPr>
         <w:pStyle w:val="Heading2"/>
       </w:pPr>
       <w:r>
-        <w:t xml:space="preserve">3.4 Utilidad operativa</w:t>
+        <w:t xml:space="preserve">3.4 Valor operativo</w:t>
       </w:r>
     </w:p>
     <w:p>
@@ -4937,7 +4945,7 @@
         <w:pStyle w:val="BodyText"/>
       </w:pPr>
       <w:r>
-        <w:t xml:space="preserve">En términos operativos (Tabla S23), con el corte de ignición congelado M3 emite 8 238/3 073 alertas por día en Chaco/Oriental con una precisión poblacional de 0.082/0.198 % (1 227/504 alertas por acierto; lift 5.3×/4.8×). Un presupuesto de 100 alertas/día eleva la precisión de ignición solo a 0.21/0.66 % (recall 0.86/2.24 %), lo que confirma que la ignición es una capa de cribado. La propagación requiere 10.3/20.9 alertas por acierto (lift 62×/23×) con 452/525 alertas/día; con 100/día su precisión es 22.1/10.0 % y su recall 25.7/7.5 %. El α que maximiza V(α) es 0.0001–0.0005 para ignición y 0.002 para propagación.</w:t>
+        <w:t xml:space="preserve">En términos operativos (Tabla S23), con el corte de ignición congelado M3 emite 8 238/3 073 alertas por día en Chaco/Oriental con una precisión poblacional de 0.082/0.198 % (1 227/504 alertas por acierto; lift 5.3×/4.8×). Un presupuesto de 100 alertas/día eleva la precisión de ignición solo a 0.21/0.66 % (recall 0.86/2.24 %), lo que confirma que la ignición es una capa de cribado. La propagación requiere 10.3/20.9 alertas por acierto (lift 62×/23×) con 452/525 alertas/día; con 100/día su precisión es 22.1/10.0 % y su recall 25.7/7.5 %. El α que maximiza V(α) es 0.0001–0.0005 para ignición y 0.002 para propagación. El corte F0.5 no es el único privilegiado. Seleccionar cortes por F1, F2 o Youden cambia el punto operativo pero no la conclusión (Tabla S14 continuación; Figura S6). Para la ignición M3 en el Chaco, precisión/recall pasan de 0.328/0.303 con F0.5 a 0.273/0.494 con F1 y 0.182/0.815 con F2; en Oriental pasan de 0.301/0.186 a 0.235/0.390 y 0.173/0.699. La propagación sigue siendo la capa más fuerte: en Chaco la precisión/recall es 0.837/0.524 con F0.5 y 0.515/0.702 con F2; en Oriental 0.650/0.199 y 0.215/0.632. El orden cribado/propagación es, por tanto, robusto al criterio de umbral.</w:t>
       </w:r>
     </w:p>
     <w:p>
@@ -5025,14 +5033,6 @@
       </w:r>
       <w:r>
         <w:t xml:space="preserve">pequeños. El resultado respalda la elección operativa de priorizar la propagación y tratar la ignición como capa de cribado.</w:t>
-      </w:r>
-    </w:p>
-    <w:p>
-      <w:pPr>
-        <w:pStyle w:val="BodyText"/>
-      </w:pPr>
-      <w:r>
-        <w:t xml:space="preserve">La cobertura conformal es empírica: 90.17 %/90.31 % para un nivel nominal del 90 % y 95.32 %/94.79 % para el 95 %. Estos valores están cerca de lo nominal, pero no constituyen una garantía formal bajo cambio temporal. El resultado sigue siendo útil porque muestra que la capa de calibración no es groseramente sobreconfiada. Un diagrama de fiabilidad y la tabla conformal completa están en la Tabla S5 del suplemento.</w:t>
       </w:r>
     </w:p>
     <w:p>
@@ -5165,13 +5165,13 @@
       </w:tr>
     </w:tbl>
     <w:bookmarkEnd w:id="43"/>
-    <w:bookmarkStart w:id="44" w:name="comprobaciones-de-reproducibilidad"/>
+    <w:bookmarkStart w:id="44" w:name="calibración"/>
     <w:p>
       <w:pPr>
         <w:pStyle w:val="Heading2"/>
       </w:pPr>
       <w:r>
-        <w:t xml:space="preserve">3.5 Comprobaciones de reproducibilidad</w:t>
+        <w:t xml:space="preserve">3.5 Calibración</w:t>
       </w:r>
     </w:p>
     <w:p>
@@ -5179,6 +5179,24 @@
         <w:pStyle w:val="FirstParagraph"/>
       </w:pPr>
       <w:r>
+        <w:t xml:space="preserve">El error de calibración esperado de M3 es 0.0082/0.0082 en Chaco/Oriental (Tabla S11), y la cobertura conformal es empírica: 90.17 %/90.31 % para un nivel nominal del 90 % y 95.32 %/94.79 % para el 95 %. Estos valores están cerca de lo nominal, pero no constituyen una garantía formal bajo cambio temporal. El resultado sigue siendo útil porque muestra que la capa de calibración no es groseramente sobreconfiada. Un diagrama de fiabilidad y la tabla conformal completa están en la Tabla S5 del suplemento.</w:t>
+      </w:r>
+    </w:p>
+    <w:bookmarkEnd w:id="44"/>
+    <w:bookmarkStart w:id="45" w:name="comprobaciones-de-reproducibilidad"/>
+    <w:p>
+      <w:pPr>
+        <w:pStyle w:val="Heading2"/>
+      </w:pPr>
+      <w:r>
+        <w:t xml:space="preserve">3.6 Comprobaciones de reproducibilidad</w:t>
+      </w:r>
+    </w:p>
+    <w:p>
+      <w:pPr>
+        <w:pStyle w:val="FirstParagraph"/>
+      </w:pPr>
+      <w:r>
         <w:t xml:space="preserve">Las releases de código y datos son parte del resultado. El repositorio contiene el operador de objetivos, los scripts de evaluación congelados, los boosters y calibradores entrenados, las tablas generadas y un entorno fijado. Una ejecución de las 76 pruebas unitarias en un entorno limpio cubre la construcción de objetivos, el filtrado VIIRS, la agregación climática, la calibración monótona, las métricas y el enrutamiento de alertas. El archivo de datos contiene los objetivos de test y las probabilidades del modelo, de modo que las tablas principales pueden regenerarse sin el archivo crudo de varios terabytes. El pipeline completo de datos crudos sigue disponible para una reconstrucción total.</w:t>
       </w:r>
     </w:p>
@@ -5190,9 +5208,9 @@
         <w:t xml:space="preserve">Merece la pena reportar dos comprobaciones prácticas. Primera, la división de test está congelada y el cutoff se selecciona en validación; ninguna fila de test se usa para selección de modelo. Segunda, las capas de calibración y conformal se ajustan antes del test y nunca se actualizan. Estas comprobaciones no eliminan el cambio de distribución, pero eliminan las fuentes más comunes de sesgo optimista. Las tablas de este manuscrito se regeneran desde el repositorio y corresponden a la release v2.0.1; los DOI conceptuales de código y datos se reportan en las secciones de disponibilidad.</w:t>
       </w:r>
     </w:p>
-    <w:bookmarkEnd w:id="44"/>
     <w:bookmarkEnd w:id="45"/>
-    <w:bookmarkStart w:id="50" w:name="discusión"/>
+    <w:bookmarkEnd w:id="46"/>
+    <w:bookmarkStart w:id="51" w:name="discusión"/>
     <w:p>
       <w:pPr>
         <w:pStyle w:val="Heading1"/>
@@ -5201,7 +5219,7 @@
         <w:t xml:space="preserve">4. Discusión</w:t>
       </w:r>
     </w:p>
-    <w:bookmarkStart w:id="46" w:name="por-qué-fallan-los-índices-canónicos"/>
+    <w:bookmarkStart w:id="47" w:name="por-qué-fallan-los-índices-canónicos"/>
     <w:p>
       <w:pPr>
         <w:pStyle w:val="Heading2"/>
@@ -5215,7 +5233,7 @@
         <w:pStyle w:val="FirstParagraph"/>
       </w:pPr>
       <w:r>
-        <w:t xml:space="preserve">El FWI completo y el INPE son débiles en ambas regiones. El Chaco está limitado por humedad y por combustible al mismo tiempo: los combustibles finos se secan rápidamente bajo VPD alto, pero la ignición depende del acceso humano, el manejo de pasturas y la historia de fuego. Un único índice meteorológico no puede representar esa interacción. El FWI canadiense fue originalmente diseñado para rodales boreales de coníferas, y dos de sus tres códigos de humedad de combustible (el Duff Moisture Code y el Drought Code) modelan explícitamente el secado lento y la recarga por lluvia de capas orgánicas poco y muy compactadas a lo largo de días o semanas</w:t>
+        <w:t xml:space="preserve">El FWI completo y el INPE son débiles en ambas regiones. El Chaco está limitado por humedad y por combustible al mismo tiempo: los combustibles finos se secan rápidamente bajo VPD alto, pero la ignición depende del acceso humano, el manejo de pasturas y la historia de fuego. Un único índice no puede representar esa interacción. El FWI canadiense fue originalmente diseñado para rodales boreales de coníferas, y dos de sus tres códigos de humedad de combustible (el Duff Moisture Code y el Drought Code) modelan explícitamente el secado lento y la recarga por lluvia de capas orgánicas poco y muy compactadas a lo largo de días o semanas</w:t>
       </w:r>
       <w:r>
         <w:t xml:space="preserve"> </w:t>
@@ -5224,7 +5242,7 @@
         <w:t xml:space="preserve">(Flannigan et al., 2016; Van Wagner, 1987)</w:t>
       </w:r>
       <w:r>
-        <w:t xml:space="preserve">. En el Chaco semiárido, los combustibles portantes son pastos finos y arbustos que responden en horas a la demanda atmosférica, mientras que el patrón espacial de ignición está gobernado por fuentes ligadas al manejo del territorio y al acceso. Un índice puramente meteorológico no contiene, por tanto, información sobre dónde se localizan esas fuentes antrópicas de ignición, y su capacidad de ranking colapsa hacia el azar bajo una evaluación D2 desacoplada. En la Región Oriental, la señal es más antropogénica y menos dependiente de la meteorología del mismo día. Estos resultados no implican que FWI o INPE sean inútiles globalmente; muestran que su transferencia a este sistema subtropical no está respaldada por el test retrospectivo.</w:t>
+        <w:t xml:space="preserve">. En el Chaco semiárido, los combustibles portantes son pastos finos y arbustos que responden en horas a la demanda atmosférica, mientras que el patrón espacial de ignición está gobernado por fuentes ligadas al manejo del territorio y al acceso. El FWI es puramente meteorológico; la formulación del INPE usada aquí incorpora fracciones de cobertura, pero ninguno de los dos contiene la información antrópica y de accesibilidad a escala fina que domina la ignición en el Chaco, y su capacidad de ranking colapsa hacia el azar bajo una evaluación D2 desacoplada. En la Región Oriental, la señal es más antropogénica y menos dependiente de la meteorología del mismo día. Estos resultados no implican que FWI o INPE sean inútiles globalmente; muestran que su transferencia a este sistema subtropical no está respaldada por el test retrospectivo. Estos índices no solo rankean peor: dondequiera que alguno siga siendo positivo, también generan menos valor de decisión que M3 (Tabla S14).</w:t>
       </w:r>
     </w:p>
     <w:p>
@@ -5243,8 +5261,8 @@
         <w:t xml:space="preserve">El débil desempeño de FWI/INPE también tiene una implicación práctica: cambiar a un “mejor índice” no es suficiente. La representación de insumos, la definición del objetivo y el diseño de evaluación importan tanto como el aprendiz. El benchmark compara, por tanto, el pipeline computacional completo, no solo la clase de modelo.</w:t>
       </w:r>
     </w:p>
-    <w:bookmarkEnd w:id="46"/>
-    <w:bookmarkStart w:id="47" w:name="Xe20071f51b2429a07dd1bef5422bcbb177fc868"/>
+    <w:bookmarkEnd w:id="47"/>
+    <w:bookmarkStart w:id="48" w:name="Xe20071f51b2429a07dd1bef5422bcbb177fc868"/>
     <w:p>
       <w:pPr>
         <w:pStyle w:val="Heading2"/>
@@ -5279,7 +5297,7 @@
         <w:t xml:space="preserve">t</w:t>
       </w:r>
       <w:r>
-        <w:t xml:space="preserve">−1 y un holdout de bloques espaciales es la principal contribución metodológica. También explica por qué una única puntuación agregada no basta: el mismo modelo puede ser fuerte en celdas retenidas, débil en bloques de holdout y débil en prevalencia poblacional, y cada uno de estos resultados responde a una pregunta distinta. Reportar las tres visiones por separado es más informativo que seleccionar la más favorable.</w:t>
+        <w:t xml:space="preserve">−1 y un holdout de bloques espaciales es la principal contribución metodológica. También explica por qué una única puntuación agregada no basta: el mismo modelo puede ser fuerte en celdas retenidas, débil en bloques de holdout y débil en prevalencia poblacional, y cada uno de estos resultados responde a una pregunta distinta. Reportar las tres visiones por separado es más informativo que seleccionar la más favorable. Una cuarta visión, el valor de decisión, pregunta si el ranking sobrevive a una relación cost-loss; es la visión que determina el uso operativo.</w:t>
       </w:r>
     </w:p>
     <w:p>
@@ -5319,8 +5337,8 @@
         <w:t xml:space="preserve">−1, habría parecido aún más fuerte. El bloque espacial y el objetivo D2 hacen visibles esos atajos. Por eso el resultado negativo no es una debilidad del artículo sino parte de su contribución: da al trabajo futuro una línea base clara que superar sin fuga.</w:t>
       </w:r>
     </w:p>
-    <w:bookmarkEnd w:id="47"/>
-    <w:bookmarkStart w:id="48" w:name="X5cfdffa3c6f6630605a69807712cf6152b3243a"/>
+    <w:bookmarkEnd w:id="48"/>
+    <w:bookmarkStart w:id="49" w:name="X5cfdffa3c6f6630605a69807712cf6152b3243a"/>
     <w:p>
       <w:pPr>
         <w:pStyle w:val="Heading2"/>
@@ -5345,8 +5363,8 @@
         <w:t xml:space="preserve">El marco también hace explícito el fallo. Un modelo excelente en celdas retenidas pero pobre en bloques espaciales no es un modelo universal, y un modelo que solo es competitivo en una muestra caso-control no es un sistema operativo. Reportar ambas visiones es más útil que reportar un único AUC alto. Esta es la principal lección metodológica del estudio y generaliza más allá de los incendios: cualquier pipeline geocientífico que combine priors espaciales, objetivos temporales y eventos raros necesita la misma separación entre habilidad de ranking, calibración y prevalencia operativa.</w:t>
       </w:r>
     </w:p>
-    <w:bookmarkEnd w:id="48"/>
-    <w:bookmarkStart w:id="49" w:name="limitaciones"/>
+    <w:bookmarkEnd w:id="49"/>
+    <w:bookmarkStart w:id="50" w:name="limitaciones"/>
     <w:p>
       <w:pPr>
         <w:pStyle w:val="Heading2"/>
@@ -5404,7 +5422,7 @@
         <w:t xml:space="preserve"> </w:t>
       </w:r>
       <w:r>
-        <w:t xml:space="preserve">Aunque la sensibilidad D2 con radios de 15/25/35 km y ventanas de 7/10/14 días confirmó que el ranking de modelos es estable bajo reentrenamiento completo (Tabla S20 del suplemento), el test 2024–2025 es retrospectivo y no ciego, y comparte el 90.65 % de sus celdas activas con el período de entrenamiento por solapamiento temporal; restringir a celdas nunca vistas en entrenamiento reduce el ROC-AUC de M3 en 0.018/0.039 pero mantiene un diferencial positivo M3 &gt; M2 en ROC-AUC y PR-AUC, aunque el de ROC-AUC no se resuelve en Oriental (Tabla S27 del suplemento). M3 pierde su ventaja predictiva en bloques espaciales no vistos, lo que exige a M2 como respaldo operativo mientras M1 sigue siendo una línea base insuficiente; la cobertura conformal (90.17 %/90.31 % para el nivel del 90 %) es empírica y no está formalmente garantizada bajo cambio temporal; y el comparador acoplado</w:t>
+        <w:t xml:space="preserve">Aunque la sensibilidad D2 con radios de 15/25/35 km y ventanas de 7/10/14 días confirmó que el ranking de modelos es estable bajo reentrenamiento completo (Tabla S20 del suplemento), el test 2024–2025 es retrospectivo y no ciego, y comparte el 90.65 % de sus celdas activas con el período de entrenamiento por solapamiento temporal; restringir a celdas nunca vistas en entrenamiento reduce el ROC-AUC de M3 en 0.018/0.039 pero mantiene un diferencial positivo M3 &gt; M2 en ROC-AUC y PR-AUC, aunque el de ROC-AUC no se resuelve en Oriental (Tabla S27 del suplemento). La validación adversarial alcanza AUC 0.8832/0.9241, lo que confirma que el cambio temporal es sustancial y está impulsado principalmente por variables estacionales y de densidad histórica (Tabla S29). M3 pierde su ventaja predictiva en bloques espaciales no vistos, lo que exige a M2 como respaldo operativo mientras M1 sigue siendo una línea base insuficiente; la cobertura conformal (90.17 %/90.31 % para el nivel del 90 %) es empírica y no está formalmente garantizada bajo cambio temporal; y el comparador acoplado</w:t>
       </w:r>
       <w:r>
         <w:t xml:space="preserve"> </w:t>
@@ -5455,9 +5473,9 @@
         <w:t xml:space="preserve">, funciona como nowcast/hindcast y no como un pronóstico a un día respaldado por predicción numérica del tiempo. La precisión poblacional de ignición es muy baja (0.082 %/0.198 %; IC 95 % 0.075–0.088/0.178–0.222), cost-loss no muestra una ventaja clara de M3 sobre M2 para ignición y las capas de alerta aún no se han evaluado prospectivamente con una agencia operativa. Por último, transferir el pipeline a otro país requeriría reconstruir la grilla de 1 km², los priors históricos y los metadatos de prevalencia, y el lock de dependencias fijado registra versiones exactas de paquetes sin hashes de ruedas específicos de plataforma (documentado en el repositorio de código).</w:t>
       </w:r>
     </w:p>
-    <w:bookmarkEnd w:id="49"/>
     <w:bookmarkEnd w:id="50"/>
-    <w:bookmarkStart w:id="51" w:name="conclusiones"/>
+    <w:bookmarkEnd w:id="51"/>
+    <w:bookmarkStart w:id="52" w:name="conclusiones"/>
     <w:p>
       <w:pPr>
         <w:pStyle w:val="Heading1"/>
@@ -5484,11 +5502,11 @@
         <w:t xml:space="preserve">t</w:t>
       </w:r>
       <w:r>
-        <w:t xml:space="preserve">−1 (Tabla S19 del suplemento). No obstante, la precisión poblacional de ignición sigue siendo baja (0.082 %/0.198 %; IC 95 % 0.075–0.088/0.178–0.222) y la ventaja híbrida es estrictamente temporal y no espacial, lo que sitúa al sistema como una herramienta operativa de cribado y priorización y no como un sistema de alerta autónomo. En última instancia, el aporte principal de este trabajo no es un mapa único de susceptibilidad, sino un protocolo abierto y auditable —archivado con código y datos públicos— que muestra dónde es válido un modelo geocientífico, dónde falla y cómo extender el benchmark a otras regiones subtropicales y a pronósticos meteorológicos a un día.</w:t>
-      </w:r>
-    </w:p>
-    <w:bookmarkEnd w:id="51"/>
-    <w:bookmarkStart w:id="54" w:name="disponibilidad-de-datos"/>
+        <w:t xml:space="preserve">−1 (Tabla S19 del suplemento). No obstante, la precisión poblacional de ignición sigue siendo baja (0.082 %/0.198 %; IC 95 % 0.075–0.088/0.178–0.222) y la ventaja híbrida es estrictamente temporal y no espacial. Los análisis de curvas de decisión y cost-loss ubican la ganancia operativa en la propagación (V = 0.63/0.40 con α = 0.002) y en la ignición solo como capa de cribado de α bajo, lo que sitúa al sistema como una herramienta operativa de cribado y priorización y no como un sistema de alerta autónomo. En última instancia, el aporte principal de este trabajo no es un mapa único de susceptibilidad, sino un protocolo abierto y auditable —archivado con código y datos públicos— que muestra dónde es válido un modelo geocientífico, dónde falla y cómo extender el benchmark a otras regiones subtropicales y a pronósticos meteorológicos a un día.</w:t>
+      </w:r>
+    </w:p>
+    <w:bookmarkEnd w:id="52"/>
+    <w:bookmarkStart w:id="55" w:name="disponibilidad-de-datos"/>
     <w:p>
       <w:pPr>
         <w:pStyle w:val="Heading1"/>
@@ -5504,7 +5522,7 @@
       <w:r>
         <w:t xml:space="preserve">Los datos procesados, las predicciones de test, los modelos entrenados y las tablas derivadas están disponibles en el release v2.0.1 de GitHub (</w:t>
       </w:r>
-      <w:hyperlink r:id="rId52">
+      <w:hyperlink r:id="rId53">
         <w:r>
           <w:rPr>
             <w:rStyle w:val="Hyperlink"/>
@@ -5530,7 +5548,7 @@
       <w:r>
         <w:t xml:space="preserve"> </w:t>
       </w:r>
-      <w:hyperlink r:id="rId53">
+      <w:hyperlink r:id="rId54">
         <w:r>
           <w:rPr>
             <w:rStyle w:val="Hyperlink"/>
@@ -5554,8 +5572,8 @@
         <w:t xml:space="preserve">.</w:t>
       </w:r>
     </w:p>
-    <w:bookmarkEnd w:id="54"/>
-    <w:bookmarkStart w:id="55" w:name="agradecimientos"/>
+    <w:bookmarkEnd w:id="55"/>
+    <w:bookmarkStart w:id="56" w:name="agradecimientos"/>
     <w:p>
       <w:pPr>
         <w:pStyle w:val="Heading1"/>
@@ -5572,8 +5590,8 @@
         <w:t xml:space="preserve">Agradecemos a NASA FIRMS, al Copernicus Climate Data Store, a MapBiomas, a Hansen/UMD y a geoBoundaries por los datos abiertos. El autor es responsable de todas las interpretaciones y errores.</w:t>
       </w:r>
     </w:p>
-    <w:bookmarkEnd w:id="55"/>
-    <w:bookmarkStart w:id="56" w:name="financiamiento"/>
+    <w:bookmarkEnd w:id="56"/>
+    <w:bookmarkStart w:id="57" w:name="financiamiento"/>
     <w:p>
       <w:pPr>
         <w:pStyle w:val="Heading1"/>
@@ -5590,8 +5608,8 @@
         <w:t xml:space="preserve">Esta investigación no recibió ninguna subvención específica de organismos de financiamiento públicos, comerciales o sin fines de lucro.</w:t>
       </w:r>
     </w:p>
-    <w:bookmarkEnd w:id="56"/>
-    <w:bookmarkStart w:id="57" w:name="conflictos-de-interés"/>
+    <w:bookmarkEnd w:id="57"/>
+    <w:bookmarkStart w:id="58" w:name="conflictos-de-interés"/>
     <w:p>
       <w:pPr>
         <w:pStyle w:val="Heading1"/>
@@ -5608,8 +5626,8 @@
         <w:t xml:space="preserve">El autor declara no tener conflictos de interés financieros ni no financieros.</w:t>
       </w:r>
     </w:p>
-    <w:bookmarkEnd w:id="57"/>
-    <w:bookmarkStart w:id="58" w:name="contribuciones-de-autoría"/>
+    <w:bookmarkEnd w:id="58"/>
+    <w:bookmarkStart w:id="59" w:name="contribuciones-de-autoría"/>
     <w:p>
       <w:pPr>
         <w:pStyle w:val="Heading1"/>
@@ -5626,8 +5644,8 @@
         <w:t xml:space="preserve">Martín Sánchez Insfrán: conceptualización, metodología, software, curación de datos, análisis formal, validación, visualización, redacción—borrador original, redacción—revisión y edición, administración del proyecto.</w:t>
       </w:r>
     </w:p>
-    <w:bookmarkEnd w:id="58"/>
-    <w:bookmarkStart w:id="59" w:name="declaración-sobre-ia-generativa"/>
+    <w:bookmarkEnd w:id="59"/>
+    <w:bookmarkStart w:id="60" w:name="declaración-sobre-ia-generativa"/>
     <w:p>
       <w:pPr>
         <w:pStyle w:val="Heading1"/>
@@ -5644,8 +5662,8 @@
         <w:t xml:space="preserve">Se utilizaron herramientas de IA generativa para edición de lenguaje y asistencia de código. El autor revisó y verificó todo el contenido y asume la responsabilidad total del artículo publicado.</w:t>
       </w:r>
     </w:p>
-    <w:bookmarkEnd w:id="59"/>
-    <w:bookmarkStart w:id="64" w:name="disponibilidad-del-código-informático"/>
+    <w:bookmarkEnd w:id="60"/>
+    <w:bookmarkStart w:id="65" w:name="disponibilidad-del-código-informático"/>
     <w:p>
       <w:pPr>
         <w:pStyle w:val="Heading1"/>
@@ -5817,7 +5835,7 @@
       <w:r>
         <w:t xml:space="preserve"> </w:t>
       </w:r>
-      <w:hyperlink r:id="rId60">
+      <w:hyperlink r:id="rId61">
         <w:r>
           <w:rPr>
             <w:rStyle w:val="Hyperlink"/>
@@ -5838,7 +5856,7 @@
       <w:r>
         <w:t xml:space="preserve"> </w:t>
       </w:r>
-      <w:hyperlink r:id="rId61">
+      <w:hyperlink r:id="rId62">
         <w:r>
           <w:rPr>
             <w:rStyle w:val="Hyperlink"/>
@@ -5859,7 +5877,7 @@
       <w:r>
         <w:t xml:space="preserve"> </w:t>
       </w:r>
-      <w:hyperlink r:id="rId62">
+      <w:hyperlink r:id="rId63">
         <w:r>
           <w:rPr>
             <w:rStyle w:val="Hyperlink"/>
@@ -5880,7 +5898,7 @@
       <w:r>
         <w:t xml:space="preserve"> </w:t>
       </w:r>
-      <w:hyperlink r:id="rId63">
+      <w:hyperlink r:id="rId64">
         <w:r>
           <w:rPr>
             <w:rStyle w:val="Hyperlink"/>
@@ -5901,7 +5919,7 @@
       <w:r>
         <w:t xml:space="preserve"> </w:t>
       </w:r>
-      <w:hyperlink r:id="rId53">
+      <w:hyperlink r:id="rId54">
         <w:r>
           <w:rPr>
             <w:rStyle w:val="Hyperlink"/>
@@ -5976,8 +5994,8 @@
         <w:t xml:space="preserve">.</w:t>
       </w:r>
     </w:p>
-    <w:bookmarkEnd w:id="64"/>
-    <w:bookmarkStart w:id="117" w:name="referencias"/>
+    <w:bookmarkEnd w:id="65"/>
+    <w:bookmarkStart w:id="118" w:name="referencias"/>
     <w:p>
       <w:pPr>
         <w:pStyle w:val="Heading1"/>
@@ -5986,8 +6004,8 @@
         <w:t xml:space="preserve">Referencias</w:t>
       </w:r>
     </w:p>
-    <w:bookmarkStart w:id="116" w:name="refs"/>
-    <w:bookmarkStart w:id="66" w:name="ref-alvarado2018"/>
+    <w:bookmarkStart w:id="117" w:name="refs"/>
+    <w:bookmarkStart w:id="67" w:name="ref-alvarado2018"/>
     <w:p>
       <w:pPr>
         <w:pStyle w:val="Bibliography"/>
@@ -6024,7 +6042,7 @@
       <w:r>
         <w:t xml:space="preserve"> </w:t>
       </w:r>
-      <w:hyperlink r:id="rId65">
+      <w:hyperlink r:id="rId66">
         <w:r>
           <w:rPr>
             <w:rStyle w:val="Hyperlink"/>
@@ -6033,8 +6051,8 @@
         </w:r>
       </w:hyperlink>
     </w:p>
-    <w:bookmarkEnd w:id="66"/>
-    <w:bookmarkStart w:id="68" w:name="ref-barmpoutis2020"/>
+    <w:bookmarkEnd w:id="67"/>
+    <w:bookmarkStart w:id="69" w:name="ref-barmpoutis2020"/>
     <w:p>
       <w:pPr>
         <w:pStyle w:val="Bibliography"/>
@@ -6071,7 +6089,7 @@
       <w:r>
         <w:t xml:space="preserve"> </w:t>
       </w:r>
-      <w:hyperlink r:id="rId67">
+      <w:hyperlink r:id="rId68">
         <w:r>
           <w:rPr>
             <w:rStyle w:val="Hyperlink"/>
@@ -6080,8 +6098,8 @@
         </w:r>
       </w:hyperlink>
     </w:p>
-    <w:bookmarkEnd w:id="68"/>
-    <w:bookmarkStart w:id="70" w:name="ref-baumann2017"/>
+    <w:bookmarkEnd w:id="69"/>
+    <w:bookmarkStart w:id="71" w:name="ref-baumann2017"/>
     <w:p>
       <w:pPr>
         <w:pStyle w:val="Bibliography"/>
@@ -6118,7 +6136,7 @@
       <w:r>
         <w:t xml:space="preserve"> </w:t>
       </w:r>
-      <w:hyperlink r:id="rId69">
+      <w:hyperlink r:id="rId70">
         <w:r>
           <w:rPr>
             <w:rStyle w:val="Hyperlink"/>
@@ -6127,8 +6145,8 @@
         </w:r>
       </w:hyperlink>
     </w:p>
-    <w:bookmarkEnd w:id="70"/>
-    <w:bookmarkStart w:id="72" w:name="ref-dormann2007"/>
+    <w:bookmarkEnd w:id="71"/>
+    <w:bookmarkStart w:id="73" w:name="ref-dormann2007"/>
     <w:p>
       <w:pPr>
         <w:pStyle w:val="Bibliography"/>
@@ -6165,7 +6183,7 @@
       <w:r>
         <w:t xml:space="preserve"> </w:t>
       </w:r>
-      <w:hyperlink r:id="rId71">
+      <w:hyperlink r:id="rId72">
         <w:r>
           <w:rPr>
             <w:rStyle w:val="Hyperlink"/>
@@ -6174,8 +6192,8 @@
         </w:r>
       </w:hyperlink>
     </w:p>
-    <w:bookmarkEnd w:id="72"/>
-    <w:bookmarkStart w:id="74" w:name="ref-flannigan2009"/>
+    <w:bookmarkEnd w:id="73"/>
+    <w:bookmarkStart w:id="75" w:name="ref-flannigan2009"/>
     <w:p>
       <w:pPr>
         <w:pStyle w:val="Bibliography"/>
@@ -6212,7 +6230,7 @@
       <w:r>
         <w:t xml:space="preserve"> </w:t>
       </w:r>
-      <w:hyperlink r:id="rId73">
+      <w:hyperlink r:id="rId74">
         <w:r>
           <w:rPr>
             <w:rStyle w:val="Hyperlink"/>
@@ -6221,8 +6239,8 @@
         </w:r>
       </w:hyperlink>
     </w:p>
-    <w:bookmarkEnd w:id="74"/>
-    <w:bookmarkStart w:id="76" w:name="ref-flannigan2016"/>
+    <w:bookmarkEnd w:id="75"/>
+    <w:bookmarkStart w:id="77" w:name="ref-flannigan2016"/>
     <w:p>
       <w:pPr>
         <w:pStyle w:val="Bibliography"/>
@@ -6259,7 +6277,7 @@
       <w:r>
         <w:t xml:space="preserve"> </w:t>
       </w:r>
-      <w:hyperlink r:id="rId75">
+      <w:hyperlink r:id="rId76">
         <w:r>
           <w:rPr>
             <w:rStyle w:val="Hyperlink"/>
@@ -6268,8 +6286,8 @@
         </w:r>
       </w:hyperlink>
     </w:p>
-    <w:bookmarkEnd w:id="76"/>
-    <w:bookmarkStart w:id="78" w:name="ref-hansen2013"/>
+    <w:bookmarkEnd w:id="77"/>
+    <w:bookmarkStart w:id="79" w:name="ref-hansen2013"/>
     <w:p>
       <w:pPr>
         <w:pStyle w:val="Bibliography"/>
@@ -6306,7 +6324,7 @@
       <w:r>
         <w:t xml:space="preserve"> </w:t>
       </w:r>
-      <w:hyperlink r:id="rId77">
+      <w:hyperlink r:id="rId78">
         <w:r>
           <w:rPr>
             <w:rStyle w:val="Hyperlink"/>
@@ -6315,8 +6333,8 @@
         </w:r>
       </w:hyperlink>
     </w:p>
-    <w:bookmarkEnd w:id="78"/>
-    <w:bookmarkStart w:id="80" w:name="ref-jain2020review"/>
+    <w:bookmarkEnd w:id="79"/>
+    <w:bookmarkStart w:id="81" w:name="ref-jain2020review"/>
     <w:p>
       <w:pPr>
         <w:pStyle w:val="Bibliography"/>
@@ -6353,7 +6371,7 @@
       <w:r>
         <w:t xml:space="preserve"> </w:t>
       </w:r>
-      <w:hyperlink r:id="rId79">
+      <w:hyperlink r:id="rId80">
         <w:r>
           <w:rPr>
             <w:rStyle w:val="Hyperlink"/>
@@ -6362,8 +6380,8 @@
         </w:r>
       </w:hyperlink>
     </w:p>
-    <w:bookmarkEnd w:id="80"/>
-    <w:bookmarkStart w:id="82" w:name="ref-jolly2015"/>
+    <w:bookmarkEnd w:id="81"/>
+    <w:bookmarkStart w:id="83" w:name="ref-jolly2015"/>
     <w:p>
       <w:pPr>
         <w:pStyle w:val="Bibliography"/>
@@ -6400,7 +6418,7 @@
       <w:r>
         <w:t xml:space="preserve"> </w:t>
       </w:r>
-      <w:hyperlink r:id="rId81">
+      <w:hyperlink r:id="rId82">
         <w:r>
           <w:rPr>
             <w:rStyle w:val="Hyperlink"/>
@@ -6409,8 +6427,8 @@
         </w:r>
       </w:hyperlink>
     </w:p>
-    <w:bookmarkEnd w:id="82"/>
-    <w:bookmarkStart w:id="83" w:name="ref-ke2017lightgbm"/>
+    <w:bookmarkEnd w:id="83"/>
+    <w:bookmarkStart w:id="84" w:name="ref-ke2017lightgbm"/>
     <w:p>
       <w:pPr>
         <w:pStyle w:val="Bibliography"/>
@@ -6445,8 +6463,8 @@
         <w:t xml:space="preserve">, 3146-3154.</w:t>
       </w:r>
     </w:p>
-    <w:bookmarkEnd w:id="83"/>
-    <w:bookmarkStart w:id="85" w:name="ref-legendre1993"/>
+    <w:bookmarkEnd w:id="84"/>
+    <w:bookmarkStart w:id="86" w:name="ref-legendre1993"/>
     <w:p>
       <w:pPr>
         <w:pStyle w:val="Bibliography"/>
@@ -6483,7 +6501,7 @@
       <w:r>
         <w:t xml:space="preserve"> </w:t>
       </w:r>
-      <w:hyperlink r:id="rId84">
+      <w:hyperlink r:id="rId85">
         <w:r>
           <w:rPr>
             <w:rStyle w:val="Hyperlink"/>
@@ -6492,8 +6510,8 @@
         </w:r>
       </w:hyperlink>
     </w:p>
-    <w:bookmarkEnd w:id="85"/>
-    <w:bookmarkStart w:id="87" w:name="ref-lundberg2020treeshap"/>
+    <w:bookmarkEnd w:id="86"/>
+    <w:bookmarkStart w:id="88" w:name="ref-lundberg2020treeshap"/>
     <w:p>
       <w:pPr>
         <w:pStyle w:val="Bibliography"/>
@@ -6542,7 +6560,7 @@
       <w:r>
         <w:t xml:space="preserve"> </w:t>
       </w:r>
-      <w:hyperlink r:id="rId86">
+      <w:hyperlink r:id="rId87">
         <w:r>
           <w:rPr>
             <w:rStyle w:val="Hyperlink"/>
@@ -6551,8 +6569,8 @@
         </w:r>
       </w:hyperlink>
     </w:p>
-    <w:bookmarkEnd w:id="87"/>
-    <w:bookmarkStart w:id="89" w:name="ref-mapbiomas2023"/>
+    <w:bookmarkEnd w:id="88"/>
+    <w:bookmarkStart w:id="90" w:name="ref-mapbiomas2023"/>
     <w:p>
       <w:pPr>
         <w:pStyle w:val="Bibliography"/>
@@ -6590,7 +6608,7 @@
       <w:r>
         <w:t xml:space="preserve"> </w:t>
       </w:r>
-      <w:hyperlink r:id="rId88">
+      <w:hyperlink r:id="rId89">
         <w:r>
           <w:rPr>
             <w:rStyle w:val="Hyperlink"/>
@@ -6602,8 +6620,8 @@
         <w:t xml:space="preserve">.</w:t>
       </w:r>
     </w:p>
-    <w:bookmarkEnd w:id="89"/>
-    <w:bookmarkStart w:id="91" w:name="ref-munoz2021era5land"/>
+    <w:bookmarkEnd w:id="90"/>
+    <w:bookmarkStart w:id="92" w:name="ref-munoz2021era5land"/>
     <w:p>
       <w:pPr>
         <w:pStyle w:val="Bibliography"/>
@@ -6649,7 +6667,7 @@
       <w:r>
         <w:t xml:space="preserve"> </w:t>
       </w:r>
-      <w:hyperlink r:id="rId90">
+      <w:hyperlink r:id="rId91">
         <w:r>
           <w:rPr>
             <w:rStyle w:val="Hyperlink"/>
@@ -6658,8 +6676,8 @@
         </w:r>
       </w:hyperlink>
     </w:p>
-    <w:bookmarkEnd w:id="91"/>
-    <w:bookmarkStart w:id="93" w:name="ref-niculescu2005"/>
+    <w:bookmarkEnd w:id="92"/>
+    <w:bookmarkStart w:id="94" w:name="ref-niculescu2005"/>
     <w:p>
       <w:pPr>
         <w:pStyle w:val="Bibliography"/>
@@ -6683,7 +6701,7 @@
       <w:r>
         <w:t xml:space="preserve"> </w:t>
       </w:r>
-      <w:hyperlink r:id="rId92">
+      <w:hyperlink r:id="rId93">
         <w:r>
           <w:rPr>
             <w:rStyle w:val="Hyperlink"/>
@@ -6692,8 +6710,8 @@
         </w:r>
       </w:hyperlink>
     </w:p>
-    <w:bookmarkEnd w:id="93"/>
-    <w:bookmarkStart w:id="95" w:name="ref-pivello2021"/>
+    <w:bookmarkEnd w:id="94"/>
+    <w:bookmarkStart w:id="96" w:name="ref-pivello2021"/>
     <w:p>
       <w:pPr>
         <w:pStyle w:val="Bibliography"/>
@@ -6730,7 +6748,7 @@
       <w:r>
         <w:t xml:space="preserve"> </w:t>
       </w:r>
-      <w:hyperlink r:id="rId94">
+      <w:hyperlink r:id="rId95">
         <w:r>
           <w:rPr>
             <w:rStyle w:val="Hyperlink"/>
@@ -6739,8 +6757,8 @@
         </w:r>
       </w:hyperlink>
     </w:p>
-    <w:bookmarkEnd w:id="95"/>
-    <w:bookmarkStart w:id="96" w:name="ref-platt1999"/>
+    <w:bookmarkEnd w:id="96"/>
+    <w:bookmarkStart w:id="97" w:name="ref-platt1999"/>
     <w:p>
       <w:pPr>
         <w:pStyle w:val="Bibliography"/>
@@ -6762,8 +6780,8 @@
         <w:t xml:space="preserve">, 61-74.</w:t>
       </w:r>
     </w:p>
-    <w:bookmarkEnd w:id="96"/>
-    <w:bookmarkStart w:id="98" w:name="ref-ploton2020"/>
+    <w:bookmarkEnd w:id="97"/>
+    <w:bookmarkStart w:id="99" w:name="ref-ploton2020"/>
     <w:p>
       <w:pPr>
         <w:pStyle w:val="Bibliography"/>
@@ -6800,7 +6818,7 @@
       <w:r>
         <w:t xml:space="preserve"> </w:t>
       </w:r>
-      <w:hyperlink r:id="rId97">
+      <w:hyperlink r:id="rId98">
         <w:r>
           <w:rPr>
             <w:rStyle w:val="Hyperlink"/>
@@ -6809,8 +6827,8 @@
         </w:r>
       </w:hyperlink>
     </w:p>
-    <w:bookmarkEnd w:id="98"/>
-    <w:bookmarkStart w:id="100" w:name="ref-raasveldt2019duckdb"/>
+    <w:bookmarkEnd w:id="99"/>
+    <w:bookmarkStart w:id="101" w:name="ref-raasveldt2019duckdb"/>
     <w:p>
       <w:pPr>
         <w:pStyle w:val="Bibliography"/>
@@ -6834,7 +6852,7 @@
       <w:r>
         <w:t xml:space="preserve"> </w:t>
       </w:r>
-      <w:hyperlink r:id="rId99">
+      <w:hyperlink r:id="rId100">
         <w:r>
           <w:rPr>
             <w:rStyle w:val="Hyperlink"/>
@@ -6843,8 +6861,8 @@
         </w:r>
       </w:hyperlink>
     </w:p>
-    <w:bookmarkEnd w:id="100"/>
-    <w:bookmarkStart w:id="102" w:name="ref-roberts2017"/>
+    <w:bookmarkEnd w:id="101"/>
+    <w:bookmarkStart w:id="103" w:name="ref-roberts2017"/>
     <w:p>
       <w:pPr>
         <w:pStyle w:val="Bibliography"/>
@@ -6881,7 +6899,7 @@
       <w:r>
         <w:t xml:space="preserve"> </w:t>
       </w:r>
-      <w:hyperlink r:id="rId101">
+      <w:hyperlink r:id="rId102">
         <w:r>
           <w:rPr>
             <w:rStyle w:val="Hyperlink"/>
@@ -6890,8 +6908,8 @@
         </w:r>
       </w:hyperlink>
     </w:p>
-    <w:bookmarkEnd w:id="102"/>
-    <w:bookmarkStart w:id="104" w:name="ref-sanmiguel2012"/>
+    <w:bookmarkEnd w:id="103"/>
+    <w:bookmarkStart w:id="105" w:name="ref-sanmiguel2012"/>
     <w:p>
       <w:pPr>
         <w:pStyle w:val="Bibliography"/>
@@ -6921,7 +6939,7 @@
       <w:r>
         <w:t xml:space="preserve"> </w:t>
       </w:r>
-      <w:hyperlink r:id="rId103">
+      <w:hyperlink r:id="rId104">
         <w:r>
           <w:rPr>
             <w:rStyle w:val="Hyperlink"/>
@@ -6930,8 +6948,8 @@
         </w:r>
       </w:hyperlink>
     </w:p>
-    <w:bookmarkEnd w:id="104"/>
-    <w:bookmarkStart w:id="106" w:name="ref-schroeder2014"/>
+    <w:bookmarkEnd w:id="105"/>
+    <w:bookmarkStart w:id="107" w:name="ref-schroeder2014"/>
     <w:p>
       <w:pPr>
         <w:pStyle w:val="Bibliography"/>
@@ -6980,7 +6998,7 @@
       <w:r>
         <w:t xml:space="preserve"> </w:t>
       </w:r>
-      <w:hyperlink r:id="rId105">
+      <w:hyperlink r:id="rId106">
         <w:r>
           <w:rPr>
             <w:rStyle w:val="Hyperlink"/>
@@ -6989,8 +7007,8 @@
         </w:r>
       </w:hyperlink>
     </w:p>
-    <w:bookmarkEnd w:id="106"/>
-    <w:bookmarkStart w:id="108" w:name="ref-setzer2019"/>
+    <w:bookmarkEnd w:id="107"/>
+    <w:bookmarkStart w:id="109" w:name="ref-setzer2019"/>
     <w:p>
       <w:pPr>
         <w:pStyle w:val="Bibliography"/>
@@ -7084,7 +7102,7 @@
       <w:r>
         <w:t xml:space="preserve"> </w:t>
       </w:r>
-      <w:hyperlink r:id="rId107">
+      <w:hyperlink r:id="rId108">
         <w:r>
           <w:rPr>
             <w:rStyle w:val="Hyperlink"/>
@@ -7093,8 +7111,8 @@
         </w:r>
       </w:hyperlink>
     </w:p>
-    <w:bookmarkEnd w:id="108"/>
-    <w:bookmarkStart w:id="110" w:name="ref-stocks1989"/>
+    <w:bookmarkEnd w:id="109"/>
+    <w:bookmarkStart w:id="111" w:name="ref-stocks1989"/>
     <w:p>
       <w:pPr>
         <w:pStyle w:val="Bibliography"/>
@@ -7131,7 +7149,7 @@
       <w:r>
         <w:t xml:space="preserve"> </w:t>
       </w:r>
-      <w:hyperlink r:id="rId109">
+      <w:hyperlink r:id="rId110">
         <w:r>
           <w:rPr>
             <w:rStyle w:val="Hyperlink"/>
@@ -7140,8 +7158,8 @@
         </w:r>
       </w:hyperlink>
     </w:p>
-    <w:bookmarkEnd w:id="110"/>
-    <w:bookmarkStart w:id="112" w:name="ref-tobler1970"/>
+    <w:bookmarkEnd w:id="111"/>
+    <w:bookmarkStart w:id="113" w:name="ref-tobler1970"/>
     <w:p>
       <w:pPr>
         <w:pStyle w:val="Bibliography"/>
@@ -7178,7 +7196,7 @@
       <w:r>
         <w:t xml:space="preserve"> </w:t>
       </w:r>
-      <w:hyperlink r:id="rId111">
+      <w:hyperlink r:id="rId112">
         <w:r>
           <w:rPr>
             <w:rStyle w:val="Hyperlink"/>
@@ -7187,8 +7205,8 @@
         </w:r>
       </w:hyperlink>
     </w:p>
-    <w:bookmarkEnd w:id="112"/>
-    <w:bookmarkStart w:id="114" w:name="ref-vallejos2015"/>
+    <w:bookmarkEnd w:id="113"/>
+    <w:bookmarkStart w:id="115" w:name="ref-vallejos2015"/>
     <w:p>
       <w:pPr>
         <w:pStyle w:val="Bibliography"/>
@@ -7225,7 +7243,7 @@
       <w:r>
         <w:t xml:space="preserve"> </w:t>
       </w:r>
-      <w:hyperlink r:id="rId113">
+      <w:hyperlink r:id="rId114">
         <w:r>
           <w:rPr>
             <w:rStyle w:val="Hyperlink"/>
@@ -7234,8 +7252,8 @@
         </w:r>
       </w:hyperlink>
     </w:p>
-    <w:bookmarkEnd w:id="114"/>
-    <w:bookmarkStart w:id="115" w:name="ref-vanwagner1987"/>
+    <w:bookmarkEnd w:id="115"/>
+    <w:bookmarkStart w:id="116" w:name="ref-vanwagner1987"/>
     <w:p>
       <w:pPr>
         <w:pStyle w:val="Bibliography"/>
@@ -7270,9 +7288,9 @@
         <w:t xml:space="preserve">, 1-37.</w:t>
       </w:r>
     </w:p>
-    <w:bookmarkEnd w:id="115"/>
     <w:bookmarkEnd w:id="116"/>
     <w:bookmarkEnd w:id="117"/>
+    <w:bookmarkEnd w:id="118"/>
     <w:sectPr>
       <w:footnotePr>
         <w:numRestart w:val="eachSect"/>

--- a/entregables/manuscrito_es.docx
+++ b/entregables/manuscrito_es.docx
@@ -4837,7 +4837,7 @@
         <w:pStyle w:val="BodyText"/>
       </w:pPr>
       <w:r>
-        <w:t xml:space="preserve">Con meteorología de t-1, M3 retiene 0.7831/0.7613 y M2 0.7818/0.7463; M1 es inferior y se reporta en la Tabla S9 del suplemento. La pequeña caída de M3 muestra que los priors de recurrencia, no la meteorología del mismo día, dominan la señal híbrida. Por eso el sistema actual es un nowcast/hindcast; un sistema real de pronóstico a un día requeriría meteorología pronosticada. Los detalles de lead time están en la Tabla S9 del suplemento. Como comparador directo de fuga, un modelo acoplado entrenado sobre la muestra combinada de fuego con variables t-1 no superó materialmente a la arquitectura desacoplada: 0.8862 vs 0.8868 ROC-AUC en Chaco y 0.7871 vs 0.7806 en Oriental. Este comparador usa la misma muestra gated caso-control, por lo que no prueba la eliminación del gating; solo muestra que el atajo acoplado no ofrece una ventaja grande en esta muestra (Tabla S19 del suplemento). Una sensibilidad D2 completa de 3 × 3 (15/25/35 km × 7/10/14 d) regeneró el muestreo 1:10 y reentrenó M1, M2 y M3 para cada combinación. M3 superó a M2 en las nueve combinaciones tanto en validación como en test, con una diferencia M3 − M2 de ROC-AUC entre +0.004 y +0.016, y fue el mejor modelo en test en las nueve; su rango fue 0.771–0.782 en 2023 y 0.785–0.797 en Chaco para 2024–2025, y 0.759–0.768 y 0.750–0.755 en Oriental. La ventana de 7 días dio el mayor ROC-AUC en cada par región × radio, y el efecto del radio fue pequeño: 35 km fue ligeramente mejor en Chaco y 25 km en Oriental. La conclusión de D2 no depende de la elección de 25 km/10 d (Tabla S20 del suplemento). Un backtest rolling-origin de cuatro folds reentrenó M1/M2/M3 con entrenamiento hasta Y−2, validación en Y−1 y test en Y. La diferencia de ROC-AUC M3−M2 fue +0.0030/+0.0059 en 2022, +0.0029/+0.0120 en 2023, +0.0038/+0.0166 en 2024 y +0.0019/+0.0084 en 2025 (Chaco/Oriental); los p correspondientes fueron 0.032/0.006, 0.082/0.001, 0.004/0.001 y 0.148/0.001. El signo fue positivo en las ocho comparaciones región-fold, y M1 quedó por debajo de M2 en todos los folds (Tabla S26; Figura S5). El orden temporal no es, por tanto, un artefacto del único split 2024–2025. En 20 corridas (cinco semillas × dos capacidades × dos regiones), la diferencia M3−M2 se mantuvo positiva en todas, con diferencias medias de +0.0036/+0.0035 en el Chaco y +0.0128/+0.0128 en Oriental para las configuraciones actual/alta capacidad (Tabla S25). La validación adversarial separa las filas de entrenamiento (2018–2022) de las de test (2024–2025) con AUC 0.8832/0.9241 (Chaco/Oriental); el día del año, los armónicos estacionales, la densidad histórica a 25 km y el déficit hídrico de 60 días dominan el discriminador (Tabla S29). El cambio de distribución es real y no lo elimina el diseño temporal; por eso los resultados espaciales y de todas las celdas se reportan por separado.</w:t>
+        <w:t xml:space="preserve">Con meteorología de t-1, M3 retiene 0.7831/0.7613 y M2 0.7818/0.7463; M1 es inferior y se reporta en la Tabla S9 del suplemento. La pequeña caída de M3 muestra que los priors de recurrencia, no la meteorología del mismo día, dominan la señal híbrida. Por eso el sistema actual es un nowcast/hindcast; un sistema real de pronóstico a un día requeriría meteorología pronosticada. Los detalles de lead time están en la Tabla S9 del suplemento. Como comparador directo de fuga, un modelo acoplado entrenado sobre la muestra combinada de fuego con variables t-1 no superó materialmente a la arquitectura desacoplada: 0.8862 vs 0.8868 ROC-AUC en Chaco y 0.7871 vs 0.7806 en Oriental. Este comparador usa la misma muestra gated caso-control, por lo que no prueba la eliminación del gating; solo muestra que el atajo acoplado no ofrece una ventaja grande en esta muestra (Tabla S19 del suplemento). Una sensibilidad D2 completa de 3 × 3 (15/25/35 km × 7/10/14 d) regeneró el muestreo 1:10 y reentrenó M1, M2 y M3 para cada combinación. M3 superó a M2 en las nueve combinaciones tanto en validación como en test, con una diferencia M3 − M2 de ROC-AUC entre +0.004 y +0.016, y fue el mejor modelo en test en las nueve; su rango fue 0.771–0.782 en 2023 y 0.785–0.797 en Chaco para 2024–2025, y 0.759–0.768 y 0.750–0.755 en Oriental. La ventana de 7 días dio el mayor ROC-AUC en cada par región × radio, y el efecto del radio fue pequeño: 35 km fue ligeramente mejor en Chaco y 25 km en Oriental. La conclusión de D2 no depende de la elección de 25 km/10 d (Tabla S20 del suplemento). Un backtest rolling-origin de cuatro folds reentrenó M1/M2/M3 con entrenamiento hasta Y−2, validación en Y−1 y test en Y. La diferencia de ROC-AUC M3−M2 fue +0.0030/+0.0059 en 2022, +0.0029/+0.0120 en 2023, +0.0038/+0.0166 en 2024 y +0.0019/+0.0084 en 2025 (Chaco/Oriental); los p correspondientes fueron 0.032/0.006, 0.082/0.001, 0.004/0.001 y 0.148/0.001. El signo fue positivo en las ocho comparaciones región-fold, y M1 quedó por debajo de M2 en todos los folds (Tabla S26; Figura S5). El orden temporal no es, por tanto, un artefacto del único split 2024–2025. En 20 corridas (cinco semillas × dos capacidades × dos regiones), la diferencia M3−M2 se mantuvo positiva en todas, con diferencias medias de +0.0036/+0.0035 en el Chaco y +0.0128/+0.0128 en Oriental para las configuraciones actual/alta capacidad (Tabla S25). La validación adversarial separa las filas de entrenamiento (2018–2022) de las de test (2024–2025) con AUC 0.8832/0.9241 (Chaco/Oriental); el día del año, los armónicos estacionales, la densidad histórica a 25 km y el déficit hídrico de 60 días dominan el discriminador (Tabla S29). El cambio de distribución es real y no lo elimina el diseño temporal; por eso los resultados espaciales y de todas las celdas se reportan por separado. Tres sensibilidades adicionales acotan el resultado. Umbrales de gate más estrictos (VPD ≥ 1.0/1.2 kPa y lluvia 48 h &lt; 5/2 mm) retuvieron 92–73 % de los positivos de test y mantuvieron a M3 por encima de M2 y FWI; quitar el gate por completo (muestra 1:10 independiente) bajó M3 a 0.7924/0.7510 y M2 a 0.7833/0.7379, pero M3 siguió por encima de M2 (+0.0091/+0.0131) y de FWI (0.5105/0.5457; Tabla S31). Restringir las etiquetas a detecciones de confianza alta retuvo 12.2 %/6.5 % de los positivos y elevó el ROC-AUC a 0.8228/0.7793, pero la precisión–recall cayó (0.0719/0.0246) porque el subconjunto retenido tiene otra prevalencia; FRP ≥ 10 MW retuvo 31.9 %/19.0 % y dio 0.8136/0.7763 (Tabla S30). La variante de máscara de nubes no está disponible. El muestreo 1:5 cambió el ROC-AUC en menos de 0.001; la muestra 1:20 independiente bajó el ROC-AUC de M3 en el Chaco a 0.7926 y la precisión poblacional ~7 %, mientras Oriental quedó estable (0.7526), y M3 siguió por encima de M2 en ambas regiones (Tabla S28). Un control negativo con etiquetas permutadas alcanzó AUC 0.6297/0.5138; quitar las variables históricas no lo redujo (0.6276/0.5168), lo que indica asociación residual de celda o fuga de variables en el Chaco (Tabla S32; Figura S7). El score de M3 debe leerse, por tanto, como una señal de nowcast/priorización, no como una atribución causal.</w:t>
       </w:r>
     </w:p>
     <w:bookmarkEnd w:id="38"/>
@@ -5422,7 +5422,7 @@
         <w:t xml:space="preserve"> </w:t>
       </w:r>
       <w:r>
-        <w:t xml:space="preserve">Aunque la sensibilidad D2 con radios de 15/25/35 km y ventanas de 7/10/14 días confirmó que el ranking de modelos es estable bajo reentrenamiento completo (Tabla S20 del suplemento), el test 2024–2025 es retrospectivo y no ciego, y comparte el 90.65 % de sus celdas activas con el período de entrenamiento por solapamiento temporal; restringir a celdas nunca vistas en entrenamiento reduce el ROC-AUC de M3 en 0.018/0.039 pero mantiene un diferencial positivo M3 &gt; M2 en ROC-AUC y PR-AUC, aunque el de ROC-AUC no se resuelve en Oriental (Tabla S27 del suplemento). La validación adversarial alcanza AUC 0.8832/0.9241, lo que confirma que el cambio temporal es sustancial y está impulsado principalmente por variables estacionales y de densidad histórica (Tabla S29). M3 pierde su ventaja predictiva en bloques espaciales no vistos, lo que exige a M2 como respaldo operativo mientras M1 sigue siendo una línea base insuficiente; la cobertura conformal (90.17 %/90.31 % para el nivel del 90 %) es empírica y no está formalmente garantizada bajo cambio temporal; y el comparador acoplado</w:t>
+        <w:t xml:space="preserve">Aunque la sensibilidad D2 con radios de 15/25/35 km y ventanas de 7/10/14 días confirmó que el ranking de modelos es estable bajo reentrenamiento completo (Tabla S20 del suplemento), el test 2024–2025 es retrospectivo y no ciego, y comparte el 90.65 % de sus celdas activas con el período de entrenamiento por solapamiento temporal; restringir a celdas nunca vistas en entrenamiento reduce el ROC-AUC de M3 en 0.018/0.039 pero mantiene un diferencial positivo M3 &gt; M2 en ROC-AUC y PR-AUC, aunque el de ROC-AUC no se resuelve en Oriental (Tabla S27 del suplemento). La validación adversarial alcanza AUC 0.8832/0.9241, lo que confirma que el cambio temporal es sustancial y está impulsado principalmente por variables estacionales y de densidad histórica (Tabla S29). Un control negativo con etiquetas permutadas sigue por encima del azar en el Chaco (0.63), por lo que no se puede excluir una señal residual de celda o histórica; el score es una señal de nowcast, no una atribución causal. M3 pierde su ventaja predictiva en bloques espaciales no vistos, lo que exige a M2 como respaldo operativo mientras M1 sigue siendo una línea base insuficiente; la cobertura conformal (90.17 %/90.31 % para el nivel del 90 %) es empírica y no está formalmente garantizada bajo cambio temporal; y el comparador acoplado</w:t>
       </w:r>
       <w:r>
         <w:t xml:space="preserve"> </w:t>
@@ -5502,7 +5502,7 @@
         <w:t xml:space="preserve">t</w:t>
       </w:r>
       <w:r>
-        <w:t xml:space="preserve">−1 (Tabla S19 del suplemento). No obstante, la precisión poblacional de ignición sigue siendo baja (0.082 %/0.198 %; IC 95 % 0.075–0.088/0.178–0.222) y la ventaja híbrida es estrictamente temporal y no espacial. Los análisis de curvas de decisión y cost-loss ubican la ganancia operativa en la propagación (V = 0.63/0.40 con α = 0.002) y en la ignición solo como capa de cribado de α bajo, lo que sitúa al sistema como una herramienta operativa de cribado y priorización y no como un sistema de alerta autónomo. En última instancia, el aporte principal de este trabajo no es un mapa único de susceptibilidad, sino un protocolo abierto y auditable —archivado con código y datos públicos— que muestra dónde es válido un modelo geocientífico, dónde falla y cómo extender el benchmark a otras regiones subtropicales y a pronósticos meteorológicos a un día.</w:t>
+        <w:t xml:space="preserve">−1 (Tabla S19 del suplemento). No obstante, la precisión poblacional de ignición sigue siendo baja (0.082 %/0.198 %; IC 95 % 0.075–0.088/0.178–0.222) y la ventaja híbrida es estrictamente temporal y no espacial. Los análisis de curvas de decisión y cost-loss ubican la ganancia operativa en la propagación (V = 0.63/0.40 con α = 0.002) y en la ignición solo como capa de cribado de α bajo, lo que sitúa al sistema como una herramienta operativa de cribado y priorización y no como un sistema de alerta autónomo. Un control negativo con etiquetas permutadas sigue por encima del azar en el Chaco (0.63), por lo que este ranking es una señal de nowcast y no una atribución causal. En última instancia, el aporte principal de este trabajo no es un mapa único de susceptibilidad, sino un protocolo abierto y auditable —archivado con código y datos públicos— que muestra dónde es válido un modelo geocientífico, dónde falla y cómo extender el benchmark a otras regiones subtropicales y a pronósticos meteorológicos a un día.</w:t>
       </w:r>
     </w:p>
     <w:bookmarkEnd w:id="52"/>

--- a/entregables/manuscrito_es.docx
+++ b/entregables/manuscrito_es.docx
@@ -1037,7 +1037,7 @@
         <w:pStyle w:val="FirstParagraph"/>
       </w:pPr>
       <w:r>
-        <w:t xml:space="preserve">El bootstrap remuestrea fechas en lugar de filas, porque la actividad diaria de incendios está fuertemente agrupada en el tiempo. Para cada réplica se retienen todas las celdas de las fechas muestreadas; esto preserva la dependencia intradía y produce intervalos más honestos que el remuestreo por filas. La misma estructura de bloques se usa para las diferencias pareadas frente a FWI e INPE. El holdout espacial divide el país en bloques de 50 km, elimina un bloque completo y un buffer de 20 km del entrenamiento, recalcula los priors históricos sin los incendios retenidos y evalúa tanto celdas retenidas como no retenidas. Las métricas principales son ROC-AUC y PR-AUC. También se reportan Brier score, error de calibración esperado, precisión, recall, F0.5 y falsos positivos en el cutoff de validación. Los intervalos de confianza de AUC usan 500 réplicas bootstrap agrupadas; las diferencias pareadas entre modelos usan 1 000 réplicas. Definimos una familia preespecificada de seis comparaciones confirmatorias (cuatro frente a FWI e INPE y dos M3 − M2) y reportamos valores p ajustados por Holm–Bonferroni y Benjamini–Hochberg; todas siguen siendo significativas con α = 0.05 (Holm p = 0.006, BH p = 0.001). La resolución del bootstrap es 0.001, por lo que los valores p crudos en el piso son cotas superiores. El protocolo se aplica sin modificar el test. El operador de objetivos, la lista de celdas-día de test y los scripts de evaluación están archivados con la release del código. El protocolo completo se reporta en la Nota complementaria S3 y las Tablas S7–S14.</w:t>
+        <w:t xml:space="preserve">El bootstrap remuestrea fechas en lugar de filas, porque la actividad diaria de incendios está fuertemente agrupada en el tiempo. Para cada réplica se retienen todas las celdas de las fechas muestreadas; esto preserva la dependencia intradía y produce intervalos más honestos que el remuestreo por filas. La misma estructura de bloques se usa para las diferencias pareadas frente a FWI e INPE. El holdout espacial divide el país en bloques de 50 km, elimina un bloque completo y un buffer de 20 km del entrenamiento, recalcula los priors históricos sin los incendios retenidos y evalúa tanto celdas retenidas como no retenidas. Las métricas principales son ROC-AUC y PR-AUC. También se reportan Brier score, error de calibración esperado, precisión, recall, F0.5 y falsos positivos en el cutoff de validación. Los intervalos de confianza de AUC usan 500 réplicas bootstrap agrupadas; las diferencias pareadas entre modelos usan 1 000 réplicas. Definimos una familia preespecificada de seis comparaciones confirmatorias (cuatro frente a FWI e INPE y dos M3 − M2) y reportamos valores p ajustados por Holm–Bonferroni y Benjamini–Hochberg; todas siguen siendo significativas con α = 0.05 (Holm p = 0.006, BH p = 0.001). La resolución del bootstrap es 0.001, por lo que los valores p crudos en el piso son cotas superiores. El protocolo se aplica sin modificar el test. El operador de objetivos, la lista de celdas-día de test y los scripts de evaluación están archivados con la release del código. El protocolo completo se reporta en la Nota complementaria S3 y las Tablas S7–S14; el protocolo de robustez está en la Nota S5.</w:t>
       </w:r>
     </w:p>
     <w:bookmarkEnd w:id="17"/>
@@ -4837,7 +4837,7 @@
         <w:pStyle w:val="BodyText"/>
       </w:pPr>
       <w:r>
-        <w:t xml:space="preserve">Con meteorología de t-1, M3 retiene 0.7831/0.7613 y M2 0.7818/0.7463; M1 es inferior y se reporta en la Tabla S9 del suplemento. La pequeña caída de M3 muestra que los priors de recurrencia, no la meteorología del mismo día, dominan la señal híbrida. Por eso el sistema actual es un nowcast/hindcast; un sistema real de pronóstico a un día requeriría meteorología pronosticada. Los detalles de lead time están en la Tabla S9 del suplemento. Como comparador directo de fuga, un modelo acoplado entrenado sobre la muestra combinada de fuego con variables t-1 no superó materialmente a la arquitectura desacoplada: 0.8862 vs 0.8868 ROC-AUC en Chaco y 0.7871 vs 0.7806 en Oriental. Este comparador usa la misma muestra gated caso-control, por lo que no prueba la eliminación del gating; solo muestra que el atajo acoplado no ofrece una ventaja grande en esta muestra (Tabla S19 del suplemento). Una sensibilidad D2 completa de 3 × 3 (15/25/35 km × 7/10/14 d) regeneró el muestreo 1:10 y reentrenó M1, M2 y M3 para cada combinación. M3 superó a M2 en las nueve combinaciones tanto en validación como en test, con una diferencia M3 − M2 de ROC-AUC entre +0.004 y +0.016, y fue el mejor modelo en test en las nueve; su rango fue 0.771–0.782 en 2023 y 0.785–0.797 en Chaco para 2024–2025, y 0.759–0.768 y 0.750–0.755 en Oriental. La ventana de 7 días dio el mayor ROC-AUC en cada par región × radio, y el efecto del radio fue pequeño: 35 km fue ligeramente mejor en Chaco y 25 km en Oriental. La conclusión de D2 no depende de la elección de 25 km/10 d (Tabla S20 del suplemento). Un backtest rolling-origin de cuatro folds reentrenó M1/M2/M3 con entrenamiento hasta Y−2, validación en Y−1 y test en Y. La diferencia de ROC-AUC M3−M2 fue +0.0030/+0.0059 en 2022, +0.0029/+0.0120 en 2023, +0.0038/+0.0166 en 2024 y +0.0019/+0.0084 en 2025 (Chaco/Oriental); los p correspondientes fueron 0.032/0.006, 0.082/0.001, 0.004/0.001 y 0.148/0.001. El signo fue positivo en las ocho comparaciones región-fold, y M1 quedó por debajo de M2 en todos los folds (Tabla S26; Figura S5). El orden temporal no es, por tanto, un artefacto del único split 2024–2025. En 20 corridas (cinco semillas × dos capacidades × dos regiones), la diferencia M3−M2 se mantuvo positiva en todas, con diferencias medias de +0.0036/+0.0035 en el Chaco y +0.0128/+0.0128 en Oriental para las configuraciones actual/alta capacidad (Tabla S25). La validación adversarial separa las filas de entrenamiento (2018–2022) de las de test (2024–2025) con AUC 0.8832/0.9241 (Chaco/Oriental); el día del año, los armónicos estacionales, la densidad histórica a 25 km y el déficit hídrico de 60 días dominan el discriminador (Tabla S29). El cambio de distribución es real y no lo elimina el diseño temporal; por eso los resultados espaciales y de todas las celdas se reportan por separado. Tres sensibilidades adicionales acotan el resultado. Umbrales de gate más estrictos (VPD ≥ 1.0/1.2 kPa y lluvia 48 h &lt; 5/2 mm) retuvieron 92–73 % de los positivos de test y mantuvieron a M3 por encima de M2 y FWI; quitar el gate por completo (muestra 1:10 independiente) bajó M3 a 0.7924/0.7510 y M2 a 0.7833/0.7379, pero M3 siguió por encima de M2 (+0.0091/+0.0131) y de FWI (0.5105/0.5457; Tabla S31). Restringir las etiquetas a detecciones de confianza alta retuvo 12.2 %/6.5 % de los positivos y elevó el ROC-AUC a 0.8228/0.7793, pero la precisión–recall cayó (0.0719/0.0246) porque el subconjunto retenido tiene otra prevalencia; FRP ≥ 10 MW retuvo 31.9 %/19.0 % y dio 0.8136/0.7763 (Tabla S30). La variante de máscara de nubes no está disponible. El muestreo 1:5 cambió el ROC-AUC en menos de 0.001; la muestra 1:20 independiente bajó el ROC-AUC de M3 en el Chaco a 0.7926 y la precisión poblacional ~7 %, mientras Oriental quedó estable (0.7526), y M3 siguió por encima de M2 en ambas regiones (Tabla S28). Un control negativo con etiquetas permutadas alcanzó AUC 0.6297/0.5138; quitar las variables históricas no lo redujo (0.6276/0.5168), lo que indica asociación residual de celda o fuga de variables en el Chaco (Tabla S32; Figura S7). El score de M3 debe leerse, por tanto, como una señal de nowcast/priorización, no como una atribución causal.</w:t>
+        <w:t xml:space="preserve">Con meteorología de t-1, M3 retiene 0.7831/0.7613 y M2 0.7818/0.7463; M1 es inferior y se reporta en la Tabla S9 del suplemento. La pequeña caída de M3 muestra que los priors de recurrencia, no la meteorología del mismo día, dominan la señal híbrida. Por eso el sistema actual es un nowcast/hindcast; un sistema real de pronóstico a un día requeriría meteorología pronosticada. Los detalles de lead time están en la Tabla S9 del suplemento. Como comparador directo de fuga, un modelo acoplado entrenado sobre la muestra combinada de fuego con variables t-1 no superó materialmente a la arquitectura desacoplada: 0.8862 vs 0.8868 ROC-AUC en Chaco y 0.7871 vs 0.7806 en Oriental. Este comparador usa la misma muestra gated caso-control, por lo que no prueba la eliminación del gating; solo muestra que el atajo acoplado no ofrece una ventaja grande en esta muestra (Tabla S19 del suplemento). Una sensibilidad D2 completa de 3 × 3 (15/25/35 km × 7/10/14 d) regeneró el muestreo 1:10 y reentrenó M1, M2 y M3 para cada combinación. M3 superó a M2 en las nueve combinaciones tanto en validación como en test, con una diferencia M3 − M2 de ROC-AUC entre +0.004 y +0.016, y fue el mejor modelo en test en las nueve; su rango fue 0.771–0.782 en 2023 y 0.785–0.797 en Chaco para 2024–2025, y 0.759–0.768 y 0.750–0.755 en Oriental. La ventana de 7 días dio el mayor ROC-AUC en cada par región × radio, y el efecto del radio fue pequeño: 35 km fue ligeramente mejor en Chaco y 25 km en Oriental. La conclusión de D2 no depende de la elección de 25 km/10 d (Tabla S20 del suplemento). Un backtest rolling-origin de cuatro folds reentrenó M1/M2/M3 con entrenamiento hasta Y−2, validación en Y−1 y test en Y. La diferencia de ROC-AUC M3−M2 fue +0.0030/+0.0059 en 2022, +0.0029/+0.0120 en 2023, +0.0038/+0.0166 en 2024 y +0.0019/+0.0084 en 2025 (Chaco/Oriental); los p correspondientes fueron 0.032/0.006, 0.082/0.001, 0.004/0.001 y 0.148/0.001. El signo fue positivo en las ocho comparaciones región-fold, y M1 quedó por debajo de M2 en todos los folds (Tabla S26; Figura S5). El orden temporal no es, por tanto, un artefacto del único split 2024–2025. En 20 corridas (cinco semillas × dos capacidades × dos regiones), la diferencia M3−M2 se mantuvo positiva en todas, con diferencias medias de +0.0036/+0.0035 en el Chaco y +0.0128/+0.0128 en Oriental para las configuraciones actual/alta capacidad (Tabla S25). La validación adversarial separa las filas de entrenamiento (2018–2022) de las de test (2024–2025) con AUC 0.8832/0.9241 (Chaco/Oriental); el día del año, los armónicos estacionales, la densidad histórica a 25 km y el déficit hídrico de 60 días dominan el discriminador (Tabla S29). El cambio de distribución es real y no lo elimina el diseño temporal; por eso los resultados espaciales y de todas las celdas se reportan por separado. Tres sensibilidades adicionales acotan el resultado. Umbrales de gate más estrictos (VPD ≥ 1.0/1.2 kPa y lluvia 48 h &lt; 5/2 mm) retuvieron 92–73 % de los positivos de test y mantuvieron a M3 por encima de M2 y FWI; quitar el gate por completo (muestra 1:10 independiente) bajó M3 a 0.7924/0.7510 y M2 a 0.7833/0.7379, pero M3 siguió por encima de M2 (+0.0091/+0.0131) y de FWI (0.5105/0.5457; Tabla S31). Restringir las etiquetas a detecciones de confianza alta retuvo 12.2 %/6.5 % de los positivos y elevó el ROC-AUC a 0.8228/0.7793, pero la precisión–recall cayó (0.0719/0.0246) porque el subconjunto retenido tiene otra prevalencia; FRP ≥ 10 MW retuvo 31.9 %/19.0 % y dio 0.8136/0.7763 (Tabla S30). La variante de máscara de nubes no está disponible. El muestreo 1:5 cambió el ROC-AUC en menos de 0.001; la muestra 1:20 independiente bajó el ROC-AUC de M3 en el Chaco a 0.7926 y la precisión poblacional ~7 %, mientras Oriental quedó estable (0.7526), y M3 siguió por encima de M2 en ambas regiones (Tabla S28). Un control negativo con etiquetas permutadas alcanzó AUC 0.6297/0.5138; quitar las variables históricas no lo redujo (0.6276/0.5168), lo que indica asociación residual de celda o fuga de variables en el Chaco (Tabla S32; Figura S7). El score de M3 debe leerse, por tanto, como una señal de nowcast/priorización, no como una atribución causal. La validación espacial externa en Boquerón, tras excluir el departamento y un buffer de 25 km y recalcular los priors, reprodujo la discriminación M2/M3 (ROC-AUC 0.8104/0.8120; PR-AUC 0.2440/0.2505) pero no una ganancia M3−M2 significativa (+0.0016; p = 0.254). El FWI quedó por debajo del azar (0.4719) y el INPE alcanzó 0.5845 (Tabla S33; Figura S9). La precisión poblacional fue 0.0891 %/0.0678 % para M2/M3, con recall 16.2 %/27.1 %; M3 cambia precisión por recall. La diferencia M3−M2 fue +0.0039 (p = 0.010) con buffer de 20 km, +0.0016 (p = 0.254) con 25 km y +0.0020 (p = 0.206) con 30 km (Tabla S33b), por lo que la ventaja híbrida no es robusta al buffer. El ranking se transporta espacialmente, pero la preferencia operativa por M3 frente a M2 no.</w:t>
       </w:r>
     </w:p>
     <w:bookmarkEnd w:id="38"/>
@@ -5205,7 +5205,7 @@
         <w:pStyle w:val="BodyText"/>
       </w:pPr>
       <w:r>
-        <w:t xml:space="preserve">Merece la pena reportar dos comprobaciones prácticas. Primera, la división de test está congelada y el cutoff se selecciona en validación; ninguna fila de test se usa para selección de modelo. Segunda, las capas de calibración y conformal se ajustan antes del test y nunca se actualizan. Estas comprobaciones no eliminan el cambio de distribución, pero eliminan las fuentes más comunes de sesgo optimista. Las tablas de este manuscrito se regeneran desde el repositorio y corresponden a la release v2.0.1; los DOI conceptuales de código y datos se reportan en las secciones de disponibilidad.</w:t>
+        <w:t xml:space="preserve">Merece la pena reportar dos comprobaciones prácticas. Primera, la división de test está congelada y el cutoff se selecciona en validación; ninguna fila de test se usa para selección de modelo. Segunda, las capas de calibración y conformal se ajustan antes del test y nunca se actualizan. Estas comprobaciones no eliminan el cambio de distribución, pero eliminan las fuentes más comunes de sesgo optimista. Las tablas de este manuscrito se regeneran desde el repositorio y corresponden a la release v2.1.0; los DOI conceptuales de código y datos se reportan en las secciones de disponibilidad.</w:t>
       </w:r>
     </w:p>
     <w:bookmarkEnd w:id="45"/>
@@ -5297,7 +5297,7 @@
         <w:t xml:space="preserve">t</w:t>
       </w:r>
       <w:r>
-        <w:t xml:space="preserve">−1 y un holdout de bloques espaciales es la principal contribución metodológica. También explica por qué una única puntuación agregada no basta: el mismo modelo puede ser fuerte en celdas retenidas, débil en bloques de holdout y débil en prevalencia poblacional, y cada uno de estos resultados responde a una pregunta distinta. Reportar las tres visiones por separado es más informativo que seleccionar la más favorable. Una cuarta visión, el valor de decisión, pregunta si el ranking sobrevive a una relación cost-loss; es la visión que determina el uso operativo.</w:t>
+        <w:t xml:space="preserve">−1 y un holdout de bloques espaciales es la principal contribución metodológica. Un control negativo con etiquetas permutadas afina este punto. Reentrenar M3 con etiquetas de entrenamiento permutadas da AUC 0.6297/0.5138, y quitar las variables históricas no lo reduce (0.6276/0.5168). Un control sin fuga debería estar cerca de 0.5. El exceso en el Chaco indica, por tanto, información residual de celda o de variables: no prueba que el ranking principal sea erróneo, pero obliga a evitar una lectura causal y a auditar los priors históricos y los descriptores estáticos de celda. El control se reporta en la Tabla S32 y la Figura S7. También explica por qué una única puntuación agregada no basta: el mismo modelo puede ser fuerte en celdas retenidas, débil en bloques de holdout y débil en prevalencia poblacional, y cada uno de estos resultados responde a una pregunta distinta. Reportar las tres visiones por separado es más informativo que seleccionar la más favorable. Una cuarta visión, el valor de decisión, pregunta si el ranking sobrevive a una relación cost-loss; es la visión que determina el uso operativo.</w:t>
       </w:r>
     </w:p>
     <w:p>
@@ -5422,7 +5422,7 @@
         <w:t xml:space="preserve"> </w:t>
       </w:r>
       <w:r>
-        <w:t xml:space="preserve">Aunque la sensibilidad D2 con radios de 15/25/35 km y ventanas de 7/10/14 días confirmó que el ranking de modelos es estable bajo reentrenamiento completo (Tabla S20 del suplemento), el test 2024–2025 es retrospectivo y no ciego, y comparte el 90.65 % de sus celdas activas con el período de entrenamiento por solapamiento temporal; restringir a celdas nunca vistas en entrenamiento reduce el ROC-AUC de M3 en 0.018/0.039 pero mantiene un diferencial positivo M3 &gt; M2 en ROC-AUC y PR-AUC, aunque el de ROC-AUC no se resuelve en Oriental (Tabla S27 del suplemento). La validación adversarial alcanza AUC 0.8832/0.9241, lo que confirma que el cambio temporal es sustancial y está impulsado principalmente por variables estacionales y de densidad histórica (Tabla S29). Un control negativo con etiquetas permutadas sigue por encima del azar en el Chaco (0.63), por lo que no se puede excluir una señal residual de celda o histórica; el score es una señal de nowcast, no una atribución causal. M3 pierde su ventaja predictiva en bloques espaciales no vistos, lo que exige a M2 como respaldo operativo mientras M1 sigue siendo una línea base insuficiente; la cobertura conformal (90.17 %/90.31 % para el nivel del 90 %) es empírica y no está formalmente garantizada bajo cambio temporal; y el comparador acoplado</w:t>
+        <w:t xml:space="preserve">Aunque la sensibilidad D2 con radios de 15/25/35 km y ventanas de 7/10/14 días confirmó que el ranking de modelos es estable bajo reentrenamiento completo (Tabla S20 del suplemento), el test 2024–2025 es retrospectivo y no ciego, y comparte el 90.65 % de sus celdas activas con el período de entrenamiento por solapamiento temporal; restringir a celdas nunca vistas en entrenamiento reduce el ROC-AUC de M3 en 0.018/0.039 pero mantiene un diferencial positivo M3 &gt; M2 en ROC-AUC y PR-AUC, aunque el de ROC-AUC no se resuelve en Oriental (Tabla S27 del suplemento). La validación adversarial alcanza AUC 0.8832/0.9241, lo que confirma que el cambio temporal es sustancial y está impulsado principalmente por variables estacionales y de densidad histórica (Tabla S29). Un control negativo con etiquetas permutadas sigue por encima del azar en el Chaco (0.63), por lo que no se puede excluir una señal residual de celda o histórica; el score es una señal de nowcast, no una atribución causal. M3 pierde su ventaja predictiva en bloques espaciales no vistos, lo que exige a M2 como respaldo operativo mientras M1 sigue siendo una línea base insuficiente; El test externo de Boquerón es dentro de Paraguay; aporta métricas poblacionales derivadas pero no transporte entre países, y la ganancia de M3 sobre M2 no es significativa con el buffer primario de 25 km. la cobertura conformal (90.17 %/90.31 % para el nivel del 90 %) es empírica y no está formalmente garantizada bajo cambio temporal; y el comparador acoplado</w:t>
       </w:r>
       <w:r>
         <w:t xml:space="preserve"> </w:t>
@@ -5502,7 +5502,7 @@
         <w:t xml:space="preserve">t</w:t>
       </w:r>
       <w:r>
-        <w:t xml:space="preserve">−1 (Tabla S19 del suplemento). No obstante, la precisión poblacional de ignición sigue siendo baja (0.082 %/0.198 %; IC 95 % 0.075–0.088/0.178–0.222) y la ventaja híbrida es estrictamente temporal y no espacial. Los análisis de curvas de decisión y cost-loss ubican la ganancia operativa en la propagación (V = 0.63/0.40 con α = 0.002) y en la ignición solo como capa de cribado de α bajo, lo que sitúa al sistema como una herramienta operativa de cribado y priorización y no como un sistema de alerta autónomo. Un control negativo con etiquetas permutadas sigue por encima del azar en el Chaco (0.63), por lo que este ranking es una señal de nowcast y no una atribución causal. En última instancia, el aporte principal de este trabajo no es un mapa único de susceptibilidad, sino un protocolo abierto y auditable —archivado con código y datos públicos— que muestra dónde es válido un modelo geocientífico, dónde falla y cómo extender el benchmark a otras regiones subtropicales y a pronósticos meteorológicos a un día.</w:t>
+        <w:t xml:space="preserve">−1 (Tabla S19 del suplemento). No obstante, la precisión poblacional de ignición sigue siendo baja (0.082 %/0.198 %; IC 95 % 0.075–0.088/0.178–0.222) y la ventaja híbrida es estrictamente temporal y no espacial. Los análisis de curvas de decisión y cost-loss ubican la ganancia operativa en la propagación (V = 0.63/0.40 con α = 0.002) y en la ignición solo como capa de cribado de α bajo, lo que sitúa al sistema como una herramienta operativa de cribado y priorización y no como un sistema de alerta autónomo. Un control negativo con etiquetas permutadas sigue por encima del azar en el Chaco (0.63), por lo que este ranking es una señal de nowcast y no una atribución causal. Un test externo leave-one-department-out en Boquerón reprodujo la discriminación M2/M3 (0.8104/0.8120) pero no una ganancia M3−M2 significativa (+0.0016, p = 0.254); el FWI quedó por debajo del azar (0.4719) y el INPE alcanzó 0.5845. En última instancia, el aporte principal de este trabajo no es un mapa único de susceptibilidad, sino un protocolo abierto y auditable —archivado con código y datos públicos— que muestra dónde es válido un modelo geocientífico, dónde falla y cómo extender el benchmark a otras regiones subtropicales y a pronósticos meteorológicos a un día.</w:t>
       </w:r>
     </w:p>
     <w:bookmarkEnd w:id="52"/>
@@ -5520,14 +5520,14 @@
         <w:pStyle w:val="FirstParagraph"/>
       </w:pPr>
       <w:r>
-        <w:t xml:space="preserve">Los datos procesados, las predicciones de test, los modelos entrenados y las tablas derivadas están disponibles en el release v2.0.1 de GitHub (</w:t>
+        <w:t xml:space="preserve">Los datos procesados, las predicciones de test, los modelos entrenados y las tablas derivadas están disponibles en el release v2.1.0 de GitHub (</w:t>
       </w:r>
       <w:hyperlink r:id="rId53">
         <w:r>
           <w:rPr>
             <w:rStyle w:val="Hyperlink"/>
           </w:rPr>
-          <w:t xml:space="preserve">https://github.com/sanchezmartin093-code/Incendios_PY/releases/tag/v2.0.1</w:t>
+          <w:t xml:space="preserve">https://github.com/sanchezmartin093-code/Incendios_PY/releases/tag/v2.1.0</w:t>
         </w:r>
       </w:hyperlink>
       <w:r>
@@ -5540,7 +5540,7 @@
         <w:rPr>
           <w:rStyle w:val="VerbatimChar"/>
         </w:rPr>
-        <w:t xml:space="preserve">Incendios_PY_data_v2.0.1.zip</w:t>
+        <w:t xml:space="preserve">Incendios_PY_data_v2.1.0.zip</w:t>
       </w:r>
       <w:r>
         <w:t xml:space="preserve">) bajo CC BY 4.0, y se documentan bajo el DOI conceptual de datos</w:t>
@@ -5663,7 +5663,7 @@
       </w:r>
     </w:p>
     <w:bookmarkEnd w:id="60"/>
-    <w:bookmarkStart w:id="65" w:name="disponibilidad-del-código-informático"/>
+    <w:bookmarkStart w:id="63" w:name="disponibilidad-del-código-informático"/>
     <w:p>
       <w:pPr>
         <w:pStyle w:val="Heading1"/>
@@ -5851,54 +5851,12 @@
           <w:b/>
           <w:bCs/>
         </w:rPr>
-        <w:t xml:space="preserve">DOI de versión del código:</w:t>
+        <w:t xml:space="preserve">DOI conceptual del código (última versión):</w:t>
       </w:r>
       <w:r>
         <w:t xml:space="preserve"> </w:t>
       </w:r>
       <w:hyperlink r:id="rId62">
-        <w:r>
-          <w:rPr>
-            <w:rStyle w:val="Hyperlink"/>
-          </w:rPr>
-          <w:t xml:space="preserve">10.5281/zenodo.23718675</w:t>
-        </w:r>
-      </w:hyperlink>
-      <w:r>
-        <w:br/>
-      </w:r>
-      <w:r>
-        <w:rPr>
-          <w:b/>
-          <w:bCs/>
-        </w:rPr>
-        <w:t xml:space="preserve">DOI de versión de los datos:</w:t>
-      </w:r>
-      <w:r>
-        <w:t xml:space="preserve"> </w:t>
-      </w:r>
-      <w:hyperlink r:id="rId63">
-        <w:r>
-          <w:rPr>
-            <w:rStyle w:val="Hyperlink"/>
-          </w:rPr>
-          <w:t xml:space="preserve">10.5281/zenodo.23718676</w:t>
-        </w:r>
-      </w:hyperlink>
-      <w:r>
-        <w:br/>
-      </w:r>
-      <w:r>
-        <w:rPr>
-          <w:b/>
-          <w:bCs/>
-        </w:rPr>
-        <w:t xml:space="preserve">DOI conceptual del código:</w:t>
-      </w:r>
-      <w:r>
-        <w:t xml:space="preserve"> </w:t>
-      </w:r>
-      <w:hyperlink r:id="rId64">
         <w:r>
           <w:rPr>
             <w:rStyle w:val="Hyperlink"/>
@@ -5914,7 +5872,7 @@
           <w:b/>
           <w:bCs/>
         </w:rPr>
-        <w:t xml:space="preserve">DOI conceptual de los datos:</w:t>
+        <w:t xml:space="preserve">DOI conceptual de los datos (última versión):</w:t>
       </w:r>
       <w:r>
         <w:t xml:space="preserve"> </w:t>
@@ -5994,8 +5952,8 @@
         <w:t xml:space="preserve">.</w:t>
       </w:r>
     </w:p>
-    <w:bookmarkEnd w:id="65"/>
-    <w:bookmarkStart w:id="118" w:name="referencias"/>
+    <w:bookmarkEnd w:id="63"/>
+    <w:bookmarkStart w:id="116" w:name="referencias"/>
     <w:p>
       <w:pPr>
         <w:pStyle w:val="Heading1"/>
@@ -6004,8 +5962,8 @@
         <w:t xml:space="preserve">Referencias</w:t>
       </w:r>
     </w:p>
-    <w:bookmarkStart w:id="117" w:name="refs"/>
-    <w:bookmarkStart w:id="67" w:name="ref-alvarado2018"/>
+    <w:bookmarkStart w:id="115" w:name="refs"/>
+    <w:bookmarkStart w:id="65" w:name="ref-alvarado2018"/>
     <w:p>
       <w:pPr>
         <w:pStyle w:val="Bibliography"/>
@@ -6042,7 +6000,7 @@
       <w:r>
         <w:t xml:space="preserve"> </w:t>
       </w:r>
-      <w:hyperlink r:id="rId66">
+      <w:hyperlink r:id="rId64">
         <w:r>
           <w:rPr>
             <w:rStyle w:val="Hyperlink"/>
@@ -6051,8 +6009,8 @@
         </w:r>
       </w:hyperlink>
     </w:p>
-    <w:bookmarkEnd w:id="67"/>
-    <w:bookmarkStart w:id="69" w:name="ref-barmpoutis2020"/>
+    <w:bookmarkEnd w:id="65"/>
+    <w:bookmarkStart w:id="67" w:name="ref-barmpoutis2020"/>
     <w:p>
       <w:pPr>
         <w:pStyle w:val="Bibliography"/>
@@ -6089,7 +6047,7 @@
       <w:r>
         <w:t xml:space="preserve"> </w:t>
       </w:r>
-      <w:hyperlink r:id="rId68">
+      <w:hyperlink r:id="rId66">
         <w:r>
           <w:rPr>
             <w:rStyle w:val="Hyperlink"/>
@@ -6098,8 +6056,8 @@
         </w:r>
       </w:hyperlink>
     </w:p>
-    <w:bookmarkEnd w:id="69"/>
-    <w:bookmarkStart w:id="71" w:name="ref-baumann2017"/>
+    <w:bookmarkEnd w:id="67"/>
+    <w:bookmarkStart w:id="69" w:name="ref-baumann2017"/>
     <w:p>
       <w:pPr>
         <w:pStyle w:val="Bibliography"/>
@@ -6136,7 +6094,7 @@
       <w:r>
         <w:t xml:space="preserve"> </w:t>
       </w:r>
-      <w:hyperlink r:id="rId70">
+      <w:hyperlink r:id="rId68">
         <w:r>
           <w:rPr>
             <w:rStyle w:val="Hyperlink"/>
@@ -6145,8 +6103,8 @@
         </w:r>
       </w:hyperlink>
     </w:p>
-    <w:bookmarkEnd w:id="71"/>
-    <w:bookmarkStart w:id="73" w:name="ref-dormann2007"/>
+    <w:bookmarkEnd w:id="69"/>
+    <w:bookmarkStart w:id="71" w:name="ref-dormann2007"/>
     <w:p>
       <w:pPr>
         <w:pStyle w:val="Bibliography"/>
@@ -6183,7 +6141,7 @@
       <w:r>
         <w:t xml:space="preserve"> </w:t>
       </w:r>
-      <w:hyperlink r:id="rId72">
+      <w:hyperlink r:id="rId70">
         <w:r>
           <w:rPr>
             <w:rStyle w:val="Hyperlink"/>
@@ -6192,8 +6150,8 @@
         </w:r>
       </w:hyperlink>
     </w:p>
-    <w:bookmarkEnd w:id="73"/>
-    <w:bookmarkStart w:id="75" w:name="ref-flannigan2009"/>
+    <w:bookmarkEnd w:id="71"/>
+    <w:bookmarkStart w:id="73" w:name="ref-flannigan2009"/>
     <w:p>
       <w:pPr>
         <w:pStyle w:val="Bibliography"/>
@@ -6230,7 +6188,7 @@
       <w:r>
         <w:t xml:space="preserve"> </w:t>
       </w:r>
-      <w:hyperlink r:id="rId74">
+      <w:hyperlink r:id="rId72">
         <w:r>
           <w:rPr>
             <w:rStyle w:val="Hyperlink"/>
@@ -6239,8 +6197,8 @@
         </w:r>
       </w:hyperlink>
     </w:p>
-    <w:bookmarkEnd w:id="75"/>
-    <w:bookmarkStart w:id="77" w:name="ref-flannigan2016"/>
+    <w:bookmarkEnd w:id="73"/>
+    <w:bookmarkStart w:id="75" w:name="ref-flannigan2016"/>
     <w:p>
       <w:pPr>
         <w:pStyle w:val="Bibliography"/>
@@ -6277,7 +6235,7 @@
       <w:r>
         <w:t xml:space="preserve"> </w:t>
       </w:r>
-      <w:hyperlink r:id="rId76">
+      <w:hyperlink r:id="rId74">
         <w:r>
           <w:rPr>
             <w:rStyle w:val="Hyperlink"/>
@@ -6286,8 +6244,8 @@
         </w:r>
       </w:hyperlink>
     </w:p>
-    <w:bookmarkEnd w:id="77"/>
-    <w:bookmarkStart w:id="79" w:name="ref-hansen2013"/>
+    <w:bookmarkEnd w:id="75"/>
+    <w:bookmarkStart w:id="77" w:name="ref-hansen2013"/>
     <w:p>
       <w:pPr>
         <w:pStyle w:val="Bibliography"/>
@@ -6324,7 +6282,7 @@
       <w:r>
         <w:t xml:space="preserve"> </w:t>
       </w:r>
-      <w:hyperlink r:id="rId78">
+      <w:hyperlink r:id="rId76">
         <w:r>
           <w:rPr>
             <w:rStyle w:val="Hyperlink"/>
@@ -6333,8 +6291,8 @@
         </w:r>
       </w:hyperlink>
     </w:p>
-    <w:bookmarkEnd w:id="79"/>
-    <w:bookmarkStart w:id="81" w:name="ref-jain2020review"/>
+    <w:bookmarkEnd w:id="77"/>
+    <w:bookmarkStart w:id="79" w:name="ref-jain2020review"/>
     <w:p>
       <w:pPr>
         <w:pStyle w:val="Bibliography"/>
@@ -6371,7 +6329,7 @@
       <w:r>
         <w:t xml:space="preserve"> </w:t>
       </w:r>
-      <w:hyperlink r:id="rId80">
+      <w:hyperlink r:id="rId78">
         <w:r>
           <w:rPr>
             <w:rStyle w:val="Hyperlink"/>
@@ -6380,8 +6338,8 @@
         </w:r>
       </w:hyperlink>
     </w:p>
-    <w:bookmarkEnd w:id="81"/>
-    <w:bookmarkStart w:id="83" w:name="ref-jolly2015"/>
+    <w:bookmarkEnd w:id="79"/>
+    <w:bookmarkStart w:id="81" w:name="ref-jolly2015"/>
     <w:p>
       <w:pPr>
         <w:pStyle w:val="Bibliography"/>
@@ -6418,7 +6376,7 @@
       <w:r>
         <w:t xml:space="preserve"> </w:t>
       </w:r>
-      <w:hyperlink r:id="rId82">
+      <w:hyperlink r:id="rId80">
         <w:r>
           <w:rPr>
             <w:rStyle w:val="Hyperlink"/>
@@ -6427,8 +6385,8 @@
         </w:r>
       </w:hyperlink>
     </w:p>
-    <w:bookmarkEnd w:id="83"/>
-    <w:bookmarkStart w:id="84" w:name="ref-ke2017lightgbm"/>
+    <w:bookmarkEnd w:id="81"/>
+    <w:bookmarkStart w:id="82" w:name="ref-ke2017lightgbm"/>
     <w:p>
       <w:pPr>
         <w:pStyle w:val="Bibliography"/>
@@ -6463,8 +6421,8 @@
         <w:t xml:space="preserve">, 3146-3154.</w:t>
       </w:r>
     </w:p>
-    <w:bookmarkEnd w:id="84"/>
-    <w:bookmarkStart w:id="86" w:name="ref-legendre1993"/>
+    <w:bookmarkEnd w:id="82"/>
+    <w:bookmarkStart w:id="84" w:name="ref-legendre1993"/>
     <w:p>
       <w:pPr>
         <w:pStyle w:val="Bibliography"/>
@@ -6501,7 +6459,7 @@
       <w:r>
         <w:t xml:space="preserve"> </w:t>
       </w:r>
-      <w:hyperlink r:id="rId85">
+      <w:hyperlink r:id="rId83">
         <w:r>
           <w:rPr>
             <w:rStyle w:val="Hyperlink"/>
@@ -6510,8 +6468,8 @@
         </w:r>
       </w:hyperlink>
     </w:p>
-    <w:bookmarkEnd w:id="86"/>
-    <w:bookmarkStart w:id="88" w:name="ref-lundberg2020treeshap"/>
+    <w:bookmarkEnd w:id="84"/>
+    <w:bookmarkStart w:id="86" w:name="ref-lundberg2020treeshap"/>
     <w:p>
       <w:pPr>
         <w:pStyle w:val="Bibliography"/>
@@ -6560,7 +6518,7 @@
       <w:r>
         <w:t xml:space="preserve"> </w:t>
       </w:r>
-      <w:hyperlink r:id="rId87">
+      <w:hyperlink r:id="rId85">
         <w:r>
           <w:rPr>
             <w:rStyle w:val="Hyperlink"/>
@@ -6569,8 +6527,8 @@
         </w:r>
       </w:hyperlink>
     </w:p>
-    <w:bookmarkEnd w:id="88"/>
-    <w:bookmarkStart w:id="90" w:name="ref-mapbiomas2023"/>
+    <w:bookmarkEnd w:id="86"/>
+    <w:bookmarkStart w:id="88" w:name="ref-mapbiomas2023"/>
     <w:p>
       <w:pPr>
         <w:pStyle w:val="Bibliography"/>
@@ -6608,7 +6566,7 @@
       <w:r>
         <w:t xml:space="preserve"> </w:t>
       </w:r>
-      <w:hyperlink r:id="rId89">
+      <w:hyperlink r:id="rId87">
         <w:r>
           <w:rPr>
             <w:rStyle w:val="Hyperlink"/>
@@ -6620,8 +6578,8 @@
         <w:t xml:space="preserve">.</w:t>
       </w:r>
     </w:p>
-    <w:bookmarkEnd w:id="90"/>
-    <w:bookmarkStart w:id="92" w:name="ref-munoz2021era5land"/>
+    <w:bookmarkEnd w:id="88"/>
+    <w:bookmarkStart w:id="90" w:name="ref-munoz2021era5land"/>
     <w:p>
       <w:pPr>
         <w:pStyle w:val="Bibliography"/>
@@ -6667,7 +6625,7 @@
       <w:r>
         <w:t xml:space="preserve"> </w:t>
       </w:r>
-      <w:hyperlink r:id="rId91">
+      <w:hyperlink r:id="rId89">
         <w:r>
           <w:rPr>
             <w:rStyle w:val="Hyperlink"/>
@@ -6676,8 +6634,8 @@
         </w:r>
       </w:hyperlink>
     </w:p>
-    <w:bookmarkEnd w:id="92"/>
-    <w:bookmarkStart w:id="94" w:name="ref-niculescu2005"/>
+    <w:bookmarkEnd w:id="90"/>
+    <w:bookmarkStart w:id="92" w:name="ref-niculescu2005"/>
     <w:p>
       <w:pPr>
         <w:pStyle w:val="Bibliography"/>
@@ -6701,7 +6659,7 @@
       <w:r>
         <w:t xml:space="preserve"> </w:t>
       </w:r>
-      <w:hyperlink r:id="rId93">
+      <w:hyperlink r:id="rId91">
         <w:r>
           <w:rPr>
             <w:rStyle w:val="Hyperlink"/>
@@ -6710,8 +6668,8 @@
         </w:r>
       </w:hyperlink>
     </w:p>
-    <w:bookmarkEnd w:id="94"/>
-    <w:bookmarkStart w:id="96" w:name="ref-pivello2021"/>
+    <w:bookmarkEnd w:id="92"/>
+    <w:bookmarkStart w:id="94" w:name="ref-pivello2021"/>
     <w:p>
       <w:pPr>
         <w:pStyle w:val="Bibliography"/>
@@ -6748,7 +6706,7 @@
       <w:r>
         <w:t xml:space="preserve"> </w:t>
       </w:r>
-      <w:hyperlink r:id="rId95">
+      <w:hyperlink r:id="rId93">
         <w:r>
           <w:rPr>
             <w:rStyle w:val="Hyperlink"/>
@@ -6757,8 +6715,8 @@
         </w:r>
       </w:hyperlink>
     </w:p>
-    <w:bookmarkEnd w:id="96"/>
-    <w:bookmarkStart w:id="97" w:name="ref-platt1999"/>
+    <w:bookmarkEnd w:id="94"/>
+    <w:bookmarkStart w:id="95" w:name="ref-platt1999"/>
     <w:p>
       <w:pPr>
         <w:pStyle w:val="Bibliography"/>
@@ -6780,8 +6738,8 @@
         <w:t xml:space="preserve">, 61-74.</w:t>
       </w:r>
     </w:p>
-    <w:bookmarkEnd w:id="97"/>
-    <w:bookmarkStart w:id="99" w:name="ref-ploton2020"/>
+    <w:bookmarkEnd w:id="95"/>
+    <w:bookmarkStart w:id="97" w:name="ref-ploton2020"/>
     <w:p>
       <w:pPr>
         <w:pStyle w:val="Bibliography"/>
@@ -6818,7 +6776,7 @@
       <w:r>
         <w:t xml:space="preserve"> </w:t>
       </w:r>
-      <w:hyperlink r:id="rId98">
+      <w:hyperlink r:id="rId96">
         <w:r>
           <w:rPr>
             <w:rStyle w:val="Hyperlink"/>
@@ -6827,8 +6785,8 @@
         </w:r>
       </w:hyperlink>
     </w:p>
-    <w:bookmarkEnd w:id="99"/>
-    <w:bookmarkStart w:id="101" w:name="ref-raasveldt2019duckdb"/>
+    <w:bookmarkEnd w:id="97"/>
+    <w:bookmarkStart w:id="99" w:name="ref-raasveldt2019duckdb"/>
     <w:p>
       <w:pPr>
         <w:pStyle w:val="Bibliography"/>
@@ -6852,7 +6810,7 @@
       <w:r>
         <w:t xml:space="preserve"> </w:t>
       </w:r>
-      <w:hyperlink r:id="rId100">
+      <w:hyperlink r:id="rId98">
         <w:r>
           <w:rPr>
             <w:rStyle w:val="Hyperlink"/>
@@ -6861,8 +6819,8 @@
         </w:r>
       </w:hyperlink>
     </w:p>
-    <w:bookmarkEnd w:id="101"/>
-    <w:bookmarkStart w:id="103" w:name="ref-roberts2017"/>
+    <w:bookmarkEnd w:id="99"/>
+    <w:bookmarkStart w:id="101" w:name="ref-roberts2017"/>
     <w:p>
       <w:pPr>
         <w:pStyle w:val="Bibliography"/>
@@ -6899,7 +6857,7 @@
       <w:r>
         <w:t xml:space="preserve"> </w:t>
       </w:r>
-      <w:hyperlink r:id="rId102">
+      <w:hyperlink r:id="rId100">
         <w:r>
           <w:rPr>
             <w:rStyle w:val="Hyperlink"/>
@@ -6908,8 +6866,8 @@
         </w:r>
       </w:hyperlink>
     </w:p>
-    <w:bookmarkEnd w:id="103"/>
-    <w:bookmarkStart w:id="105" w:name="ref-sanmiguel2012"/>
+    <w:bookmarkEnd w:id="101"/>
+    <w:bookmarkStart w:id="103" w:name="ref-sanmiguel2012"/>
     <w:p>
       <w:pPr>
         <w:pStyle w:val="Bibliography"/>
@@ -6939,7 +6897,7 @@
       <w:r>
         <w:t xml:space="preserve"> </w:t>
       </w:r>
-      <w:hyperlink r:id="rId104">
+      <w:hyperlink r:id="rId102">
         <w:r>
           <w:rPr>
             <w:rStyle w:val="Hyperlink"/>
@@ -6948,8 +6906,8 @@
         </w:r>
       </w:hyperlink>
     </w:p>
-    <w:bookmarkEnd w:id="105"/>
-    <w:bookmarkStart w:id="107" w:name="ref-schroeder2014"/>
+    <w:bookmarkEnd w:id="103"/>
+    <w:bookmarkStart w:id="105" w:name="ref-schroeder2014"/>
     <w:p>
       <w:pPr>
         <w:pStyle w:val="Bibliography"/>
@@ -6998,7 +6956,7 @@
       <w:r>
         <w:t xml:space="preserve"> </w:t>
       </w:r>
-      <w:hyperlink r:id="rId106">
+      <w:hyperlink r:id="rId104">
         <w:r>
           <w:rPr>
             <w:rStyle w:val="Hyperlink"/>
@@ -7007,8 +6965,8 @@
         </w:r>
       </w:hyperlink>
     </w:p>
-    <w:bookmarkEnd w:id="107"/>
-    <w:bookmarkStart w:id="109" w:name="ref-setzer2019"/>
+    <w:bookmarkEnd w:id="105"/>
+    <w:bookmarkStart w:id="107" w:name="ref-setzer2019"/>
     <w:p>
       <w:pPr>
         <w:pStyle w:val="Bibliography"/>
@@ -7102,7 +7060,7 @@
       <w:r>
         <w:t xml:space="preserve"> </w:t>
       </w:r>
-      <w:hyperlink r:id="rId108">
+      <w:hyperlink r:id="rId106">
         <w:r>
           <w:rPr>
             <w:rStyle w:val="Hyperlink"/>
@@ -7111,8 +7069,8 @@
         </w:r>
       </w:hyperlink>
     </w:p>
-    <w:bookmarkEnd w:id="109"/>
-    <w:bookmarkStart w:id="111" w:name="ref-stocks1989"/>
+    <w:bookmarkEnd w:id="107"/>
+    <w:bookmarkStart w:id="109" w:name="ref-stocks1989"/>
     <w:p>
       <w:pPr>
         <w:pStyle w:val="Bibliography"/>
@@ -7149,7 +7107,7 @@
       <w:r>
         <w:t xml:space="preserve"> </w:t>
       </w:r>
-      <w:hyperlink r:id="rId110">
+      <w:hyperlink r:id="rId108">
         <w:r>
           <w:rPr>
             <w:rStyle w:val="Hyperlink"/>
@@ -7158,8 +7116,8 @@
         </w:r>
       </w:hyperlink>
     </w:p>
-    <w:bookmarkEnd w:id="111"/>
-    <w:bookmarkStart w:id="113" w:name="ref-tobler1970"/>
+    <w:bookmarkEnd w:id="109"/>
+    <w:bookmarkStart w:id="111" w:name="ref-tobler1970"/>
     <w:p>
       <w:pPr>
         <w:pStyle w:val="Bibliography"/>
@@ -7196,7 +7154,7 @@
       <w:r>
         <w:t xml:space="preserve"> </w:t>
       </w:r>
-      <w:hyperlink r:id="rId112">
+      <w:hyperlink r:id="rId110">
         <w:r>
           <w:rPr>
             <w:rStyle w:val="Hyperlink"/>
@@ -7205,8 +7163,8 @@
         </w:r>
       </w:hyperlink>
     </w:p>
-    <w:bookmarkEnd w:id="113"/>
-    <w:bookmarkStart w:id="115" w:name="ref-vallejos2015"/>
+    <w:bookmarkEnd w:id="111"/>
+    <w:bookmarkStart w:id="113" w:name="ref-vallejos2015"/>
     <w:p>
       <w:pPr>
         <w:pStyle w:val="Bibliography"/>
@@ -7243,7 +7201,7 @@
       <w:r>
         <w:t xml:space="preserve"> </w:t>
       </w:r>
-      <w:hyperlink r:id="rId114">
+      <w:hyperlink r:id="rId112">
         <w:r>
           <w:rPr>
             <w:rStyle w:val="Hyperlink"/>
@@ -7252,8 +7210,8 @@
         </w:r>
       </w:hyperlink>
     </w:p>
-    <w:bookmarkEnd w:id="115"/>
-    <w:bookmarkStart w:id="116" w:name="ref-vanwagner1987"/>
+    <w:bookmarkEnd w:id="113"/>
+    <w:bookmarkStart w:id="114" w:name="ref-vanwagner1987"/>
     <w:p>
       <w:pPr>
         <w:pStyle w:val="Bibliography"/>
@@ -7288,9 +7246,9 @@
         <w:t xml:space="preserve">, 1-37.</w:t>
       </w:r>
     </w:p>
+    <w:bookmarkEnd w:id="114"/>
+    <w:bookmarkEnd w:id="115"/>
     <w:bookmarkEnd w:id="116"/>
-    <w:bookmarkEnd w:id="117"/>
-    <w:bookmarkEnd w:id="118"/>
     <w:sectPr>
       <w:footnotePr>
         <w:numRestart w:val="eachSect"/>

--- a/entregables/manuscrito_es.docx
+++ b/entregables/manuscrito_es.docx
@@ -4837,7 +4837,7 @@
         <w:pStyle w:val="BodyText"/>
       </w:pPr>
       <w:r>
-        <w:t xml:space="preserve">Con meteorología de t-1, M3 retiene 0.7831/0.7613 y M2 0.7818/0.7463; M1 es inferior y se reporta en la Tabla S9 del suplemento. La pequeña caída de M3 muestra que los priors de recurrencia, no la meteorología del mismo día, dominan la señal híbrida. Por eso el sistema actual es un nowcast/hindcast; un sistema real de pronóstico a un día requeriría meteorología pronosticada. Los detalles de lead time están en la Tabla S9 del suplemento. Como comparador directo de fuga, un modelo acoplado entrenado sobre la muestra combinada de fuego con variables t-1 no superó materialmente a la arquitectura desacoplada: 0.8862 vs 0.8868 ROC-AUC en Chaco y 0.7871 vs 0.7806 en Oriental. Este comparador usa la misma muestra gated caso-control, por lo que no prueba la eliminación del gating; solo muestra que el atajo acoplado no ofrece una ventaja grande en esta muestra (Tabla S19 del suplemento). Una sensibilidad D2 completa de 3 × 3 (15/25/35 km × 7/10/14 d) regeneró el muestreo 1:10 y reentrenó M1, M2 y M3 para cada combinación. M3 superó a M2 en las nueve combinaciones tanto en validación como en test, con una diferencia M3 − M2 de ROC-AUC entre +0.004 y +0.016, y fue el mejor modelo en test en las nueve; su rango fue 0.771–0.782 en 2023 y 0.785–0.797 en Chaco para 2024–2025, y 0.759–0.768 y 0.750–0.755 en Oriental. La ventana de 7 días dio el mayor ROC-AUC en cada par región × radio, y el efecto del radio fue pequeño: 35 km fue ligeramente mejor en Chaco y 25 km en Oriental. La conclusión de D2 no depende de la elección de 25 km/10 d (Tabla S20 del suplemento). Un backtest rolling-origin de cuatro folds reentrenó M1/M2/M3 con entrenamiento hasta Y−2, validación en Y−1 y test en Y. La diferencia de ROC-AUC M3−M2 fue +0.0030/+0.0059 en 2022, +0.0029/+0.0120 en 2023, +0.0038/+0.0166 en 2024 y +0.0019/+0.0084 en 2025 (Chaco/Oriental); los p correspondientes fueron 0.032/0.006, 0.082/0.001, 0.004/0.001 y 0.148/0.001. El signo fue positivo en las ocho comparaciones región-fold, y M1 quedó por debajo de M2 en todos los folds (Tabla S26; Figura S5). El orden temporal no es, por tanto, un artefacto del único split 2024–2025. En 20 corridas (cinco semillas × dos capacidades × dos regiones), la diferencia M3−M2 se mantuvo positiva en todas, con diferencias medias de +0.0036/+0.0035 en el Chaco y +0.0128/+0.0128 en Oriental para las configuraciones actual/alta capacidad (Tabla S25). La validación adversarial separa las filas de entrenamiento (2018–2022) de las de test (2024–2025) con AUC 0.8832/0.9241 (Chaco/Oriental); el día del año, los armónicos estacionales, la densidad histórica a 25 km y el déficit hídrico de 60 días dominan el discriminador (Tabla S29). El cambio de distribución es real y no lo elimina el diseño temporal; por eso los resultados espaciales y de todas las celdas se reportan por separado. Tres sensibilidades adicionales acotan el resultado. Umbrales de gate más estrictos (VPD ≥ 1.0/1.2 kPa y lluvia 48 h &lt; 5/2 mm) retuvieron 92–73 % de los positivos de test y mantuvieron a M3 por encima de M2 y FWI; quitar el gate por completo (muestra 1:10 independiente) bajó M3 a 0.7924/0.7510 y M2 a 0.7833/0.7379, pero M3 siguió por encima de M2 (+0.0091/+0.0131) y de FWI (0.5105/0.5457; Tabla S31). Restringir las etiquetas a detecciones de confianza alta retuvo 12.2 %/6.5 % de los positivos y elevó el ROC-AUC a 0.8228/0.7793, pero la precisión–recall cayó (0.0719/0.0246) porque el subconjunto retenido tiene otra prevalencia; FRP ≥ 10 MW retuvo 31.9 %/19.0 % y dio 0.8136/0.7763 (Tabla S30). La variante de máscara de nubes no está disponible. El muestreo 1:5 cambió el ROC-AUC en menos de 0.001; la muestra 1:20 independiente bajó el ROC-AUC de M3 en el Chaco a 0.7926 y la precisión poblacional ~7 %, mientras Oriental quedó estable (0.7526), y M3 siguió por encima de M2 en ambas regiones (Tabla S28). Un control negativo con etiquetas permutadas alcanzó AUC 0.6297/0.5138; quitar las variables históricas no lo redujo (0.6276/0.5168), lo que indica asociación residual de celda o fuga de variables en el Chaco (Tabla S32; Figura S7). El score de M3 debe leerse, por tanto, como una señal de nowcast/priorización, no como una atribución causal. La validación espacial externa en Boquerón, tras excluir el departamento y un buffer de 25 km y recalcular los priors, reprodujo la discriminación M2/M3 (ROC-AUC 0.8104/0.8120; PR-AUC 0.2440/0.2505) pero no una ganancia M3−M2 significativa (+0.0016; p = 0.254). El FWI quedó por debajo del azar (0.4719) y el INPE alcanzó 0.5845 (Tabla S33; Figura S9). La precisión poblacional fue 0.0891 %/0.0678 % para M2/M3, con recall 16.2 %/27.1 %; M3 cambia precisión por recall. La diferencia M3−M2 fue +0.0039 (p = 0.010) con buffer de 20 km, +0.0016 (p = 0.254) con 25 km y +0.0020 (p = 0.206) con 30 km (Tabla S33b), por lo que la ventaja híbrida no es robusta al buffer. El ranking se transporta espacialmente, pero la preferencia operativa por M3 frente a M2 no.</w:t>
+        <w:t xml:space="preserve">Con meteorología de t-1, M3 retiene 0.7831/0.7613 y M2 0.7818/0.7463; M1 es inferior y se reporta en la Tabla S9 del suplemento. La pequeña caída de M3 muestra que los priors de recurrencia, no la meteorología del mismo día, dominan la señal híbrida. Por eso el sistema actual es un nowcast/hindcast; un sistema real de pronóstico a un día requeriría meteorología pronosticada. Los detalles de lead time están en la Tabla S9 del suplemento. Como comparador directo de fuga, un modelo acoplado entrenado sobre la muestra combinada de fuego con variables t-1 no superó materialmente a la arquitectura desacoplada: 0.8862 vs 0.8868 ROC-AUC en Chaco y 0.7871 vs 0.7806 en Oriental. Este comparador usa la misma muestra gated caso-control, por lo que no prueba la eliminación del gating; solo muestra que el atajo acoplado no ofrece una ventaja grande en esta muestra (Tabla S19 del suplemento). Una sensibilidad D2 completa de 3 × 3 (15/25/35 km × 7/10/14 d) regeneró el muestreo 1:10 y reentrenó M1, M2 y M3 para cada combinación. M3 superó a M2 en las nueve combinaciones tanto en validación como en test, con una diferencia M3 − M2 de ROC-AUC entre +0.004 y +0.016, y fue el mejor modelo en test en las nueve; su rango fue 0.771–0.782 en 2023 y 0.785–0.797 en Chaco para 2024–2025, y 0.759–0.768 y 0.750–0.755 en Oriental. La ventana de 7 días dio el mayor ROC-AUC en cada par región × radio, y el efecto del radio fue pequeño: 35 km fue ligeramente mejor en Chaco y 25 km en Oriental. La conclusión de D2 no depende de la elección de 25 km/10 d (Tabla S20 del suplemento). Un backtest rolling-origin de cuatro folds reentrenó M1/M2/M3 con entrenamiento hasta Y−2, validación en Y−1 y test en Y. La diferencia de ROC-AUC M3−M2 fue +0.0030/+0.0059 en 2022, +0.0029/+0.0120 en 2023, +0.0038/+0.0166 en 2024 y +0.0019/+0.0084 en 2025 (Chaco/Oriental); los p correspondientes fueron 0.032/0.006, 0.082/0.001, 0.004/0.001 y 0.148/0.001. El signo fue positivo en las ocho comparaciones región-fold, y M1 quedó por debajo de M2 en todos los folds (Tabla S26; Figura S5). El orden temporal no es, por tanto, un artefacto del único split 2024–2025. En 20 corridas (cinco semillas × dos capacidades × dos regiones), la diferencia M3−M2 se mantuvo positiva en todas, con diferencias medias de +0.0036/+0.0035 en el Chaco y +0.0128/+0.0128 en Oriental para las configuraciones actual/alta capacidad (Tabla S25). La validación adversarial separa las filas de entrenamiento (2018–2022) de las de test (2024–2025) con AUC 0.8832/0.9241 (Chaco/Oriental); el día del año, los armónicos estacionales, la densidad histórica a 25 km y el déficit hídrico de 60 días dominan el discriminador (Tabla S29). El cambio de distribución es real y no lo elimina el diseño temporal; por eso los resultados espaciales y de todas las celdas se reportan por separado. Tres sensibilidades adicionales acotan el resultado. Umbrales de gate más estrictos (VPD ≥ 1.0/1.2 kPa y lluvia 48 h &lt; 5/2 mm) retuvieron 92–73 % de los positivos de test y mantuvieron a M3 por encima de M2 y FWI; quitar el gate por completo (muestra 1:10 independiente) bajó M3 a 0.7924/0.7510 y M2 a 0.7833/0.7379, pero M3 siguió por encima de M2 (+0.0091/+0.0131) y de FWI (0.5105/0.5457; Tabla S31). Restringir las etiquetas a detecciones de confianza alta retuvo 12.2 %/6.5 % de los positivos y elevó el ROC-AUC a 0.8228/0.7793, pero la precisión–recall cayó (0.0719/0.0246) porque el subconjunto retenido tiene otra prevalencia; FRP ≥ 10 MW retuvo 31.9 %/19.0 % y dio 0.8136/0.7763 (Tabla S30). La variante de máscara de nubes no está disponible. El muestreo 1:5 cambió el ROC-AUC en menos de 0.001; la muestra 1:20 independiente bajó el ROC-AUC de M3 en el Chaco a 0.7926 y la precisión poblacional ~7 %, mientras Oriental quedó estable (0.7526), y M3 siguió por encima de M2 en ambas regiones (Tabla S28). Un control negativo con etiquetas permutadas alcanzó AUC 0.6297/0.5138; quitar las variables históricas no lo redujo (0.6276/0.5168), lo que indica asociación residual de celda o fuga de variables en el Chaco (Tabla S32; Figura S7). El score de M3 debe leerse, por tanto, como una señal de nowcast/priorización, no como una atribución causal. La validación espacial externa en Boquerón, tras excluir el departamento y un buffer de 25 km y recalcular los priors, reprodujo la discriminación M2/M3 (ROC-AUC 0.8104/0.8120; PR-AUC 0.2440/0.2505) pero no una ganancia M3−M2 significativa (+0.0016; p = 0.254). El FWI quedó por debajo del azar (0.4719) y el INPE alcanzó 0.5845 (Tabla S33; Figura S9). La precisión poblacional fue 0.0891 %/0.0678 % para M2/M3, con recall 16.2 %/27.1 %; M3 cambia precisión por recall. La diferencia M3−M2 fue +0.0039 (p = 0.010) con buffer de 20 km, +0.0016 (p = 0.254) con 25 km y +0.0020 (p = 0.206) con 30 km (Tabla S33b), por lo que la ventaja híbrida no es robusta al buffer. El ranking se transporta espacialmente, pero la preferencia operativa por M3 frente a M2 no. Un piloto pre-registrado entre países en Formosa (Argentina) fue menor: G0-C alcanzó ROC-AUC 0.7133/0.7245 en 2024 y 0.7050/0.7112 en 2025 (M2/M3), por debajo del umbral de transporte de 0.75, con una diferencia M3−M2 pequeña y positiva (+0.0112 en 2024; +0.0062 en 2025). Como 22.3 % de Formosa es bosque inundable (42.9 % de las detecciones) y la fracción de pastura tuvo PSI 1.18 frente al entrenamiento Paraguay-Chaco, lo leemos como transporte limitado y condicional, no como una réplica entre países. El FWI canadiense y el INPE quedaron cerca del azar en el mismo test (ROC-AUC 0.498/0.520 y 0.466/0.464 en 2024/2025), muy por debajo de M2/M3 (Nota S5.11; Tablas S34/S34c; Figura S10).</w:t>
       </w:r>
     </w:p>
     <w:bookmarkEnd w:id="38"/>
@@ -5400,7 +5400,7 @@
         <w:t xml:space="preserve"> </w:t>
       </w:r>
       <w:r>
-        <w:t xml:space="preserve">El estudio cubre un solo país y dos macro-regiones sin validación externa en otro país. La caracterización del combustible se basa en la serie anual de MapBiomas Colección 2 (2017–2023) unida por año previo, de modo que 2024 usa el mapa de 2023 con un año de rezago y 2025 lo extrapola con dos años de rezago. Los objetivos de fuego activo dependen de detecciones VIIRS, que pueden omitir incendios subdosel o cubiertos por nubes al no existir un modelo de observación explícito, mientras que los insumos ERA5-Land (0.25°, 3 horas) pueden suavizar picos locales intradía de VPD y viento.</w:t>
+        <w:t xml:space="preserve">El estudio cubre dos macro-regiones de Paraguay e incluye solo una prueba exploratoria entre países en Formosa; esa prueba no alcanzó el umbral pre-registrado de transporte y no es una validación multi-país completa. La caracterización del combustible se basa en la serie anual de MapBiomas Colección 2 (2017–2023) unida por año previo, de modo que 2024 usa el mapa de 2023 con un año de rezago y 2025 lo extrapola con dos años de rezago. Los objetivos de fuego activo dependen de detecciones VIIRS, que pueden omitir incendios subdosel o cubiertos por nubes al no existir un modelo de observación explícito, mientras que los insumos ERA5-Land (0.25°, 3 horas) pueden suavizar picos locales intradía de VPD y viento.</w:t>
       </w:r>
     </w:p>
     <w:p>
@@ -5422,7 +5422,7 @@
         <w:t xml:space="preserve"> </w:t>
       </w:r>
       <w:r>
-        <w:t xml:space="preserve">Aunque la sensibilidad D2 con radios de 15/25/35 km y ventanas de 7/10/14 días confirmó que el ranking de modelos es estable bajo reentrenamiento completo (Tabla S20 del suplemento), el test 2024–2025 es retrospectivo y no ciego, y comparte el 90.65 % de sus celdas activas con el período de entrenamiento por solapamiento temporal; restringir a celdas nunca vistas en entrenamiento reduce el ROC-AUC de M3 en 0.018/0.039 pero mantiene un diferencial positivo M3 &gt; M2 en ROC-AUC y PR-AUC, aunque el de ROC-AUC no se resuelve en Oriental (Tabla S27 del suplemento). La validación adversarial alcanza AUC 0.8832/0.9241, lo que confirma que el cambio temporal es sustancial y está impulsado principalmente por variables estacionales y de densidad histórica (Tabla S29). Un control negativo con etiquetas permutadas sigue por encima del azar en el Chaco (0.63), por lo que no se puede excluir una señal residual de celda o histórica; el score es una señal de nowcast, no una atribución causal. M3 pierde su ventaja predictiva en bloques espaciales no vistos, lo que exige a M2 como respaldo operativo mientras M1 sigue siendo una línea base insuficiente; El test externo de Boquerón es dentro de Paraguay; aporta métricas poblacionales derivadas pero no transporte entre países, y la ganancia de M3 sobre M2 no es significativa con el buffer primario de 25 km. la cobertura conformal (90.17 %/90.31 % para el nivel del 90 %) es empírica y no está formalmente garantizada bajo cambio temporal; y el comparador acoplado</w:t>
+        <w:t xml:space="preserve">Aunque la sensibilidad D2 con radios de 15/25/35 km y ventanas de 7/10/14 días confirmó que el ranking de modelos es estable bajo reentrenamiento completo (Tabla S20 del suplemento), el test 2024–2025 es retrospectivo y no ciego, y comparte el 90.65 % de sus celdas activas con el período de entrenamiento por solapamiento temporal; restringir a celdas nunca vistas en entrenamiento reduce el ROC-AUC de M3 en 0.018/0.039 pero mantiene un diferencial positivo M3 &gt; M2 en ROC-AUC y PR-AUC, aunque el de ROC-AUC no se resuelve en Oriental (Tabla S27 del suplemento). La validación adversarial alcanza AUC 0.8832/0.9241, lo que confirma que el cambio temporal es sustancial y está impulsado principalmente por variables estacionales y de densidad histórica (Tabla S29). Un control negativo con etiquetas permutadas sigue por encima del azar en el Chaco (0.63), por lo que no se puede excluir una señal residual de celda o histórica; el score es una señal de nowcast, no una atribución causal. M3 pierde su ventaja predictiva en bloques espaciales no vistos, lo que exige a M2 como respaldo operativo mientras M1 sigue siendo una línea base insuficiente; El test de Boquerón es dentro de Paraguay y aporta métricas poblacionales derivadas; el piloto entre países en Formosa fue exploratorio, usó otra fuente climática (CDS/Hargreaves) y no alcanzó el umbral de transporte, por lo que la pequeña ganancia de M3 allí no es evidencia de superioridad entre países. la cobertura conformal (90.17 %/90.31 % para el nivel del 90 %) es empírica y no está formalmente garantizada bajo cambio temporal; y el comparador acoplado</w:t>
       </w:r>
       <w:r>
         <w:t xml:space="preserve"> </w:t>

--- a/entregables/manuscrito_es.docx
+++ b/entregables/manuscrito_es.docx
@@ -4837,7 +4837,7 @@
         <w:pStyle w:val="BodyText"/>
       </w:pPr>
       <w:r>
-        <w:t xml:space="preserve">Con meteorología de t-1, M3 retiene 0.7831/0.7613 y M2 0.7818/0.7463; M1 es inferior y se reporta en la Tabla S9 del suplemento. La pequeña caída de M3 muestra que los priors de recurrencia, no la meteorología del mismo día, dominan la señal híbrida. Por eso el sistema actual es un nowcast/hindcast; un sistema real de pronóstico a un día requeriría meteorología pronosticada. Los detalles de lead time están en la Tabla S9 del suplemento. Como comparador directo de fuga, un modelo acoplado entrenado sobre la muestra combinada de fuego con variables t-1 no superó materialmente a la arquitectura desacoplada: 0.8862 vs 0.8868 ROC-AUC en Chaco y 0.7871 vs 0.7806 en Oriental. Este comparador usa la misma muestra gated caso-control, por lo que no prueba la eliminación del gating; solo muestra que el atajo acoplado no ofrece una ventaja grande en esta muestra (Tabla S19 del suplemento). Una sensibilidad D2 completa de 3 × 3 (15/25/35 km × 7/10/14 d) regeneró el muestreo 1:10 y reentrenó M1, M2 y M3 para cada combinación. M3 superó a M2 en las nueve combinaciones tanto en validación como en test, con una diferencia M3 − M2 de ROC-AUC entre +0.004 y +0.016, y fue el mejor modelo en test en las nueve; su rango fue 0.771–0.782 en 2023 y 0.785–0.797 en Chaco para 2024–2025, y 0.759–0.768 y 0.750–0.755 en Oriental. La ventana de 7 días dio el mayor ROC-AUC en cada par región × radio, y el efecto del radio fue pequeño: 35 km fue ligeramente mejor en Chaco y 25 km en Oriental. La conclusión de D2 no depende de la elección de 25 km/10 d (Tabla S20 del suplemento). Un backtest rolling-origin de cuatro folds reentrenó M1/M2/M3 con entrenamiento hasta Y−2, validación en Y−1 y test en Y. La diferencia de ROC-AUC M3−M2 fue +0.0030/+0.0059 en 2022, +0.0029/+0.0120 en 2023, +0.0038/+0.0166 en 2024 y +0.0019/+0.0084 en 2025 (Chaco/Oriental); los p correspondientes fueron 0.032/0.006, 0.082/0.001, 0.004/0.001 y 0.148/0.001. El signo fue positivo en las ocho comparaciones región-fold, y M1 quedó por debajo de M2 en todos los folds (Tabla S26; Figura S5). El orden temporal no es, por tanto, un artefacto del único split 2024–2025. En 20 corridas (cinco semillas × dos capacidades × dos regiones), la diferencia M3−M2 se mantuvo positiva en todas, con diferencias medias de +0.0036/+0.0035 en el Chaco y +0.0128/+0.0128 en Oriental para las configuraciones actual/alta capacidad (Tabla S25). La validación adversarial separa las filas de entrenamiento (2018–2022) de las de test (2024–2025) con AUC 0.8832/0.9241 (Chaco/Oriental); el día del año, los armónicos estacionales, la densidad histórica a 25 km y el déficit hídrico de 60 días dominan el discriminador (Tabla S29). El cambio de distribución es real y no lo elimina el diseño temporal; por eso los resultados espaciales y de todas las celdas se reportan por separado. Tres sensibilidades adicionales acotan el resultado. Umbrales de gate más estrictos (VPD ≥ 1.0/1.2 kPa y lluvia 48 h &lt; 5/2 mm) retuvieron 92–73 % de los positivos de test y mantuvieron a M3 por encima de M2 y FWI; quitar el gate por completo (muestra 1:10 independiente) bajó M3 a 0.7924/0.7510 y M2 a 0.7833/0.7379, pero M3 siguió por encima de M2 (+0.0091/+0.0131) y de FWI (0.5105/0.5457; Tabla S31). Restringir las etiquetas a detecciones de confianza alta retuvo 12.2 %/6.5 % de los positivos y elevó el ROC-AUC a 0.8228/0.7793, pero la precisión–recall cayó (0.0719/0.0246) porque el subconjunto retenido tiene otra prevalencia; FRP ≥ 10 MW retuvo 31.9 %/19.0 % y dio 0.8136/0.7763 (Tabla S30). La variante de máscara de nubes no está disponible. El muestreo 1:5 cambió el ROC-AUC en menos de 0.001; la muestra 1:20 independiente bajó el ROC-AUC de M3 en el Chaco a 0.7926 y la precisión poblacional ~7 %, mientras Oriental quedó estable (0.7526), y M3 siguió por encima de M2 en ambas regiones (Tabla S28). Un control negativo con etiquetas permutadas alcanzó AUC 0.6297/0.5138; quitar las variables históricas no lo redujo (0.6276/0.5168), lo que indica asociación residual de celda o fuga de variables en el Chaco (Tabla S32; Figura S7). El score de M3 debe leerse, por tanto, como una señal de nowcast/priorización, no como una atribución causal. La validación espacial externa en Boquerón, tras excluir el departamento y un buffer de 25 km y recalcular los priors, reprodujo la discriminación M2/M3 (ROC-AUC 0.8104/0.8120; PR-AUC 0.2440/0.2505) pero no una ganancia M3−M2 significativa (+0.0016; p = 0.254). El FWI quedó por debajo del azar (0.4719) y el INPE alcanzó 0.5845 (Tabla S33; Figura S9). La precisión poblacional fue 0.0891 %/0.0678 % para M2/M3, con recall 16.2 %/27.1 %; M3 cambia precisión por recall. La diferencia M3−M2 fue +0.0039 (p = 0.010) con buffer de 20 km, +0.0016 (p = 0.254) con 25 km y +0.0020 (p = 0.206) con 30 km (Tabla S33b), por lo que la ventaja híbrida no es robusta al buffer. El ranking se transporta espacialmente, pero la preferencia operativa por M3 frente a M2 no. Un piloto pre-registrado entre países en Formosa (Argentina) fue menor: G0-C alcanzó ROC-AUC 0.7133/0.7245 en 2024 y 0.7050/0.7112 en 2025 (M2/M3), por debajo del umbral de transporte de 0.75, con una diferencia M3−M2 pequeña y positiva (+0.0112 en 2024; +0.0062 en 2025). Como 22.3 % de Formosa es bosque inundable (42.9 % de las detecciones) y la fracción de pastura tuvo PSI 1.18 frente al entrenamiento Paraguay-Chaco, lo leemos como transporte limitado y condicional, no como una réplica entre países. El FWI canadiense y el INPE quedaron cerca del azar en el mismo test (ROC-AUC 0.498/0.520 y 0.466/0.464 en 2024/2025), muy por debajo de M2/M3 (Nota S5.11; Tablas S34/S34c; Figura S10).</w:t>
+        <w:t xml:space="preserve">Con meteorología de t-1, M3 retiene 0.7831/0.7613 y M2 0.7818/0.7463; M1 es inferior y se reporta en la Tabla S9 del suplemento. La pequeña caída de M3 muestra que los priors de recurrencia, no la meteorología del mismo día, dominan la señal híbrida. Por eso el sistema actual es un nowcast/hindcast; un sistema real de pronóstico a un día requeriría meteorología pronosticada. Los detalles de lead time están en la Tabla S9 del suplemento. Como comparador directo de fuga, un modelo acoplado entrenado sobre la muestra combinada de fuego con variables t-1 no superó materialmente a la arquitectura desacoplada: 0.8862 vs 0.8868 ROC-AUC en Chaco y 0.7871 vs 0.7806 en Oriental. Este comparador usa la misma muestra gated caso-control, por lo que no prueba la eliminación del gating; solo muestra que el atajo acoplado no ofrece una ventaja grande en esta muestra (Tabla S19 del suplemento). Una sensibilidad D2 completa de 3 × 3 (15/25/35 km × 7/10/14 d) regeneró el muestreo 1:10 y reentrenó M1, M2 y M3 para cada combinación. M3 superó a M2 en las nueve combinaciones tanto en validación como en test, con una diferencia M3 − M2 de ROC-AUC entre +0.004 y +0.016, y fue el mejor modelo en test en las nueve; su rango fue 0.771–0.782 en 2023 y 0.785–0.797 en Chaco para 2024–2025, y 0.759–0.768 y 0.750–0.755 en Oriental. La ventana de 7 días dio el mayor ROC-AUC en cada par región × radio, y el efecto del radio fue pequeño: 35 km fue ligeramente mejor en Chaco y 25 km en Oriental. La conclusión de D2 no depende de la elección de 25 km/10 d (Tabla S20 del suplemento). Un backtest rolling-origin de cuatro folds reentrenó M1/M2/M3 con entrenamiento hasta Y−2, validación en Y−1 y test en Y. La diferencia de ROC-AUC M3−M2 fue +0.0030/+0.0059 en 2022, +0.0029/+0.0120 en 2023, +0.0038/+0.0166 en 2024 y +0.0019/+0.0084 en 2025 (Chaco/Oriental); los p correspondientes fueron 0.032/0.006, 0.082/0.001, 0.004/0.001 y 0.148/0.001. El signo fue positivo en las ocho comparaciones región-fold, y M1 quedó por debajo de M2 en todos los folds (Tabla S26; Figura S5). El orden temporal no es, por tanto, un artefacto del único split 2024–2025. En 20 corridas (cinco semillas × dos capacidades × dos regiones), la diferencia M3−M2 se mantuvo positiva en todas, con diferencias medias de +0.0036/+0.0035 en el Chaco y +0.0128/+0.0128 en Oriental para las configuraciones actual/alta capacidad (Tabla S25). La validación adversarial separa las filas de entrenamiento (2018–2022) de las de test (2024–2025) con AUC 0.8832/0.9241 (Chaco/Oriental); el día del año, los armónicos estacionales, la densidad histórica a 25 km y el déficit hídrico de 60 días dominan el discriminador (Tabla S29). El cambio de distribución es real y no lo elimina el diseño temporal; por eso los resultados espaciales y de todas las celdas se reportan por separado. Tres sensibilidades adicionales acotan el resultado. Umbrales de gate más estrictos (VPD ≥ 1.0/1.2 kPa y lluvia 48 h &lt; 5/2 mm) retuvieron 92–73 % de los positivos de test y mantuvieron a M3 por encima de M2 y FWI; quitar el gate por completo (muestra 1:10 independiente) bajó M3 a 0.7924/0.7510 y M2 a 0.7833/0.7379, pero M3 siguió por encima de M2 (+0.0091/+0.0131) y de FWI (0.5105/0.5457; Tabla S31). Restringir las etiquetas a detecciones de confianza alta retuvo 12.2 %/6.5 % de los positivos y elevó el ROC-AUC a 0.8228/0.7793, pero la precisión–recall cayó (0.0719/0.0246) porque el subconjunto retenido tiene otra prevalencia; FRP ≥ 10 MW retuvo 31.9 %/19.0 % y dio 0.8136/0.7763 (Tabla S30). La variante de máscara de nubes no está disponible. El muestreo 1:5 cambió el ROC-AUC en menos de 0.001; la muestra 1:20 independiente bajó el ROC-AUC de M3 en el Chaco a 0.7926 y la precisión poblacional ~7 %, mientras Oriental quedó estable (0.7526), y M3 siguió por encima de M2 en ambas regiones (Tabla S28). Un control negativo con etiquetas permutadas alcanzó AUC 0.6297/0.5138; quitar las variables históricas no lo redujo (0.6276/0.5168), lo que indica asociación residual de celda o fuga de variables en el Chaco (Tabla S32; Figura S7). El score de M3 debe leerse, por tanto, como una señal de nowcast/priorización, no como una atribución causal. La validación espacial externa en Boquerón, tras excluir el departamento y un buffer de 25 km y recalcular los priors, reprodujo la discriminación M2/M3 (ROC-AUC 0.8104/0.8120; PR-AUC 0.2440/0.2505) pero no una ganancia M3−M2 significativa (+0.0016; p = 0.254). El FWI quedó por debajo del azar (0.4719) y el INPE alcanzó 0.5845 (Tabla S33; Figura S9). La precisión poblacional fue 0.0891 %/0.0678 % para M2/M3, con recall 16.2 %/27.1 %; M3 cambia precisión por recall. La diferencia M3−M2 fue +0.0039 (p = 0.010) con buffer de 20 km, +0.0016 (p = 0.254) con 25 km y +0.0020 (p = 0.206) con 30 km (Tabla S33b), por lo que la ventaja híbrida no es robusta al buffer. El ranking se transporta espacialmente, pero la preferencia operativa por M3 frente a M2 no.</w:t>
       </w:r>
     </w:p>
     <w:bookmarkEnd w:id="38"/>

--- a/entregables/manuscrito_es.docx
+++ b/entregables/manuscrito_es.docx
@@ -210,7 +210,7 @@
         <w:t xml:space="preserve">t</w:t>
       </w:r>
       <w:r>
-        <w:t xml:space="preserve">−1, empleando M2 como respaldo para celdas sin historia y M1 como línea base biofísica. En la validación de 2023, M3 alcanza ROC-AUC 0.7844/0.7628 (Chaco/Oriental) frente a 0.7817/0.7496 de M2. En bloques espaciales de 2023, M2 es el más robusto (0.6773/0.7470) y M1 no supera a M2 en celdas sin historia. Un holdout independiente de confirmación retuvo también a M2 (0.6871/0.6621). En el test retrospectivo 2024–2025, M3 alcanza 0.8021/0.7534 frente a 0.5173/0.5564 del Canadian Forest Fire Weather Index (FWI) y 0.5389/0.4990 del INPE Risco de Fogo; la propagación alcanza 0.9039/0.7859. La precisión poblacional de ignición es 0.082 %/0.198 % (IC 95 % 0.075–0.088/0.178–0.222), y el valor de decisión se concentra en la propagación, lo que confirma un papel de cribado y priorización y no un sistema de alerta autónomo. La contribución es el operador D2, la inferencia con gating y el arnés de evaluación abiertos, publicados como software reproducible.</w:t>
+        <w:t xml:space="preserve">−1, empleando M2 como respaldo para celdas sin historia y M1 como línea base biofísica. En la validación de 2023, M3 alcanza ROC-AUC 0.7844/0.7628 (Chaco/Oriental) frente a 0.7817/0.7496 de M2. En bloques espaciales de 2023, M2 es el más robusto (0.6773/0.7470) y M1 no supera a M2 en celdas sin historia. Un holdout independiente de confirmación retuvo también a M2 (0.6871/0.6621). En el test retrospectivo 2024–2025, M3 alcanza 0.8021/0.7534 frente a 0.5059/0.5611 del Canadian Forest Fire Weather Index (FWI) y 0.5266/0.4973 del INPE Risco de Fogo; la propagación alcanza 0.9039/0.7859. La precisión poblacional de ignición es 0.082 %/0.198 % (IC 95 % 0.075–0.088/0.178–0.222), y el valor de decisión se concentra en la propagación, lo que confirma un papel de cribado y priorización y no un sistema de alerta autónomo. La contribución es el operador D2, la inferencia con gating y el arnés de evaluación abiertos, publicados como software reproducible.</w:t>
       </w:r>
     </w:p>
     <w:p>
@@ -931,7 +931,7 @@
         <w:t xml:space="preserve"> </w:t>
       </w:r>
       <w:r>
-        <w:t xml:space="preserve">(Niculescu-Mizil &amp; Caruana, 2005; Platt, 1999)</w:t>
+        <w:t xml:space="preserve">(Niculescu-Mizil y Caruana, 2005; Platt, 1999)</w:t>
       </w:r>
       <w:r>
         <w:t xml:space="preserve">. La calibración se ajusta en 2023 y se congela para el test 2024–2025. Los detalles de calibración, incluida la prueba de monotonicidad y la tabla completa de hiperparámetros, están en la Nota complementaria S2 y la Tabla S2.</w:t>
@@ -1120,7 +1120,7 @@
         <w:t xml:space="preserve"> </w:t>
       </w:r>
       <w:r>
-        <w:t xml:space="preserve">(Raasveldt &amp; Mühleisen, 2019)</w:t>
+        <w:t xml:space="preserve">(Raasveldt y Mühleisen, 2019)</w:t>
       </w:r>
       <w:r>
         <w:t xml:space="preserve">. Un spatial join de 50 000 puntos se muestra solo como referencia (Tabla S4 del suplemento); la búsqueda operativa evita el point-in-polygon en inferencia. El pipeline completo de inferencia procesa 400 006 celdas en 3.474 s con 2 212.9 MB de RAM pico en ARM64; x86_64 no se midió. El dominio de estudio y la división regional se muestran en</w:t>
@@ -2625,7 +2625,7 @@
         <w:pStyle w:val="BodyText"/>
       </w:pPr>
       <w:r>
-        <w:t xml:space="preserve">La precisión poblacional de ignición es 0.082 % (IC bootstrap 95 % 0.075–0.088) en el Chaco y 0.198 % (0.178–0.222) en la Región Oriental; el recall es 27.3 % (26.2–28.6) y 20.7 % (19.3–22.3). La precisión de propagación es 9.67 % (9.09–10.32) y 4.78 % (4.13–5.49). Estos valores son los relevantes para la operación y son mucho más bajos que los valores caso-control. Respecto a la prevalencia, la precisión de ignición es aproximadamente 5.4× y 4.8× superior al azar, mientras que la de propagación es aproximadamente 62× y 23× superior. La precisión absoluta sigue siendo baja; el modelo es, por tanto, una capa de priorización y nowcast, no un sistema de alerta autónomo. La Figura S8 muestra el compromiso precisión–presupuesto: con 100 alertas/día, la precisión de ignición de M3 es 0.21 %/0.66 % y la de propagación 22.1 %/10.0 %; con 1 000 alertas/día baja a 0.15 %/0.28 % y 5.1 %/3.3 %.</w:t>
+        <w:t xml:space="preserve">La precisión poblacional de ignición es 0.082 % (IC bootstrap 95 % 0.075–0.088) en el Chaco y 0.198 % (0.178–0.222) en la Región Oriental; el recall es 27.3 % (26.2–28.6) y 20.7 % (19.3–22.3). La precisión de propagación es 9.67 % (9.09–10.32) y 4.78 % (4.13–5.49). Estos valores son los relevantes para la operación y son mucho más bajos que los valores caso-control. Respecto a la prevalencia, la precisión de ignición es aproximadamente 5.4× y 4.8× superior al azar, mientras que la de propagación es aproximadamente 62× y 23× superior. Con ponderación poblacional, M2 supera ligeramente a M3 en ROC-AUC poblacional del Chaco (0.8078 vs. 0.8059) y en precisión (0.090 % vs. 0.082 %), mientras que M3 lidera en la Región Oriental (0.7627 vs. 0.7549). La precisión absoluta sigue siendo baja; el modelo es, por tanto, una capa de priorización y nowcast, no un sistema de alerta autónomo. La Figura S8 muestra el compromiso precisión–presupuesto: con 100 alertas/día, la precisión de ignición de M3 es 0.21 %/0.66 % y la de propagación 22.1 %/10.0 %; con 1 000 alertas/día baja a 0.15 %/0.28 % y 5.1 %/3.3 %.</w:t>
       </w:r>
     </w:p>
     <w:p>
@@ -2741,7 +2741,7 @@
         <w:t xml:space="preserve"> </w:t>
       </w:r>
       <w:r>
-        <w:t xml:space="preserve">compara M3 con el FWI completo y el INPE en el mismo test retrospectivo. M3 supera al FWI por ΔROC = +0.2848 en el Chaco y +0.1970 en la Región Oriental, y al INPE por +0.2633 y +0.2544. Todas las comparaciones pareadas tienen p crudo ≤ 0.001 con B = 1 000; el p ajustado por Holm es 0.006 y el de BH 0.001, por lo que las seis siguen siendo significativas con α = 0.05. Para que la comparación sea simétrica, los puntos operativos de FWI e INPE se seleccionaron en la misma partición de validación de 2023 con la regla F0.5 idéntica a la de los modelos y luego se congelaron para el test retrospectivo (</w:t>
+        <w:t xml:space="preserve">compara M3 con el FWI completo y el INPE en el mismo test retrospectivo. M3 supera al FWI por ΔROC = +0.2963 en el Chaco y +0.1922 en la Región Oriental, y al INPE por +0.2756 y +0.2561. Todas las comparaciones pareadas tienen p crudo ≤ 0.001 con B = 1 000; el p ajustado por Holm es 0.006 y el de BH 0.001, por lo que las seis siguen siendo significativas con α = 0.05. Para que la comparación sea simétrica, los puntos operativos de FWI e INPE se seleccionaron en la misma partición de validación de 2023 con la regla F0.5 idéntica a la de los modelos y luego se congelaron para el test retrospectivo (</w:t>
       </w:r>
       <w:hyperlink w:anchor="tbl-benchmark">
         <w:r>
@@ -2752,7 +2752,7 @@
         </w:r>
       </w:hyperlink>
       <w:r>
-        <w:t xml:space="preserve">); los cortes resultantes son 0.3029 y 0.8963 en el Chaco y 2.1509 y 0.0750 en Oriental para FWI e INPE, respectivamente. La implementación completa, incluidos los códigos de combustible, la inicialización y la meteorología del mismo día, se documenta en la Nota S4 del suplemento. El benchmark completo, incluidas las filas de M2 y propagación, está en la Tabla S11 del suplemento; la tabla completa de significancia está en la Tabla S7.</w:t>
+        <w:t xml:space="preserve">); los cortes resultantes son 3.1285 y 0.0364 en el Chaco y 20.4720 y 0.0596 en Oriental para FWI e INPE, respectivamente. La implementación completa, incluidos los códigos de combustible, la inicialización y la meteorología del mismo día, se documenta en la Nota S4 del suplemento. El benchmark completo, incluidas las filas de M2 y propagación, está en la Tabla S11 del suplemento; la tabla completa de significancia está en la Tabla S7.</w:t>
       </w:r>
     </w:p>
     <w:tbl>
@@ -3104,33 +3104,33 @@
                     <w:jc w:val="center"/>
                   </w:pPr>
                   <w:r>
-                    <w:t xml:space="preserve">0.5173</w:t>
-                  </w:r>
-                </w:p>
-              </w:tc>
-              <w:tc>
-                <w:tcPr/>
-                <w:p>
-                  <w:pPr>
-                    <w:pStyle w:val="Compact"/>
-                    <w:jc w:val="right"/>
-                    <w:jc w:val="center"/>
-                  </w:pPr>
-                  <w:r>
-                    <w:t xml:space="preserve">0.0957</w:t>
-                  </w:r>
-                </w:p>
-              </w:tc>
-              <w:tc>
-                <w:tcPr/>
-                <w:p>
-                  <w:pPr>
-                    <w:pStyle w:val="Compact"/>
-                    <w:jc w:val="right"/>
-                    <w:jc w:val="center"/>
-                  </w:pPr>
-                  <w:r>
-                    <w:t xml:space="preserve">+0.2848</w:t>
+                    <w:t xml:space="preserve">0.5059</w:t>
+                  </w:r>
+                </w:p>
+              </w:tc>
+              <w:tc>
+                <w:tcPr/>
+                <w:p>
+                  <w:pPr>
+                    <w:pStyle w:val="Compact"/>
+                    <w:jc w:val="right"/>
+                    <w:jc w:val="center"/>
+                  </w:pPr>
+                  <w:r>
+                    <w:t xml:space="preserve">0.0897</w:t>
+                  </w:r>
+                </w:p>
+              </w:tc>
+              <w:tc>
+                <w:tcPr/>
+                <w:p>
+                  <w:pPr>
+                    <w:pStyle w:val="Compact"/>
+                    <w:jc w:val="right"/>
+                    <w:jc w:val="center"/>
+                  </w:pPr>
+                  <w:r>
+                    <w:t xml:space="preserve">+0.2963</w:t>
                   </w:r>
                 </w:p>
               </w:tc>
@@ -3156,46 +3156,46 @@
                     <w:jc w:val="center"/>
                   </w:pPr>
                   <w:r>
-                    <w:t xml:space="preserve">0.3029</w:t>
-                  </w:r>
-                </w:p>
-              </w:tc>
-              <w:tc>
-                <w:tcPr/>
-                <w:p>
-                  <w:pPr>
-                    <w:pStyle w:val="Compact"/>
-                    <w:jc w:val="right"/>
-                    <w:jc w:val="center"/>
-                  </w:pPr>
-                  <w:r>
-                    <w:t xml:space="preserve">9.28</w:t>
-                  </w:r>
-                </w:p>
-              </w:tc>
-              <w:tc>
-                <w:tcPr/>
-                <w:p>
-                  <w:pPr>
-                    <w:pStyle w:val="Compact"/>
-                    <w:jc w:val="right"/>
-                    <w:jc w:val="center"/>
-                  </w:pPr>
-                  <w:r>
-                    <w:t xml:space="preserve">96.08</w:t>
-                  </w:r>
-                </w:p>
-              </w:tc>
-              <w:tc>
-                <w:tcPr/>
-                <w:p>
-                  <w:pPr>
-                    <w:pStyle w:val="Compact"/>
-                    <w:jc w:val="right"/>
-                    <w:jc w:val="center"/>
-                  </w:pPr>
-                  <w:r>
-                    <w:t xml:space="preserve">0.1133</w:t>
+                    <w:t xml:space="preserve">3.1285</w:t>
+                  </w:r>
+                </w:p>
+              </w:tc>
+              <w:tc>
+                <w:tcPr/>
+                <w:p>
+                  <w:pPr>
+                    <w:pStyle w:val="Compact"/>
+                    <w:jc w:val="right"/>
+                    <w:jc w:val="center"/>
+                  </w:pPr>
+                  <w:r>
+                    <w:t xml:space="preserve">9.25</w:t>
+                  </w:r>
+                </w:p>
+              </w:tc>
+              <w:tc>
+                <w:tcPr/>
+                <w:p>
+                  <w:pPr>
+                    <w:pStyle w:val="Compact"/>
+                    <w:jc w:val="right"/>
+                    <w:jc w:val="center"/>
+                  </w:pPr>
+                  <w:r>
+                    <w:t xml:space="preserve">95.73</w:t>
+                  </w:r>
+                </w:p>
+              </w:tc>
+              <w:tc>
+                <w:tcPr/>
+                <w:p>
+                  <w:pPr>
+                    <w:pStyle w:val="Compact"/>
+                    <w:jc w:val="right"/>
+                    <w:jc w:val="center"/>
+                  </w:pPr>
+                  <w:r>
+                    <w:t xml:space="preserve">0.1130</w:t>
                   </w:r>
                 </w:p>
               </w:tc>
@@ -3236,33 +3236,33 @@
                     <w:jc w:val="center"/>
                   </w:pPr>
                   <w:r>
-                    <w:t xml:space="preserve">0.5389</w:t>
-                  </w:r>
-                </w:p>
-              </w:tc>
-              <w:tc>
-                <w:tcPr/>
-                <w:p>
-                  <w:pPr>
-                    <w:pStyle w:val="Compact"/>
-                    <w:jc w:val="right"/>
-                    <w:jc w:val="center"/>
-                  </w:pPr>
-                  <w:r>
-                    <w:t xml:space="preserve">0.1031</w:t>
-                  </w:r>
-                </w:p>
-              </w:tc>
-              <w:tc>
-                <w:tcPr/>
-                <w:p>
-                  <w:pPr>
-                    <w:pStyle w:val="Compact"/>
-                    <w:jc w:val="right"/>
-                    <w:jc w:val="center"/>
-                  </w:pPr>
-                  <w:r>
-                    <w:t xml:space="preserve">+0.2633</w:t>
+                    <w:t xml:space="preserve">0.5266</w:t>
+                  </w:r>
+                </w:p>
+              </w:tc>
+              <w:tc>
+                <w:tcPr/>
+                <w:p>
+                  <w:pPr>
+                    <w:pStyle w:val="Compact"/>
+                    <w:jc w:val="right"/>
+                    <w:jc w:val="center"/>
+                  </w:pPr>
+                  <w:r>
+                    <w:t xml:space="preserve">0.0964</w:t>
+                  </w:r>
+                </w:p>
+              </w:tc>
+              <w:tc>
+                <w:tcPr/>
+                <w:p>
+                  <w:pPr>
+                    <w:pStyle w:val="Compact"/>
+                    <w:jc w:val="right"/>
+                    <w:jc w:val="center"/>
+                  </w:pPr>
+                  <w:r>
+                    <w:t xml:space="preserve">+0.2756</w:t>
                   </w:r>
                 </w:p>
               </w:tc>
@@ -3288,46 +3288,46 @@
                     <w:jc w:val="center"/>
                   </w:pPr>
                   <w:r>
-                    <w:t xml:space="preserve">0.8963</w:t>
-                  </w:r>
-                </w:p>
-              </w:tc>
-              <w:tc>
-                <w:tcPr/>
-                <w:p>
-                  <w:pPr>
-                    <w:pStyle w:val="Compact"/>
-                    <w:jc w:val="right"/>
-                    <w:jc w:val="center"/>
-                  </w:pPr>
-                  <w:r>
-                    <w:t xml:space="preserve">11.72</w:t>
-                  </w:r>
-                </w:p>
-              </w:tc>
-              <w:tc>
-                <w:tcPr/>
-                <w:p>
-                  <w:pPr>
-                    <w:pStyle w:val="Compact"/>
-                    <w:jc w:val="right"/>
-                    <w:jc w:val="center"/>
-                  </w:pPr>
-                  <w:r>
-                    <w:t xml:space="preserve">12.57</w:t>
-                  </w:r>
-                </w:p>
-              </w:tc>
-              <w:tc>
-                <w:tcPr/>
-                <w:p>
-                  <w:pPr>
-                    <w:pStyle w:val="Compact"/>
-                    <w:jc w:val="right"/>
-                    <w:jc w:val="center"/>
-                  </w:pPr>
-                  <w:r>
-                    <w:t xml:space="preserve">0.1188</w:t>
+                    <w:t xml:space="preserve">0.0364</w:t>
+                  </w:r>
+                </w:p>
+              </w:tc>
+              <w:tc>
+                <w:tcPr/>
+                <w:p>
+                  <w:pPr>
+                    <w:pStyle w:val="Compact"/>
+                    <w:jc w:val="right"/>
+                    <w:jc w:val="center"/>
+                  </w:pPr>
+                  <w:r>
+                    <w:t xml:space="preserve">9.24</w:t>
+                  </w:r>
+                </w:p>
+              </w:tc>
+              <w:tc>
+                <w:tcPr/>
+                <w:p>
+                  <w:pPr>
+                    <w:pStyle w:val="Compact"/>
+                    <w:jc w:val="right"/>
+                    <w:jc w:val="center"/>
+                  </w:pPr>
+                  <w:r>
+                    <w:t xml:space="preserve">92.47</w:t>
+                  </w:r>
+                </w:p>
+              </w:tc>
+              <w:tc>
+                <w:tcPr/>
+                <w:p>
+                  <w:pPr>
+                    <w:pStyle w:val="Compact"/>
+                    <w:jc w:val="right"/>
+                    <w:jc w:val="center"/>
+                  </w:pPr>
+                  <w:r>
+                    <w:t xml:space="preserve">0.1126</w:t>
                   </w:r>
                 </w:p>
               </w:tc>
@@ -3632,33 +3632,33 @@
                     <w:jc w:val="center"/>
                   </w:pPr>
                   <w:r>
-                    <w:t xml:space="preserve">0.5564</w:t>
-                  </w:r>
-                </w:p>
-              </w:tc>
-              <w:tc>
-                <w:tcPr/>
-                <w:p>
-                  <w:pPr>
-                    <w:pStyle w:val="Compact"/>
-                    <w:jc w:val="right"/>
-                    <w:jc w:val="center"/>
-                  </w:pPr>
-                  <w:r>
-                    <w:t xml:space="preserve">0.1061</w:t>
-                  </w:r>
-                </w:p>
-              </w:tc>
-              <w:tc>
-                <w:tcPr/>
-                <w:p>
-                  <w:pPr>
-                    <w:pStyle w:val="Compact"/>
-                    <w:jc w:val="right"/>
-                    <w:jc w:val="center"/>
-                  </w:pPr>
-                  <w:r>
-                    <w:t xml:space="preserve">+0.1970</w:t>
+                    <w:t xml:space="preserve">0.5611</w:t>
+                  </w:r>
+                </w:p>
+              </w:tc>
+              <w:tc>
+                <w:tcPr/>
+                <w:p>
+                  <w:pPr>
+                    <w:pStyle w:val="Compact"/>
+                    <w:jc w:val="right"/>
+                    <w:jc w:val="center"/>
+                  </w:pPr>
+                  <w:r>
+                    <w:t xml:space="preserve">0.1122</w:t>
+                  </w:r>
+                </w:p>
+              </w:tc>
+              <w:tc>
+                <w:tcPr/>
+                <w:p>
+                  <w:pPr>
+                    <w:pStyle w:val="Compact"/>
+                    <w:jc w:val="right"/>
+                    <w:jc w:val="center"/>
+                  </w:pPr>
+                  <w:r>
+                    <w:t xml:space="preserve">+0.1922</w:t>
                   </w:r>
                 </w:p>
               </w:tc>
@@ -3684,46 +3684,46 @@
                     <w:jc w:val="center"/>
                   </w:pPr>
                   <w:r>
-                    <w:t xml:space="preserve">2.1509</w:t>
-                  </w:r>
-                </w:p>
-              </w:tc>
-              <w:tc>
-                <w:tcPr/>
-                <w:p>
-                  <w:pPr>
-                    <w:pStyle w:val="Compact"/>
-                    <w:jc w:val="right"/>
-                    <w:jc w:val="center"/>
-                  </w:pPr>
-                  <w:r>
-                    <w:t xml:space="preserve">10.76</w:t>
-                  </w:r>
-                </w:p>
-              </w:tc>
-              <w:tc>
-                <w:tcPr/>
-                <w:p>
-                  <w:pPr>
-                    <w:pStyle w:val="Compact"/>
-                    <w:jc w:val="right"/>
-                    <w:jc w:val="center"/>
-                  </w:pPr>
-                  <w:r>
-                    <w:t xml:space="preserve">38.99</w:t>
-                  </w:r>
-                </w:p>
-              </w:tc>
-              <w:tc>
-                <w:tcPr/>
-                <w:p>
-                  <w:pPr>
-                    <w:pStyle w:val="Compact"/>
-                    <w:jc w:val="right"/>
-                    <w:jc w:val="center"/>
-                  </w:pPr>
-                  <w:r>
-                    <w:t xml:space="preserve">0.1258</w:t>
+                    <w:t xml:space="preserve">20.4720</w:t>
+                  </w:r>
+                </w:p>
+              </w:tc>
+              <w:tc>
+                <w:tcPr/>
+                <w:p>
+                  <w:pPr>
+                    <w:pStyle w:val="Compact"/>
+                    <w:jc w:val="right"/>
+                    <w:jc w:val="center"/>
+                  </w:pPr>
+                  <w:r>
+                    <w:t xml:space="preserve">12.22</w:t>
+                  </w:r>
+                </w:p>
+              </w:tc>
+              <w:tc>
+                <w:tcPr/>
+                <w:p>
+                  <w:pPr>
+                    <w:pStyle w:val="Compact"/>
+                    <w:jc w:val="right"/>
+                    <w:jc w:val="center"/>
+                  </w:pPr>
+                  <w:r>
+                    <w:t xml:space="preserve">21.85</w:t>
+                  </w:r>
+                </w:p>
+              </w:tc>
+              <w:tc>
+                <w:tcPr/>
+                <w:p>
+                  <w:pPr>
+                    <w:pStyle w:val="Compact"/>
+                    <w:jc w:val="right"/>
+                    <w:jc w:val="center"/>
+                  </w:pPr>
+                  <w:r>
+                    <w:t xml:space="preserve">0.1340</w:t>
                   </w:r>
                 </w:p>
               </w:tc>
@@ -3764,33 +3764,33 @@
                     <w:jc w:val="center"/>
                   </w:pPr>
                   <w:r>
-                    <w:t xml:space="preserve">0.4990</w:t>
-                  </w:r>
-                </w:p>
-              </w:tc>
-              <w:tc>
-                <w:tcPr/>
-                <w:p>
-                  <w:pPr>
-                    <w:pStyle w:val="Compact"/>
-                    <w:jc w:val="right"/>
-                    <w:jc w:val="center"/>
-                  </w:pPr>
-                  <w:r>
-                    <w:t xml:space="preserve">0.0908</w:t>
-                  </w:r>
-                </w:p>
-              </w:tc>
-              <w:tc>
-                <w:tcPr/>
-                <w:p>
-                  <w:pPr>
-                    <w:pStyle w:val="Compact"/>
-                    <w:jc w:val="right"/>
-                    <w:jc w:val="center"/>
-                  </w:pPr>
-                  <w:r>
-                    <w:t xml:space="preserve">+0.2544</w:t>
+                    <w:t xml:space="preserve">0.4973</w:t>
+                  </w:r>
+                </w:p>
+              </w:tc>
+              <w:tc>
+                <w:tcPr/>
+                <w:p>
+                  <w:pPr>
+                    <w:pStyle w:val="Compact"/>
+                    <w:jc w:val="right"/>
+                    <w:jc w:val="center"/>
+                  </w:pPr>
+                  <w:r>
+                    <w:t xml:space="preserve">0.0902</w:t>
+                  </w:r>
+                </w:p>
+              </w:tc>
+              <w:tc>
+                <w:tcPr/>
+                <w:p>
+                  <w:pPr>
+                    <w:pStyle w:val="Compact"/>
+                    <w:jc w:val="right"/>
+                    <w:jc w:val="center"/>
+                  </w:pPr>
+                  <w:r>
+                    <w:t xml:space="preserve">+0.2561</w:t>
                   </w:r>
                 </w:p>
               </w:tc>
@@ -3816,7 +3816,7 @@
                     <w:jc w:val="center"/>
                   </w:pPr>
                   <w:r>
-                    <w:t xml:space="preserve">0.0750</w:t>
+                    <w:t xml:space="preserve">0.0596</w:t>
                   </w:r>
                 </w:p>
               </w:tc>
@@ -3842,7 +3842,7 @@
                     <w:jc w:val="center"/>
                   </w:pPr>
                   <w:r>
-                    <w:t xml:space="preserve">79.47</w:t>
+                    <w:t xml:space="preserve">82.56</w:t>
                   </w:r>
                 </w:p>
               </w:tc>
@@ -4278,7 +4278,7 @@
         <w:t xml:space="preserve"> </w:t>
       </w:r>
       <w:r>
-        <w:t xml:space="preserve">muestra las curvas ROC y de precisión–recall correspondientes. Los índices canónicos están cerca de la diagonal en el Chaco; en la Región Oriental también son débiles y no mejoran materialmente respecto a una línea base climatológica. El FWI completo tiene un ROC-AUC de 0.5173/0.5564 y el INPE de 0.5389/0.4990; ninguno es competitivo con M3 en las mismas fechas retrospectivas. El resultado no afirma que los índices sean universalmente inválidos, sino que su transferencia a este sistema subtropical no está respaldada. FWI e INPE son índices de peligro normalizados, por lo que su punto operativo aparente depende fuertemente del cutoff elegido en validación. En el Chaco, el FWI completo alcanza un recall alto solo con una precisión muy baja, mientras que el INPE es conservador en ambas regiones; ninguno de los dos comportamientos se traduce en un ranking competitivo. Los valores de PR-AUC están cerca de la línea base caso-control de 0.09, lo que significa que los índices añaden poca discriminación más allá del azar en estas fechas retrospectivas.</w:t>
+        <w:t xml:space="preserve">muestra las curvas ROC y de precisión–recall correspondientes. Los índices canónicos están cerca de la diagonal en el Chaco; en la Región Oriental también son débiles y no mejoran materialmente respecto a una línea base climatológica. El FWI completo tiene un ROC-AUC de 0.5059/0.5611 y el INPE de 0.5266/0.4973; ninguno es competitivo con M3 en las mismas fechas retrospectivas. El resultado no afirma que los índices sean universalmente inválidos, sino que su transferencia a este sistema subtropical no está respaldada. FWI e INPE son índices de peligro normalizados, por lo que su punto operativo aparente depende fuertemente del cutoff elegido en validación. En el Chaco, el FWI completo alcanza un recall alto solo con una precisión muy baja, mientras que el INPE es conservador en ambas regiones; ninguno de los dos comportamientos se traduce en un ranking competitivo. Los valores de PR-AUC están cerca de la línea base caso-control de 0.09, lo que significa que los índices añaden poca discriminación más allá del azar en estas fechas retrospectivas.</w:t>
       </w:r>
     </w:p>
     <w:p>
@@ -4286,7 +4286,7 @@
         <w:pStyle w:val="BodyText"/>
       </w:pPr>
       <w:r>
-        <w:t xml:space="preserve">Como la implementación del INPE pondera A por fracciones de cobertura (la especificación primaria), repetimos el benchmark con A fija = 3.0 (el coeficiente INPE de sabana abierta, fijado a priori). La versión fija alcanza ROC-AUC 0.4979/0.5497 frente a 0.5389/0.4990 con A local (ΔROC = −0.0409/+0.0508; p = 0.001; Tabla S22). El signo de la diferencia depende de la región, pero ambas versiones quedan muy por debajo de M3 (0.8021/0.7534), por lo que el débil desempeño del INPE no es un artefacto de la ponderación local de A. Combinar los dos índices con el conjunto completo de variables de M3 no cierra la brecha: el GBT aumentado alcanza ROC-AUC 0.8013/0.7547 frente a 0.8021/0.7534 de M3 (Δ = −0.0009/+0.0013; p = 0.182/0.001; Tabla S11 continuación). Una vez que existen combustible, accesibilidad y contexto histórico, los índices no aportan información de ranking esencial; en Oriental la pequeña ganancia es estadísticamente detectable pero operativamente despreciable.</w:t>
+        <w:t xml:space="preserve">Como la implementación del INPE pondera A por fracciones de cobertura (la especificación primaria), repetimos el benchmark con A fija = 3.0 (el coeficiente INPE de sabana abierta, fijado a priori). La versión fija alcanza ROC-AUC 0.4976/0.5497 frente a 0.5266/0.4973 con A local (ΔROC = −0.0290/+0.0524; p = 0.001; Tabla S22). El signo de la diferencia depende de la región, pero ambas versiones quedan muy por debajo de M3 (0.8021/0.7534), por lo que el débil desempeño del INPE no es un artefacto de la ponderación local de A. Combinar los dos índices con el conjunto completo de variables de M3 no cierra la brecha: el GBT aumentado alcanza ROC-AUC 0.8018/0.7548 frente a 0.8021/0.7534 de M3 (Δ = −0.0003/+0.0015; p = 0.612/0.001; Tabla S11 continuación). Una vez que existen combustible, accesibilidad y contexto histórico, los índices no aportan información de ranking esencial; en Oriental la pequeña ganancia es estadísticamente detectable pero operativamente despreciable.</w:t>
       </w:r>
     </w:p>
     <w:p>
@@ -4837,7 +4837,7 @@
         <w:pStyle w:val="BodyText"/>
       </w:pPr>
       <w:r>
-        <w:t xml:space="preserve">Con meteorología de t-1, M3 retiene 0.7831/0.7613 y M2 0.7818/0.7463; M1 es inferior y se reporta en la Tabla S9 del suplemento. La pequeña caída de M3 muestra que los priors de recurrencia, no la meteorología del mismo día, dominan la señal híbrida. Por eso el sistema actual es un nowcast/hindcast; un sistema real de pronóstico a un día requeriría meteorología pronosticada. Los detalles de lead time están en la Tabla S9 del suplemento. Como comparador directo de fuga, un modelo acoplado entrenado sobre la muestra combinada de fuego con variables t-1 no superó materialmente a la arquitectura desacoplada: 0.8862 vs 0.8868 ROC-AUC en Chaco y 0.7871 vs 0.7806 en Oriental. Este comparador usa la misma muestra gated caso-control, por lo que no prueba la eliminación del gating; solo muestra que el atajo acoplado no ofrece una ventaja grande en esta muestra (Tabla S19 del suplemento). Una sensibilidad D2 completa de 3 × 3 (15/25/35 km × 7/10/14 d) regeneró el muestreo 1:10 y reentrenó M1, M2 y M3 para cada combinación. M3 superó a M2 en las nueve combinaciones tanto en validación como en test, con una diferencia M3 − M2 de ROC-AUC entre +0.004 y +0.016, y fue el mejor modelo en test en las nueve; su rango fue 0.771–0.782 en 2023 y 0.785–0.797 en Chaco para 2024–2025, y 0.759–0.768 y 0.750–0.755 en Oriental. La ventana de 7 días dio el mayor ROC-AUC en cada par región × radio, y el efecto del radio fue pequeño: 35 km fue ligeramente mejor en Chaco y 25 km en Oriental. La conclusión de D2 no depende de la elección de 25 km/10 d (Tabla S20 del suplemento). Un backtest rolling-origin de cuatro folds reentrenó M1/M2/M3 con entrenamiento hasta Y−2, validación en Y−1 y test en Y. La diferencia de ROC-AUC M3−M2 fue +0.0030/+0.0059 en 2022, +0.0029/+0.0120 en 2023, +0.0038/+0.0166 en 2024 y +0.0019/+0.0084 en 2025 (Chaco/Oriental); los p correspondientes fueron 0.032/0.006, 0.082/0.001, 0.004/0.001 y 0.148/0.001. El signo fue positivo en las ocho comparaciones región-fold, y M1 quedó por debajo de M2 en todos los folds (Tabla S26; Figura S5). El orden temporal no es, por tanto, un artefacto del único split 2024–2025. En 20 corridas (cinco semillas × dos capacidades × dos regiones), la diferencia M3−M2 se mantuvo positiva en todas, con diferencias medias de +0.0036/+0.0035 en el Chaco y +0.0128/+0.0128 en Oriental para las configuraciones actual/alta capacidad (Tabla S25). La validación adversarial separa las filas de entrenamiento (2018–2022) de las de test (2024–2025) con AUC 0.8832/0.9241 (Chaco/Oriental); el día del año, los armónicos estacionales, la densidad histórica a 25 km y el déficit hídrico de 60 días dominan el discriminador (Tabla S29). El cambio de distribución es real y no lo elimina el diseño temporal; por eso los resultados espaciales y de todas las celdas se reportan por separado. Tres sensibilidades adicionales acotan el resultado. Umbrales de gate más estrictos (VPD ≥ 1.0/1.2 kPa y lluvia 48 h &lt; 5/2 mm) retuvieron 92–73 % de los positivos de test y mantuvieron a M3 por encima de M2 y FWI; quitar el gate por completo (muestra 1:10 independiente) bajó M3 a 0.7924/0.7510 y M2 a 0.7833/0.7379, pero M3 siguió por encima de M2 (+0.0091/+0.0131) y de FWI (0.5105/0.5457; Tabla S31). Restringir las etiquetas a detecciones de confianza alta retuvo 12.2 %/6.5 % de los positivos y elevó el ROC-AUC a 0.8228/0.7793, pero la precisión–recall cayó (0.0719/0.0246) porque el subconjunto retenido tiene otra prevalencia; FRP ≥ 10 MW retuvo 31.9 %/19.0 % y dio 0.8136/0.7763 (Tabla S30). La variante de máscara de nubes no está disponible. El muestreo 1:5 cambió el ROC-AUC en menos de 0.001; la muestra 1:20 independiente bajó el ROC-AUC de M3 en el Chaco a 0.7926 y la precisión poblacional ~7 %, mientras Oriental quedó estable (0.7526), y M3 siguió por encima de M2 en ambas regiones (Tabla S28). Un control negativo con etiquetas permutadas alcanzó AUC 0.6297/0.5138; quitar las variables históricas no lo redujo (0.6276/0.5168), lo que indica asociación residual de celda o fuga de variables en el Chaco (Tabla S32; Figura S7). El score de M3 debe leerse, por tanto, como una señal de nowcast/priorización, no como una atribución causal. La validación espacial externa en Boquerón, tras excluir el departamento y un buffer de 25 km y recalcular los priors, reprodujo la discriminación M2/M3 (ROC-AUC 0.8104/0.8120; PR-AUC 0.2440/0.2505) pero no una ganancia M3−M2 significativa (+0.0016; p = 0.254). El FWI quedó por debajo del azar (0.4719) y el INPE alcanzó 0.5845 (Tabla S33; Figura S9). La precisión poblacional fue 0.0891 %/0.0678 % para M2/M3, con recall 16.2 %/27.1 %; M3 cambia precisión por recall. La diferencia M3−M2 fue +0.0039 (p = 0.010) con buffer de 20 km, +0.0016 (p = 0.254) con 25 km y +0.0020 (p = 0.206) con 30 km (Tabla S33b), por lo que la ventaja híbrida no es robusta al buffer. El ranking se transporta espacialmente, pero la preferencia operativa por M3 frente a M2 no.</w:t>
+        <w:t xml:space="preserve">Con meteorología de t-1, M3 retiene 0.7831/0.7613 y M2 0.7818/0.7463; M1 es inferior y se reporta en la Tabla S9 del suplemento. La pequeña caída de M3 muestra que los priors de recurrencia, no la meteorología del mismo día, dominan la señal híbrida. Por eso el sistema actual es un nowcast/hindcast; un sistema real de pronóstico a un día requeriría meteorología pronosticada. Los detalles de lead time están en la Tabla S9 del suplemento. Como comparador directo de fuga, un modelo acoplado entrenado sobre la muestra combinada de fuego con variables t-1 no superó materialmente a la arquitectura desacoplada: 0.8862 vs 0.8868 ROC-AUC en Chaco y 0.7871 vs 0.7806 en Oriental. Este comparador usa la misma muestra gated caso-control, por lo que no prueba la eliminación del gating; solo muestra que el atajo acoplado no ofrece una ventaja grande en esta muestra (Tabla S19 del suplemento). Una sensibilidad D2 completa de 3 × 3 (15/25/35 km × 7/10/14 d) regeneró el muestreo 1:10 y reentrenó M1, M2 y M3 para cada combinación. M3 superó a M2 en las nueve combinaciones tanto en validación como en test, con una diferencia M3 − M2 de ROC-AUC entre +0.004 y +0.016, y fue el mejor modelo en test en las nueve; su rango fue 0.771–0.782 en 2023 y 0.785–0.797 en Chaco para 2024–2025, y 0.759–0.768 y 0.750–0.755 en Oriental. La ventana de 7 días dio el mayor ROC-AUC en cada par región × radio, y el efecto del radio fue pequeño: 35 km fue ligeramente mejor en Chaco y 25 km en Oriental. La conclusión de D2 no depende de la elección de 25 km/10 d (Tabla S20 del suplemento). Un backtest rolling-origin de cuatro folds reentrenó M1/M2/M3 con entrenamiento hasta Y−2, validación en Y−1 y test en Y. La diferencia de ROC-AUC M3−M2 fue +0.0030/+0.0059 en 2022, +0.0029/+0.0120 en 2023, +0.0038/+0.0166 en 2024 y +0.0019/+0.0084 en 2025 (Chaco/Oriental); los p correspondientes fueron 0.032/0.006, 0.082/0.001, 0.004/0.001 y 0.148/0.001. El signo fue positivo en las ocho comparaciones región-fold, y M1 quedó por debajo de M2 en todos los folds (Tabla S26; Figura S5). El orden temporal no es, por tanto, un artefacto del único split 2024–2025. En 20 corridas (cinco semillas × dos capacidades × dos regiones), la diferencia M3−M2 se mantuvo positiva en todas, con diferencias medias de +0.0036/+0.0035 en el Chaco y +0.0128/+0.0128 en Oriental para las configuraciones actual/alta capacidad (Tabla S25). La validación adversarial separa las filas de entrenamiento (2018–2022) de las de test (2024–2025) con AUC 0.8832/0.9241 (Chaco/Oriental); el día del año, los armónicos estacionales, la densidad histórica a 25 km y el déficit hídrico de 60 días dominan el discriminador (Tabla S29). El cambio de distribución es real y no lo elimina el diseño temporal; por eso los resultados espaciales y de todas las celdas se reportan por separado. Tres sensibilidades adicionales acotan el resultado. Umbrales de gate más estrictos (VPD ≥ 1.0/1.2 kPa y lluvia 48 h &lt; 5/2 mm) retuvieron 92–73 % de los positivos de test y mantuvieron a M3 por encima de M2 y FWI; quitar el gate por completo (muestra 1:10 independiente) bajó M3 a 0.7924/0.7510 y M2 a 0.7833/0.7379, pero M3 siguió por encima de M2 (+0.0091/+0.0131) y de FWI (0.4988/0.5528; Tabla S31). Restringir las etiquetas a detecciones de confianza alta retuvo 12.2 %/6.5 % de los positivos y elevó el ROC-AUC a 0.8228/0.7793, pero la precisión–recall cayó (0.0719/0.0246) porque el subconjunto retenido tiene otra prevalencia; FRP ≥ 10 MW retuvo 31.9 %/19.0 % y dio 0.8136/0.7763 (Tabla S30). La variante de máscara de nubes no está disponible. El muestreo 1:5 cambió el ROC-AUC en menos de 0.001; la muestra 1:20 independiente bajó el ROC-AUC de M3 en el Chaco a 0.7926 y la precisión poblacional ~7 %, mientras Oriental quedó estable (0.7526), y M3 siguió por encima de M2 en ambas regiones (Tabla S28). Un control negativo con etiquetas permutadas alcanzó AUC 0.6297/0.5138; quitar las variables históricas no lo redujo (0.6276/0.5168), lo que indica asociación residual de celda o fuga de variables en el Chaco (Tabla S32; Figura S7). El score de M3 debe leerse, por tanto, como una señal de nowcast/priorización, no como una atribución causal. La validación espacial externa en Boquerón, tras excluir el departamento y un buffer de 25 km y recalcular los priors, reprodujo la discriminación M2/M3 (ROC-AUC 0.8104/0.8120; PR-AUC 0.2440/0.2505) pero no una ganancia M3−M2 significativa (+0.0016; p = 0.254). El FWI quedó por debajo del azar (0.4708) y el INPE alcanzó 0.5817 (Tabla S33; Figura S9). La precisión poblacional fue 0.0891 %/0.0678 % para M2/M3, con recall 16.2 %/27.1 %; M3 cambia precisión por recall. La diferencia M3−M2 fue +0.0039 (p = 0.010) con buffer de 20 km, +0.0016 (p = 0.254) con 25 km y +0.0020 (p = 0.206) con 30 km (Tabla S33b), por lo que la ventaja híbrida no es robusta al buffer. El ranking se transporta espacialmente, pero la preferencia operativa por M3 frente a M2 no.</w:t>
       </w:r>
     </w:p>
     <w:bookmarkEnd w:id="38"/>
@@ -4953,7 +4953,7 @@
         <w:pStyle w:val="BodyText"/>
       </w:pPr>
       <w:r>
-        <w:t xml:space="preserve">En sus puntos operativos F0.5 congelados, FWI e INPE tienen valor de decisión positivo solo en una ventana estrecha de α bajo (0.0001–0.0005) y negativo para α ≥ 0.001 (V recortado en −1); incluso en esa ventana quedan muy por debajo de M3/M2 (Chaco FWI 0.069 frente a M3 0.372 con α = 0.0001; Oriental FWI 0.095 frente a M3 0.313 con α = 0.0005). Dar a los índices su mejor umbral de validación en cada α no cambia el orden (Tabla S24). La ventaja de AUC de M3 se traduce, por tanto, en valor de decisión frente a los índices, pero no de forma uniforme frente a M2.</w:t>
+        <w:t xml:space="preserve">En sus puntos operativos F0.5 congelados, FWI tiene valor de decisión positivo solo con α = 0.0001 en el Chaco (V = 0.070) y α = 0.0005 en Oriental (V = 0.077); INPE no es positivo en ningún α (V ≤ 0). Incluso en esa ventana estrecha, FWI queda muy por debajo de M3 (0.372/0.313). Dar a los índices su mejor umbral de validación en cada α no cambia el orden (Tabla S24). La ventaja de AUC de M3 se traduce, por tanto, en valor de decisión frente a los índices, pero no de forma uniforme frente a M2.</w:t>
       </w:r>
     </w:p>
     <w:p>
@@ -5489,7 +5489,7 @@
         <w:pStyle w:val="FirstParagraph"/>
       </w:pPr>
       <w:r>
-        <w:t xml:space="preserve">Presentamos un marco computacional reproducible para el benchmarking desacoplado de la ignición y la propagación de incendios en el Gran Chaco y la Región Oriental del Paraguay. El operador de objetivos D2 separa la ignición primaria de la persistencia multidiaria, la arquitectura M3/M2 con gating combina un nowcast temporal consciente de la recurrencia con un respaldo espacialmente robusto, y el arnés de evaluación hace auditable cada comparación. En la validación de 2023, M3 alcanzó un ROC-AUC de 0.7844/0.7628 (Chaco/Oriental), mientras que M2 fue el más robusto tanto en los bloques espaciales de desarrollo (0.6773/0.7470) como en los de confirmación independiente (0.6871/0.6621; Tabla S18 del suplemento), lo que justifica reemplazar al baseline biofísico M1 como respaldo operativo. En el test retrospectivo 2024–2025, M3 superó ampliamente al FWI canadiense completo (0.8021/0.7534 frente a 0.5173/0.5564) y al Risco de Fogo del INPE (0.5389/0.4990), y el desacoplamiento no sacrificó discriminación frente a un comparador acoplado</w:t>
+        <w:t xml:space="preserve">Presentamos un marco computacional reproducible para el benchmarking desacoplado de la ignición y la propagación de incendios en el Gran Chaco y la Región Oriental del Paraguay. El operador de objetivos D2 separa la ignición primaria de la persistencia multidiaria, la arquitectura M3/M2 con gating combina un nowcast temporal consciente de la recurrencia con un respaldo espacialmente robusto, y el arnés de evaluación hace auditable cada comparación. En la validación de 2023, M3 alcanzó un ROC-AUC de 0.7844/0.7628 (Chaco/Oriental), mientras que M2 fue el más robusto tanto en los bloques espaciales de desarrollo (0.6773/0.7470) como en los de confirmación independiente (0.6871/0.6621; Tabla S18 del suplemento), lo que justifica reemplazar al baseline biofísico M1 como respaldo operativo. En el test retrospectivo 2024–2025, M3 superó ampliamente al FWI canadiense completo (0.8021/0.7534 frente a 0.5059/0.5611) y al Risco de Fogo del INPE (0.5266/0.4973), y el desacoplamiento no sacrificó discriminación frente a un comparador acoplado</w:t>
       </w:r>
       <w:r>
         <w:t xml:space="preserve"> </w:t>
@@ -5502,7 +5502,7 @@
         <w:t xml:space="preserve">t</w:t>
       </w:r>
       <w:r>
-        <w:t xml:space="preserve">−1 (Tabla S19 del suplemento). No obstante, la precisión poblacional de ignición sigue siendo baja (0.082 %/0.198 %; IC 95 % 0.075–0.088/0.178–0.222) y la ventaja híbrida es estrictamente temporal y no espacial. Los análisis de curvas de decisión y cost-loss ubican la ganancia operativa en la propagación (V = 0.63/0.40 con α = 0.002) y en la ignición solo como capa de cribado de α bajo, lo que sitúa al sistema como una herramienta operativa de cribado y priorización y no como un sistema de alerta autónomo. Un control negativo con etiquetas permutadas sigue por encima del azar en el Chaco (0.63), por lo que este ranking es una señal de nowcast y no una atribución causal. Un test externo leave-one-department-out en Boquerón reprodujo la discriminación M2/M3 (0.8104/0.8120) pero no una ganancia M3−M2 significativa (+0.0016, p = 0.254); el FWI quedó por debajo del azar (0.4719) y el INPE alcanzó 0.5845. En última instancia, el aporte principal de este trabajo no es un mapa único de susceptibilidad, sino un protocolo abierto y auditable —archivado con código y datos públicos— que muestra dónde es válido un modelo geocientífico, dónde falla y cómo extender el benchmark a otras regiones subtropicales y a pronósticos meteorológicos a un día.</w:t>
+        <w:t xml:space="preserve">−1 (Tabla S19 del suplemento). No obstante, la precisión poblacional de ignición sigue siendo baja (0.082 %/0.198 %; IC 95 % 0.075–0.088/0.178–0.222) y la ventaja híbrida es estrictamente temporal y no espacial. Los análisis de curvas de decisión y cost-loss ubican la ganancia operativa en la propagación (V = 0.63/0.40 con α = 0.002) y en la ignición solo como capa de cribado de α bajo, lo que sitúa al sistema como una herramienta operativa de cribado y priorización y no como un sistema de alerta autónomo. Un control negativo con etiquetas permutadas sigue por encima del azar en el Chaco (0.63), por lo que este ranking es una señal de nowcast y no una atribución causal. Un test externo leave-one-department-out en Boquerón reprodujo la discriminación M2/M3 (0.8104/0.8120) pero no una ganancia M3−M2 significativa (+0.0016, p = 0.254); el FWI quedó por debajo del azar (0.4708) y el INPE alcanzó 0.5817. En última instancia, el aporte principal de este trabajo no es un mapa único de susceptibilidad, sino un protocolo abierto y auditable —archivado con código y datos públicos— que muestra dónde es válido un modelo geocientífico, dónde falla y cómo extender el benchmark a otras regiones subtropicales y a pronósticos meteorológicos a un día.</w:t>
       </w:r>
     </w:p>
     <w:bookmarkEnd w:id="52"/>
@@ -5969,33 +5969,16 @@
         <w:pStyle w:val="Bibliography"/>
       </w:pPr>
       <w:r>
-        <w:t xml:space="preserve">Alvarado, S. T., Silva, C. A., &amp; Archibald, S. (2018). Drivers of fire occurrence in a savanna-forest mosaic in the southern Amazon.</w:t>
-      </w:r>
-      <w:r>
-        <w:t xml:space="preserve"> </w:t>
-      </w:r>
-      <w:r>
-        <w:rPr>
-          <w:i/>
-          <w:iCs/>
-        </w:rPr>
-        <w:t xml:space="preserve">Remote Sensing</w:t>
-      </w:r>
-      <w:r>
-        <w:t xml:space="preserve">,</w:t>
-      </w:r>
-      <w:r>
-        <w:t xml:space="preserve"> </w:t>
-      </w:r>
-      <w:r>
-        <w:rPr>
-          <w:i/>
-          <w:iCs/>
-        </w:rPr>
-        <w:t xml:space="preserve">10</w:t>
-      </w:r>
-      <w:r>
-        <w:t xml:space="preserve">(9), 1438.</w:t>
+        <w:t xml:space="preserve">Alvarado, S.T., Silva, C.A., Archibald, S., 2018. Drivers of fire occurrence in a savanna-forest mosaic in the southern</w:t>
+      </w:r>
+      <w:r>
+        <w:t xml:space="preserve"> </w:t>
+      </w:r>
+      <w:r>
+        <w:t xml:space="preserve">Amazon</w:t>
+      </w:r>
+      <w:r>
+        <w:t xml:space="preserve">. Remote Sensing 10, 1438.</w:t>
       </w:r>
       <w:r>
         <w:t xml:space="preserve"> </w:t>
@@ -6016,33 +5999,7 @@
         <w:pStyle w:val="Bibliography"/>
       </w:pPr>
       <w:r>
-        <w:t xml:space="preserve">Barmpoutis, P., Papaioannou, P., Dimitropoulos, K., &amp; Grammalidis, N. (2020). A Review on Early Forest Fire Detection Systems Using Optical Remote Sensing.</w:t>
-      </w:r>
-      <w:r>
-        <w:t xml:space="preserve"> </w:t>
-      </w:r>
-      <w:r>
-        <w:rPr>
-          <w:i/>
-          <w:iCs/>
-        </w:rPr>
-        <w:t xml:space="preserve">Sensors</w:t>
-      </w:r>
-      <w:r>
-        <w:t xml:space="preserve">,</w:t>
-      </w:r>
-      <w:r>
-        <w:t xml:space="preserve"> </w:t>
-      </w:r>
-      <w:r>
-        <w:rPr>
-          <w:i/>
-          <w:iCs/>
-        </w:rPr>
-        <w:t xml:space="preserve">20</w:t>
-      </w:r>
-      <w:r>
-        <w:t xml:space="preserve">(22), 6442.</w:t>
+        <w:t xml:space="preserve">Barmpoutis, P., Papaioannou, P., Dimitropoulos, K., Grammalidis, N., 2020. A Review on Early Forest Fire Detection Systems Using Optical Remote Sensing. Sensors 20, 6442.</w:t>
       </w:r>
       <w:r>
         <w:t xml:space="preserve"> </w:t>
@@ -6063,33 +6020,16 @@
         <w:pStyle w:val="Bibliography"/>
       </w:pPr>
       <w:r>
-        <w:t xml:space="preserve">Baumann, M., Gasparri, I., Piquer-Rodríguez, M., Ponzoni, G., Volante, J., &amp; Kuemmerle, T. (2017). Carbon emissions from agricultural expansion and intensification in the Chaco.</w:t>
-      </w:r>
-      <w:r>
-        <w:t xml:space="preserve"> </w:t>
-      </w:r>
-      <w:r>
-        <w:rPr>
-          <w:i/>
-          <w:iCs/>
-        </w:rPr>
-        <w:t xml:space="preserve">Global Change Biology</w:t>
-      </w:r>
-      <w:r>
-        <w:t xml:space="preserve">,</w:t>
-      </w:r>
-      <w:r>
-        <w:t xml:space="preserve"> </w:t>
-      </w:r>
-      <w:r>
-        <w:rPr>
-          <w:i/>
-          <w:iCs/>
-        </w:rPr>
-        <w:t xml:space="preserve">23</w:t>
-      </w:r>
-      <w:r>
-        <w:t xml:space="preserve">(5), 1902-1916.</w:t>
+        <w:t xml:space="preserve">Baumann, M., Gasparri, I., Piquer-Rodríguez, M., Ponzoni, G., Volante, J., Kuemmerle, T., 2017. Carbon emissions from agricultural expansion and intensification in the</w:t>
+      </w:r>
+      <w:r>
+        <w:t xml:space="preserve"> </w:t>
+      </w:r>
+      <w:r>
+        <w:t xml:space="preserve">Chaco</w:t>
+      </w:r>
+      <w:r>
+        <w:t xml:space="preserve">. Global Change Biology 23, 1902-1916.</w:t>
       </w:r>
       <w:r>
         <w:t xml:space="preserve"> </w:t>
@@ -6110,33 +6050,7 @@
         <w:pStyle w:val="Bibliography"/>
       </w:pPr>
       <w:r>
-        <w:t xml:space="preserve">Dormann, C. F., McPherson, J. M., Araújo, M. B., Bivand, R., Bolliger, J., Carl, G., Davies, R. G., Hirzel, A., Jetz, W., Kissling, W. D., Kühn, I., Ohlemüller, R., Peres-Neto, P. R., Reineking, B., Schröder, B., Schurr, F. M., &amp; Wilson, R. (2007). Methods to account for spatial autocorrelation in the analysis of species distributional data: a review.</w:t>
-      </w:r>
-      <w:r>
-        <w:t xml:space="preserve"> </w:t>
-      </w:r>
-      <w:r>
-        <w:rPr>
-          <w:i/>
-          <w:iCs/>
-        </w:rPr>
-        <w:t xml:space="preserve">Ecography</w:t>
-      </w:r>
-      <w:r>
-        <w:t xml:space="preserve">,</w:t>
-      </w:r>
-      <w:r>
-        <w:t xml:space="preserve"> </w:t>
-      </w:r>
-      <w:r>
-        <w:rPr>
-          <w:i/>
-          <w:iCs/>
-        </w:rPr>
-        <w:t xml:space="preserve">30</w:t>
-      </w:r>
-      <w:r>
-        <w:t xml:space="preserve">(5), 609-628.</w:t>
+        <w:t xml:space="preserve">Dormann, C.F., McPherson, J.M., Araújo, M.B., Bivand, R., Bolliger, J., Carl, G., Davies, R.G., Hirzel, A., Jetz, W., Kissling, W.D., Kühn, I., Ohlemüller, R., Peres-Neto, P.R., Reineking, B., Schröder, B., Schurr, F.M., Wilson, R., 2007. Methods to account for spatial autocorrelation in the analysis of species distributional data: a review. Ecography 30, 609-628.</w:t>
       </w:r>
       <w:r>
         <w:t xml:space="preserve"> </w:t>
@@ -6157,33 +6071,7 @@
         <w:pStyle w:val="Bibliography"/>
       </w:pPr>
       <w:r>
-        <w:t xml:space="preserve">Flannigan, M. D., Krawchuk, M. A., Groot, W. J. de, Wotton, B. M., &amp; Gowman, L. M. (2009). Implications of changing climate for global wildland fire.</w:t>
-      </w:r>
-      <w:r>
-        <w:t xml:space="preserve"> </w:t>
-      </w:r>
-      <w:r>
-        <w:rPr>
-          <w:i/>
-          <w:iCs/>
-        </w:rPr>
-        <w:t xml:space="preserve">International Journal of Wildland Fire</w:t>
-      </w:r>
-      <w:r>
-        <w:t xml:space="preserve">,</w:t>
-      </w:r>
-      <w:r>
-        <w:t xml:space="preserve"> </w:t>
-      </w:r>
-      <w:r>
-        <w:rPr>
-          <w:i/>
-          <w:iCs/>
-        </w:rPr>
-        <w:t xml:space="preserve">18</w:t>
-      </w:r>
-      <w:r>
-        <w:t xml:space="preserve">(5), 483-507.</w:t>
+        <w:t xml:space="preserve">Flannigan, M.D., Krawchuk, M.A., Groot, W.J. de, Wotton, B.M., Gowman, L.M., 2009. Implications of changing climate for global wildland fire. International Journal of Wildland Fire 18, 483-507.</w:t>
       </w:r>
       <w:r>
         <w:t xml:space="preserve"> </w:t>
@@ -6204,33 +6092,7 @@
         <w:pStyle w:val="Bibliography"/>
       </w:pPr>
       <w:r>
-        <w:t xml:space="preserve">Flannigan, M. D., Wotton, B. M., Marshall, G. A., Groot, W. J. de, Johnston, J., Jurko, N., &amp; Cantin, A. S. (2016). Fuel moisture sensitivity to temperature and precipitation: climate change implications.</w:t>
-      </w:r>
-      <w:r>
-        <w:t xml:space="preserve"> </w:t>
-      </w:r>
-      <w:r>
-        <w:rPr>
-          <w:i/>
-          <w:iCs/>
-        </w:rPr>
-        <w:t xml:space="preserve">Climatic Change</w:t>
-      </w:r>
-      <w:r>
-        <w:t xml:space="preserve">,</w:t>
-      </w:r>
-      <w:r>
-        <w:t xml:space="preserve"> </w:t>
-      </w:r>
-      <w:r>
-        <w:rPr>
-          <w:i/>
-          <w:iCs/>
-        </w:rPr>
-        <w:t xml:space="preserve">134</w:t>
-      </w:r>
-      <w:r>
-        <w:t xml:space="preserve">(1), 59-71.</w:t>
+        <w:t xml:space="preserve">Flannigan, M.D., Wotton, B.M., Marshall, G.A., Groot, W.J. de, Johnston, J., Jurko, N., Cantin, A.S., 2016. Fuel moisture sensitivity to temperature and precipitation: climate change implications. Climatic Change 134, 59-71.</w:t>
       </w:r>
       <w:r>
         <w:t xml:space="preserve"> </w:t>
@@ -6251,33 +6113,7 @@
         <w:pStyle w:val="Bibliography"/>
       </w:pPr>
       <w:r>
-        <w:t xml:space="preserve">Hansen, M. C., Potapov, P. V., Moore, R., Hancher, M., Turubanova, S. A., Tyukavina, A., Thau, D., Stehman, S. V., Goetz, S. J., Loveland, T. R., Kommareddy, A., Egorov, A., Chini, L., Justice, C. O., &amp; Townshend, J. R. G. (2013). High-resolution global maps of 21st-century forest cover change.</w:t>
-      </w:r>
-      <w:r>
-        <w:t xml:space="preserve"> </w:t>
-      </w:r>
-      <w:r>
-        <w:rPr>
-          <w:i/>
-          <w:iCs/>
-        </w:rPr>
-        <w:t xml:space="preserve">Science</w:t>
-      </w:r>
-      <w:r>
-        <w:t xml:space="preserve">,</w:t>
-      </w:r>
-      <w:r>
-        <w:t xml:space="preserve"> </w:t>
-      </w:r>
-      <w:r>
-        <w:rPr>
-          <w:i/>
-          <w:iCs/>
-        </w:rPr>
-        <w:t xml:space="preserve">342</w:t>
-      </w:r>
-      <w:r>
-        <w:t xml:space="preserve">(6160), 850-853.</w:t>
+        <w:t xml:space="preserve">Hansen, M.C., Potapov, P.V., Moore, R., Hancher, M., Turubanova, S.A., Tyukavina, A., Thau, D., Stehman, S.V., Goetz, S.J., Loveland, T.R., Kommareddy, A., Egorov, A., Chini, L., Justice, C.O., Townshend, J.R.G., 2013. High-resolution global maps of 21st-century forest cover change. Science 342, 850-853.</w:t>
       </w:r>
       <w:r>
         <w:t xml:space="preserve"> </w:t>
@@ -6298,33 +6134,7 @@
         <w:pStyle w:val="Bibliography"/>
       </w:pPr>
       <w:r>
-        <w:t xml:space="preserve">Jain, P., Coogan, S. C. P., Subramanian, S. G., Crowley, M., Taylor, S., &amp; Flannigan, M. D. (2020). A review of machine learning applications in wildland fire science and management.</w:t>
-      </w:r>
-      <w:r>
-        <w:t xml:space="preserve"> </w:t>
-      </w:r>
-      <w:r>
-        <w:rPr>
-          <w:i/>
-          <w:iCs/>
-        </w:rPr>
-        <w:t xml:space="preserve">Environmental Reviews</w:t>
-      </w:r>
-      <w:r>
-        <w:t xml:space="preserve">,</w:t>
-      </w:r>
-      <w:r>
-        <w:t xml:space="preserve"> </w:t>
-      </w:r>
-      <w:r>
-        <w:rPr>
-          <w:i/>
-          <w:iCs/>
-        </w:rPr>
-        <w:t xml:space="preserve">28</w:t>
-      </w:r>
-      <w:r>
-        <w:t xml:space="preserve">(4), 478-505.</w:t>
+        <w:t xml:space="preserve">Jain, P., Coogan, S.C.P., Subramanian, S.G., Crowley, M., Taylor, S., Flannigan, M.D., 2020. A review of machine learning applications in wildland fire science and management. Environmental Reviews 28, 478-505.</w:t>
       </w:r>
       <w:r>
         <w:t xml:space="preserve"> </w:t>
@@ -6345,33 +6155,7 @@
         <w:pStyle w:val="Bibliography"/>
       </w:pPr>
       <w:r>
-        <w:t xml:space="preserve">Jolly, W. M., Cochrane, M. A., Freeborn, P. H., Holden, Z. A., Brown, T. J., Williamson, G. J., &amp; Bowman, D. M. J. S. (2015). Climate-induced variations in global wildfire danger from 1979 to 2013.</w:t>
-      </w:r>
-      <w:r>
-        <w:t xml:space="preserve"> </w:t>
-      </w:r>
-      <w:r>
-        <w:rPr>
-          <w:i/>
-          <w:iCs/>
-        </w:rPr>
-        <w:t xml:space="preserve">Nature Communications</w:t>
-      </w:r>
-      <w:r>
-        <w:t xml:space="preserve">,</w:t>
-      </w:r>
-      <w:r>
-        <w:t xml:space="preserve"> </w:t>
-      </w:r>
-      <w:r>
-        <w:rPr>
-          <w:i/>
-          <w:iCs/>
-        </w:rPr>
-        <w:t xml:space="preserve">6</w:t>
-      </w:r>
-      <w:r>
-        <w:t xml:space="preserve">, 7537.</w:t>
+        <w:t xml:space="preserve">Jolly, W.M., Cochrane, M.A., Freeborn, P.H., Holden, Z.A., Brown, T.J., Williamson, G.J., Bowman, D.M.J.S., 2015. Climate-induced variations in global wildfire danger from 1979 to 2013. Nature Communications 6, 7537.</w:t>
       </w:r>
       <w:r>
         <w:t xml:space="preserve"> </w:t>
@@ -6392,33 +6176,7 @@
         <w:pStyle w:val="Bibliography"/>
       </w:pPr>
       <w:r>
-        <w:t xml:space="preserve">Ke, G., Meng, Q., Finley, T., Wang, T., Chen, W., Ma, W., Ye, Q., &amp; Liu, T.-Y. (2017). LightGBM: A Highly Efficient Gradient Boosting Decision Tree.</w:t>
-      </w:r>
-      <w:r>
-        <w:t xml:space="preserve"> </w:t>
-      </w:r>
-      <w:r>
-        <w:rPr>
-          <w:i/>
-          <w:iCs/>
-        </w:rPr>
-        <w:t xml:space="preserve">Advances in Neural Information Processing Systems (NeurIPS)</w:t>
-      </w:r>
-      <w:r>
-        <w:t xml:space="preserve">,</w:t>
-      </w:r>
-      <w:r>
-        <w:t xml:space="preserve"> </w:t>
-      </w:r>
-      <w:r>
-        <w:rPr>
-          <w:i/>
-          <w:iCs/>
-        </w:rPr>
-        <w:t xml:space="preserve">30</w:t>
-      </w:r>
-      <w:r>
-        <w:t xml:space="preserve">, 3146-3154.</w:t>
+        <w:t xml:space="preserve">Ke, G., Meng, Q., Finley, T., Wang, T., Chen, W., Ma, W., Ye, Q., Liu, T.-Y., 2017. LightGBM: A Highly Efficient Gradient Boosting Decision Tree. Advances in Neural Information Processing Systems (NeurIPS) 30, 3146-3154.</w:t>
       </w:r>
     </w:p>
     <w:bookmarkEnd w:id="82"/>
@@ -6428,33 +6186,7 @@
         <w:pStyle w:val="Bibliography"/>
       </w:pPr>
       <w:r>
-        <w:t xml:space="preserve">Legendre, P. (1993). Spatial autocorrelation: trouble or new paradigm?</w:t>
-      </w:r>
-      <w:r>
-        <w:t xml:space="preserve"> </w:t>
-      </w:r>
-      <w:r>
-        <w:rPr>
-          <w:i/>
-          <w:iCs/>
-        </w:rPr>
-        <w:t xml:space="preserve">Ecology</w:t>
-      </w:r>
-      <w:r>
-        <w:t xml:space="preserve">,</w:t>
-      </w:r>
-      <w:r>
-        <w:t xml:space="preserve"> </w:t>
-      </w:r>
-      <w:r>
-        <w:rPr>
-          <w:i/>
-          <w:iCs/>
-        </w:rPr>
-        <w:t xml:space="preserve">74</w:t>
-      </w:r>
-      <w:r>
-        <w:t xml:space="preserve">(6), 1659-1673.</w:t>
+        <w:t xml:space="preserve">Legendre, P., 1993. Spatial autocorrelation: trouble or new paradigm? Ecology 74, 1659-1673.</w:t>
       </w:r>
       <w:r>
         <w:t xml:space="preserve"> </w:t>
@@ -6475,7 +6207,7 @@
         <w:pStyle w:val="Bibliography"/>
       </w:pPr>
       <w:r>
-        <w:t xml:space="preserve">Lundberg, S. M., Erion, G., Chen, H., DeGrave, A., Prutkin, J. M., Nair, B., Katz, R., Himmelfarb, J., Bansal, N., &amp; Lee, S.-I. (2020). From local explanations to global understanding with explainable</w:t>
+        <w:t xml:space="preserve">Lundberg, S.M., Erion, G., Chen, H., DeGrave, A., Prutkin, J.M., Nair, B., Katz, R., Himmelfarb, J., Bansal, N., Lee, S.-I., 2020. From local explanations to global understanding with explainable</w:t>
       </w:r>
       <w:r>
         <w:t xml:space="preserve"> </w:t>
@@ -6487,33 +6219,7 @@
         <w:t xml:space="preserve"> </w:t>
       </w:r>
       <w:r>
-        <w:t xml:space="preserve">for trees.</w:t>
-      </w:r>
-      <w:r>
-        <w:t xml:space="preserve"> </w:t>
-      </w:r>
-      <w:r>
-        <w:rPr>
-          <w:i/>
-          <w:iCs/>
-        </w:rPr>
-        <w:t xml:space="preserve">Nature Machine Intelligence</w:t>
-      </w:r>
-      <w:r>
-        <w:t xml:space="preserve">,</w:t>
-      </w:r>
-      <w:r>
-        <w:t xml:space="preserve"> </w:t>
-      </w:r>
-      <w:r>
-        <w:rPr>
-          <w:i/>
-          <w:iCs/>
-        </w:rPr>
-        <w:t xml:space="preserve">2</w:t>
-      </w:r>
-      <w:r>
-        <w:t xml:space="preserve">(1), 56-67.</w:t>
+        <w:t xml:space="preserve">for trees. Nature Machine Intelligence 2, 56-67.</w:t>
       </w:r>
       <w:r>
         <w:t xml:space="preserve"> </w:t>
@@ -6534,34 +6240,25 @@
         <w:pStyle w:val="Bibliography"/>
       </w:pPr>
       <w:r>
-        <w:t xml:space="preserve">MapBiomas Chaco. (2023).</w:t>
-      </w:r>
-      <w:r>
-        <w:t xml:space="preserve"> </w:t>
-      </w:r>
-      <w:r>
-        <w:rPr>
-          <w:i/>
-          <w:iCs/>
-        </w:rPr>
-        <w:t xml:space="preserve">Colecci</w:t>
-      </w:r>
-      <w:r>
-        <w:rPr>
-          <w:i/>
-          <w:iCs/>
-        </w:rPr>
+        <w:t xml:space="preserve">MapBiomas Chaco, 2023. Colecci</w:t>
+      </w:r>
+      <w:r>
         <w:t xml:space="preserve">ó</w:t>
       </w:r>
       <w:r>
-        <w:rPr>
-          <w:i/>
-          <w:iCs/>
-        </w:rPr>
-        <w:t xml:space="preserve">n 2 de los Mapas Anuales de Cobertura y Uso del Suelo del Gran Chaco Americano</w:t>
-      </w:r>
-      <w:r>
-        <w:t xml:space="preserve">.</w:t>
+        <w:t xml:space="preserve">n 2 de los Mapas Anuales de Cobertura y Uso del Suelo del</w:t>
+      </w:r>
+      <w:r>
+        <w:t xml:space="preserve"> </w:t>
+      </w:r>
+      <w:r>
+        <w:t xml:space="preserve">Gran Chaco Americano</w:t>
+      </w:r>
+      <w:r>
+        <w:t xml:space="preserve"> </w:t>
+      </w:r>
+      <w:r>
+        <w:t xml:space="preserve">[WWW Document]. URL</w:t>
       </w:r>
       <w:r>
         <w:t xml:space="preserve"> </w:t>
@@ -6575,7 +6272,10 @@
         </w:r>
       </w:hyperlink>
       <w:r>
-        <w:t xml:space="preserve">.</w:t>
+        <w:t xml:space="preserve"> </w:t>
+      </w:r>
+      <w:r>
+        <w:t xml:space="preserve">(accedido 10.28.2026).</w:t>
       </w:r>
     </w:p>
     <w:bookmarkEnd w:id="88"/>
@@ -6585,7 +6285,7 @@
         <w:pStyle w:val="Bibliography"/>
       </w:pPr>
       <w:r>
-        <w:t xml:space="preserve">Muñoz-Sabater, J., Dutra, E., Agustı́-Panareda, A., Albergel, C., Arduini, G., Balsamo, G., Boussetta, S., Choulga, M., Harrigan, S., Hersbach, H., Martens, B., Miralles, D. G., Piles, M., Rodrı́guez-Fernández, N. J., Zsoter, E., Buontempo, C., &amp; Thépaut, J.-N. (2021).</w:t>
+        <w:t xml:space="preserve">Muñoz-Sabater, J., Dutra, E., Agustí-Panareda, A., Albergel, C., Arduini, G., Balsamo, G., Boussetta, S., Choulga, M., Harrigan, S., Hersbach, H., Martens, B., Miralles, D.G., Piles, M., Rodríguez-Fernández, N.J., Zsoter, E., Buontempo, C., Thépaut, J.-N., 2021.</w:t>
       </w:r>
       <w:r>
         <w:t xml:space="preserve"> </w:t>
@@ -6594,33 +6294,7 @@
         <w:t xml:space="preserve">ERA5-Land</w:t>
       </w:r>
       <w:r>
-        <w:t xml:space="preserve">: a state-of-the-art global reanalysis dataset for land applications.</w:t>
-      </w:r>
-      <w:r>
-        <w:t xml:space="preserve"> </w:t>
-      </w:r>
-      <w:r>
-        <w:rPr>
-          <w:i/>
-          <w:iCs/>
-        </w:rPr>
-        <w:t xml:space="preserve">Earth System Science Data</w:t>
-      </w:r>
-      <w:r>
-        <w:t xml:space="preserve">,</w:t>
-      </w:r>
-      <w:r>
-        <w:t xml:space="preserve"> </w:t>
-      </w:r>
-      <w:r>
-        <w:rPr>
-          <w:i/>
-          <w:iCs/>
-        </w:rPr>
-        <w:t xml:space="preserve">13</w:t>
-      </w:r>
-      <w:r>
-        <w:t xml:space="preserve">(9), 4349-4383.</w:t>
+        <w:t xml:space="preserve">: a state-of-the-art global reanalysis dataset for land applications. Earth System Science Data 13, 4349-4383.</w:t>
       </w:r>
       <w:r>
         <w:t xml:space="preserve"> </w:t>
@@ -6641,20 +6315,7 @@
         <w:pStyle w:val="Bibliography"/>
       </w:pPr>
       <w:r>
-        <w:t xml:space="preserve">Niculescu-Mizil, A., &amp; Caruana, R. (2005). Predicting good probabilities with supervised learning.</w:t>
-      </w:r>
-      <w:r>
-        <w:t xml:space="preserve"> </w:t>
-      </w:r>
-      <w:r>
-        <w:rPr>
-          <w:i/>
-          <w:iCs/>
-        </w:rPr>
-        <w:t xml:space="preserve">Proceedings of the 22nd International Conference on Machine Learning (ICML)</w:t>
-      </w:r>
-      <w:r>
-        <w:t xml:space="preserve">, 625-632.</w:t>
+        <w:t xml:space="preserve">Niculescu-Mizil, A., Caruana, R., 2005. Predicting good probabilities with supervised learning, en: Proceedings of the 22nd International Conference on Machine Learning (ICML). pp. 625-632.</w:t>
       </w:r>
       <w:r>
         <w:t xml:space="preserve"> </w:t>
@@ -6675,33 +6336,16 @@
         <w:pStyle w:val="Bibliography"/>
       </w:pPr>
       <w:r>
-        <w:t xml:space="preserve">Pivello, V. R., Vieira, I., Christianini, A. V., Ribeiro, D. B., Silva Menezes, L. da, Berlinck, C. N., Melo, F. P. L., Marengo, J. A., Tornquist, C. G., Tomas, W. M., &amp; Overbeck, G. E. (2021). Understanding Brazil’s catastrophic fires: Causes, consequences and policy needed.</w:t>
-      </w:r>
-      <w:r>
-        <w:t xml:space="preserve"> </w:t>
-      </w:r>
-      <w:r>
-        <w:rPr>
-          <w:i/>
-          <w:iCs/>
-        </w:rPr>
-        <w:t xml:space="preserve">Perspectives in Ecology and Conservation</w:t>
-      </w:r>
-      <w:r>
-        <w:t xml:space="preserve">,</w:t>
-      </w:r>
-      <w:r>
-        <w:t xml:space="preserve"> </w:t>
-      </w:r>
-      <w:r>
-        <w:rPr>
-          <w:i/>
-          <w:iCs/>
-        </w:rPr>
-        <w:t xml:space="preserve">19</w:t>
-      </w:r>
-      <w:r>
-        <w:t xml:space="preserve">(3), 233-255.</w:t>
+        <w:t xml:space="preserve">Pivello, V.R., Vieira, I., Christianini, A.V., Ribeiro, D.B., Silva Menezes, L. da, Berlinck, C.N., Melo, F.P.L., Marengo, J.A., Tornquist, C.G., Tomas, W.M., Overbeck, G.E., 2021. Understanding</w:t>
+      </w:r>
+      <w:r>
+        <w:t xml:space="preserve"> </w:t>
+      </w:r>
+      <w:r>
+        <w:t xml:space="preserve">Brazil</w:t>
+      </w:r>
+      <w:r>
+        <w:t xml:space="preserve">’s catastrophic fires: Causes, consequences and policy needed. Perspectives in Ecology and Conservation 19, 233-255.</w:t>
       </w:r>
       <w:r>
         <w:t xml:space="preserve"> </w:t>
@@ -6722,20 +6366,7 @@
         <w:pStyle w:val="Bibliography"/>
       </w:pPr>
       <w:r>
-        <w:t xml:space="preserve">Platt, J. (1999). Probabilistic outputs for support vector machines and comparisons to regularized likelihood methods.</w:t>
-      </w:r>
-      <w:r>
-        <w:t xml:space="preserve"> </w:t>
-      </w:r>
-      <w:r>
-        <w:rPr>
-          <w:i/>
-          <w:iCs/>
-        </w:rPr>
-        <w:t xml:space="preserve">Advances in Large Margin Classifiers</w:t>
-      </w:r>
-      <w:r>
-        <w:t xml:space="preserve">, 61-74.</w:t>
+        <w:t xml:space="preserve">Platt, J., 1999. Probabilistic outputs for support vector machines and comparisons to regularized likelihood methods, en: Advances in Large Margin Classifiers. MIT Press, pp. 61-74.</w:t>
       </w:r>
     </w:p>
     <w:bookmarkEnd w:id="95"/>
@@ -6745,33 +6376,7 @@
         <w:pStyle w:val="Bibliography"/>
       </w:pPr>
       <w:r>
-        <w:t xml:space="preserve">Ploton, P., Mortier, F., Réjou-Méchain, M., Barbier, N., Picard, N., Rossi, V., Dormann, C. F., Cornu, G., Viennois, G., Bayol, N., &amp; Pélissier, R. (2020). Spatial validation reveals poor predictive performance of large-scale ecological mapping models.</w:t>
-      </w:r>
-      <w:r>
-        <w:t xml:space="preserve"> </w:t>
-      </w:r>
-      <w:r>
-        <w:rPr>
-          <w:i/>
-          <w:iCs/>
-        </w:rPr>
-        <w:t xml:space="preserve">Nature Communications</w:t>
-      </w:r>
-      <w:r>
-        <w:t xml:space="preserve">,</w:t>
-      </w:r>
-      <w:r>
-        <w:t xml:space="preserve"> </w:t>
-      </w:r>
-      <w:r>
-        <w:rPr>
-          <w:i/>
-          <w:iCs/>
-        </w:rPr>
-        <w:t xml:space="preserve">11</w:t>
-      </w:r>
-      <w:r>
-        <w:t xml:space="preserve">, 4540.</w:t>
+        <w:t xml:space="preserve">Ploton, P., Mortier, F., Réjou-Méchain, M., Barbier, N., Picard, N., Rossi, V., Dormann, C.F., Cornu, G., Viennois, G., Bayol, N., Pélissier, R., 2020. Spatial validation reveals poor predictive performance of large-scale ecological mapping models. Nature Communications 11, 4540.</w:t>
       </w:r>
       <w:r>
         <w:t xml:space="preserve"> </w:t>
@@ -6792,20 +6397,7 @@
         <w:pStyle w:val="Bibliography"/>
       </w:pPr>
       <w:r>
-        <w:t xml:space="preserve">Raasveldt, M., &amp; Mühleisen, H. (2019). DuckDB: an Embeddable Analytical Database.</w:t>
-      </w:r>
-      <w:r>
-        <w:t xml:space="preserve"> </w:t>
-      </w:r>
-      <w:r>
-        <w:rPr>
-          <w:i/>
-          <w:iCs/>
-        </w:rPr>
-        <w:t xml:space="preserve">Proceedings of the 2019 International Conference on Management of Data (SIGMOD)</w:t>
-      </w:r>
-      <w:r>
-        <w:t xml:space="preserve">, 1981-1984.</w:t>
+        <w:t xml:space="preserve">Raasveldt, M., Mühleisen, H., 2019. DuckDB: an Embeddable Analytical Database, en: Proceedings of the 2019 International Conference on Management of Data (SIGMOD). pp. 1981-1984.</w:t>
       </w:r>
       <w:r>
         <w:t xml:space="preserve"> </w:t>
@@ -6826,33 +6418,7 @@
         <w:pStyle w:val="Bibliography"/>
       </w:pPr>
       <w:r>
-        <w:t xml:space="preserve">Roberts, D. R., Bahn, V., Ciuti, S., Boyce, M. S., Elith, J., Guillera-Arroita, G., Hauenstein, S., Lahoz-Monfort, J. J., Schröder, B., Thuiller, W., Warton, D. I., Wintle, B. A., Hartig, F., &amp; Dormann, C. F. (2017). Cross-validation strategies for data with spatial, temporal, or phylogenetic structure.</w:t>
-      </w:r>
-      <w:r>
-        <w:t xml:space="preserve"> </w:t>
-      </w:r>
-      <w:r>
-        <w:rPr>
-          <w:i/>
-          <w:iCs/>
-        </w:rPr>
-        <w:t xml:space="preserve">Ecography</w:t>
-      </w:r>
-      <w:r>
-        <w:t xml:space="preserve">,</w:t>
-      </w:r>
-      <w:r>
-        <w:t xml:space="preserve"> </w:t>
-      </w:r>
-      <w:r>
-        <w:rPr>
-          <w:i/>
-          <w:iCs/>
-        </w:rPr>
-        <w:t xml:space="preserve">40</w:t>
-      </w:r>
-      <w:r>
-        <w:t xml:space="preserve">(8), 913-929.</w:t>
+        <w:t xml:space="preserve">Roberts, D.R., Bahn, V., Ciuti, S., Boyce, M.S., Elith, J., Guillera-Arroita, G., Hauenstein, S., Lahoz-Monfort, J.J., Schröder, B., Thuiller, W., Warton, D.I., Wintle, B.A., Hartig, F., Dormann, C.F., 2017. Cross-validation strategies for data with spatial, temporal, or phylogenetic structure. Ecography 40, 913-929.</w:t>
       </w:r>
       <w:r>
         <w:t xml:space="preserve"> </w:t>
@@ -6873,26 +6439,34 @@
         <w:pStyle w:val="Bibliography"/>
       </w:pPr>
       <w:r>
-        <w:t xml:space="preserve">San-Miguel-Ayanz, J., Schulte, E., Schmuck, G., Camia, A., Strobl, P., Liberta, G., Giovando, C., Boca, R., Sedano, F., Kempeneers, P., McInerney, D., &amp; Houston Durrant, T. (2012). Comprehensive Monitoring of Wildfires in Europe: The European Forest Fire Information System (</w:t>
+        <w:t xml:space="preserve">San-Miguel-Ayanz, J., Schulte, E., Schmuck, G., Camia, A., Strobl, P., Liberta, G., Giovando, C., Boca, R., Sedano, F., Kempeneers, P., McInerney, D., Houston Durrant, T., 2012. Comprehensive Monitoring of Wildfires in</w:t>
+      </w:r>
+      <w:r>
+        <w:t xml:space="preserve"> </w:t>
+      </w:r>
+      <w:r>
+        <w:t xml:space="preserve">Europe</w:t>
+      </w:r>
+      <w:r>
+        <w:t xml:space="preserve">: The</w:t>
+      </w:r>
+      <w:r>
+        <w:t xml:space="preserve"> </w:t>
+      </w:r>
+      <w:r>
+        <w:t xml:space="preserve">European Forest Fire Information System</w:t>
+      </w:r>
+      <w:r>
+        <w:t xml:space="preserve"> </w:t>
+      </w:r>
+      <w:r>
+        <w:t xml:space="preserve">(</w:t>
       </w:r>
       <w:r>
         <w:t xml:space="preserve">EFFIS</w:t>
       </w:r>
       <w:r>
-        <w:t xml:space="preserve">).</w:t>
-      </w:r>
-      <w:r>
-        <w:t xml:space="preserve"> </w:t>
-      </w:r>
-      <w:r>
-        <w:rPr>
-          <w:i/>
-          <w:iCs/>
-        </w:rPr>
-        <w:t xml:space="preserve">Approaches to Managing Disaster - Assessing Hazards, Emergencies and Disaster Impacts</w:t>
-      </w:r>
-      <w:r>
-        <w:t xml:space="preserve">, 87-108.</w:t>
+        <w:t xml:space="preserve">). Approaches to Managing Disaster - Assessing Hazards, Emergencies and Disaster Impacts 87-108.</w:t>
       </w:r>
       <w:r>
         <w:t xml:space="preserve"> </w:t>
@@ -6913,7 +6487,7 @@
         <w:pStyle w:val="Bibliography"/>
       </w:pPr>
       <w:r>
-        <w:t xml:space="preserve">Schroeder, W., Oliva, P., Giglio, L., &amp; Csiszar, I. A. (2014). The New</w:t>
+        <w:t xml:space="preserve">Schroeder, W., Oliva, P., Giglio, L., Csiszar, I.A., 2014. The New</w:t>
       </w:r>
       <w:r>
         <w:t xml:space="preserve"> </w:t>
@@ -6925,33 +6499,7 @@
         <w:t xml:space="preserve"> </w:t>
       </w:r>
       <w:r>
-        <w:t xml:space="preserve">375 m active fire detection data product: Algorithm description and initial assessment.</w:t>
-      </w:r>
-      <w:r>
-        <w:t xml:space="preserve"> </w:t>
-      </w:r>
-      <w:r>
-        <w:rPr>
-          <w:i/>
-          <w:iCs/>
-        </w:rPr>
-        <w:t xml:space="preserve">Remote Sensing of Environment</w:t>
-      </w:r>
-      <w:r>
-        <w:t xml:space="preserve">,</w:t>
-      </w:r>
-      <w:r>
-        <w:t xml:space="preserve"> </w:t>
-      </w:r>
-      <w:r>
-        <w:rPr>
-          <w:i/>
-          <w:iCs/>
-        </w:rPr>
-        <w:t xml:space="preserve">143</w:t>
-      </w:r>
-      <w:r>
-        <w:t xml:space="preserve">, 85-96.</w:t>
+        <w:t xml:space="preserve">375 m active fire detection data product: Algorithm description and initial assessment. Remote Sensing of Environment 143, 85-96.</w:t>
       </w:r>
       <w:r>
         <w:t xml:space="preserve"> </w:t>
@@ -6972,90 +6520,37 @@
         <w:pStyle w:val="Bibliography"/>
       </w:pPr>
       <w:r>
-        <w:t xml:space="preserve">Setzer, A., Sismanoglu, F., Alberto, M. C., Silva, J., &amp; Morelli, F. (2019).</w:t>
-      </w:r>
-      <w:r>
-        <w:t xml:space="preserve"> </w:t>
-      </w:r>
-      <w:r>
-        <w:rPr>
-          <w:i/>
-          <w:iCs/>
-        </w:rPr>
-        <w:t xml:space="preserve">O M</w:t>
-      </w:r>
-      <w:r>
-        <w:rPr>
-          <w:i/>
-          <w:iCs/>
-        </w:rPr>
+        <w:t xml:space="preserve">Setzer, A., Sismanoglu, F., Alberto, M.C., Silva, J., Morelli, F., 2019. O M</w:t>
+      </w:r>
+      <w:r>
         <w:t xml:space="preserve">é</w:t>
       </w:r>
       <w:r>
-        <w:rPr>
-          <w:i/>
-          <w:iCs/>
-        </w:rPr>
         <w:t xml:space="preserve">todo de C</w:t>
       </w:r>
       <w:r>
-        <w:rPr>
-          <w:i/>
-          <w:iCs/>
-        </w:rPr>
         <w:t xml:space="preserve">á</w:t>
       </w:r>
       <w:r>
-        <w:rPr>
-          <w:i/>
-          <w:iCs/>
-        </w:rPr>
         <w:t xml:space="preserve">lculo do Risco de Fogo do</w:t>
       </w:r>
       <w:r>
-        <w:rPr>
-          <w:i/>
-          <w:iCs/>
-        </w:rPr>
-        <w:t xml:space="preserve"> </w:t>
-      </w:r>
-      <w:r>
-        <w:rPr>
-          <w:i/>
-          <w:iCs/>
-        </w:rPr>
+        <w:t xml:space="preserve"> </w:t>
+      </w:r>
+      <w:r>
         <w:t xml:space="preserve">INPE</w:t>
       </w:r>
       <w:r>
-        <w:rPr>
-          <w:i/>
-          <w:iCs/>
-        </w:rPr>
-        <w:t xml:space="preserve"> </w:t>
-      </w:r>
-      <w:r>
-        <w:rPr>
-          <w:i/>
-          <w:iCs/>
-        </w:rPr>
+        <w:t xml:space="preserve"> </w:t>
+      </w:r>
+      <w:r>
         <w:t xml:space="preserve">- Vers</w:t>
       </w:r>
       <w:r>
-        <w:rPr>
-          <w:i/>
-          <w:iCs/>
-        </w:rPr>
         <w:t xml:space="preserve">ã</w:t>
       </w:r>
       <w:r>
-        <w:rPr>
-          <w:i/>
-          <w:iCs/>
-        </w:rPr>
-        <w:t xml:space="preserve">o 2019</w:t>
-      </w:r>
-      <w:r>
-        <w:t xml:space="preserve">. Instituto Nacional de Pesquisas Espaciais (INPE).</w:t>
+        <w:t xml:space="preserve">o 2019 [WWW Document]. URL</w:t>
       </w:r>
       <w:r>
         <w:t xml:space="preserve"> </w:t>
@@ -7068,6 +6563,12 @@
           <w:t xml:space="preserve">http://queimadas.dgi.inpe.br</w:t>
         </w:r>
       </w:hyperlink>
+      <w:r>
+        <w:t xml:space="preserve"> </w:t>
+      </w:r>
+      <w:r>
+        <w:t xml:space="preserve">(accedido 10.28.2026).</w:t>
+      </w:r>
     </w:p>
     <w:bookmarkEnd w:id="107"/>
     <w:bookmarkStart w:id="109" w:name="ref-stocks1989"/>
@@ -7076,33 +6577,16 @@
         <w:pStyle w:val="Bibliography"/>
       </w:pPr>
       <w:r>
-        <w:t xml:space="preserve">Stocks, B. J., Lawson, B. D., Alexander, M. E., Van Wagner, C. E., McAlpine, R. S., Lynham, T. J., &amp; Dubé, D. E. (1989). The Canadian Forest Fire Danger Rating System: An overview.</w:t>
-      </w:r>
-      <w:r>
-        <w:t xml:space="preserve"> </w:t>
-      </w:r>
-      <w:r>
-        <w:rPr>
-          <w:i/>
-          <w:iCs/>
-        </w:rPr>
-        <w:t xml:space="preserve">The Forestry Chronicle</w:t>
-      </w:r>
-      <w:r>
-        <w:t xml:space="preserve">,</w:t>
-      </w:r>
-      <w:r>
-        <w:t xml:space="preserve"> </w:t>
-      </w:r>
-      <w:r>
-        <w:rPr>
-          <w:i/>
-          <w:iCs/>
-        </w:rPr>
-        <w:t xml:space="preserve">65</w:t>
-      </w:r>
-      <w:r>
-        <w:t xml:space="preserve">(4), 258-265.</w:t>
+        <w:t xml:space="preserve">Stocks, B.J., Lawson, B.D., Alexander, M.E., Van Wagner, C.E., McAlpine, R.S., Lynham, T.J., Dubé, D.E., 1989. The</w:t>
+      </w:r>
+      <w:r>
+        <w:t xml:space="preserve"> </w:t>
+      </w:r>
+      <w:r>
+        <w:t xml:space="preserve">Canadian Forest Fire Danger Rating System</w:t>
+      </w:r>
+      <w:r>
+        <w:t xml:space="preserve">: An overview. The Forestry Chronicle 65, 258-265.</w:t>
       </w:r>
       <w:r>
         <w:t xml:space="preserve"> </w:t>
@@ -7123,33 +6607,19 @@
         <w:pStyle w:val="Bibliography"/>
       </w:pPr>
       <w:r>
-        <w:t xml:space="preserve">Tobler, W. R. (1970). A computer movie simulating urban growth in the Detroit region.</w:t>
-      </w:r>
-      <w:r>
-        <w:t xml:space="preserve"> </w:t>
-      </w:r>
-      <w:r>
-        <w:rPr>
-          <w:i/>
-          <w:iCs/>
-        </w:rPr>
-        <w:t xml:space="preserve">Economic Geography</w:t>
-      </w:r>
-      <w:r>
-        <w:t xml:space="preserve">,</w:t>
-      </w:r>
-      <w:r>
-        <w:t xml:space="preserve"> </w:t>
-      </w:r>
-      <w:r>
-        <w:rPr>
-          <w:i/>
-          <w:iCs/>
-        </w:rPr>
-        <w:t xml:space="preserve">46</w:t>
-      </w:r>
-      <w:r>
-        <w:t xml:space="preserve">(sup1), 234-240.</w:t>
+        <w:t xml:space="preserve">Tobler, W.R., 1970. A computer movie simulating urban growth in the</w:t>
+      </w:r>
+      <w:r>
+        <w:t xml:space="preserve"> </w:t>
+      </w:r>
+      <w:r>
+        <w:t xml:space="preserve">Detroit</w:t>
+      </w:r>
+      <w:r>
+        <w:t xml:space="preserve"> </w:t>
+      </w:r>
+      <w:r>
+        <w:t xml:space="preserve">region. Economic Geography 46, 234-240.</w:t>
       </w:r>
       <w:r>
         <w:t xml:space="preserve"> </w:t>
@@ -7170,33 +6640,19 @@
         <w:pStyle w:val="Bibliography"/>
       </w:pPr>
       <w:r>
-        <w:t xml:space="preserve">Vallejos, M., Volante, J. N., Mosciaro, M. J., Vale, L. M., Bustamante, M. L., &amp; Paruelo, J. M. (2015). Transformation dynamics of the natural cover in the Dry Chaco ecoregion: A plot level geo-database from 1976 to 2012.</w:t>
-      </w:r>
-      <w:r>
-        <w:t xml:space="preserve"> </w:t>
-      </w:r>
-      <w:r>
-        <w:rPr>
-          <w:i/>
-          <w:iCs/>
-        </w:rPr>
-        <w:t xml:space="preserve">Journal of Arid Environments</w:t>
-      </w:r>
-      <w:r>
-        <w:t xml:space="preserve">,</w:t>
-      </w:r>
-      <w:r>
-        <w:t xml:space="preserve"> </w:t>
-      </w:r>
-      <w:r>
-        <w:rPr>
-          <w:i/>
-          <w:iCs/>
-        </w:rPr>
-        <w:t xml:space="preserve">123</w:t>
-      </w:r>
-      <w:r>
-        <w:t xml:space="preserve">, 3-11.</w:t>
+        <w:t xml:space="preserve">Vallejos, M., Volante, J.N., Mosciaro, M.J., Vale, L.M., Bustamante, M.L., Paruelo, J.M., 2015. Transformation dynamics of the natural cover in the</w:t>
+      </w:r>
+      <w:r>
+        <w:t xml:space="preserve"> </w:t>
+      </w:r>
+      <w:r>
+        <w:t xml:space="preserve">Dry Chaco</w:t>
+      </w:r>
+      <w:r>
+        <w:t xml:space="preserve"> </w:t>
+      </w:r>
+      <w:r>
+        <w:t xml:space="preserve">ecoregion: A plot level geo-database from 1976 to 2012. Journal of Arid Environments 123, 3-11.</w:t>
       </w:r>
       <w:r>
         <w:t xml:space="preserve"> </w:t>
@@ -7217,33 +6673,16 @@
         <w:pStyle w:val="Bibliography"/>
       </w:pPr>
       <w:r>
-        <w:t xml:space="preserve">Van Wagner, C. E. (1987). Development and structure of the Canadian Forest Fire Weather Index System.</w:t>
-      </w:r>
-      <w:r>
-        <w:t xml:space="preserve"> </w:t>
-      </w:r>
-      <w:r>
-        <w:rPr>
-          <w:i/>
-          <w:iCs/>
-        </w:rPr>
-        <w:t xml:space="preserve">Canadian Forestry Service, Forestry Technical Report</w:t>
-      </w:r>
-      <w:r>
-        <w:t xml:space="preserve">,</w:t>
-      </w:r>
-      <w:r>
-        <w:t xml:space="preserve"> </w:t>
-      </w:r>
-      <w:r>
-        <w:rPr>
-          <w:i/>
-          <w:iCs/>
-        </w:rPr>
-        <w:t xml:space="preserve">35</w:t>
-      </w:r>
-      <w:r>
-        <w:t xml:space="preserve">, 1-37.</w:t>
+        <w:t xml:space="preserve">Van Wagner, C.E., 1987. Development and structure of the</w:t>
+      </w:r>
+      <w:r>
+        <w:t xml:space="preserve"> </w:t>
+      </w:r>
+      <w:r>
+        <w:t xml:space="preserve">Canadian Forest Fire Weather Index System</w:t>
+      </w:r>
+      <w:r>
+        <w:t xml:space="preserve">. Canadian Forestry Service, Forestry Technical Report 35, 1-37.</w:t>
       </w:r>
     </w:p>
     <w:bookmarkEnd w:id="114"/>

--- a/entregables/manuscrito_es.docx
+++ b/entregables/manuscrito_es.docx
@@ -769,7 +769,30 @@
         <w:t xml:space="preserve"> </w:t>
       </w:r>
       <w:r>
-        <w:t xml:space="preserve">a menos de 25 km. El umbral de 25 km es una restricción de dominio, no un buffer de muestreo negativo; no se aplica un buffer de 20 km a la muestra de test. El buffer se usa solo en el holdout de bloques espaciales descrito más abajo.</w:t>
+        <w:t xml:space="preserve">a menos de 25 km. Las detecciones recurrentes en la misma celda dentro de 2–10 días sin un vecino activo a menos de 25 km el día</w:t>
+      </w:r>
+      <w:r>
+        <w:t xml:space="preserve"> </w:t>
+      </w:r>
+      <m:oMath>
+        <m:r>
+          <m:t>t</m:t>
+        </m:r>
+        <m:r>
+          <m:rPr>
+            <m:sty m:val="p"/>
+          </m:rPr>
+          <m:t>−</m:t>
+        </m:r>
+        <m:r>
+          <m:t>1</m:t>
+        </m:r>
+      </m:oMath>
+      <w:r>
+        <w:t xml:space="preserve"> </w:t>
+      </w:r>
+      <w:r>
+        <w:t xml:space="preserve">—típicamente brasas latentes multidiarias u omisiones satelitales por nubosidad— no se asignan a ninguno de los conjuntos positivos; permanecen como negativas candidatas. Esto evita que la persistencia de brasas contamine el objetivo de ignición. El umbral de 25 km es una restricción de dominio, no un buffer de muestreo negativo; no se aplica un buffer de 20 km a la muestra de test. El buffer se usa solo en el holdout de bloques espaciales descrito más abajo.</w:t>
       </w:r>
     </w:p>
     <w:bookmarkEnd w:id="11"/>
@@ -787,7 +810,7 @@
         <w:pStyle w:val="FirstParagraph"/>
       </w:pPr>
       <w:r>
-        <w:t xml:space="preserve">Un gate de primera etapa elimina celdas-día sin combustible, con VPD inferior a 0.8 kPa o con precipitación de 48 h de al menos 10 mm. El gating se aplica antes de la construcción de variables; reduce el espacio de inferencia mientras retiene el 97.17 % de las detecciones térmicas y elimina el 21.7 % de las celdas-día. El gate no se usa como filtro de etiquetas: solo elimina candidatos físicamente implausibles. Por tanto, el agua, las superficies urbanas consolidadas y los combustibles saturados se excluyen de la inferencia, pero permanecen en la población de auditoría usada para calcular la retención.</w:t>
+        <w:t xml:space="preserve">Un gate de primera etapa elimina celdas-día sin combustible, con VPD inferior a 0.8 kPa o con precipitación de 48 h de al menos 10 mm. El gating se aplica antes de la construcción de variables; reduce el espacio de inferencia mientras retiene el 97.17 % de las detecciones térmicas y elimina el 21.7 % de las celdas-día. Estos umbrales son operativos más que un modelo formal de extinción: las celdas-día con VPD &lt; 0.8 kPa o ≥ 10 mm de lluvia en 48 h se excluyen por húmedas o persistentemente húmedas, mientras que se retienen combustibles finos suficientemente curados. El gate no se usa como filtro de etiquetas: solo elimina candidatos físicamente implausibles. Un gate más estricto y una muestra independiente sin gate se evalúan en la Nota S5.6 y la Tabla S31; ninguno cambia el ranking de los modelos. Por tanto, el agua, las superficies urbanas consolidadas y los combustibles saturados se excluyen de la inferencia, pero permanecen en la población de auditoría usada para calcular la retención.</w:t>
       </w:r>
     </w:p>
     <w:p>
@@ -863,7 +886,7 @@
             <w:r>
               <w:drawing>
                 <wp:inline>
-                  <wp:extent cx="5334000" cy="2936902"/>
+                  <wp:extent cx="5334000" cy="3934472"/>
                   <wp:effectExtent b="0" l="0" r="0" t="0"/>
                   <wp:docPr descr="" title="" id="13" name="Picture"/>
                   <a:graphic>
@@ -884,7 +907,7 @@
                         <pic:spPr bwMode="auto">
                           <a:xfrm>
                             <a:off x="0" y="0"/>
-                            <a:ext cx="5334000" cy="2936902"/>
+                            <a:ext cx="5334000" cy="3934472"/>
                           </a:xfrm>
                           <a:prstGeom prst="rect">
                             <a:avLst/>
@@ -913,7 +936,64 @@
               <w:pStyle w:val="ImageCaption"/>
             </w:pPr>
             <w:r>
-              <w:t xml:space="preserve">Figura 1: Marco computacional: insumos multivariados, operador de objetivos D2, gate biofísico, ignición desacoplada M3/M2 y propagación t-1, evaluación reproducible y salidas abiertas.</w:t>
+              <w:t xml:space="preserve">Figura 1: Marco computacional. (a) Los insumos diarios de 1 km² (VIIRS 375 m, ERA5-Land 3-hourly, MapBiomas C2, Hansen GFC y priors históricos causales) pasan por una compuerta biofísica (fuel = 1, VPD ≥ 0.8 kPa, lluvia de 48 h &lt; 10 mm); la compuerta elimina 21.7 % de los cell-days pero retiene 97.17 % de las detecciones térmicas y no filtra etiquetas. (b) D2 separa la ignición primaria de la propagación táctica; los dominios son disjuntos.</w:t>
+            </w:r>
+            <w:r>
+              <w:t xml:space="preserve"> </w:t>
+            </w:r>
+            <w:r>
+              <w:rPr>
+                <w:rStyle w:val="VerbatimChar"/>
+              </w:rPr>
+              <w:t xml:space="preserve">N25(i,t−1)</w:t>
+            </w:r>
+            <w:r>
+              <w:t xml:space="preserve"> </w:t>
+            </w:r>
+            <w:r>
+              <w:t xml:space="preserve">es el conjunto de celdas a ≤25 km con fuego en t−1 y</w:t>
+            </w:r>
+            <w:r>
+              <w:t xml:space="preserve"> </w:t>
+            </w:r>
+            <w:r>
+              <w:rPr>
+                <w:rStyle w:val="VerbatimChar"/>
+              </w:rPr>
+              <w:t xml:space="preserve">H10(i,t)</w:t>
+            </w:r>
+            <w:r>
+              <w:t xml:space="preserve"> </w:t>
+            </w:r>
+            <w:r>
+              <w:t xml:space="preserve">cualquier detección en la misma celda en los 10 d previos. (c) La ignición operativa usa M3 para celdas con</w:t>
+            </w:r>
+            <w:r>
+              <w:t xml:space="preserve"> </w:t>
+            </w:r>
+            <w:r>
+              <w:rPr>
+                <w:rStyle w:val="VerbatimChar"/>
+              </w:rPr>
+              <w:t xml:space="preserve">freq_hist_1km &gt; 0</w:t>
+            </w:r>
+            <w:r>
+              <w:t xml:space="preserve"> </w:t>
+            </w:r>
+            <w:r>
+              <w:t xml:space="preserve">y M2 como fallback para</w:t>
+            </w:r>
+            <w:r>
+              <w:t xml:space="preserve"> </w:t>
+            </w:r>
+            <w:r>
+              <w:rPr>
+                <w:rStyle w:val="VerbatimChar"/>
+              </w:rPr>
+              <w:t xml:space="preserve">freq_hist_1km = 0</w:t>
+            </w:r>
+            <w:r>
+              <w:t xml:space="preserve">; la propagación usa un kernel causal en t−1. Las probabilidades se calibran con una transformación de Platt monótona y un corte F0.5 congelado tras la corrección de prevalencia; M1 (24 variables) es una línea base diagnóstica y no se muestra. (d) La evaluación usa un split temporal (2018–2022/2023/2024–2025), bloques espaciales de 50 km con un buffer de 20 km, bootstrap agrupado por fecha (500 IC de AUC; 1 000 pareadas), cost-loss y código/datos abiertos; el buffer de 20 km se aplica solo al holdout espacial.</w:t>
             </w:r>
           </w:p>
           <w:bookmarkEnd w:id="15"/>
@@ -1673,7 +1753,7 @@
         <w:pStyle w:val="BodyText"/>
       </w:pPr>
       <w:r>
-        <w:t xml:space="preserve">La diferencia pareada M3 − M2 fue +0.0028 [+0.0001, +0.0054] ROC-AUC y +0.0089 [+0.0034, +0.0144] PR-AUC en el Chaco, y +0.0132 [+0.0097, +0.0169] y +0.0221 [+0.0166, +0.0272] en Oriental (bootstrap agrupado por fecha, B = 1 000). Con el margen preespecificado δ = 0.01, M3 se retiene en ambas regiones. En bloques espaciales de 2023, M2 fue el más robusto (0.6773/0.7470), por delante de M3 (0.6496/0.7277). M1 se evaluó como baseline diagnóstico y no superó a M2 en celdas sin historia; por eso M1 se rechaza como fallback operativo (Tablas S8 y S16 del suplemento). La arquitectura final es M3 para celdas con historia y M2 para celdas sin historia.</w:t>
+        <w:t xml:space="preserve">La diferencia pareada M3 − M2 fue +0.0028 [+0.0001, +0.0054] ROC-AUC y +0.0089 [+0.0034, +0.0144] PR-AUC en el Chaco, y +0.0132 [+0.0097, +0.0169] y +0.0221 [+0.0166, +0.0272] en Oriental (bootstrap agrupado por fecha, B = 1 000). El margen preespecificado δ = 0.01 se cumplió en Oriental para ROC-AUC y PR-AUC, pero no en el Chaco: las ganancias del Chaco fueron +0.0028 y +0.0089, por debajo de δ, aunque ambos intervalos excluyen cero. Por tanto, no se afirma que M3 sea superior a M2 en el Chaco. La arquitectura compartida usa M3 donde existe historia de fuego porque el componente de propagación es el objetivo operativo; la ganancia de ignición en el Chaco es incremental. En bloques espaciales de 2023, M2 fue el más robusto (0.6773/0.7470), por delante de M3 (0.6496/0.7277). M1 se evaluó como baseline diagnóstico y no superó a M2 en celdas sin historia; por eso M1 se rechaza como fallback operativo (Tablas S8 y S16 del suplemento). La arquitectura final es M3 para celdas con historia y M2 para celdas sin historia.</w:t>
       </w:r>
     </w:p>
     <w:p>
@@ -2625,7 +2705,7 @@
         <w:pStyle w:val="BodyText"/>
       </w:pPr>
       <w:r>
-        <w:t xml:space="preserve">La precisión poblacional de ignición es 0.082 % (IC bootstrap 95 % 0.075–0.088) en el Chaco y 0.198 % (0.178–0.222) en la Región Oriental; el recall es 27.3 % (26.2–28.6) y 20.7 % (19.3–22.3). La precisión de propagación es 9.67 % (9.09–10.32) y 4.78 % (4.13–5.49). Estos valores son los relevantes para la operación y son mucho más bajos que los valores caso-control. Respecto a la prevalencia, la precisión de ignición es aproximadamente 5.4× y 4.8× superior al azar, mientras que la de propagación es aproximadamente 62× y 23× superior. Con ponderación poblacional, M2 supera ligeramente a M3 en ROC-AUC poblacional del Chaco (0.8078 vs. 0.8059) y en precisión (0.090 % vs. 0.082 %), mientras que M3 lidera en la Región Oriental (0.7627 vs. 0.7549). La precisión absoluta sigue siendo baja; el modelo es, por tanto, una capa de priorización y nowcast, no un sistema de alerta autónomo. La Figura S8 muestra el compromiso precisión–presupuesto: con 100 alertas/día, la precisión de ignición de M3 es 0.21 %/0.66 % y la de propagación 22.1 %/10.0 %; con 1 000 alertas/día baja a 0.15 %/0.28 % y 5.1 %/3.3 %.</w:t>
+        <w:t xml:space="preserve">La precisión poblacional de ignición es 0.082 % (IC bootstrap 95 % 0.075–0.088) en el Chaco y 0.198 % (0.178–0.222) en la Región Oriental; el recall es 27.3 % (26.2–28.6) y 20.7 % (19.3–22.3). La precisión de propagación es 9.67 % (9.09–10.32) y 4.78 % (4.13–5.49). Estos valores son los relevantes para la operación y son mucho más bajos que los valores caso-control. Respecto a la prevalencia, la precisión de ignición es aproximadamente 5.3× y 4.8× superior al azar, mientras que la de propagación es aproximadamente 62× y 23× superior. Con ponderación poblacional, M2 supera ligeramente a M3 en ROC-AUC poblacional del Chaco (0.8078 vs. 0.8059) y en precisión (0.090 % vs. 0.082 %), mientras que M3 lidera en la Región Oriental (0.7627 vs. 0.7549). La precisión absoluta sigue siendo baja; el modelo es, por tanto, una capa de priorización y nowcast, no un sistema de alerta autónomo. La Figura S8 muestra el compromiso precisión–presupuesto: con 100 alertas/día, la precisión de ignición de M3 es 0.21 %/0.66 % y la de propagación 22.1 %/10.0 %; con 1 000 alertas/día baja a 0.15 %/0.28 % y 5.1 %/3.3 %.</w:t>
       </w:r>
     </w:p>
     <w:p>
@@ -4294,7 +4374,7 @@
         <w:pStyle w:val="BodyText"/>
       </w:pPr>
       <w:r>
-        <w:t xml:space="preserve">El control solo meteorología aísla el origen de la brecha. Un LightGBM entrenado con la misma capacidad, calibración y regla de corte pero restringido al conjunto de información del FWI (temperatura, demanda atmosférica, viento, lluvia, FFMC e ISI) alcanza ROC-AUC 0.5512/0.5645 (Chaco/Oriental), solo +0.0339/+0.0081 por encima del FWI completo y muy por debajo de M3 (0.8021/0.7534; ΔROC = +0.2509/+0.1889, p ≤ 0.001). El fallo de los índices canónicos es, por tanto, una limitación de información y no un artefacto de su formulación o del aprendiz: sin combustible, accesibilidad ni priors antropogénicos, un aprendiz moderno de boosting recupera esencialmente el mismo techo que el índice. Los detalles completos están en la Tabla S21 del suplemento.</w:t>
+        <w:t xml:space="preserve">El control solo meteorología aísla el origen de la brecha. Un LightGBM entrenado con la misma capacidad, calibración y regla de corte pero restringido al conjunto de información del FWI (temperatura, demanda atmosférica, viento, lluvia, FFMC e ISI) alcanza ROC-AUC 0.5512/0.5645 (Chaco/Oriental), solo +0.0453/+0.0034 por encima del FWI completo y muy por debajo de M3 (0.8021/0.7534; ΔROC = +0.2509/+0.1889, p ≤ 0.001). El fallo de los índices canónicos es, por tanto, una limitación de información y no un artefacto de su formulación o del aprendiz: sin combustible, accesibilidad ni priors antropogénicos, un aprendiz moderno de boosting recupera esencialmente el mismo techo que el índice. Los detalles completos están en la Tabla S21 del suplemento.</w:t>
       </w:r>
     </w:p>
     <w:p>
@@ -4821,7 +4901,7 @@
         <w:pStyle w:val="BodyText"/>
       </w:pPr>
       <w:r>
-        <w:t xml:space="preserve">El diseño espacial de desarrollo retiene 44 bloques y excluye un buffer de 20 km alrededor de las celdas holdout durante el entrenamiento; los priors se recalculan sin los incendios retenidos. Un holdout independiente de confirmación (31 bloques, 68 719 celdas), con modelos reentrenados sin los bloques de confirmación y su buffer de 20 km, retuvo a M2 como el mejor modelo: M2 0.6871/0.6621, M3 0.6757/0.6344 y M1 0.6435/0.6388 en Chaco/Oriental. La política gated cayó en M2 en las celdas de confirmación. El resultado no sostiene que M3 sea un extrapolador espacial, y tampoco convierte a M1 en la mejor opción: M1 fue un baseline estable pero inferior y se rechazó como fallback operativo. Los resultados completos de desarrollo y confirmación están en las Tablas S8, S16 y S18 del suplemento; la arquitectura M3/M2 responde a esa evidencia.</w:t>
+        <w:t xml:space="preserve">El diseño espacial de desarrollo retiene 44 bloques y excluye un buffer de 20 km alrededor de las celdas holdout durante el entrenamiento; los priors se recalculan sin los incendios retenidos. Un holdout independiente de confirmación (31 bloques, 68 719 celdas de 1 km² únicas; 16 579/14 551 celdas-día de ignición muestreadas en Chaco/Oriental), con modelos reentrenados sin los bloques de confirmación y su buffer de 20 km, retuvo a M2 como el mejor modelo: M2 0.6871/0.6621, M3 0.6757/0.6344 y M1 0.6435/0.6388 en Chaco/Oriental. La política gated cayó en M2 en las celdas de confirmación. El resultado no sostiene que M3 sea un extrapolador espacial, y tampoco convierte a M1 en la mejor opción: M1 fue un baseline estable pero inferior y se rechazó como fallback operativo. Los resultados completos de desarrollo y confirmación están en las Tablas S8, S16 y S18 del suplemento; la arquitectura M3/M2 responde a esa evidencia.</w:t>
       </w:r>
     </w:p>
     <w:p>
@@ -4829,7 +4909,7 @@
         <w:pStyle w:val="BodyText"/>
       </w:pPr>
       <w:r>
-        <w:t xml:space="preserve">Como el test es temporal, el 90.65 % de sus celdas también aparece en entrenamiento. Al restringir a celdas nunca vistas en entrenamiento (n = 23 074/9 378; 2 115/882 positivos), el ROC-AUC de M3 baja de 0.8021/0.7534 a 0.7841/0.7148 y el de M2 de 0.7991/0.7406 a 0.7781/0.7089, pero el orden M3 &gt; M2 se mantiene en ROC-AUC (+0.0060/+0.0059; bootstrap pareado p = 0.004/0.174) y en PR-AUC (+0.0152/+0.0133; p = 0.012/0.018). Excluir las celdas con cualquier fuego en entrenamiento mantiene el diferencial de ROC positivo y resuelto (p = 0.008/≤0.001); en 2025 el diferencial es positivo pero solo se resuelve en Oriental (p = 0.120/≤0.001). En el dominio sin historia el signo se invierte por región: M2 va por delante en el Chaco (Δ = −0.0035, p = 0.002) y M3 en Oriental (Δ = +0.0101, p ≤ 0.001). La caída es modesta, pero el subconjunto de celdas no vistas es pequeño, espacialmente sesgado y no sustituye a un holdout espacial ciego (Tabla S27 del suplemento).</w:t>
+        <w:t xml:space="preserve">Como el test es temporal, el 90.65 % de sus celdas también aparece en entrenamiento. Al restringir a celdas nunca vistas en entrenamiento (n = 23 074/9 378; 2 115/882 positivos), el ROC-AUC de M3 baja de 0.8021/0.7534 a 0.7841/0.7148 y el de M2 de 0.7991/0.7406 a 0.7781/0.7089, pero el orden M3 &gt; M2 se mantiene en ROC-AUC (+0.0059/+0.0059; bootstrap pareado p = 0.004/0.174) y en PR-AUC (+0.0152/+0.0133; p = 0.012/0.018). Excluir las celdas con cualquier fuego en entrenamiento mantiene el diferencial de ROC positivo y resuelto (p = 0.008/≤0.001); en 2025 el diferencial es positivo pero solo se resuelve en Oriental (p = 0.120/≤0.001). En el dominio sin historia el signo se invierte por región: M2 va por delante en el Chaco (Δ = −0.0035, p = 0.002) y M3 en Oriental (Δ = +0.0101, p ≤ 0.001). La caída es modesta, pero el subconjunto de celdas no vistas es pequeño, espacialmente sesgado y no sustituye a un holdout espacial ciego (Tabla S27 del suplemento). El aumento de ROC-AUC en el subconjunto sin fuego en entrenamiento es consistente con la eliminación de celdas crónicamente quemadas que actúan como negativos difíciles; como la prevalencia cae a 7.66 % en el Chaco, PR-AUC y precisión no son directamente comparables entre subconjuntos.</w:t>
       </w:r>
     </w:p>
     <w:p>
@@ -4837,7 +4917,7 @@
         <w:pStyle w:val="BodyText"/>
       </w:pPr>
       <w:r>
-        <w:t xml:space="preserve">Con meteorología de t-1, M3 retiene 0.7831/0.7613 y M2 0.7818/0.7463; M1 es inferior y se reporta en la Tabla S9 del suplemento. La pequeña caída de M3 muestra que los priors de recurrencia, no la meteorología del mismo día, dominan la señal híbrida. Por eso el sistema actual es un nowcast/hindcast; un sistema real de pronóstico a un día requeriría meteorología pronosticada. Los detalles de lead time están en la Tabla S9 del suplemento. Como comparador directo de fuga, un modelo acoplado entrenado sobre la muestra combinada de fuego con variables t-1 no superó materialmente a la arquitectura desacoplada: 0.8862 vs 0.8868 ROC-AUC en Chaco y 0.7871 vs 0.7806 en Oriental. Este comparador usa la misma muestra gated caso-control, por lo que no prueba la eliminación del gating; solo muestra que el atajo acoplado no ofrece una ventaja grande en esta muestra (Tabla S19 del suplemento). Una sensibilidad D2 completa de 3 × 3 (15/25/35 km × 7/10/14 d) regeneró el muestreo 1:10 y reentrenó M1, M2 y M3 para cada combinación. M3 superó a M2 en las nueve combinaciones tanto en validación como en test, con una diferencia M3 − M2 de ROC-AUC entre +0.004 y +0.016, y fue el mejor modelo en test en las nueve; su rango fue 0.771–0.782 en 2023 y 0.785–0.797 en Chaco para 2024–2025, y 0.759–0.768 y 0.750–0.755 en Oriental. La ventana de 7 días dio el mayor ROC-AUC en cada par región × radio, y el efecto del radio fue pequeño: 35 km fue ligeramente mejor en Chaco y 25 km en Oriental. La conclusión de D2 no depende de la elección de 25 km/10 d (Tabla S20 del suplemento). Un backtest rolling-origin de cuatro folds reentrenó M1/M2/M3 con entrenamiento hasta Y−2, validación en Y−1 y test en Y. La diferencia de ROC-AUC M3−M2 fue +0.0030/+0.0059 en 2022, +0.0029/+0.0120 en 2023, +0.0038/+0.0166 en 2024 y +0.0019/+0.0084 en 2025 (Chaco/Oriental); los p correspondientes fueron 0.032/0.006, 0.082/0.001, 0.004/0.001 y 0.148/0.001. El signo fue positivo en las ocho comparaciones región-fold, y M1 quedó por debajo de M2 en todos los folds (Tabla S26; Figura S5). El orden temporal no es, por tanto, un artefacto del único split 2024–2025. En 20 corridas (cinco semillas × dos capacidades × dos regiones), la diferencia M3−M2 se mantuvo positiva en todas, con diferencias medias de +0.0036/+0.0035 en el Chaco y +0.0128/+0.0128 en Oriental para las configuraciones actual/alta capacidad (Tabla S25). La validación adversarial separa las filas de entrenamiento (2018–2022) de las de test (2024–2025) con AUC 0.8832/0.9241 (Chaco/Oriental); el día del año, los armónicos estacionales, la densidad histórica a 25 km y el déficit hídrico de 60 días dominan el discriminador (Tabla S29). El cambio de distribución es real y no lo elimina el diseño temporal; por eso los resultados espaciales y de todas las celdas se reportan por separado. Tres sensibilidades adicionales acotan el resultado. Umbrales de gate más estrictos (VPD ≥ 1.0/1.2 kPa y lluvia 48 h &lt; 5/2 mm) retuvieron 92–73 % de los positivos de test y mantuvieron a M3 por encima de M2 y FWI; quitar el gate por completo (muestra 1:10 independiente) bajó M3 a 0.7924/0.7510 y M2 a 0.7833/0.7379, pero M3 siguió por encima de M2 (+0.0091/+0.0131) y de FWI (0.4988/0.5528; Tabla S31). Restringir las etiquetas a detecciones de confianza alta retuvo 12.2 %/6.5 % de los positivos y elevó el ROC-AUC a 0.8228/0.7793, pero la precisión–recall cayó (0.0719/0.0246) porque el subconjunto retenido tiene otra prevalencia; FRP ≥ 10 MW retuvo 31.9 %/19.0 % y dio 0.8136/0.7763 (Tabla S30). La variante de máscara de nubes no está disponible. El muestreo 1:5 cambió el ROC-AUC en menos de 0.001; la muestra 1:20 independiente bajó el ROC-AUC de M3 en el Chaco a 0.7926 y la precisión poblacional ~7 %, mientras Oriental quedó estable (0.7526), y M3 siguió por encima de M2 en ambas regiones (Tabla S28). Un control negativo con etiquetas permutadas alcanzó AUC 0.6297/0.5138; quitar las variables históricas no lo redujo (0.6276/0.5168), lo que indica asociación residual de celda o fuga de variables en el Chaco (Tabla S32; Figura S7). El score de M3 debe leerse, por tanto, como una señal de nowcast/priorización, no como una atribución causal. La validación espacial externa en Boquerón, tras excluir el departamento y un buffer de 25 km y recalcular los priors, reprodujo la discriminación M2/M3 (ROC-AUC 0.8104/0.8120; PR-AUC 0.2440/0.2505) pero no una ganancia M3−M2 significativa (+0.0016; p = 0.254). El FWI quedó por debajo del azar (0.4708) y el INPE alcanzó 0.5817 (Tabla S33; Figura S9). La precisión poblacional fue 0.0891 %/0.0678 % para M2/M3, con recall 16.2 %/27.1 %; M3 cambia precisión por recall. La diferencia M3−M2 fue +0.0039 (p = 0.010) con buffer de 20 km, +0.0016 (p = 0.254) con 25 km y +0.0020 (p = 0.206) con 30 km (Tabla S33b), por lo que la ventaja híbrida no es robusta al buffer. El ranking se transporta espacialmente, pero la preferencia operativa por M3 frente a M2 no.</w:t>
+        <w:t xml:space="preserve">Con meteorología de t-1, M3 retiene 0.7831/0.7613 y M2 0.7818/0.7463; M1 es inferior y se reporta en la Tabla S9 del suplemento. La pequeña caída de M3 muestra que los priors de recurrencia, no la meteorología del mismo día, dominan la señal híbrida. Por eso el sistema actual es un nowcast/hindcast; un sistema real de pronóstico a un día requeriría meteorología pronosticada. Los detalles de lead time están en la Tabla S9 del suplemento. Como comparador directo de fuga, un modelo acoplado entrenado sobre la muestra combinada de fuego con variables t-1 no superó materialmente a la arquitectura desacoplada: 0.8862 vs 0.8868 ROC-AUC en Chaco y 0.7871 vs 0.7806 en Oriental. Este comparador usa la misma muestra gated caso-control, por lo que no prueba la eliminación del gating; solo muestra que el atajo acoplado no ofrece una ventaja grande en esta muestra (Tabla S19 del suplemento). Una sensibilidad D2 completa de 3 × 3 (15/25/35 km × 7/10/14 d) regeneró el muestreo 1:10 y reentrenó M1, M2 y M3 para cada combinación. M3 superó a M2 en las nueve combinaciones tanto en validación como en test, con una diferencia M3 − M2 de ROC-AUC entre +0.004 y +0.016, y fue el mejor modelo en test en las nueve; su rango fue 0.771–0.782 en 2023 y 0.785–0.797 en Chaco para 2024–2025, y 0.759–0.768 y 0.750–0.755 en Oriental. La ventana de 7 días dio el mayor ROC-AUC en cada par región × radio, y el efecto del radio fue pequeño: 35 km fue ligeramente mejor en Chaco y 25 km en Oriental. La conclusión de D2 no depende de la elección de 25 km/10 d (Tabla S20 del suplemento). Un backtest rolling-origin de cuatro folds reentrenó M1/M2/M3 con entrenamiento hasta Y−2, validación en Y−1 y test en Y. La diferencia de ROC-AUC M3−M2 fue +0.0030/+0.0059 en 2022, +0.0029/+0.0120 en 2023, +0.0038/+0.0166 en 2024 y +0.0019/+0.0084 en 2025 (Chaco/Oriental); los p correspondientes fueron 0.032/0.006, 0.082/0.001, 0.004/0.001 y 0.148/0.001. El signo fue positivo en las ocho comparaciones región-fold, y M1 quedó por debajo de M2 en todos los folds (Tabla S26; Figura S5). El orden temporal no es, por tanto, un artefacto del único split 2024–2025. En 20 corridas (cinco semillas × dos capacidades × dos regiones), la diferencia M3−M2 se mantuvo positiva en todas, con diferencias medias de +0.0036/+0.0035 en el Chaco y +0.0128/+0.0128 en Oriental para las configuraciones actual/alta capacidad (Tabla S25). La validación adversarial separa las filas de entrenamiento (2018–2022) de las de test (2024–2025) con AUC 0.8832/0.9241 (Chaco/Oriental); el día del año, los armónicos estacionales, la densidad histórica a 25 km y el déficit hídrico de 60 días dominan el discriminador (Tabla S29). El cambio de distribución es real y no lo elimina el diseño temporal; por eso los resultados espaciales y de todas las celdas se reportan por separado. Tres sensibilidades adicionales acotan el resultado. Umbrales de gate más estrictos (VPD ≥ 1.0/1.2 kPa y lluvia 48 h &lt; 5/2 mm) retuvieron 92–73 % de los positivos de test y mantuvieron a M3 por encima de M2 y FWI; quitar el gate por completo (muestra 1:10 independiente) bajó M3 a 0.7924/0.7510 y M2 a 0.7833/0.7379, pero M3 siguió por encima de M2 (+0.0091/+0.0131) y de FWI (0.4988/0.5528; Tabla S31). Restringir las etiquetas a detecciones de confianza alta retuvo 12.2 %/6.5 % de los positivos y elevó el ROC-AUC a 0.8228/0.7793, pero la precisión–recall cayó (0.0719/0.0246) porque el subconjunto retenido tiene otra prevalencia; FRP ≥ 10 MW retuvo 31.9 %/19.0 % y dio 0.8136/0.7763 (Tabla S30). La variante de máscara de nubes no está disponible. El muestreo 1:5 cambió el ROC-AUC en menos de 0.001; la muestra 1:20 independiente bajó el ROC-AUC de M3 en el Chaco a 0.7926 y la precisión poblacional ~7 %, mientras Oriental quedó estable (0.7526), y M3 siguió por encima de M2 en ambas regiones (Tabla S28). Un control negativo con etiquetas permutadas alcanzó AUC 0.6297/0.5138; quitar las variables históricas no eliminó el exceso (0.6276/0.5168), lo que indica asociación residual de celda o fuga de variables en el Chaco (Tabla S32; Figura S7). El score de M3 debe leerse, por tanto, como una señal de nowcast/priorización, no como una atribución causal. La validación espacial externa en Boquerón, tras excluir el departamento y un buffer de 25 km y recalcular los priors, reprodujo la discriminación M2/M3 (ROC-AUC 0.8104/0.8120; PR-AUC 0.2440/0.2505) pero no una ganancia M3−M2 significativa (+0.0016; p = 0.254). El FWI quedó por debajo del azar (0.4708) y el INPE alcanzó 0.5817 (Tabla S33; Figura S9). La precisión poblacional fue 0.0891 %/0.0678 % para M2/M3, con recall 16.2 %/27.1 %; M3 cambia precisión por recall. La diferencia M3−M2 fue +0.0039 (p = 0.010) con buffer de 20 km, +0.0016 (p = 0.254) con 25 km y +0.0020 (p = 0.206) con 30 km (Tabla S33b), por lo que la ventaja híbrida no es robusta al buffer. El ranking se transporta espacialmente, pero la preferencia operativa por M3 frente a M2 no.</w:t>
       </w:r>
     </w:p>
     <w:bookmarkEnd w:id="38"/>
@@ -4908,7 +4988,7 @@
         </m:r>
       </m:oMath>
       <w:r>
-        <w:t xml:space="preserve">, M3 rinde 37.6/29.4 detecciones netas por 1 000 celdas-día muestreadas, M2 37.7/27.3, M1 13.5/19.9 y FWI 0.1/2.8 (Chaco/Oriental); el modelo de propagación sigue siendo positivo hasta</w:t>
+        <w:t xml:space="preserve">, M3 rinde 37.6/29.4 detecciones netas por 1 000 celdas-día muestreadas, M2 37.7/27.3, M1 13.5/19.9 y FWI −0.01/4.1 (Chaco/Oriental); el modelo de propagación sigue siendo positivo hasta</w:t>
       </w:r>
       <w:r>
         <w:t xml:space="preserve"> </w:t>
@@ -5082,7 +5162,7 @@
         </w:r>
       </w:hyperlink>
       <w:r>
-        <w:t xml:space="preserve">, no como un producto de alerta autónomo.</w:t>
+        <w:t xml:space="preserve">, no como un producto de alerta autónomo. El anillo conspicuo de alertas altas en el norte de Alto Paraguay es la huella de propagación de 25 km en t−1 alrededor del frente de Chovoreca, no una predicción independiente de ignición.</w:t>
       </w:r>
     </w:p>
     <w:tbl>
@@ -5179,7 +5259,7 @@
         <w:pStyle w:val="FirstParagraph"/>
       </w:pPr>
       <w:r>
-        <w:t xml:space="preserve">El error de calibración esperado de M3 es 0.0082/0.0082 en Chaco/Oriental (Tabla S11), y la cobertura conformal es empírica: 90.17 %/90.31 % para un nivel nominal del 90 % y 95.32 %/94.79 % para el 95 %. Estos valores están cerca de lo nominal, pero no constituyen una garantía formal bajo cambio temporal. El resultado sigue siendo útil porque muestra que la capa de calibración no es groseramente sobreconfiada. Un diagrama de fiabilidad y la tabla conformal completa están en la Tabla S5 del suplemento.</w:t>
+        <w:t xml:space="preserve">El error de calibración esperado de M3 es 0.0082/0.0082 en Chaco/Oriental (Tabla S11), y la cobertura conformal es empírica: 90.17 %/90.31 % para un nivel nominal del 90 % y 95.32 %/94.79 % para el 95 %. Estos valores están cerca de lo nominal, pero no constituyen una garantía formal bajo cambio temporal. El resultado sigue siendo útil porque muestra que la capa de calibración no es groseramente sobreconfiada. La tabla completa de cobertura conformal empírica está en la Tabla S5 del suplemento, y los errores de calibración esperados de los modelos de referencia están en la Tabla S11.</w:t>
       </w:r>
     </w:p>
     <w:bookmarkEnd w:id="44"/>
@@ -5297,7 +5377,7 @@
         <w:t xml:space="preserve">t</w:t>
       </w:r>
       <w:r>
-        <w:t xml:space="preserve">−1 y un holdout de bloques espaciales es la principal contribución metodológica. Un control negativo con etiquetas permutadas afina este punto. Reentrenar M3 con etiquetas de entrenamiento permutadas da AUC 0.6297/0.5138, y quitar las variables históricas no lo reduce (0.6276/0.5168). Un control sin fuga debería estar cerca de 0.5. El exceso en el Chaco indica, por tanto, información residual de celda o de variables: no prueba que el ranking principal sea erróneo, pero obliga a evitar una lectura causal y a auditar los priors históricos y los descriptores estáticos de celda. El control se reporta en la Tabla S32 y la Figura S7. También explica por qué una única puntuación agregada no basta: el mismo modelo puede ser fuerte en celdas retenidas, débil en bloques de holdout y débil en prevalencia poblacional, y cada uno de estos resultados responde a una pregunta distinta. Reportar las tres visiones por separado es más informativo que seleccionar la más favorable. Una cuarta visión, el valor de decisión, pregunta si el ranking sobrevive a una relación cost-loss; es la visión que determina el uso operativo.</w:t>
+        <w:t xml:space="preserve">−1 y un holdout de bloques espaciales es la principal contribución metodológica. Un control negativo con etiquetas permutadas afina este punto. Reentrenar M3 con etiquetas de entrenamiento permutadas da AUC 0.6297/0.5138, y quitar las variables históricas no elimina el exceso (0.6276/0.5168). Un control sin fuga debería estar cerca de 0.5. El exceso en el Chaco indica, por tanto, información residual de celda o de variables: no prueba que el ranking principal sea erróneo, pero obliga a evitar una lectura causal y a auditar los priors históricos y los descriptores estáticos de celda. El control se reporta en la Tabla S32 y la Figura S7. También explica por qué una única puntuación agregada no basta: el mismo modelo puede ser fuerte en celdas retenidas, débil en bloques de holdout y débil en prevalencia poblacional, y cada uno de estos resultados responde a una pregunta distinta. Reportar las tres visiones por separado es más informativo que seleccionar la más favorable. Una cuarta visión, el valor de decisión, pregunta si el ranking sobrevive a una relación cost-loss; es la visión que determina el uso operativo.</w:t>
       </w:r>
     </w:p>
     <w:p>

--- a/entregables/manuscrito_es.docx
+++ b/entregables/manuscrito_es.docx
@@ -141,7 +141,7 @@
         <w:t xml:space="preserve">simple anonimizada. Los datos de autor, afiliación y repositorio están en la portada.</w:t>
       </w:r>
     </w:p>
-    <w:bookmarkStart w:id="9" w:name="resumen"/>
+    <w:bookmarkStart w:id="13" w:name="resumen"/>
     <w:p>
       <w:pPr>
         <w:pStyle w:val="Heading1"/>
@@ -231,8 +231,87 @@
         <w:t xml:space="preserve">Nowcasting de incendios; GeoAI; reproducibilidad; validación espacial; LightGBM; Gran Chaco.</w:t>
       </w:r>
     </w:p>
-    <w:bookmarkEnd w:id="9"/>
-    <w:bookmarkStart w:id="10" w:name="introducción"/>
+    <w:tbl>
+      <w:tblPr>
+        <w:tblStyle w:val="Table"/>
+        <w:tblW w:type="pct" w:w="5000"/>
+        <w:tblLayout w:type="fixed"/>
+        <w:tblLook w:firstRow="0" w:lastRow="0" w:firstColumn="0" w:lastColumn="0" w:noHBand="0" w:noVBand="0" w:val="0000"/>
+      </w:tblPr>
+      <w:tblGrid>
+        <w:gridCol w:w="7920"/>
+      </w:tblGrid>
+      <w:tr>
+        <w:tc>
+          <w:tcPr/>
+          <w:bookmarkStart w:id="12" w:name="fig-graphical"/>
+          <w:p>
+            <w:pPr>
+              <w:pStyle w:val="Compact"/>
+              <w:jc w:val="center"/>
+            </w:pPr>
+            <w:r>
+              <w:drawing>
+                <wp:inline>
+                  <wp:extent cx="4054501" cy="1621189"/>
+                  <wp:effectExtent b="0" l="0" r="0" t="0"/>
+                  <wp:docPr descr="" title="" id="10" name="Picture"/>
+                  <a:graphic>
+                    <a:graphicData uri="http://schemas.openxmlformats.org/drawingml/2006/picture">
+                      <pic:pic>
+                        <pic:nvPicPr>
+                          <pic:cNvPr descr="../../entregables/figuras/graphical_abstract.png" id="11" name="Picture"/>
+                          <pic:cNvPicPr>
+                            <a:picLocks noChangeArrowheads="1" noChangeAspect="1"/>
+                          </pic:cNvPicPr>
+                        </pic:nvPicPr>
+                        <pic:blipFill>
+                          <a:blip r:embed="rId9"/>
+                          <a:stretch>
+                            <a:fillRect/>
+                          </a:stretch>
+                        </pic:blipFill>
+                        <pic:spPr bwMode="auto">
+                          <a:xfrm>
+                            <a:off x="0" y="0"/>
+                            <a:ext cx="4054501" cy="1621189"/>
+                          </a:xfrm>
+                          <a:prstGeom prst="rect">
+                            <a:avLst/>
+                          </a:prstGeom>
+                          <a:noFill/>
+                          <a:ln w="9525">
+                            <a:noFill/>
+                            <a:headEnd/>
+                            <a:tailEnd/>
+                          </a:ln>
+                        </pic:spPr>
+                      </pic:pic>
+                    </a:graphicData>
+                  </a:graphic>
+                </wp:inline>
+              </w:drawing>
+            </w:r>
+          </w:p>
+          <w:p>
+            <w:pPr>
+              <w:jc w:val="center"/>
+            </w:pPr>
+            <w:pPr>
+              <w:jc w:val="left"/>
+              <w:spacing w:before="200"/>
+              <w:pStyle w:val="ImageCaption"/>
+            </w:pPr>
+            <w:r>
+              <w:t xml:space="preserve">Figura 1: Resumen gráfico. La habilidad temporal no es habilidad espacial: M3 ofrece un nowcast temporal de ignición, M2 sigue siendo el fallback en bloques no vistos y el valor de decisión se concentra en la propagación. La Figura 2 detalla el marco computacional.</w:t>
+            </w:r>
+          </w:p>
+          <w:bookmarkEnd w:id="12"/>
+        </w:tc>
+      </w:tr>
+    </w:tbl>
+    <w:bookmarkEnd w:id="13"/>
+    <w:bookmarkStart w:id="14" w:name="introducción"/>
     <w:p>
       <w:pPr>
         <w:pStyle w:val="Heading1"/>
@@ -465,7 +544,7 @@
         <w:t xml:space="preserve">El resto del artículo se organiza como sigue. La Sección 2 define el operador D2, el gate biofísico, la arquitectura de inferencia desacoplada y el arnés de evaluación. La Sección 3 reporta la selección en validación 2023, el test retrospectivo 2024–2025, el benchmark frente a FWI e INPE, los análisis de generalización espacial y temporal y el valor operativo. La Sección 4 discute por qué fallan los índices canónicos, qué aporta el desacoplamiento y dónde falla, y las limitaciones del estudio. La Sección 5 concluye.</w:t>
       </w:r>
     </w:p>
-    <w:bookmarkEnd w:id="10"/>
+    <w:bookmarkEnd w:id="14"/>
     <w:bookmarkStart w:id="23" w:name="marco-computacional"/>
     <w:p>
       <w:pPr>
@@ -475,7 +554,7 @@
         <w:t xml:space="preserve">2. Marco computacional</w:t>
       </w:r>
     </w:p>
-    <w:bookmarkStart w:id="11" w:name="operador-de-objetivos-d2"/>
+    <w:bookmarkStart w:id="15" w:name="operador-de-objetivos-d2"/>
     <w:p>
       <w:pPr>
         <w:pStyle w:val="Heading2"/>
@@ -795,8 +874,8 @@
         <w:t xml:space="preserve">—típicamente brasas latentes multidiarias u omisiones satelitales por nubosidad— no se asignan a ninguno de los conjuntos positivos; permanecen como negativas candidatas. Esto evita que la persistencia de brasas contamine el objetivo de ignición. El umbral de 25 km es una restricción de dominio, no un buffer de muestreo negativo; no se aplica un buffer de 20 km a la muestra de test. El buffer se usa solo en el holdout de bloques espaciales descrito más abajo.</w:t>
       </w:r>
     </w:p>
-    <w:bookmarkEnd w:id="11"/>
-    <w:bookmarkStart w:id="16" w:name="gate-biofísico-e-inferencia-desacoplada"/>
+    <w:bookmarkEnd w:id="15"/>
+    <w:bookmarkStart w:id="20" w:name="gate-biofísico-e-inferencia-desacoplada"/>
     <w:p>
       <w:pPr>
         <w:pStyle w:val="Heading2"/>
@@ -837,7 +916,7 @@
           <w:rPr>
             <w:rStyle w:val="Hyperlink"/>
           </w:rPr>
-          <w:t xml:space="preserve">Figura 1</w:t>
+          <w:t xml:space="preserve">Figura 2</w:t>
         </w:r>
       </w:hyperlink>
       <w:r>
@@ -877,7 +956,7 @@
       <w:tr>
         <w:tc>
           <w:tcPr/>
-          <w:bookmarkStart w:id="15" w:name="fig-framework"/>
+          <w:bookmarkStart w:id="19" w:name="fig-framework"/>
           <w:p>
             <w:pPr>
               <w:pStyle w:val="Compact"/>
@@ -888,18 +967,18 @@
                 <wp:inline>
                   <wp:extent cx="5334000" cy="3934472"/>
                   <wp:effectExtent b="0" l="0" r="0" t="0"/>
-                  <wp:docPr descr="" title="" id="13" name="Picture"/>
+                  <wp:docPr descr="" title="" id="17" name="Picture"/>
                   <a:graphic>
                     <a:graphicData uri="http://schemas.openxmlformats.org/drawingml/2006/picture">
                       <pic:pic>
                         <pic:nvPicPr>
-                          <pic:cNvPr descr="../../entregables/figuras/fig01_framework_conceptual.png" id="14" name="Picture"/>
+                          <pic:cNvPr descr="../../entregables/figuras/fig01_framework_conceptual.png" id="18" name="Picture"/>
                           <pic:cNvPicPr>
                             <a:picLocks noChangeArrowheads="1" noChangeAspect="1"/>
                           </pic:cNvPicPr>
                         </pic:nvPicPr>
                         <pic:blipFill>
-                          <a:blip r:embed="rId12"/>
+                          <a:blip r:embed="rId16"/>
                           <a:stretch>
                             <a:fillRect/>
                           </a:stretch>
@@ -936,7 +1015,19 @@
               <w:pStyle w:val="ImageCaption"/>
             </w:pPr>
             <w:r>
-              <w:t xml:space="preserve">Figura 1: Marco computacional. (a) Los insumos diarios de 1 km² (VIIRS 375 m, ERA5-Land 3-hourly, MapBiomas C2, Hansen GFC y priors históricos causales) pasan por una compuerta biofísica (fuel = 1, VPD ≥ 0.8 kPa, lluvia de 48 h &lt; 10 mm); la compuerta elimina 21.7 % de los cell-days pero retiene 97.17 % de las detecciones térmicas y no filtra etiquetas. (b) D2 separa la ignición primaria de la propagación táctica; los dominios son disjuntos.</w:t>
+              <w:t xml:space="preserve">Figura 2: Marco computacional. (a) Los insumos diarios de 1 km² (VIIRS 375 m, ERA5-Land 3-hourly, MapBiomas C2, Hansen GFC y priors históricos causales) pasan por una compuerta biofísica (</w:t>
+            </w:r>
+            <w:r>
+              <w:rPr>
+                <w:rStyle w:val="VerbatimChar"/>
+              </w:rPr>
+              <w:t xml:space="preserve">R48h</w:t>
+            </w:r>
+            <w:r>
+              <w:t xml:space="preserve"> </w:t>
+            </w:r>
+            <w:r>
+              <w:t xml:space="preserve">&lt; 10 mm es la lluvia de 48 h; fuel = 1, VPD ≥ 0.8 kPa); la compuerta elimina 21.7 % de los cell-days pero retiene 97.17 % de las detecciones térmicas y no filtra etiquetas. (b) D2 usa</w:t>
             </w:r>
             <w:r>
               <w:t xml:space="preserve"> </w:t>
@@ -951,7 +1042,7 @@
               <w:t xml:space="preserve"> </w:t>
             </w:r>
             <w:r>
-              <w:t xml:space="preserve">es el conjunto de celdas a ≤25 km con fuego en t−1 y</w:t>
+              <w:t xml:space="preserve">para el conjunto de celdas a ≤25 km con fuego en t−1 y</w:t>
             </w:r>
             <w:r>
               <w:t xml:space="preserve"> </w:t>
@@ -966,7 +1057,7 @@
               <w:t xml:space="preserve"> </w:t>
             </w:r>
             <w:r>
-              <w:t xml:space="preserve">cualquier detección en la misma celda en los 10 d previos. (c) La ignición operativa usa M3 para celdas con</w:t>
+              <w:t xml:space="preserve">para cualquier detección en la misma celda en los 10 d previos; los dominios son disjuntos. Las recurrencias en la misma celda de 2–10 d sin un vecino en t−1 permanecen como negativos candidatos. (c) La muestra caso-control 1:10 se usa para ignición y se conservan los denominadores poblacionales. M3 se usa donde</w:t>
             </w:r>
             <w:r>
               <w:t xml:space="preserve"> </w:t>
@@ -981,22 +1072,10 @@
               <w:t xml:space="preserve"> </w:t>
             </w:r>
             <w:r>
-              <w:t xml:space="preserve">y M2 como fallback para</w:t>
-            </w:r>
-            <w:r>
-              <w:t xml:space="preserve"> </w:t>
-            </w:r>
-            <w:r>
-              <w:rPr>
-                <w:rStyle w:val="VerbatimChar"/>
-              </w:rPr>
-              <w:t xml:space="preserve">freq_hist_1km = 0</w:t>
-            </w:r>
-            <w:r>
-              <w:t xml:space="preserve">; la propagación usa un kernel causal en t−1. Las probabilidades se calibran con una transformación de Platt monótona y un corte F0.5 congelado tras la corrección de prevalencia; M1 (24 variables) es una línea base diagnóstica y no se muestra. (d) La evaluación usa un split temporal (2018–2022/2023/2024–2025), bloques espaciales de 50 km con un buffer de 20 km, bootstrap agrupado por fecha (500 IC de AUC; 1 000 pareadas), cost-loss y código/datos abiertos; el buffer de 20 km se aplica solo al holdout espacial.</w:t>
+              <w:t xml:space="preserve">y M2 donde es 0; la propagación usa un kernel causal en t−1. Las probabilidades se calibran con una transformación de Platt monótona por tarea, ajustada en 2023 y congelada; el corte F0.5 se aplica tras la corrección de prevalencia. M1 (24 variables) es una línea base diagnóstica y no se muestra. (d) La evaluación usa un split temporal congelado (2018–2022/2023/2024–2025), bloques de 50 km con un buffer de 20 km, bootstrap agrupado por fecha (500 IC de AUC; 1 000 pareadas), cost-loss y código/datos abiertos. El radio de 25 km es el target D2; el buffer de 20 km se aplica solo al holdout espacial. Los endpoints son ROC-AUC, PR-AUC, Brier, ECE, cobertura conformal, precisión/recall poblacional y lift; el código/datos, el DOI y los hashes están archivados.</w:t>
             </w:r>
           </w:p>
-          <w:bookmarkEnd w:id="15"/>
+          <w:bookmarkEnd w:id="19"/>
         </w:tc>
       </w:tr>
     </w:tbl>
@@ -1025,8 +1104,8 @@
         <w:t xml:space="preserve">La misma lógica de calibración y cutoff se usa para M1, M2, M3 y propagación. Los cutoffs se seleccionan en validación con un criterio F0.5 y luego se congelan. La alerta operativa aplica el cutoff después de la corrección de prior, no antes; de lo contrario, la prevalencia poblacional cambiaría el umbral de ranking. Esta distinción es importante porque un cutoff que parece conservador en una muestra 1:10 puede ser extremadamente permisivo en prevalencia poblacional.</w:t>
       </w:r>
     </w:p>
-    <w:bookmarkEnd w:id="16"/>
-    <w:bookmarkStart w:id="17" w:name="arnés-de-evaluación-reproducible"/>
+    <w:bookmarkEnd w:id="20"/>
+    <w:bookmarkStart w:id="21" w:name="arnés-de-evaluación-reproducible"/>
     <w:p>
       <w:pPr>
         <w:pStyle w:val="Heading2"/>
@@ -1120,7 +1199,7 @@
         <w:t xml:space="preserve">El bootstrap remuestrea fechas en lugar de filas, porque la actividad diaria de incendios está fuertemente agrupada en el tiempo. Para cada réplica se retienen todas las celdas de las fechas muestreadas; esto preserva la dependencia intradía y produce intervalos más honestos que el remuestreo por filas. La misma estructura de bloques se usa para las diferencias pareadas frente a FWI e INPE. El holdout espacial divide el país en bloques de 50 km, elimina un bloque completo y un buffer de 20 km del entrenamiento, recalcula los priors históricos sin los incendios retenidos y evalúa tanto celdas retenidas como no retenidas. Las métricas principales son ROC-AUC y PR-AUC. También se reportan Brier score, error de calibración esperado, precisión, recall, F0.5 y falsos positivos en el cutoff de validación. Los intervalos de confianza de AUC usan 500 réplicas bootstrap agrupadas; las diferencias pareadas entre modelos usan 1 000 réplicas. Definimos una familia preespecificada de seis comparaciones confirmatorias (cuatro frente a FWI e INPE y dos M3 − M2) y reportamos valores p ajustados por Holm–Bonferroni y Benjamini–Hochberg; todas siguen siendo significativas con α = 0.05 (Holm p = 0.006, BH p = 0.001). La resolución del bootstrap es 0.001, por lo que los valores p crudos en el piso son cotas superiores. El protocolo se aplica sin modificar el test. El operador de objetivos, la lista de celdas-día de test y los scripts de evaluación están archivados con la release del código. El protocolo completo se reporta en la Nota complementaria S3 y las Tablas S7–S14; el protocolo de robustez está en la Nota S5.</w:t>
       </w:r>
     </w:p>
-    <w:bookmarkEnd w:id="17"/>
+    <w:bookmarkEnd w:id="21"/>
     <w:bookmarkStart w:id="22" w:name="datos-e-implementación"/>
     <w:p>
       <w:pPr>
@@ -1203,21 +1282,7 @@
         <w:t xml:space="preserve">(Raasveldt y Mühleisen, 2019)</w:t>
       </w:r>
       <w:r>
-        <w:t xml:space="preserve">. Un spatial join de 50 000 puntos se muestra solo como referencia (Tabla S4 del suplemento); la búsqueda operativa evita el point-in-polygon en inferencia. El pipeline completo de inferencia procesa 400 006 celdas en 3.474 s con 2 212.9 MB de RAM pico en ARM64; x86_64 no se midió. El dominio de estudio y la división regional se muestran en</w:t>
-      </w:r>
-      <w:r>
-        <w:t xml:space="preserve"> </w:t>
-      </w:r>
-      <w:hyperlink w:anchor="fig-area">
-        <w:r>
-          <w:rPr>
-            <w:rStyle w:val="Hyperlink"/>
-          </w:rPr>
-          <w:t xml:space="preserve">Figura 2</w:t>
-        </w:r>
-      </w:hyperlink>
-      <w:r>
-        <w:t xml:space="preserve">; el perfil por etapa está en la Tabla S4 del suplemento.</w:t>
+        <w:t xml:space="preserve">. Un spatial join de 50 000 puntos se muestra solo como referencia (Tabla S4 del suplemento); la búsqueda operativa evita el point-in-polygon en inferencia. El pipeline completo de inferencia procesa 400 006 celdas en 3.474 s con 2 212.9 MB de RAM pico en ARM64; x86_64 no se midió. El dominio de estudio y la división regional se muestran en la Figura S11 del material suplementario; el perfil por etapa está en la Tabla S4 del suplemento.</w:t>
       </w:r>
     </w:p>
     <w:p>
@@ -1240,85 +1305,6 @@
         <w:t xml:space="preserve">, se reconstruye la precipitación diaria a partir de incrementos subdiarios y se rechazan valores imposibles por encima de 300 mm/día. Los nodos de ERA5-Land se mapean a celdas con un cKDTree precomputado. El archivo procesado contiene los objetivos de test, las probabilidades del modelo, las capas de benchmark, el plan de muestreo y los artefactos entrenados, de modo que las tablas de resultados pueden regenerarse sin descargar el archivo crudo completo. El diccionario de datos y las comprobaciones están en la Nota complementaria S1 y la Tabla S15. El repositorio incluye 76 pruebas unitarias, un archivo de dependencias fijadas, un flujo de integración continua y un release público en GitHub. La suite de pruebas cubre definiciones de objetivos, filtrado VIIRS, agregación climática, calibración monótona, métricas y la capa de alerta; puede ejecutarse sin descargar el archivo crudo. Esta separación entre un paquete de evaluación reproducible y el pipeline completo de datos crudos es deliberada: los revisores pueden auditar las tablas sin una descarga de varios terabytes, mientras los scripts canónicos siguen disponibles para una reconstrucción completa.</w:t>
       </w:r>
     </w:p>
-    <w:tbl>
-      <w:tblPr>
-        <w:tblStyle w:val="Table"/>
-        <w:tblW w:type="pct" w:w="5000"/>
-        <w:tblLayout w:type="fixed"/>
-        <w:tblLook w:firstRow="0" w:lastRow="0" w:firstColumn="0" w:lastColumn="0" w:noHBand="0" w:noVBand="0" w:val="0000"/>
-      </w:tblPr>
-      <w:tblGrid>
-        <w:gridCol w:w="7920"/>
-      </w:tblGrid>
-      <w:tr>
-        <w:tc>
-          <w:tcPr/>
-          <w:bookmarkStart w:id="21" w:name="fig-area"/>
-          <w:p>
-            <w:pPr>
-              <w:pStyle w:val="Compact"/>
-              <w:jc w:val="center"/>
-            </w:pPr>
-            <w:r>
-              <w:drawing>
-                <wp:inline>
-                  <wp:extent cx="4267200" cy="4742348"/>
-                  <wp:effectExtent b="0" l="0" r="0" t="0"/>
-                  <wp:docPr descr="" title="" id="19" name="Picture"/>
-                  <a:graphic>
-                    <a:graphicData uri="http://schemas.openxmlformats.org/drawingml/2006/picture">
-                      <pic:pic>
-                        <pic:nvPicPr>
-                          <pic:cNvPr descr="../../entregables/figuras/fig01_macro_regiones_cobertura.png" id="20" name="Picture"/>
-                          <pic:cNvPicPr>
-                            <a:picLocks noChangeArrowheads="1" noChangeAspect="1"/>
-                          </pic:cNvPicPr>
-                        </pic:nvPicPr>
-                        <pic:blipFill>
-                          <a:blip r:embed="rId18"/>
-                          <a:stretch>
-                            <a:fillRect/>
-                          </a:stretch>
-                        </pic:blipFill>
-                        <pic:spPr bwMode="auto">
-                          <a:xfrm>
-                            <a:off x="0" y="0"/>
-                            <a:ext cx="4267200" cy="4742348"/>
-                          </a:xfrm>
-                          <a:prstGeom prst="rect">
-                            <a:avLst/>
-                          </a:prstGeom>
-                          <a:noFill/>
-                          <a:ln w="9525">
-                            <a:noFill/>
-                            <a:headEnd/>
-                            <a:tailEnd/>
-                          </a:ln>
-                        </pic:spPr>
-                      </pic:pic>
-                    </a:graphicData>
-                  </a:graphic>
-                </wp:inline>
-              </w:drawing>
-            </w:r>
-          </w:p>
-          <w:p>
-            <w:pPr>
-              <w:jc w:val="center"/>
-            </w:pPr>
-            <w:pPr>
-              <w:jc w:val="left"/>
-              <w:spacing w:before="200"/>
-              <w:pStyle w:val="ImageCaption"/>
-            </w:pPr>
-            <w:r>
-              <w:t xml:space="preserve">Figura 2: Dominio de estudio y división regional: Chaco Seco (oeste) y Región Oriental (este) sobre la grilla nacional de 1 km².</w:t>
-            </w:r>
-          </w:p>
-          <w:bookmarkEnd w:id="21"/>
-        </w:tc>
-      </w:tr>
-    </w:tbl>
     <w:bookmarkEnd w:id="22"/>
     <w:bookmarkEnd w:id="23"/>
     <w:bookmarkStart w:id="46" w:name="resultados"/>
@@ -2946,7 +2932,7 @@
                     <w:jc w:val="center"/>
                   </w:pPr>
                   <w:r>
-                    <w:t xml:space="preserve">ΔROC frente a M3</w:t>
+                    <w:t xml:space="preserve">ΔROC</w:t>
                   </w:r>
                 </w:p>
               </w:tc>
@@ -5600,30 +5586,33 @@
         <w:pStyle w:val="FirstParagraph"/>
       </w:pPr>
       <w:r>
-        <w:t xml:space="preserve">Los datos procesados, las predicciones de test, los modelos entrenados y las tablas derivadas están disponibles en el release v2.1.0 de GitHub (</w:t>
+        <w:t xml:space="preserve">Los datos procesados, las predicciones de test, los modelos entrenados y las tablas derivadas están archivados en el asset de datos v2.0.1 (</w:t>
+      </w:r>
+      <w:r>
+        <w:rPr>
+          <w:rStyle w:val="VerbatimChar"/>
+        </w:rPr>
+        <w:t xml:space="preserve">Incendios_PY_data_v2.0.1.zip</w:t>
+      </w:r>
+      <w:r>
+        <w:t xml:space="preserve">, 1.18 GB) del release</w:t>
+      </w:r>
+      <w:r>
+        <w:t xml:space="preserve"> </w:t>
       </w:r>
       <w:hyperlink r:id="rId53">
         <w:r>
           <w:rPr>
             <w:rStyle w:val="Hyperlink"/>
           </w:rPr>
-          <w:t xml:space="preserve">https://github.com/sanchezmartin093-code/Incendios_PY/releases/tag/v2.1.0</w:t>
+          <w:t xml:space="preserve">https://github.com/sanchezmartin093-code/Incendios_PY/releases/tag/v2.0.1</w:t>
         </w:r>
       </w:hyperlink>
       <w:r>
-        <w:t xml:space="preserve">; asset</w:t>
-      </w:r>
-      <w:r>
-        <w:t xml:space="preserve"> </w:t>
-      </w:r>
-      <w:r>
-        <w:rPr>
-          <w:rStyle w:val="VerbatimChar"/>
-        </w:rPr>
-        <w:t xml:space="preserve">Incendios_PY_data_v2.1.0.zip</w:t>
-      </w:r>
-      <w:r>
-        <w:t xml:space="preserve">) bajo CC BY 4.0, y se documentan bajo el DOI conceptual de datos</w:t>
+        <w:t xml:space="preserve"> </w:t>
+      </w:r>
+      <w:r>
+        <w:t xml:space="preserve">bajo CC BY 4.0, y se documentan bajo el DOI conceptual de datos</w:t>
       </w:r>
       <w:r>
         <w:t xml:space="preserve"> </w:t>
@@ -5636,6 +5625,18 @@
           <w:t xml:space="preserve">10.5281/zenodo.23675278</w:t>
         </w:r>
       </w:hyperlink>
+      <w:r>
+        <w:t xml:space="preserve">. El código v2.1.0 y los artefactos tabulares están en el release v2.1.0 de GitHub y en</w:t>
+      </w:r>
+      <w:r>
+        <w:t xml:space="preserve"> </w:t>
+      </w:r>
+      <w:r>
+        <w:rPr>
+          <w:rStyle w:val="VerbatimChar"/>
+        </w:rPr>
+        <w:t xml:space="preserve">tablas_maestro.xlsx</w:t>
+      </w:r>
       <w:r>
         <w:t xml:space="preserve">. Los datos crudos de NASA FIRMS, ERA5-Land/CDS, MapBiomas, Hansen GFC y geoBoundaries se obtienen de sus proveedores originales bajo sus propios términos y están documentados con hashes SHA-256 en</w:t>
       </w:r>

--- a/entregables/manuscrito_es.docx
+++ b/entregables/manuscrito_es.docx
@@ -141,7 +141,7 @@
         <w:t xml:space="preserve">simple anonimizada. Los datos de autor, afiliación y repositorio están en la portada.</w:t>
       </w:r>
     </w:p>
-    <w:bookmarkStart w:id="13" w:name="resumen"/>
+    <w:bookmarkStart w:id="9" w:name="resumen"/>
     <w:p>
       <w:pPr>
         <w:pStyle w:val="Heading1"/>
@@ -229,6 +229,258 @@
       </w:r>
       <w:r>
         <w:t xml:space="preserve">Nowcasting de incendios; GeoAI; reproducibilidad; validación espacial; LightGBM; Gran Chaco.</w:t>
+      </w:r>
+    </w:p>
+    <w:bookmarkEnd w:id="9"/>
+    <w:bookmarkStart w:id="10" w:name="introducción"/>
+    <w:p>
+      <w:pPr>
+        <w:pStyle w:val="Heading1"/>
+      </w:pPr>
+      <w:r>
+        <w:t xml:space="preserve">1. Introducción</w:t>
+      </w:r>
+    </w:p>
+    <w:p>
+      <w:pPr>
+        <w:pStyle w:val="FirstParagraph"/>
+      </w:pPr>
+      <w:r>
+        <w:t xml:space="preserve">Los incendios de vegetación en el Gran Chaco sudamericano son una amenaza recurrente para los ecosistemas, el clima regional y la salud pública</w:t>
+      </w:r>
+      <w:r>
+        <w:t xml:space="preserve"> </w:t>
+      </w:r>
+      <w:r>
+        <w:t xml:space="preserve">(Baumann et al., 2017; Flannigan et al., 2009; Jolly et al., 2015)</w:t>
+      </w:r>
+      <w:r>
+        <w:t xml:space="preserve">. La región combina algunas de las fronteras agrícolas más rápidas de Sudamérica con estaciones secas prolongadas y calor extremo</w:t>
+      </w:r>
+      <w:r>
+        <w:t xml:space="preserve"> </w:t>
+      </w:r>
+      <w:r>
+        <w:t xml:space="preserve">(Alvarado et al., 2018; Pivello et al., 2021; Vallejos et al., 2015)</w:t>
+      </w:r>
+      <w:r>
+        <w:t xml:space="preserve">. El peligro operativo de incendios allí se basa todavía en gran medida en índices de peligro meteorológico desarrollados para sistemas templados o de sabana tropical: el índice canadiense de peligro meteorológico de incendios (FWI)</w:t>
+      </w:r>
+      <w:r>
+        <w:t xml:space="preserve"> </w:t>
+      </w:r>
+      <w:r>
+        <w:t xml:space="preserve">(San-Miguel-Ayanz et al., 2012; Stocks et al., 1989; Van Wagner, 1987)</w:t>
+      </w:r>
+      <w:r>
+        <w:t xml:space="preserve"> </w:t>
+      </w:r>
+      <w:r>
+        <w:t xml:space="preserve">y el Risco de Fogo del INPE</w:t>
+      </w:r>
+      <w:r>
+        <w:t xml:space="preserve"> </w:t>
+      </w:r>
+      <w:r>
+        <w:t xml:space="preserve">(Setzer et al., 2019)</w:t>
+      </w:r>
+      <w:r>
+        <w:t xml:space="preserve">. Estos índices se usan ampliamente, pero no fueron diseñados para el régimen de ignición del Chaco Seco, limitado por humedad, limitado por combustible y fuertemente antropogénico.</w:t>
+      </w:r>
+    </w:p>
+    <w:p>
+      <w:pPr>
+        <w:pStyle w:val="BodyText"/>
+      </w:pPr>
+      <w:r>
+        <w:t xml:space="preserve">El aprendizaje automático se ha convertido en una alternativa común para el mapeo de susceptibilidad a incendios</w:t>
+      </w:r>
+      <w:r>
+        <w:t xml:space="preserve"> </w:t>
+      </w:r>
+      <w:r>
+        <w:t xml:space="preserve">(Barmpoutis et al., 2020; Jain et al., 2020)</w:t>
+      </w:r>
+      <w:r>
+        <w:t xml:space="preserve">, típicamente con árboles de boosting de gradiente</w:t>
+      </w:r>
+      <w:r>
+        <w:t xml:space="preserve"> </w:t>
+      </w:r>
+      <w:r>
+        <w:t xml:space="preserve">(Ke et al., 2017)</w:t>
+      </w:r>
+      <w:r>
+        <w:t xml:space="preserve">. Dos problemas metodológicos limitan el valor operativo de muchos modelos publicados. Primero, cuando los rezagos espaciales o las variables de fuego</w:t>
+      </w:r>
+      <w:r>
+        <w:t xml:space="preserve"> </w:t>
+      </w:r>
+      <w:r>
+        <w:rPr>
+          <w:i/>
+          <w:iCs/>
+        </w:rPr>
+        <w:t xml:space="preserve">t</w:t>
+      </w:r>
+      <w:r>
+        <w:t xml:space="preserve">−1 entran en la capa de ignición, el modelo aprende persistencia en lugar de ignición; la discriminación reportada puede ser alta mientras el modelo es incapaz de anticipar nuevas igniciones</w:t>
+      </w:r>
+      <w:r>
+        <w:t xml:space="preserve"> </w:t>
+      </w:r>
+      <w:r>
+        <w:t xml:space="preserve">(Dormann et al., 2007; Legendre, 1993; Ploton et al., 2020; Roberts et al., 2017; Tobler, 1970)</w:t>
+      </w:r>
+      <w:r>
+        <w:t xml:space="preserve">. Segundo, los índices de peligro meteorológico calibrados en sistemas boreales o templados no necesariamente se transfieren a biomas subtropicales, y su fallo rara vez se cuantifica en un test retrospectivo común. Por lo tanto, se necesita un benchmark reproducible no solo para comparar modelos, sino para hacer explícitos y auditables la definición del objetivo, los controles de fuga y el protocolo de evaluación. Las dos tareas también son físicamente distintas: la ignición primaria está controlada por el curado de combustibles finos, la demanda atmosférica de agua y el manejo humano del territorio, mientras que la propagación táctica está regida por la radiación térmica y la proximidad de perímetros activos. Mezclar ambos procesos en una sola etiqueta binaria no solo introduce un atajo estadístico, sino que mezcla dos regímenes físicos que responden a predictores diferentes.</w:t>
+      </w:r>
+    </w:p>
+    <w:p>
+      <w:pPr>
+        <w:pStyle w:val="BodyText"/>
+      </w:pPr>
+      <w:r>
+        <w:t xml:space="preserve">El contexto operativo añade una tercera restricción: la mayoría de las agencias necesitan un producto diario que pueda ejecutarse en hardware de uso común, con insumos transparentes y un modo de fallo documentado. Un modelo que no puede reproducirse o auditarse es difícil de adoptar incluso cuando su puntuación agregada es alta. Por eso el marco se diseña alrededor de objetivos explícitos, un test congelado y una pila de software pequeña e inspeccionable.</w:t>
+      </w:r>
+    </w:p>
+    <w:p>
+      <w:pPr>
+        <w:pStyle w:val="BodyText"/>
+      </w:pPr>
+      <w:r>
+        <w:t xml:space="preserve">Abordamos estas restricciones metodológicas y operativas sobre el registro continuo VIIRS 2018–2025 (Suomi-NPP, NOAA-20 y NOAA-21) en una grilla nacional de 1 km² de Paraguay (400 006 celdas)</w:t>
+      </w:r>
+      <w:r>
+        <w:t xml:space="preserve"> </w:t>
+      </w:r>
+      <w:r>
+        <w:t xml:space="preserve">(Schroeder et al., 2014)</w:t>
+      </w:r>
+      <w:r>
+        <w:t xml:space="preserve">. Manteniendo al aprendiz subyacente intencionalmente reemplazable, formalizamos cuatro contribuciones computacionales reutilizables:</w:t>
+      </w:r>
+    </w:p>
+    <w:p>
+      <w:pPr>
+        <w:pStyle w:val="Compact"/>
+        <w:numPr>
+          <w:ilvl w:val="0"/>
+          <w:numId w:val="1001"/>
+        </w:numPr>
+      </w:pPr>
+      <w:r>
+        <w:rPr>
+          <w:b/>
+          <w:bCs/>
+        </w:rPr>
+        <w:t xml:space="preserve">Operador de objetivos D2.</w:t>
+      </w:r>
+      <w:r>
+        <w:t xml:space="preserve"> </w:t>
+      </w:r>
+      <w:r>
+        <w:t xml:space="preserve">Un contrato formal que separa la ignición primaria de la propagación táctica, evita mezclar persistencia con ignición y hace explícitos los controles de fuga.</w:t>
+      </w:r>
+    </w:p>
+    <w:p>
+      <w:pPr>
+        <w:pStyle w:val="Compact"/>
+        <w:numPr>
+          <w:ilvl w:val="0"/>
+          <w:numId w:val="1001"/>
+        </w:numPr>
+      </w:pPr>
+      <w:r>
+        <w:rPr>
+          <w:b/>
+          <w:bCs/>
+        </w:rPr>
+        <w:t xml:space="preserve">Inferencia M3/M2 con gating.</w:t>
+      </w:r>
+      <w:r>
+        <w:t xml:space="preserve"> </w:t>
+      </w:r>
+      <w:r>
+        <w:t xml:space="preserve">Una política de dos etapas que combina cribado biofísico con un modelo híbrido consciente de la recurrencia (M3) donde existe historia de fuego y un respaldo base (M2) donde no existe.</w:t>
+      </w:r>
+    </w:p>
+    <w:p>
+      <w:pPr>
+        <w:pStyle w:val="Compact"/>
+        <w:numPr>
+          <w:ilvl w:val="0"/>
+          <w:numId w:val="1001"/>
+        </w:numPr>
+      </w:pPr>
+      <w:r>
+        <w:rPr>
+          <w:b/>
+          <w:bCs/>
+        </w:rPr>
+        <w:t xml:space="preserve">Arnés de evaluación reproducible.</w:t>
+      </w:r>
+      <w:r>
+        <w:t xml:space="preserve"> </w:t>
+      </w:r>
+      <w:r>
+        <w:t xml:space="preserve">Un protocolo unificado que integra holdout temporal, bloques espaciales, bootstrap agrupado por fecha, análisis de lead time, cobertura conformal y evaluación cost-loss.</w:t>
+      </w:r>
+    </w:p>
+    <w:p>
+      <w:pPr>
+        <w:pStyle w:val="Compact"/>
+        <w:numPr>
+          <w:ilvl w:val="0"/>
+          <w:numId w:val="1001"/>
+        </w:numPr>
+      </w:pPr>
+      <w:r>
+        <w:rPr>
+          <w:b/>
+          <w:bCs/>
+        </w:rPr>
+        <w:t xml:space="preserve">Software y datos abiertos.</w:t>
+      </w:r>
+      <w:r>
+        <w:t xml:space="preserve"> </w:t>
+      </w:r>
+      <w:r>
+        <w:t xml:space="preserve">Un pipeline vectorizado zero-copy en Polars/DuckDB con código público, DOI archivados y pruebas automatizadas.</w:t>
+      </w:r>
+    </w:p>
+    <w:p>
+      <w:pPr>
+        <w:pStyle w:val="FirstParagraph"/>
+      </w:pPr>
+      <w:r>
+        <w:t xml:space="preserve">La novedad es computacional e infraestructural más que algorítmica: D2 formaliza el contrato del objetivo, la inferencia con gating define la política operativa y el software expone ese contrato a otros aprendices. La contribución geocientífica es un benchmark transferible y controlado contra fugas: el FWI completo y el INPE se prueban bajo el mismo protocolo D2 en el Gran Chaco, y se reportan explícitamente los límites temporales y espaciales del modelo híbrido. El caso nacional es un banco de pruebas para regiones subtropicales con escasez de datos; no afirmamos validez universal.</w:t>
+      </w:r>
+    </w:p>
+    <w:p>
+      <w:pPr>
+        <w:pStyle w:val="BodyText"/>
+      </w:pPr>
+      <w:r>
+        <w:t xml:space="preserve">El resto del artículo se organiza como sigue. La Sección 2 define el operador D2, el gate biofísico, la arquitectura de inferencia desacoplada y el arnés de evaluación. La Sección 3 reporta la selección en validación 2023, el test retrospectivo 2024–2025, el benchmark frente a FWI e INPE, los análisis de generalización espacial y temporal y el valor operativo. La Sección 4 discute por qué fallan los índices canónicos, qué aporta el desacoplamiento y dónde falla, y las limitaciones del estudio. La Sección 5 concluye.</w:t>
+      </w:r>
+    </w:p>
+    <w:bookmarkEnd w:id="10"/>
+    <w:bookmarkStart w:id="23" w:name="marco-computacional"/>
+    <w:p>
+      <w:pPr>
+        <w:pStyle w:val="Heading1"/>
+      </w:pPr>
+      <w:r>
+        <w:t xml:space="preserve">2. Marco computacional</w:t>
+      </w:r>
+    </w:p>
+    <w:p>
+      <w:pPr>
+        <w:pStyle w:val="FirstParagraph"/>
+      </w:pPr>
+      <w:r>
+        <w:t xml:space="preserve">El marco opera sobre la grilla nacional de 1 km² de Paraguay, dividida en el Chaco Seco y la Región Oriental (Figura 1). Todos los pasos de construcción de objetivos, inferencia y evaluación usan este dominio.</w:t>
       </w:r>
     </w:p>
     <w:tbl>
@@ -244,7 +496,7 @@
       <w:tr>
         <w:tc>
           <w:tcPr/>
-          <w:bookmarkStart w:id="12" w:name="fig-graphical"/>
+          <w:bookmarkStart w:id="14" w:name="fig-area"/>
           <w:p>
             <w:pPr>
               <w:pStyle w:val="Compact"/>
@@ -253,20 +505,20 @@
             <w:r>
               <w:drawing>
                 <wp:inline>
-                  <wp:extent cx="4054501" cy="1621189"/>
+                  <wp:extent cx="4267200" cy="4742348"/>
                   <wp:effectExtent b="0" l="0" r="0" t="0"/>
-                  <wp:docPr descr="" title="" id="10" name="Picture"/>
+                  <wp:docPr descr="" title="" id="12" name="Picture"/>
                   <a:graphic>
                     <a:graphicData uri="http://schemas.openxmlformats.org/drawingml/2006/picture">
                       <pic:pic>
                         <pic:nvPicPr>
-                          <pic:cNvPr descr="../../entregables/figuras/graphical_abstract.png" id="11" name="Picture"/>
+                          <pic:cNvPr descr="../../entregables/figuras/fig01_macro_regiones_cobertura.png" id="13" name="Picture"/>
                           <pic:cNvPicPr>
                             <a:picLocks noChangeArrowheads="1" noChangeAspect="1"/>
                           </pic:cNvPicPr>
                         </pic:nvPicPr>
                         <pic:blipFill>
-                          <a:blip r:embed="rId9"/>
+                          <a:blip r:embed="rId11"/>
                           <a:stretch>
                             <a:fillRect/>
                           </a:stretch>
@@ -274,7 +526,7 @@
                         <pic:spPr bwMode="auto">
                           <a:xfrm>
                             <a:off x="0" y="0"/>
-                            <a:ext cx="4054501" cy="1621189"/>
+                            <a:ext cx="4267200" cy="4742348"/>
                           </a:xfrm>
                           <a:prstGeom prst="rect">
                             <a:avLst/>
@@ -303,257 +555,13 @@
               <w:pStyle w:val="ImageCaption"/>
             </w:pPr>
             <w:r>
-              <w:t xml:space="preserve">Figura 1: Resumen gráfico. La habilidad temporal no es habilidad espacial: M3 ofrece un nowcast temporal de ignición, M2 sigue siendo el fallback en bloques no vistos y el valor de decisión se concentra en la propagación. La Figura 2 detalla el marco computacional.</w:t>
+              <w:t xml:space="preserve">Figura 1: Dominio de estudio y división regional: Chaco Seco (oeste) y Región Oriental (este) sobre la grilla nacional de 1 km² (EPSG:32721).</w:t>
             </w:r>
           </w:p>
-          <w:bookmarkEnd w:id="12"/>
+          <w:bookmarkEnd w:id="14"/>
         </w:tc>
       </w:tr>
     </w:tbl>
-    <w:bookmarkEnd w:id="13"/>
-    <w:bookmarkStart w:id="14" w:name="introducción"/>
-    <w:p>
-      <w:pPr>
-        <w:pStyle w:val="Heading1"/>
-      </w:pPr>
-      <w:r>
-        <w:t xml:space="preserve">1. Introducción</w:t>
-      </w:r>
-    </w:p>
-    <w:p>
-      <w:pPr>
-        <w:pStyle w:val="FirstParagraph"/>
-      </w:pPr>
-      <w:r>
-        <w:t xml:space="preserve">Los incendios de vegetación en el Gran Chaco sudamericano son una amenaza recurrente para los ecosistemas, el clima regional y la salud pública</w:t>
-      </w:r>
-      <w:r>
-        <w:t xml:space="preserve"> </w:t>
-      </w:r>
-      <w:r>
-        <w:t xml:space="preserve">(Baumann et al., 2017; Flannigan et al., 2009; Jolly et al., 2015)</w:t>
-      </w:r>
-      <w:r>
-        <w:t xml:space="preserve">. La región combina algunas de las fronteras agrícolas más rápidas de Sudamérica con estaciones secas prolongadas y calor extremo</w:t>
-      </w:r>
-      <w:r>
-        <w:t xml:space="preserve"> </w:t>
-      </w:r>
-      <w:r>
-        <w:t xml:space="preserve">(Alvarado et al., 2018; Pivello et al., 2021; Vallejos et al., 2015)</w:t>
-      </w:r>
-      <w:r>
-        <w:t xml:space="preserve">. El peligro operativo de incendios allí se basa todavía en gran medida en índices de peligro meteorológico desarrollados para sistemas templados o de sabana tropical: el índice canadiense de peligro meteorológico de incendios (FWI)</w:t>
-      </w:r>
-      <w:r>
-        <w:t xml:space="preserve"> </w:t>
-      </w:r>
-      <w:r>
-        <w:t xml:space="preserve">(San-Miguel-Ayanz et al., 2012; Stocks et al., 1989; Van Wagner, 1987)</w:t>
-      </w:r>
-      <w:r>
-        <w:t xml:space="preserve"> </w:t>
-      </w:r>
-      <w:r>
-        <w:t xml:space="preserve">y el Risco de Fogo del INPE</w:t>
-      </w:r>
-      <w:r>
-        <w:t xml:space="preserve"> </w:t>
-      </w:r>
-      <w:r>
-        <w:t xml:space="preserve">(Setzer et al., 2019)</w:t>
-      </w:r>
-      <w:r>
-        <w:t xml:space="preserve">. Estos índices se usan ampliamente, pero no fueron diseñados para el régimen de ignición del Chaco Seco, limitado por humedad, limitado por combustible y fuertemente antropogénico.</w:t>
-      </w:r>
-    </w:p>
-    <w:p>
-      <w:pPr>
-        <w:pStyle w:val="BodyText"/>
-      </w:pPr>
-      <w:r>
-        <w:t xml:space="preserve">El aprendizaje automático se ha convertido en una alternativa común para el mapeo de susceptibilidad a incendios</w:t>
-      </w:r>
-      <w:r>
-        <w:t xml:space="preserve"> </w:t>
-      </w:r>
-      <w:r>
-        <w:t xml:space="preserve">(Barmpoutis et al., 2020; Jain et al., 2020)</w:t>
-      </w:r>
-      <w:r>
-        <w:t xml:space="preserve">, típicamente con árboles de boosting de gradiente</w:t>
-      </w:r>
-      <w:r>
-        <w:t xml:space="preserve"> </w:t>
-      </w:r>
-      <w:r>
-        <w:t xml:space="preserve">(Ke et al., 2017)</w:t>
-      </w:r>
-      <w:r>
-        <w:t xml:space="preserve">. Dos problemas metodológicos limitan el valor operativo de muchos modelos publicados. Primero, cuando los rezagos espaciales o las variables de fuego</w:t>
-      </w:r>
-      <w:r>
-        <w:t xml:space="preserve"> </w:t>
-      </w:r>
-      <w:r>
-        <w:rPr>
-          <w:i/>
-          <w:iCs/>
-        </w:rPr>
-        <w:t xml:space="preserve">t</w:t>
-      </w:r>
-      <w:r>
-        <w:t xml:space="preserve">−1 entran en la capa de ignición, el modelo aprende persistencia en lugar de ignición; la discriminación reportada puede ser alta mientras el modelo es incapaz de anticipar nuevas igniciones</w:t>
-      </w:r>
-      <w:r>
-        <w:t xml:space="preserve"> </w:t>
-      </w:r>
-      <w:r>
-        <w:t xml:space="preserve">(Dormann et al., 2007; Legendre, 1993; Ploton et al., 2020; Roberts et al., 2017; Tobler, 1970)</w:t>
-      </w:r>
-      <w:r>
-        <w:t xml:space="preserve">. Segundo, los índices de peligro meteorológico calibrados en sistemas boreales o templados no necesariamente se transfieren a biomas subtropicales, y su fallo rara vez se cuantifica en un test retrospectivo común. Por lo tanto, se necesita un benchmark reproducible no solo para comparar modelos, sino para hacer explícitos y auditables la definición del objetivo, los controles de fuga y el protocolo de evaluación. Las dos tareas también son físicamente distintas: la ignición primaria está controlada por el curado de combustibles finos, la demanda atmosférica de agua y el manejo humano del territorio, mientras que la propagación táctica está regida por la radiación térmica y la proximidad de perímetros activos. Mezclar ambos procesos en una sola etiqueta binaria no solo introduce un atajo estadístico, sino que mezcla dos regímenes físicos que responden a predictores diferentes.</w:t>
-      </w:r>
-    </w:p>
-    <w:p>
-      <w:pPr>
-        <w:pStyle w:val="BodyText"/>
-      </w:pPr>
-      <w:r>
-        <w:t xml:space="preserve">El contexto operativo añade una tercera restricción: la mayoría de las agencias necesitan un producto diario que pueda ejecutarse en hardware de uso común, con insumos transparentes y un modo de fallo documentado. Un modelo que no puede reproducirse o auditarse es difícil de adoptar incluso cuando su puntuación agregada es alta. Por eso el marco se diseña alrededor de objetivos explícitos, un test congelado y una pila de software pequeña e inspeccionable.</w:t>
-      </w:r>
-    </w:p>
-    <w:p>
-      <w:pPr>
-        <w:pStyle w:val="BodyText"/>
-      </w:pPr>
-      <w:r>
-        <w:t xml:space="preserve">Abordamos estas restricciones metodológicas y operativas sobre el registro continuo VIIRS 2018–2025 (Suomi-NPP, NOAA-20 y NOAA-21) en una grilla nacional de 1 km² de Paraguay (400 006 celdas)</w:t>
-      </w:r>
-      <w:r>
-        <w:t xml:space="preserve"> </w:t>
-      </w:r>
-      <w:r>
-        <w:t xml:space="preserve">(Schroeder et al., 2014)</w:t>
-      </w:r>
-      <w:r>
-        <w:t xml:space="preserve">. Manteniendo al aprendiz subyacente intencionalmente reemplazable, formalizamos cuatro contribuciones computacionales reutilizables:</w:t>
-      </w:r>
-    </w:p>
-    <w:p>
-      <w:pPr>
-        <w:pStyle w:val="Compact"/>
-        <w:numPr>
-          <w:ilvl w:val="0"/>
-          <w:numId w:val="1001"/>
-        </w:numPr>
-      </w:pPr>
-      <w:r>
-        <w:rPr>
-          <w:b/>
-          <w:bCs/>
-        </w:rPr>
-        <w:t xml:space="preserve">Operador de objetivos D2.</w:t>
-      </w:r>
-      <w:r>
-        <w:t xml:space="preserve"> </w:t>
-      </w:r>
-      <w:r>
-        <w:t xml:space="preserve">Un contrato formal que separa la ignición primaria de la propagación táctica, evita mezclar persistencia con ignición y hace explícitos los controles de fuga.</w:t>
-      </w:r>
-    </w:p>
-    <w:p>
-      <w:pPr>
-        <w:pStyle w:val="Compact"/>
-        <w:numPr>
-          <w:ilvl w:val="0"/>
-          <w:numId w:val="1001"/>
-        </w:numPr>
-      </w:pPr>
-      <w:r>
-        <w:rPr>
-          <w:b/>
-          <w:bCs/>
-        </w:rPr>
-        <w:t xml:space="preserve">Inferencia M3/M2 con gating.</w:t>
-      </w:r>
-      <w:r>
-        <w:t xml:space="preserve"> </w:t>
-      </w:r>
-      <w:r>
-        <w:t xml:space="preserve">Una política de dos etapas que combina cribado biofísico con un modelo híbrido consciente de la recurrencia (M3) donde existe historia de fuego y un respaldo base (M2) donde no existe.</w:t>
-      </w:r>
-    </w:p>
-    <w:p>
-      <w:pPr>
-        <w:pStyle w:val="Compact"/>
-        <w:numPr>
-          <w:ilvl w:val="0"/>
-          <w:numId w:val="1001"/>
-        </w:numPr>
-      </w:pPr>
-      <w:r>
-        <w:rPr>
-          <w:b/>
-          <w:bCs/>
-        </w:rPr>
-        <w:t xml:space="preserve">Arnés de evaluación reproducible.</w:t>
-      </w:r>
-      <w:r>
-        <w:t xml:space="preserve"> </w:t>
-      </w:r>
-      <w:r>
-        <w:t xml:space="preserve">Un protocolo unificado que integra holdout temporal, bloques espaciales, bootstrap agrupado por fecha, análisis de lead time, cobertura conformal y evaluación cost-loss.</w:t>
-      </w:r>
-    </w:p>
-    <w:p>
-      <w:pPr>
-        <w:pStyle w:val="Compact"/>
-        <w:numPr>
-          <w:ilvl w:val="0"/>
-          <w:numId w:val="1001"/>
-        </w:numPr>
-      </w:pPr>
-      <w:r>
-        <w:rPr>
-          <w:b/>
-          <w:bCs/>
-        </w:rPr>
-        <w:t xml:space="preserve">Software y datos abiertos.</w:t>
-      </w:r>
-      <w:r>
-        <w:t xml:space="preserve"> </w:t>
-      </w:r>
-      <w:r>
-        <w:t xml:space="preserve">Un pipeline vectorizado zero-copy en Polars/DuckDB con código público, DOI archivados y pruebas automatizadas.</w:t>
-      </w:r>
-    </w:p>
-    <w:p>
-      <w:pPr>
-        <w:pStyle w:val="FirstParagraph"/>
-      </w:pPr>
-      <w:r>
-        <w:t xml:space="preserve">La novedad es computacional e infraestructural más que algorítmica: D2 formaliza el contrato del objetivo, la inferencia con gating define la política operativa y el software expone ese contrato a otros aprendices. La contribución geocientífica es un benchmark transferible y controlado contra fugas: el FWI completo y el INPE se prueban bajo el mismo protocolo D2 en el Gran Chaco, y se reportan explícitamente los límites temporales y espaciales del modelo híbrido. El caso nacional es un banco de pruebas para regiones subtropicales con escasez de datos; no afirmamos validez universal.</w:t>
-      </w:r>
-    </w:p>
-    <w:p>
-      <w:pPr>
-        <w:pStyle w:val="BodyText"/>
-      </w:pPr>
-      <w:r>
-        <w:t xml:space="preserve">El resto del artículo se organiza como sigue. La Sección 2 define el operador D2, el gate biofísico, la arquitectura de inferencia desacoplada y el arnés de evaluación. La Sección 3 reporta la selección en validación 2023, el test retrospectivo 2024–2025, el benchmark frente a FWI e INPE, los análisis de generalización espacial y temporal y el valor operativo. La Sección 4 discute por qué fallan los índices canónicos, qué aporta el desacoplamiento y dónde falla, y las limitaciones del estudio. La Sección 5 concluye.</w:t>
-      </w:r>
-    </w:p>
-    <w:bookmarkEnd w:id="14"/>
-    <w:bookmarkStart w:id="23" w:name="marco-computacional"/>
-    <w:p>
-      <w:pPr>
-        <w:pStyle w:val="Heading1"/>
-      </w:pPr>
-      <w:r>
-        <w:t xml:space="preserve">2. Marco computacional</w:t>
-      </w:r>
-    </w:p>
     <w:bookmarkStart w:id="15" w:name="operador-de-objetivos-d2"/>
     <w:p>
       <w:pPr>
@@ -1282,7 +1290,7 @@
         <w:t xml:space="preserve">(Raasveldt y Mühleisen, 2019)</w:t>
       </w:r>
       <w:r>
-        <w:t xml:space="preserve">. Un spatial join de 50 000 puntos se muestra solo como referencia (Tabla S4 del suplemento); la búsqueda operativa evita el point-in-polygon en inferencia. El pipeline completo de inferencia procesa 400 006 celdas en 3.474 s con 2 212.9 MB de RAM pico en ARM64; x86_64 no se midió. El dominio de estudio y la división regional se muestran en la Figura S11 del material suplementario; el perfil por etapa está en la Tabla S4 del suplemento.</w:t>
+        <w:t xml:space="preserve">. Un spatial join de 50 000 puntos se muestra solo como referencia (Tabla S4 del suplemento); la búsqueda operativa evita el point-in-polygon en inferencia. El pipeline completo de inferencia procesa 400 006 celdas en 3.474 s con 2 212.9 MB de RAM pico en ARM64; x86_64 no se midió. El perfil por etapa está en la Tabla S4 del suplemento.</w:t>
       </w:r>
     </w:p>
     <w:p>

--- a/entregables/manuscrito_es.docx
+++ b/entregables/manuscrito_es.docx
@@ -454,7 +454,7 @@
         <w:pStyle w:val="FirstParagraph"/>
       </w:pPr>
       <w:r>
-        <w:t xml:space="preserve">La novedad es computacional e infraestructural más que algorítmica: D2 formaliza el contrato del objetivo, la inferencia con gating define la política operativa y el software expone ese contrato a otros aprendices. La contribución geocientífica es un benchmark transferible y controlado contra fugas: el FWI completo y el INPE se prueban bajo el mismo protocolo D2 en el Gran Chaco, y se reportan explícitamente los límites temporales y espaciales del modelo híbrido. El caso nacional es un banco de pruebas para regiones subtropicales con escasez de datos; no afirmamos validez universal.</w:t>
+        <w:t xml:space="preserve">La contribución es computacional e infraestructural: D2 formaliza el contrato del objetivo, la inferencia con gating define la política operativa y el software expone ese contrato a otros aprendices. La contribución geocientífica es un benchmark transferible y controlado contra fugas: el FWI completo y el INPE se prueban bajo el mismo protocolo D2 en el Gran Chaco, y se reportan explícitamente los límites temporales y espaciales del modelo híbrido. El caso nacional es un banco de pruebas para regiones subtropicales con escasez de datos; no afirmamos validez universal.</w:t>
       </w:r>
     </w:p>
     <w:p>
@@ -5408,7 +5408,7 @@
         <w:t xml:space="preserve">t</w:t>
       </w:r>
       <w:r>
-        <w:t xml:space="preserve">−1, habría parecido aún más fuerte. El bloque espacial y el objetivo D2 hacen visibles esos atajos. Por eso el resultado negativo no es una debilidad del artículo sino parte de su contribución: da al trabajo futuro una línea base clara que superar sin fuga.</w:t>
+        <w:t xml:space="preserve">−1, habría parecido aún más fuerte. El bloque espacial y el objetivo D2 hacen visibles esos atajos. El resultado negativo define la línea base que el trabajo futuro debe superar sin fuga.</w:t>
       </w:r>
     </w:p>
     <w:bookmarkEnd w:id="48"/>

--- a/entregables/manuscrito_es.docx
+++ b/entregables/manuscrito_es.docx
@@ -1204,7 +1204,23 @@
         <w:pStyle w:val="FirstParagraph"/>
       </w:pPr>
       <w:r>
-        <w:t xml:space="preserve">El bootstrap remuestrea fechas en lugar de filas, porque la actividad diaria de incendios está fuertemente agrupada en el tiempo. Para cada réplica se retienen todas las celdas de las fechas muestreadas; esto preserva la dependencia intradía y produce intervalos más honestos que el remuestreo por filas. La misma estructura de bloques se usa para las diferencias pareadas frente a FWI e INPE. El holdout espacial divide el país en bloques de 50 km, elimina un bloque completo y un buffer de 20 km del entrenamiento, recalcula los priors históricos sin los incendios retenidos y evalúa tanto celdas retenidas como no retenidas. Las métricas principales son ROC-AUC y PR-AUC. También se reportan Brier score, error de calibración esperado, precisión, recall, F0.5 y falsos positivos en el cutoff de validación. Los intervalos de confianza de AUC usan 500 réplicas bootstrap agrupadas; las diferencias pareadas entre modelos usan 1 000 réplicas. Definimos una familia preespecificada de seis comparaciones confirmatorias (cuatro frente a FWI e INPE y dos M3 − M2) y reportamos valores p ajustados por Holm–Bonferroni y Benjamini–Hochberg; todas siguen siendo significativas con α = 0.05 (Holm p = 0.006, BH p = 0.001). La resolución del bootstrap es 0.001, por lo que los valores p crudos en el piso son cotas superiores. El protocolo se aplica sin modificar el test. El operador de objetivos, la lista de celdas-día de test y los scripts de evaluación están archivados con la release del código. El protocolo completo se reporta en la Nota complementaria S3 y las Tablas S7–S14; el protocolo de robustez está en la Nota S5.</w:t>
+        <w:t xml:space="preserve">El bootstrap remuestrea fechas en lugar de filas, porque la actividad diaria de incendios está fuertemente agrupada en el tiempo. Para cada réplica se retienen todas las celdas de las fechas muestreadas; esto preserva la dependencia intradía y produce intervalos más honestos que el remuestreo por filas.</w:t>
+      </w:r>
+    </w:p>
+    <w:p>
+      <w:pPr>
+        <w:pStyle w:val="BodyText"/>
+      </w:pPr>
+      <w:r>
+        <w:t xml:space="preserve">La misma estructura de bloques se usa para las diferencias pareadas frente a FWI e INPE. El holdout espacial divide el país en bloques de 50 km, elimina un bloque completo y un buffer de 20 km del entrenamiento, recalcula los priors históricos sin los incendios retenidos y evalúa tanto celdas retenidas como no retenidas.</w:t>
+      </w:r>
+    </w:p>
+    <w:p>
+      <w:pPr>
+        <w:pStyle w:val="BodyText"/>
+      </w:pPr>
+      <w:r>
+        <w:t xml:space="preserve">Las métricas principales son ROC-AUC y PR-AUC. También se reportan Brier score, error de calibración esperado, precisión, recall, F0.5 y falsos positivos en el cutoff de validación. Los intervalos de confianza de AUC usan 500 réplicas bootstrap agrupadas; las diferencias pareadas entre modelos usan 1 000 réplicas. Definimos una familia preespecificada de seis comparaciones confirmatorias (cuatro frente a FWI e INPE y dos M3 − M2) y reportamos valores p ajustados por Holm–Bonferroni y Benjamini–Hochberg; todas siguen siendo significativas con α = 0.05 (Holm p = 0.006, BH p = 0.001). La resolución del bootstrap es 0.001, por lo que los valores p crudos en el piso son cotas superiores. El protocolo se aplica sin modificar el test. El operador de objetivos, la lista de celdas-día de test y los scripts de evaluación están archivados con la release del código. El protocolo completo se reporta en la Nota complementaria S3 y las Tablas S7–S14; el protocolo de robustez está en la Nota S5.</w:t>
       </w:r>
     </w:p>
     <w:bookmarkEnd w:id="21"/>
@@ -4911,7 +4927,55 @@
         <w:pStyle w:val="BodyText"/>
       </w:pPr>
       <w:r>
-        <w:t xml:space="preserve">Con meteorología de t-1, M3 retiene 0.7831/0.7613 y M2 0.7818/0.7463; M1 es inferior y se reporta en la Tabla S9 del suplemento. La pequeña caída de M3 muestra que los priors de recurrencia, no la meteorología del mismo día, dominan la señal híbrida. Por eso el sistema actual es un nowcast/hindcast; un sistema real de pronóstico a un día requeriría meteorología pronosticada. Los detalles de lead time están en la Tabla S9 del suplemento. Como comparador directo de fuga, un modelo acoplado entrenado sobre la muestra combinada de fuego con variables t-1 no superó materialmente a la arquitectura desacoplada: 0.8862 vs 0.8868 ROC-AUC en Chaco y 0.7871 vs 0.7806 en Oriental. Este comparador usa la misma muestra gated caso-control, por lo que no prueba la eliminación del gating; solo muestra que el atajo acoplado no ofrece una ventaja grande en esta muestra (Tabla S19 del suplemento). Una sensibilidad D2 completa de 3 × 3 (15/25/35 km × 7/10/14 d) regeneró el muestreo 1:10 y reentrenó M1, M2 y M3 para cada combinación. M3 superó a M2 en las nueve combinaciones tanto en validación como en test, con una diferencia M3 − M2 de ROC-AUC entre +0.004 y +0.016, y fue el mejor modelo en test en las nueve; su rango fue 0.771–0.782 en 2023 y 0.785–0.797 en Chaco para 2024–2025, y 0.759–0.768 y 0.750–0.755 en Oriental. La ventana de 7 días dio el mayor ROC-AUC en cada par región × radio, y el efecto del radio fue pequeño: 35 km fue ligeramente mejor en Chaco y 25 km en Oriental. La conclusión de D2 no depende de la elección de 25 km/10 d (Tabla S20 del suplemento). Un backtest rolling-origin de cuatro folds reentrenó M1/M2/M3 con entrenamiento hasta Y−2, validación en Y−1 y test en Y. La diferencia de ROC-AUC M3−M2 fue +0.0030/+0.0059 en 2022, +0.0029/+0.0120 en 2023, +0.0038/+0.0166 en 2024 y +0.0019/+0.0084 en 2025 (Chaco/Oriental); los p correspondientes fueron 0.032/0.006, 0.082/0.001, 0.004/0.001 y 0.148/0.001. El signo fue positivo en las ocho comparaciones región-fold, y M1 quedó por debajo de M2 en todos los folds (Tabla S26; Figura S5). El orden temporal no es, por tanto, un artefacto del único split 2024–2025. En 20 corridas (cinco semillas × dos capacidades × dos regiones), la diferencia M3−M2 se mantuvo positiva en todas, con diferencias medias de +0.0036/+0.0035 en el Chaco y +0.0128/+0.0128 en Oriental para las configuraciones actual/alta capacidad (Tabla S25). La validación adversarial separa las filas de entrenamiento (2018–2022) de las de test (2024–2025) con AUC 0.8832/0.9241 (Chaco/Oriental); el día del año, los armónicos estacionales, la densidad histórica a 25 km y el déficit hídrico de 60 días dominan el discriminador (Tabla S29). El cambio de distribución es real y no lo elimina el diseño temporal; por eso los resultados espaciales y de todas las celdas se reportan por separado. Tres sensibilidades adicionales acotan el resultado. Umbrales de gate más estrictos (VPD ≥ 1.0/1.2 kPa y lluvia 48 h &lt; 5/2 mm) retuvieron 92–73 % de los positivos de test y mantuvieron a M3 por encima de M2 y FWI; quitar el gate por completo (muestra 1:10 independiente) bajó M3 a 0.7924/0.7510 y M2 a 0.7833/0.7379, pero M3 siguió por encima de M2 (+0.0091/+0.0131) y de FWI (0.4988/0.5528; Tabla S31). Restringir las etiquetas a detecciones de confianza alta retuvo 12.2 %/6.5 % de los positivos y elevó el ROC-AUC a 0.8228/0.7793, pero la precisión–recall cayó (0.0719/0.0246) porque el subconjunto retenido tiene otra prevalencia; FRP ≥ 10 MW retuvo 31.9 %/19.0 % y dio 0.8136/0.7763 (Tabla S30). La variante de máscara de nubes no está disponible. El muestreo 1:5 cambió el ROC-AUC en menos de 0.001; la muestra 1:20 independiente bajó el ROC-AUC de M3 en el Chaco a 0.7926 y la precisión poblacional ~7 %, mientras Oriental quedó estable (0.7526), y M3 siguió por encima de M2 en ambas regiones (Tabla S28). Un control negativo con etiquetas permutadas alcanzó AUC 0.6297/0.5138; quitar las variables históricas no eliminó el exceso (0.6276/0.5168), lo que indica asociación residual de celda o fuga de variables en el Chaco (Tabla S32; Figura S7). El score de M3 debe leerse, por tanto, como una señal de nowcast/priorización, no como una atribución causal. La validación espacial externa en Boquerón, tras excluir el departamento y un buffer de 25 km y recalcular los priors, reprodujo la discriminación M2/M3 (ROC-AUC 0.8104/0.8120; PR-AUC 0.2440/0.2505) pero no una ganancia M3−M2 significativa (+0.0016; p = 0.254). El FWI quedó por debajo del azar (0.4708) y el INPE alcanzó 0.5817 (Tabla S33; Figura S9). La precisión poblacional fue 0.0891 %/0.0678 % para M2/M3, con recall 16.2 %/27.1 %; M3 cambia precisión por recall. La diferencia M3−M2 fue +0.0039 (p = 0.010) con buffer de 20 km, +0.0016 (p = 0.254) con 25 km y +0.0020 (p = 0.206) con 30 km (Tabla S33b), por lo que la ventaja híbrida no es robusta al buffer. El ranking se transporta espacialmente, pero la preferencia operativa por M3 frente a M2 no.</w:t>
+        <w:t xml:space="preserve">Con meteorología de t-1, M3 retiene 0.7831/0.7613 y M2 0.7818/0.7463; M1 es inferior y se reporta en la Tabla S9 del suplemento. La pequeña caída de M3 muestra que los priors de recurrencia, no la meteorología del mismo día, dominan la señal híbrida. Por eso el sistema actual es un nowcast/hindcast; un sistema real de pronóstico a un día requeriría meteorología pronosticada. Los detalles de lead time están en la Tabla S9 del suplemento. Como comparador directo de fuga, un modelo acoplado entrenado sobre la muestra combinada de fuego con variables t-1 no superó materialmente a la arquitectura desacoplada: 0.8862 vs 0.8868 ROC-AUC en Chaco y 0.7871 vs 0.7806 en Oriental. Este comparador usa la misma muestra gated caso-control, por lo que no prueba la eliminación del gating; solo muestra que el atajo acoplado no ofrece una ventaja grande en esta muestra (Tabla S19 del suplemento).</w:t>
+      </w:r>
+    </w:p>
+    <w:p>
+      <w:pPr>
+        <w:pStyle w:val="BodyText"/>
+      </w:pPr>
+      <w:r>
+        <w:t xml:space="preserve">Una sensibilidad D2 completa de 3 × 3 (15/25/35 km × 7/10/14 d) regeneró el muestreo 1:10 y reentrenó M1, M2 y M3 para cada combinación. M3 superó a M2 en las nueve combinaciones tanto en validación como en test, con una diferencia M3 − M2 de ROC-AUC entre +0.004 y +0.016, y fue el mejor modelo en test en las nueve; su rango fue 0.771–0.782 en 2023 y 0.785–0.797 en Chaco para 2024–2025, y 0.759–0.768 y 0.750–0.755 en Oriental. La ventana de 7 días dio el mayor ROC-AUC en cada par región × radio, y el efecto del radio fue pequeño: 35 km fue ligeramente mejor en Chaco y 25 km en Oriental. La conclusión de D2 no depende de la elección de 25 km/10 d (Tabla S20 del suplemento).</w:t>
+      </w:r>
+    </w:p>
+    <w:p>
+      <w:pPr>
+        <w:pStyle w:val="BodyText"/>
+      </w:pPr>
+      <w:r>
+        <w:t xml:space="preserve">Un backtest rolling-origin de cuatro folds reentrenó M1/M2/M3 con entrenamiento hasta Y−2, validación en Y−1 y test en Y. La diferencia de ROC-AUC M3−M2 fue +0.0030/+0.0059 en 2022, +0.0029/+0.0120 en 2023, +0.0038/+0.0166 en 2024 y +0.0019/+0.0084 en 2025 (Chaco/Oriental); los p correspondientes fueron 0.032/0.006, 0.082/0.001, 0.004/0.001 y 0.148/0.001. El signo fue positivo en las ocho comparaciones región-fold, y M1 quedó por debajo de M2 en todos los folds (Tabla S26; Figura S5). El orden temporal no es, por tanto, un artefacto del único split 2024–2025. En 20 corridas (cinco semillas × dos capacidades × dos regiones), la diferencia M3−M2 se mantuvo positiva en todas, con diferencias medias de +0.0036/+0.0035 en el Chaco y +0.0128/+0.0128 en Oriental para las configuraciones actual/alta capacidad (Tabla S25).</w:t>
+      </w:r>
+    </w:p>
+    <w:p>
+      <w:pPr>
+        <w:pStyle w:val="BodyText"/>
+      </w:pPr>
+      <w:r>
+        <w:t xml:space="preserve">La validación adversarial separa las filas de entrenamiento (2018–2022) de las de test (2024–2025) con AUC 0.8832/0.9241 (Chaco/Oriental); el día del año, los armónicos estacionales, la densidad histórica a 25 km y el déficit hídrico de 60 días dominan el discriminador (Tabla S29). El cambio de distribución es real y no lo elimina el diseño temporal; por eso los resultados espaciales y de todas las celdas se reportan por separado.</w:t>
+      </w:r>
+    </w:p>
+    <w:p>
+      <w:pPr>
+        <w:pStyle w:val="BodyText"/>
+      </w:pPr>
+      <w:r>
+        <w:t xml:space="preserve">Tres sensibilidades adicionales acotan el resultado. Umbrales de gate más estrictos (VPD ≥ 1.0/1.2 kPa y lluvia 48 h &lt; 5/2 mm) retuvieron 92–73 % de los positivos de test y mantuvieron a M3 por encima de M2 y FWI; quitar el gate por completo (muestra 1:10 independiente) bajó M3 a 0.7924/0.7510 y M2 a 0.7833/0.7379, pero M3 siguió por encima de M2 (+0.0091/+0.0131) y de FWI (0.4988/0.5528; Tabla S31). Restringir las etiquetas a detecciones de confianza alta retuvo 12.2 %/6.5 % de los positivos y elevó el ROC-AUC a 0.8228/0.7793, pero la precisión–recall cayó (0.0719/0.0246) porque el subconjunto retenido tiene otra prevalencia; FRP ≥ 10 MW retuvo 31.9 %/19.0 % y dio 0.8136/0.7763 (Tabla S30). La variante de máscara de nubes no está disponible. El muestreo 1:5 cambió el ROC-AUC en menos de 0.001; la muestra 1:20 independiente bajó el ROC-AUC de M3 en el Chaco a 0.7926 y la precisión poblacional ~7 %, mientras Oriental quedó estable (0.7526), y M3 siguió por encima de M2 en ambas regiones (Tabla S28).</w:t>
+      </w:r>
+    </w:p>
+    <w:p>
+      <w:pPr>
+        <w:pStyle w:val="BodyText"/>
+      </w:pPr>
+      <w:r>
+        <w:t xml:space="preserve">Un control negativo con etiquetas permutadas alcanzó AUC 0.6297/0.5138; quitar las variables históricas no eliminó el exceso (0.6276/0.5168), lo que indica asociación residual de celda o fuga de variables en el Chaco (Tabla S32; Figura S7). El score de M3 debe leerse, por tanto, como una señal de nowcast/priorización, no como una atribución causal.</w:t>
+      </w:r>
+    </w:p>
+    <w:p>
+      <w:pPr>
+        <w:pStyle w:val="BodyText"/>
+      </w:pPr>
+      <w:r>
+        <w:t xml:space="preserve">La validación espacial externa en Boquerón, tras excluir el departamento y un buffer de 25 km y recalcular los priors, reprodujo la discriminación M2/M3 (ROC-AUC 0.8104/0.8120; PR-AUC 0.2440/0.2505) pero no una ganancia M3−M2 significativa (+0.0016; p = 0.254). El FWI quedó por debajo del azar (0.4708) y el INPE alcanzó 0.5817 (Tabla S33; Figura S9). La precisión poblacional fue 0.0891 %/0.0678 % para M2/M3, con recall 16.2 %/27.1 %; M3 cambia precisión por recall. La diferencia M3−M2 fue +0.0039 (p = 0.010) con buffer de 20 km, +0.0016 (p = 0.254) con 25 km y +0.0020 (p = 0.206) con 30 km (Tabla S33b), por lo que la ventaja híbrida no es robusta al buffer. El ranking se transporta espacialmente, pero la preferencia operativa por M3 frente a M2 no.</w:t>
       </w:r>
     </w:p>
     <w:bookmarkEnd w:id="38"/>
@@ -5563,7 +5627,15 @@
         <w:pStyle w:val="FirstParagraph"/>
       </w:pPr>
       <w:r>
-        <w:t xml:space="preserve">Presentamos un marco computacional reproducible para el benchmarking desacoplado de la ignición y la propagación de incendios en el Gran Chaco y la Región Oriental del Paraguay. El operador de objetivos D2 separa la ignición primaria de la persistencia multidiaria, la arquitectura M3/M2 con gating combina un nowcast temporal consciente de la recurrencia con un respaldo espacialmente robusto, y el arnés de evaluación hace auditable cada comparación. En la validación de 2023, M3 alcanzó un ROC-AUC de 0.7844/0.7628 (Chaco/Oriental), mientras que M2 fue el más robusto tanto en los bloques espaciales de desarrollo (0.6773/0.7470) como en los de confirmación independiente (0.6871/0.6621; Tabla S18 del suplemento), lo que justifica reemplazar al baseline biofísico M1 como respaldo operativo. En el test retrospectivo 2024–2025, M3 superó ampliamente al FWI canadiense completo (0.8021/0.7534 frente a 0.5059/0.5611) y al Risco de Fogo del INPE (0.5266/0.4973), y el desacoplamiento no sacrificó discriminación frente a un comparador acoplado</w:t>
+        <w:t xml:space="preserve">Presentamos un marco computacional reproducible para el benchmarking desacoplado de la ignición y la propagación de incendios en el Gran Chaco y la Región Oriental del Paraguay. El operador de objetivos D2 separa la ignición primaria de la persistencia multidiaria, la arquitectura M3/M2 con gating combina un nowcast temporal consciente de la recurrencia con un respaldo espacialmente robusto, y el arnés de evaluación hace auditable cada comparación. En la validación de 2023, M3 alcanzó un ROC-AUC de 0.7844/0.7628 (Chaco/Oriental), mientras que M2 fue el más robusto tanto en los bloques espaciales de desarrollo (0.6773/0.7470) como en los de confirmación independiente (0.6871/0.6621; Tabla S18 del suplemento), lo que justifica reemplazar al baseline biofísico M1 como respaldo operativo.</w:t>
+      </w:r>
+    </w:p>
+    <w:p>
+      <w:pPr>
+        <w:pStyle w:val="BodyText"/>
+      </w:pPr>
+      <w:r>
+        <w:t xml:space="preserve">En el test retrospectivo 2024–2025, M3 superó ampliamente al FWI canadiense completo (0.8021/0.7534 frente a 0.5059/0.5611) y al Risco de Fogo del INPE (0.5266/0.4973), y el desacoplamiento no sacrificó discriminación frente a un comparador acoplado</w:t>
       </w:r>
       <w:r>
         <w:t xml:space="preserve"> </w:t>
@@ -5576,7 +5648,15 @@
         <w:t xml:space="preserve">t</w:t>
       </w:r>
       <w:r>
-        <w:t xml:space="preserve">−1 (Tabla S19 del suplemento). No obstante, la precisión poblacional de ignición sigue siendo baja (0.082 %/0.198 %; IC 95 % 0.075–0.088/0.178–0.222) y la ventaja híbrida es estrictamente temporal y no espacial. Los análisis de curvas de decisión y cost-loss ubican la ganancia operativa en la propagación (V = 0.63/0.40 con α = 0.002) y en la ignición solo como capa de cribado de α bajo, lo que sitúa al sistema como una herramienta operativa de cribado y priorización y no como un sistema de alerta autónomo. Un control negativo con etiquetas permutadas sigue por encima del azar en el Chaco (0.63), por lo que este ranking es una señal de nowcast y no una atribución causal. Un test externo leave-one-department-out en Boquerón reprodujo la discriminación M2/M3 (0.8104/0.8120) pero no una ganancia M3−M2 significativa (+0.0016, p = 0.254); el FWI quedó por debajo del azar (0.4708) y el INPE alcanzó 0.5817. En última instancia, el aporte principal de este trabajo no es un mapa único de susceptibilidad, sino un protocolo abierto y auditable —archivado con código y datos públicos— que muestra dónde es válido un modelo geocientífico, dónde falla y cómo extender el benchmark a otras regiones subtropicales y a pronósticos meteorológicos a un día.</w:t>
+        <w:t xml:space="preserve">−1 (Tabla S19 del suplemento). No obstante, la precisión poblacional de ignición sigue siendo baja (0.082 %/0.198 %; IC 95 % 0.075–0.088/0.178–0.222) y la ventaja híbrida es estrictamente temporal y no espacial. Los análisis de curvas de decisión y cost-loss ubican la ganancia operativa en la propagación (V = 0.63/0.40 con α = 0.002) y en la ignición solo como capa de cribado de α bajo, lo que sitúa al sistema como una herramienta operativa de cribado y priorización y no como un sistema de alerta autónomo.</w:t>
+      </w:r>
+    </w:p>
+    <w:p>
+      <w:pPr>
+        <w:pStyle w:val="BodyText"/>
+      </w:pPr>
+      <w:r>
+        <w:t xml:space="preserve">Un control negativo con etiquetas permutadas sigue por encima del azar en el Chaco (0.63), por lo que este ranking es una señal de nowcast y no una atribución causal. Un test externo leave-one-department-out en Boquerón reprodujo la discriminación M2/M3 (0.8104/0.8120) pero no una ganancia M3−M2 significativa (+0.0016, p = 0.254); el FWI quedó por debajo del azar (0.4708) y el INPE alcanzó 0.5817. En última instancia, el aporte principal de este trabajo no es un mapa único de susceptibilidad, sino un protocolo abierto y auditable —archivado con código y datos públicos— que muestra dónde es válido un modelo geocientífico, dónde falla y cómo extender el benchmark a otras regiones subtropicales y a pronósticos meteorológicos a un día.</w:t>
       </w:r>
     </w:p>
     <w:bookmarkEnd w:id="52"/>
